--- a/content-pipeline/06-word-documents/000_TONG_HOP_18_BAI_VIET_BEN_THANH_VI.docx
+++ b/content-pipeline/06-word-documents/000_TONG_HOP_18_BAI_VIET_BEN_THANH_VI.docx
@@ -287,7 +287,7 @@
         <w:spacing w:before="320" w:after="120" w:line="276" w:lineRule="auto"/>
       </w:pPr>
       <w:r>
-        <w:t>1. Trầm Tích Lịch Sử: Từ Cửa Sông Bến Nghé Đến Tâm Điểm Đô Thị Thế Kỷ 21</w:t>
+        <w:t>Trầm Tích Lịch Sử: Từ Cửa Sông Bến Nghé Đến Tâm Điểm Đô Thị Thế Kỷ 21</w:t>
       </w:r>
       <w:r>
         <w:rPr>
@@ -296,7 +296,7 @@
           <w:color w:val="1B365D"/>
           <w:sz w:val="32"/>
         </w:rPr>
-        <w:t>1. Trầm Tích Lịch Sử: Từ Cửa Sông Bến Nghé Đến Tâm Điểm Đô Thị Thế Kỷ 21</w:t>
+        <w:t>Trầm Tích Lịch Sử: Từ Cửa Sông Bến Nghé Đến Tâm Điểm Đô Thị Thế Kỷ 21</w:t>
       </w:r>
     </w:p>
     <w:p>
@@ -434,7 +434,7 @@
         <w:spacing w:before="320" w:after="120" w:line="276" w:lineRule="auto"/>
       </w:pPr>
       <w:r>
-        <w:t>2. Top Tọa Độ Di Sản &amp; Văn Hóa Không Thể Bỏ Qua Trong Bán Kính 1km</w:t>
+        <w:t>Top Tọa Độ Di Sản &amp; Văn Hóa Không Thể Bỏ Qua Trong Bán Kính 1km</w:t>
       </w:r>
       <w:r>
         <w:rPr>
@@ -443,7 +443,7 @@
           <w:color w:val="1B365D"/>
           <w:sz w:val="32"/>
         </w:rPr>
-        <w:t>2. Top Tọa Độ Di Sản &amp; Văn Hóa Không Thể Bỏ Qua Trong Bán Kính 1km</w:t>
+        <w:t>Top Tọa Độ Di Sản &amp; Văn Hóa Không Thể Bỏ Qua Trong Bán Kính 1km</w:t>
       </w:r>
     </w:p>
     <w:p>
@@ -451,7 +451,7 @@
         <w:spacing w:before="240" w:after="80" w:line="276" w:lineRule="auto"/>
       </w:pPr>
       <w:r>
-        <w:t>2.1. Chợ Bến Thành: Tấm Gương Phản Chiếu Đời Sống Sài Gòn</w:t>
+        <w:t>Chợ Bến Thành: Tấm Gương Phản Chiếu Đời Sống Sài Gòn</w:t>
       </w:r>
       <w:r>
         <w:rPr>
@@ -460,7 +460,7 @@
           <w:color w:val="D97706"/>
           <w:sz w:val="26"/>
         </w:rPr>
-        <w:t>2.1. Chợ Bến Thành: Tấm Gương Phản Chiếu Đời Sống Sài Gòn</w:t>
+        <w:t>Chợ Bến Thành: Tấm Gương Phản Chiếu Đời Sống Sài Gòn</w:t>
       </w:r>
     </w:p>
     <w:p>
@@ -546,7 +546,7 @@
         <w:spacing w:before="240" w:after="80" w:line="276" w:lineRule="auto"/>
       </w:pPr>
       <w:r>
-        <w:t>2.2. Bảo Tàng Mỹ Thuật TP.HCM: Trầm Tích Nghệ Thuật Trong Dinh Thự Nhà Chú Hỏa</w:t>
+        <w:t>Bảo Tàng Mỹ Thuật TP.HCM: Trầm Tích Nghệ Thuật Trong Dinh Thự Nhà Chú Hỏa</w:t>
       </w:r>
       <w:r>
         <w:rPr>
@@ -555,7 +555,7 @@
           <w:color w:val="D97706"/>
           <w:sz w:val="26"/>
         </w:rPr>
-        <w:t>2.2. Bảo Tàng Mỹ Thuật TP.HCM: Trầm Tích Nghệ Thuật Trong Dinh Thự Nhà Chú Hỏa</w:t>
+        <w:t>Bảo Tàng Mỹ Thuật TP.HCM: Trầm Tích Nghệ Thuật Trong Dinh Thự Nhà Chú Hỏa</w:t>
       </w:r>
     </w:p>
     <w:p>
@@ -701,7 +701,7 @@
         <w:spacing w:before="240" w:after="80" w:line="276" w:lineRule="auto"/>
       </w:pPr>
       <w:r>
-        <w:t>2.3. Dinh Độc Lập: Đỉnh Cao Kiến Trúc Hiện Đại Nhiệt Đới (Tropical Modernism)</w:t>
+        <w:t>Dinh Độc Lập: Đỉnh Cao Kiến Trúc Hiện Đại Nhiệt Đới (Tropical Modernism)</w:t>
       </w:r>
       <w:r>
         <w:rPr>
@@ -710,7 +710,7 @@
           <w:color w:val="D97706"/>
           <w:sz w:val="26"/>
         </w:rPr>
-        <w:t>2.3. Dinh Độc Lập: Đỉnh Cao Kiến Trúc Hiện Đại Nhiệt Đới (Tropical Modernism)</w:t>
+        <w:t>Dinh Độc Lập: Đỉnh Cao Kiến Trúc Hiện Đại Nhiệt Đới (Tropical Modernism)</w:t>
       </w:r>
     </w:p>
     <w:p>
@@ -864,7 +864,7 @@
         <w:spacing w:before="240" w:after="80" w:line="276" w:lineRule="auto"/>
       </w:pPr>
       <w:r>
-        <w:t>2.4. Đền Hindu Mariamman: Nốt Lặng Tâm Linh Cổ Kính</w:t>
+        <w:t>Đền Hindu Mariamman: Nốt Lặng Tâm Linh Cổ Kính</w:t>
       </w:r>
       <w:r>
         <w:rPr>
@@ -873,7 +873,7 @@
           <w:color w:val="D97706"/>
           <w:sz w:val="26"/>
         </w:rPr>
-        <w:t>2.4. Đền Hindu Mariamman: Nốt Lặng Tâm Linh Cổ Kính</w:t>
+        <w:t>Đền Hindu Mariamman: Nốt Lặng Tâm Linh Cổ Kính</w:t>
       </w:r>
     </w:p>
     <w:p>
@@ -959,7 +959,7 @@
         <w:spacing w:before="240" w:after="80" w:line="276" w:lineRule="auto"/>
       </w:pPr>
       <w:r>
-        <w:t>2.5. Ga Ngầm Trung Tâm Bến Thành: Biểu Tượng Hạ Tầng Thế Kỷ 21</w:t>
+        <w:t>Ga Ngầm Trung Tâm Bến Thành: Biểu Tượng Hạ Tầng Thế Kỷ 21</w:t>
       </w:r>
       <w:r>
         <w:rPr>
@@ -968,7 +968,7 @@
           <w:color w:val="D97706"/>
           <w:sz w:val="26"/>
         </w:rPr>
-        <w:t>2.5. Ga Ngầm Trung Tâm Bến Thành: Biểu Tượng Hạ Tầng Thế Kỷ 21</w:t>
+        <w:t>Ga Ngầm Trung Tâm Bến Thành: Biểu Tượng Hạ Tầng Thế Kỷ 21</w:t>
       </w:r>
     </w:p>
     <w:p>
@@ -1060,7 +1060,7 @@
         <w:spacing w:before="320" w:after="120" w:line="276" w:lineRule="auto"/>
       </w:pPr>
       <w:r>
-        <w:t>3. Bảng Ma Trận So Sánh Các Điểm Đến Quanh Trục Bến Thành</w:t>
+        <w:t>Bảng Ma Trận So Sánh Các Điểm Đến Quanh Trục Bến Thành</w:t>
       </w:r>
       <w:r>
         <w:rPr>
@@ -1069,7 +1069,7 @@
           <w:color w:val="1B365D"/>
           <w:sz w:val="32"/>
         </w:rPr>
-        <w:t>3. Bảng Ma Trận So Sánh Các Điểm Đến Quanh Trục Bến Thành</w:t>
+        <w:t>Bảng Ma Trận So Sánh Các Điểm Đến Quanh Trục Bến Thành</w:t>
       </w:r>
     </w:p>
     <w:p>
@@ -1097,7 +1097,7 @@
         <w:spacing w:before="320" w:after="120" w:line="276" w:lineRule="auto"/>
       </w:pPr>
       <w:r>
-        <w:t>4. Bản Đồ Ẩm Thực &amp; Đời Sống Phố Thị Quanh Bến Thành</w:t>
+        <w:t>Bản Đồ Ẩm Thực &amp; Đời Sống Phố Thị Quanh Bến Thành</w:t>
       </w:r>
       <w:r>
         <w:rPr>
@@ -1106,7 +1106,7 @@
           <w:color w:val="1B365D"/>
           <w:sz w:val="32"/>
         </w:rPr>
-        <w:t>4. Bản Đồ Ẩm Thực &amp; Đời Sống Phố Thị Quanh Bến Thành</w:t>
+        <w:t>Bản Đồ Ẩm Thực &amp; Đời Sống Phố Thị Quanh Bến Thành</w:t>
       </w:r>
     </w:p>
     <w:p>
@@ -1130,7 +1130,7 @@
         <w:spacing w:before="240" w:after="80" w:line="276" w:lineRule="auto"/>
       </w:pPr>
       <w:r>
-        <w:t>4.1. Những Góc Ẩm Thực Sạp Chợ Kinh Điển (Ban Ngày)</w:t>
+        <w:t>Những Góc Ẩm Thực Sạp Chợ Kinh Điển (Ban Ngày)</w:t>
       </w:r>
       <w:r>
         <w:rPr>
@@ -1139,7 +1139,7 @@
           <w:color w:val="D97706"/>
           <w:sz w:val="26"/>
         </w:rPr>
-        <w:t>4.1. Những Góc Ẩm Thực Sạp Chợ Kinh Điển (Ban Ngày)</w:t>
+        <w:t>Những Góc Ẩm Thực Sạp Chợ Kinh Điển (Ban Ngày)</w:t>
       </w:r>
     </w:p>
     <w:p>
@@ -1268,7 +1268,7 @@
         <w:spacing w:before="240" w:after="80" w:line="276" w:lineRule="auto"/>
       </w:pPr>
       <w:r>
-        <w:t>4.2. Phố Đêm Phan Bội Châu &amp; Phan Chu Trinh (Khi Hoàng Hôn Buông)</w:t>
+        <w:t>Phố Đêm Phan Bội Châu &amp; Phan Chu Trinh (Khi Hoàng Hôn Buông)</w:t>
       </w:r>
       <w:r>
         <w:rPr>
@@ -1277,7 +1277,7 @@
           <w:color w:val="D97706"/>
           <w:sz w:val="26"/>
         </w:rPr>
-        <w:t>4.2. Phố Đêm Phan Bội Châu &amp; Phan Chu Trinh (Khi Hoàng Hôn Buông)</w:t>
+        <w:t>Phố Đêm Phan Bội Châu &amp; Phan Chu Trinh (Khi Hoàng Hôn Buông)</w:t>
       </w:r>
     </w:p>
     <w:p>
@@ -1301,7 +1301,7 @@
         <w:spacing w:before="240" w:after="80" w:line="276" w:lineRule="auto"/>
       </w:pPr>
       <w:r>
-        <w:t>4.3. Những Nốt Lặng Trong Chung Cư Cổ</w:t>
+        <w:t>Những Nốt Lặng Trong Chung Cư Cổ</w:t>
       </w:r>
       <w:r>
         <w:rPr>
@@ -1310,7 +1310,7 @@
           <w:color w:val="D97706"/>
           <w:sz w:val="26"/>
         </w:rPr>
-        <w:t>4.3. Những Nốt Lặng Trong Chung Cư Cổ</w:t>
+        <w:t>Những Nốt Lặng Trong Chung Cư Cổ</w:t>
       </w:r>
     </w:p>
     <w:p>
@@ -1349,7 +1349,7 @@
         <w:spacing w:before="320" w:after="120" w:line="276" w:lineRule="auto"/>
       </w:pPr>
       <w:r>
-        <w:t>5. Khung Lịch Trình Tản Bộ Gợi Ý (Time-Block Itinerary)</w:t>
+        <w:t>Khung Lịch Trình Tản Bộ Gợi Ý (Time-Block Itinerary)</w:t>
       </w:r>
       <w:r>
         <w:rPr>
@@ -1358,7 +1358,7 @@
           <w:color w:val="1B365D"/>
           <w:sz w:val="32"/>
         </w:rPr>
-        <w:t>5. Khung Lịch Trình Tản Bộ Gợi Ý (Time-Block Itinerary)</w:t>
+        <w:t>Khung Lịch Trình Tản Bộ Gợi Ý (Time-Block Itinerary)</w:t>
       </w:r>
     </w:p>
     <w:p>
@@ -1665,7 +1665,7 @@
         <w:spacing w:before="320" w:after="120" w:line="276" w:lineRule="auto"/>
       </w:pPr>
       <w:r>
-        <w:t>6. Lời Khuyên Thực Chiến Dành Cho Người Du Hành Có GUU (Field Notes 2026)</w:t>
+        <w:t>Lời Khuyên Thực Chiến Dành Cho Người Du Hành Có GUU (Field Notes 2026)</w:t>
       </w:r>
       <w:r>
         <w:rPr>
@@ -1674,7 +1674,7 @@
           <w:color w:val="1B365D"/>
           <w:sz w:val="32"/>
         </w:rPr>
-        <w:t>6. Lời Khuyên Thực Chiến Dành Cho Người Du Hành Có GUU (Field Notes 2026)</w:t>
+        <w:t>Lời Khuyên Thực Chiến Dành Cho Người Du Hành Có GUU (Field Notes 2026)</w:t>
       </w:r>
     </w:p>
     <w:p>
@@ -2125,7 +2125,7 @@
         <w:spacing w:before="320" w:after="120" w:line="276" w:lineRule="auto"/>
       </w:pPr>
       <w:r>
-        <w:t>1. Huyền Thoại Gia Tộc Hứa Bổn Hỏa Và Dấu Ấn Đô Thị Sài Gòn</w:t>
+        <w:t>Huyền Thoại Gia Tộc Hứa Bổn Hỏa Và Dấu Ấn Đô Thị Sài Gòn</w:t>
       </w:r>
       <w:r>
         <w:rPr>
@@ -2134,7 +2134,7 @@
           <w:color w:val="1B365D"/>
           <w:sz w:val="32"/>
         </w:rPr>
-        <w:t>1. Huyền Thoại Gia Tộc Hứa Bổn Hỏa Và Dấu Ấn Đô Thị Sài Gòn</w:t>
+        <w:t>Huyền Thoại Gia Tộc Hứa Bổn Hỏa Và Dấu Ấn Đô Thị Sài Gòn</w:t>
       </w:r>
     </w:p>
     <w:p>
@@ -2273,7 +2273,7 @@
         <w:spacing w:before="320" w:after="120" w:line="276" w:lineRule="auto"/>
       </w:pPr>
       <w:r>
-        <w:t>2. Giải Mã Bản Giao Hưởng Kiến Trúc Art Deco &amp; Phong Thủy Á Đông</w:t>
+        <w:t>Giải Mã Bản Giao Hưởng Kiến Trúc Art Deco &amp; Phong Thủy Á Đông</w:t>
       </w:r>
       <w:r>
         <w:rPr>
@@ -2282,7 +2282,7 @@
           <w:color w:val="1B365D"/>
           <w:sz w:val="32"/>
         </w:rPr>
-        <w:t>2. Giải Mã Bản Giao Hưởng Kiến Trúc Art Deco &amp; Phong Thủy Á Đông</w:t>
+        <w:t>Giải Mã Bản Giao Hưởng Kiến Trúc Art Deco &amp; Phong Thủy Á Đông</w:t>
       </w:r>
     </w:p>
     <w:p>
@@ -2306,7 +2306,7 @@
         <w:spacing w:before="240" w:after="80" w:line="276" w:lineRule="auto"/>
       </w:pPr>
       <w:r>
-        <w:t>2.1. Ngoại Thất: Giao Thoa Giữa Cột Thức Châu Âu Và Mái Ngói Lưu Ly</w:t>
+        <w:t>Ngoại Thất: Giao Thoa Giữa Cột Thức Châu Âu Và Mái Ngói Lưu Ly</w:t>
       </w:r>
       <w:r>
         <w:rPr>
@@ -2315,7 +2315,7 @@
           <w:color w:val="D97706"/>
           <w:sz w:val="26"/>
         </w:rPr>
-        <w:t>2.1. Ngoại Thất: Giao Thoa Giữa Cột Thức Châu Âu Và Mái Ngói Lưu Ly</w:t>
+        <w:t>Ngoại Thất: Giao Thoa Giữa Cột Thức Châu Âu Và Mái Ngói Lưu Ly</w:t>
       </w:r>
     </w:p>
     <w:p>
@@ -2339,7 +2339,7 @@
         <w:spacing w:before="240" w:after="80" w:line="276" w:lineRule="auto"/>
       </w:pPr>
       <w:r>
-        <w:t>2.2. Nội Thất: Bữa Tiệc Của Ánh Sáng Kính Màu Và Hoa Văn Gạch Bông</w:t>
+        <w:t>Nội Thất: Bữa Tiệc Của Ánh Sáng Kính Màu Và Hoa Văn Gạch Bông</w:t>
       </w:r>
       <w:r>
         <w:rPr>
@@ -2348,7 +2348,7 @@
           <w:color w:val="D97706"/>
           <w:sz w:val="26"/>
         </w:rPr>
-        <w:t>2.2. Nội Thất: Bữa Tiệc Của Ánh Sáng Kính Màu Và Hoa Văn Gạch Bông</w:t>
+        <w:t>Nội Thất: Bữa Tiệc Của Ánh Sáng Kính Màu Và Hoa Văn Gạch Bông</w:t>
       </w:r>
     </w:p>
     <w:p>
@@ -2405,7 +2405,7 @@
         <w:spacing w:before="240" w:after="80" w:line="276" w:lineRule="auto"/>
       </w:pPr>
       <w:r>
-        <w:t>2.3. Tòa Thang Máy Cổ: Dấu Ấn Tiên Phong Công Nghệ Thế Kỷ Trước</w:t>
+        <w:t>Tòa Thang Máy Cổ: Dấu Ấn Tiên Phong Công Nghệ Thế Kỷ Trước</w:t>
       </w:r>
       <w:r>
         <w:rPr>
@@ -2414,7 +2414,7 @@
           <w:color w:val="D97706"/>
           <w:sz w:val="26"/>
         </w:rPr>
-        <w:t>2.3. Tòa Thang Máy Cổ: Dấu Ấn Tiên Phong Công Nghệ Thế Kỷ Trước</w:t>
+        <w:t>Tòa Thang Máy Cổ: Dấu Ấn Tiên Phong Công Nghệ Thế Kỷ Trước</w:t>
       </w:r>
     </w:p>
     <w:p>
@@ -2453,7 +2453,7 @@
         <w:spacing w:before="320" w:after="120" w:line="276" w:lineRule="auto"/>
       </w:pPr>
       <w:r>
-        <w:t>3. Khám Phá 3 Tòa Nhà: Kho Tàng Mỹ Thuật Qua Hàng Thiên Niên Kỷ</w:t>
+        <w:t>Khám Phá 3 Tòa Nhà: Kho Tàng Mỹ Thuật Qua Hàng Thiên Niên Kỷ</w:t>
       </w:r>
       <w:r>
         <w:rPr>
@@ -2462,7 +2462,7 @@
           <w:color w:val="1B365D"/>
           <w:sz w:val="32"/>
         </w:rPr>
-        <w:t>3. Khám Phá 3 Tòa Nhà: Kho Tàng Mỹ Thuật Qua Hàng Thiên Niên Kỷ</w:t>
+        <w:t>Khám Phá 3 Tòa Nhà: Kho Tàng Mỹ Thuật Qua Hàng Thiên Niên Kỷ</w:t>
       </w:r>
     </w:p>
     <w:p>
@@ -2540,7 +2540,7 @@
         <w:spacing w:before="320" w:after="120" w:line="276" w:lineRule="auto"/>
       </w:pPr>
       <w:r>
-        <w:t>4. Kinh Nghiệm Thực Địa Cho Người Du Hành Có GUU (Field Notes 2026)</w:t>
+        <w:t>Kinh Nghiệm Thực Địa Cho Người Du Hành Có GUU (Field Notes 2026)</w:t>
       </w:r>
       <w:r>
         <w:rPr>
@@ -2549,7 +2549,7 @@
           <w:color w:val="1B365D"/>
           <w:sz w:val="32"/>
         </w:rPr>
-        <w:t>4. Kinh Nghiệm Thực Địa Cho Người Du Hành Có GUU (Field Notes 2026)</w:t>
+        <w:t>Kinh Nghiệm Thực Địa Cho Người Du Hành Có GUU (Field Notes 2026)</w:t>
       </w:r>
     </w:p>
     <w:p>
@@ -3023,7 +3023,7 @@
         <w:spacing w:before="320" w:after="120" w:line="276" w:lineRule="auto"/>
       </w:pPr>
       <w:r>
-        <w:t>1. Triết Lý Ẩm Thực Phương Nam: Vị Đậm Đà Của Đất Phù Sa</w:t>
+        <w:t>Triết Lý Ẩm Thực Phương Nam: Vị Đậm Đà Của Đất Phù Sa</w:t>
       </w:r>
       <w:r>
         <w:rPr>
@@ -3032,7 +3032,7 @@
           <w:color w:val="1B365D"/>
           <w:sz w:val="32"/>
         </w:rPr>
-        <w:t>1. Triết Lý Ẩm Thực Phương Nam: Vị Đậm Đà Của Đất Phù Sa</w:t>
+        <w:t>Triết Lý Ẩm Thực Phương Nam: Vị Đậm Đà Của Đất Phù Sa</w:t>
       </w:r>
     </w:p>
     <w:p>
@@ -3087,7 +3087,7 @@
         <w:spacing w:before="320" w:after="120" w:line="276" w:lineRule="auto"/>
       </w:pPr>
       <w:r>
-        <w:t>2. Bóc Tách 5 Món Ăn Di Sản Tại Khu Ẩm Thực Trong Chợ (Ban Ngày)</w:t>
+        <w:t>Bóc Tách 5 Món Ăn Di Sản Tại Khu Ẩm Thực Trong Chợ (Ban Ngày)</w:t>
       </w:r>
       <w:r>
         <w:rPr>
@@ -3096,7 +3096,7 @@
           <w:color w:val="1B365D"/>
           <w:sz w:val="32"/>
         </w:rPr>
-        <w:t>2. Bóc Tách 5 Món Ăn Di Sản Tại Khu Ẩm Thực Trong Chợ (Ban Ngày)</w:t>
+        <w:t>Bóc Tách 5 Món Ăn Di Sản Tại Khu Ẩm Thực Trong Chợ (Ban Ngày)</w:t>
       </w:r>
     </w:p>
     <w:p>
@@ -3104,7 +3104,7 @@
         <w:spacing w:before="240" w:after="80" w:line="276" w:lineRule="auto"/>
       </w:pPr>
       <w:r>
-        <w:t>2.1. Bún Riêu Gánh Cửa Đông: Tinh Túy Cua Đồng Sông Nước</w:t>
+        <w:t>Bún Riêu Gánh Cửa Đông: Tinh Túy Cua Đồng Sông Nước</w:t>
       </w:r>
       <w:r>
         <w:rPr>
@@ -3113,7 +3113,7 @@
           <w:color w:val="D97706"/>
           <w:sz w:val="26"/>
         </w:rPr>
-        <w:t>2.1. Bún Riêu Gánh Cửa Đông: Tinh Túy Cua Đồng Sông Nước</w:t>
+        <w:t>Bún Riêu Gánh Cửa Đông: Tinh Túy Cua Đồng Sông Nước</w:t>
       </w:r>
     </w:p>
     <w:p>
@@ -3199,7 +3199,7 @@
         <w:spacing w:before="240" w:after="80" w:line="276" w:lineRule="auto"/>
       </w:pPr>
       <w:r>
-        <w:t>2.2. Bún Mắm Miền Tây: Hơi Thở Cửu Long Giữa Lòng Phố Thị</w:t>
+        <w:t>Bún Mắm Miền Tây: Hơi Thở Cửu Long Giữa Lòng Phố Thị</w:t>
       </w:r>
       <w:r>
         <w:rPr>
@@ -3208,7 +3208,7 @@
           <w:color w:val="D97706"/>
           <w:sz w:val="26"/>
         </w:rPr>
-        <w:t>2.2. Bún Mắm Miền Tây: Hơi Thở Cửu Long Giữa Lòng Phố Thị</w:t>
+        <w:t>Bún Mắm Miền Tây: Hơi Thở Cửu Long Giữa Lòng Phố Thị</w:t>
       </w:r>
     </w:p>
     <w:p>
@@ -3268,7 +3268,7 @@
         <w:spacing w:before="240" w:after="80" w:line="276" w:lineRule="auto"/>
       </w:pPr>
       <w:r>
-        <w:t>2.3. Gỏi Cuốn Tôm Thịt: Nét Thanh Nhã Giản Đơn</w:t>
+        <w:t>Gỏi Cuốn Tôm Thịt: Nét Thanh Nhã Giản Đơn</w:t>
       </w:r>
       <w:r>
         <w:rPr>
@@ -3277,7 +3277,7 @@
           <w:color w:val="D97706"/>
           <w:sz w:val="26"/>
         </w:rPr>
-        <w:t>2.3. Gỏi Cuốn Tôm Thịt: Nét Thanh Nhã Giản Đơn</w:t>
+        <w:t>Gỏi Cuốn Tôm Thịt: Nét Thanh Nhã Giản Đơn</w:t>
       </w:r>
     </w:p>
     <w:p>
@@ -3301,7 +3301,7 @@
         <w:spacing w:before="240" w:after="80" w:line="276" w:lineRule="auto"/>
       </w:pPr>
       <w:r>
-        <w:t>2.4. Bánh Bèo, Bánh Nậm Khay Huế: Sự Giao Lưu Văn Hóa Miền Trung</w:t>
+        <w:t>Bánh Bèo, Bánh Nậm Khay Huế: Sự Giao Lưu Văn Hóa Miền Trung</w:t>
       </w:r>
       <w:r>
         <w:rPr>
@@ -3310,7 +3310,7 @@
           <w:color w:val="D97706"/>
           <w:sz w:val="26"/>
         </w:rPr>
-        <w:t>2.4. Bánh Bèo, Bánh Nậm Khay Huế: Sự Giao Lưu Văn Hóa Miền Trung</w:t>
+        <w:t>Bánh Bèo, Bánh Nậm Khay Huế: Sự Giao Lưu Văn Hóa Miền Trung</w:t>
       </w:r>
     </w:p>
     <w:p>
@@ -3334,7 +3334,7 @@
         <w:spacing w:before="240" w:after="80" w:line="276" w:lineRule="auto"/>
       </w:pPr>
       <w:r>
-        <w:t>2.5. Sạp Chè Bà Mười: Nốt Trầm Ngọt Ngào 60 Năm</w:t>
+        <w:t>Sạp Chè Bà Mười: Nốt Trầm Ngọt Ngào 60 Năm</w:t>
       </w:r>
       <w:r>
         <w:rPr>
@@ -3343,7 +3343,7 @@
           <w:color w:val="D97706"/>
           <w:sz w:val="26"/>
         </w:rPr>
-        <w:t>2.5. Sạp Chè Bà Mười: Nốt Trầm Ngọt Ngào 60 Năm</w:t>
+        <w:t>Sạp Chè Bà Mười: Nốt Trầm Ngọt Ngào 60 Năm</w:t>
       </w:r>
     </w:p>
     <w:p>
@@ -3382,7 +3382,7 @@
         <w:spacing w:before="320" w:after="120" w:line="276" w:lineRule="auto"/>
       </w:pPr>
       <w:r>
-        <w:t>3. Bản Hòa Ca Đêm Phan Bội Châu: Bếp Than Hồng Dưới Bầu Trời Đô Thị</w:t>
+        <w:t>Bản Hòa Ca Đêm Phan Bội Châu: Bếp Than Hồng Dưới Bầu Trời Đô Thị</w:t>
       </w:r>
       <w:r>
         <w:rPr>
@@ -3391,7 +3391,7 @@
           <w:color w:val="1B365D"/>
           <w:sz w:val="32"/>
         </w:rPr>
-        <w:t>3. Bản Hòa Ca Đêm Phan Bội Châu: Bếp Than Hồng Dưới Bầu Trời Đô Thị</w:t>
+        <w:t>Bản Hòa Ca Đêm Phan Bội Châu: Bếp Than Hồng Dưới Bầu Trời Đô Thị</w:t>
       </w:r>
     </w:p>
     <w:p>
@@ -3482,7 +3482,7 @@
         <w:spacing w:before="320" w:after="120" w:line="276" w:lineRule="auto"/>
       </w:pPr>
       <w:r>
-        <w:t>4. Bảng So Sánh Hương Vị Các Trụ Cột Ẩm Thực Bến Thành</w:t>
+        <w:t>Bảng So Sánh Hương Vị Các Trụ Cột Ẩm Thực Bến Thành</w:t>
       </w:r>
       <w:r>
         <w:rPr>
@@ -3491,7 +3491,7 @@
           <w:color w:val="1B365D"/>
           <w:sz w:val="32"/>
         </w:rPr>
-        <w:t>4. Bảng So Sánh Hương Vị Các Trụ Cột Ẩm Thực Bến Thành</w:t>
+        <w:t>Bảng So Sánh Hương Vị Các Trụ Cột Ẩm Thực Bến Thành</w:t>
       </w:r>
     </w:p>
     <w:p>
@@ -3519,7 +3519,7 @@
         <w:spacing w:before="320" w:after="120" w:line="276" w:lineRule="auto"/>
       </w:pPr>
       <w:r>
-        <w:t>5. Kinh Nghiệm Sành Ăn Cho Người Du Hành Có GUU (Field Notes 2026)</w:t>
+        <w:t>Kinh Nghiệm Sành Ăn Cho Người Du Hành Có GUU (Field Notes 2026)</w:t>
       </w:r>
       <w:r>
         <w:rPr>
@@ -3528,7 +3528,7 @@
           <w:color w:val="1B365D"/>
           <w:sz w:val="32"/>
         </w:rPr>
-        <w:t>5. Kinh Nghiệm Sành Ăn Cho Người Du Hành Có GUU (Field Notes 2026)</w:t>
+        <w:t>Kinh Nghiệm Sành Ăn Cho Người Du Hành Có GUU (Field Notes 2026)</w:t>
       </w:r>
     </w:p>
     <w:p>
@@ -3970,7 +3970,7 @@
         <w:spacing w:before="320" w:after="120" w:line="276" w:lineRule="auto"/>
       </w:pPr>
       <w:r>
-        <w:t>1. Triết Lý Du Hành: Khám Phá Sài Gòn Bằng Bước Chân Chậm</w:t>
+        <w:t>Triết Lý Du Hành: Khám Phá Sài Gòn Bằng Bước Chân Chậm</w:t>
       </w:r>
       <w:r>
         <w:rPr>
@@ -3979,7 +3979,7 @@
           <w:color w:val="1B365D"/>
           <w:sz w:val="32"/>
         </w:rPr>
-        <w:t>1. Triết Lý Du Hành: Khám Phá Sài Gòn Bằng Bước Chân Chậm</w:t>
+        <w:t>Triết Lý Du Hành: Khám Phá Sài Gòn Bằng Bước Chân Chậm</w:t>
       </w:r>
     </w:p>
     <w:p>
@@ -4034,7 +4034,7 @@
         <w:spacing w:before="320" w:after="120" w:line="276" w:lineRule="auto"/>
       </w:pPr>
       <w:r>
-        <w:t>2. Chi Tiết Lộ Trình 4 Chặng: Từ Bình Minh Đến Đêm Đô Thị</w:t>
+        <w:t>Chi Tiết Lộ Trình 4 Chặng: Từ Bình Minh Đến Đêm Đô Thị</w:t>
       </w:r>
       <w:r>
         <w:rPr>
@@ -4043,7 +4043,7 @@
           <w:color w:val="1B365D"/>
           <w:sz w:val="32"/>
         </w:rPr>
-        <w:t>2. Chi Tiết Lộ Trình 4 Chặng: Từ Bình Minh Đến Đêm Đô Thị</w:t>
+        <w:t>Chi Tiết Lộ Trình 4 Chặng: Từ Bình Minh Đến Đêm Đô Thị</w:t>
       </w:r>
     </w:p>
     <w:p>
@@ -4486,7 +4486,7 @@
         <w:spacing w:before="320" w:after="120" w:line="276" w:lineRule="auto"/>
       </w:pPr>
       <w:r>
-        <w:t>3. Bảng Phân Bổ Thời Gian &amp; Dự Toán Chi Phí Thực Tế 2026</w:t>
+        <w:t>Bảng Phân Bổ Thời Gian &amp; Dự Toán Chi Phí Thực Tế 2026</w:t>
       </w:r>
       <w:r>
         <w:rPr>
@@ -4495,7 +4495,7 @@
           <w:color w:val="1B365D"/>
           <w:sz w:val="32"/>
         </w:rPr>
-        <w:t>3. Bảng Phân Bổ Thời Gian &amp; Dự Toán Chi Phí Thực Tế 2026</w:t>
+        <w:t>Bảng Phân Bổ Thời Gian &amp; Dự Toán Chi Phí Thực Tế 2026</w:t>
       </w:r>
     </w:p>
     <w:p>
@@ -4523,7 +4523,7 @@
         <w:spacing w:before="320" w:after="120" w:line="276" w:lineRule="auto"/>
       </w:pPr>
       <w:r>
-        <w:t>4. Checklist Chuẩn Bị Thực Địa Cho Người Du Hành (Field Checklist 2026)</w:t>
+        <w:t>Checklist Chuẩn Bị Thực Địa Cho Người Du Hành (Field Checklist 2026)</w:t>
       </w:r>
       <w:r>
         <w:rPr>
@@ -4532,7 +4532,7 @@
           <w:color w:val="1B365D"/>
           <w:sz w:val="32"/>
         </w:rPr>
-        <w:t>4. Checklist Chuẩn Bị Thực Địa Cho Người Du Hành (Field Checklist 2026)</w:t>
+        <w:t>Checklist Chuẩn Bị Thực Địa Cho Người Du Hành (Field Checklist 2026)</w:t>
       </w:r>
     </w:p>
     <w:p>
@@ -5032,7 +5032,7 @@
         <w:spacing w:before="320" w:after="120" w:line="276" w:lineRule="auto"/>
       </w:pPr>
       <w:r>
-        <w:t>1. Dòng Chảy Lịch Sử: Từ Dinh Norodom Thuộc Địa Đến Hội Trường Thống Nhất</w:t>
+        <w:t>Dòng Chảy Lịch Sử: Từ Dinh Norodom Thuộc Địa Đến Hội Trường Thống Nhất</w:t>
       </w:r>
       <w:r>
         <w:rPr>
@@ -5041,7 +5041,7 @@
           <w:color w:val="1B365D"/>
           <w:sz w:val="32"/>
         </w:rPr>
-        <w:t>1. Dòng Chảy Lịch Sử: Từ Dinh Norodom Thuộc Địa Đến Hội Trường Thống Nhất</w:t>
+        <w:t>Dòng Chảy Lịch Sử: Từ Dinh Norodom Thuộc Địa Đến Hội Trường Thống Nhất</w:t>
       </w:r>
     </w:p>
     <w:p>
@@ -5179,7 +5179,7 @@
         <w:spacing w:before="320" w:after="120" w:line="276" w:lineRule="auto"/>
       </w:pPr>
       <w:r>
-        <w:t>2. Giải Mã Mật Mã Triết Học Phương Đông Của KTS Ngô Viết Thụ</w:t>
+        <w:t>Giải Mã Mật Mã Triết Học Phương Đông Của KTS Ngô Viết Thụ</w:t>
       </w:r>
       <w:r>
         <w:rPr>
@@ -5188,7 +5188,7 @@
           <w:color w:val="1B365D"/>
           <w:sz w:val="32"/>
         </w:rPr>
-        <w:t>2. Giải Mã Mật Mã Triết Học Phương Đông Của KTS Ngô Viết Thụ</w:t>
+        <w:t>Giải Mã Mật Mã Triết Học Phương Đông Của KTS Ngô Viết Thụ</w:t>
       </w:r>
     </w:p>
     <w:p>
@@ -5212,7 +5212,7 @@
         <w:spacing w:before="240" w:after="80" w:line="276" w:lineRule="auto"/>
       </w:pPr>
       <w:r>
-        <w:t>2.1. Mặt Bằng Tạo Hình Các Hán Tự Triết Học</w:t>
+        <w:t>Mặt Bằng Tạo Hình Các Hán Tự Triết Học</w:t>
       </w:r>
       <w:r>
         <w:rPr>
@@ -5221,7 +5221,7 @@
           <w:color w:val="D97706"/>
           <w:sz w:val="26"/>
         </w:rPr>
-        <w:t>2.1. Mặt Bằng Tạo Hình Các Hán Tự Triết Học</w:t>
+        <w:t>Mặt Bằng Tạo Hình Các Hán Tự Triết Học</w:t>
       </w:r>
     </w:p>
     <w:p>
@@ -5333,7 +5333,7 @@
         <w:spacing w:before="240" w:after="80" w:line="276" w:lineRule="auto"/>
       </w:pPr>
       <w:r>
-        <w:t>2.2. Hệ Thống Rèm Hoa Đá Bê Tông: Đốt Trúc Thanh Cao Giữa Vùng Nhiệt Đới</w:t>
+        <w:t>Hệ Thống Rèm Hoa Đá Bê Tông: Đốt Trúc Thanh Cao Giữa Vùng Nhiệt Đới</w:t>
       </w:r>
       <w:r>
         <w:rPr>
@@ -5342,7 +5342,7 @@
           <w:color w:val="D97706"/>
           <w:sz w:val="26"/>
         </w:rPr>
-        <w:t>2.2. Hệ Thống Rèm Hoa Đá Bê Tông: Đốt Trúc Thanh Cao Giữa Vùng Nhiệt Đới</w:t>
+        <w:t>Hệ Thống Rèm Hoa Đá Bê Tông: Đốt Trúc Thanh Cao Giữa Vùng Nhiệt Đới</w:t>
       </w:r>
     </w:p>
     <w:p>
@@ -5398,7 +5398,7 @@
         <w:spacing w:before="320" w:after="120" w:line="276" w:lineRule="auto"/>
       </w:pPr>
       <w:r>
-        <w:t>3. Khám Phá Các Phân Khu Trọng Yếu Trong Dinh</w:t>
+        <w:t>Khám Phá Các Phân Khu Trọng Yếu Trong Dinh</w:t>
       </w:r>
       <w:r>
         <w:rPr>
@@ -5407,7 +5407,7 @@
           <w:color w:val="1B365D"/>
           <w:sz w:val="32"/>
         </w:rPr>
-        <w:t>3. Khám Phá Các Phân Khu Trọng Yếu Trong Dinh</w:t>
+        <w:t>Khám Phá Các Phân Khu Trọng Yếu Trong Dinh</w:t>
       </w:r>
     </w:p>
     <w:p>
@@ -5435,7 +5435,7 @@
         <w:spacing w:before="320" w:after="120" w:line="276" w:lineRule="auto"/>
       </w:pPr>
       <w:r>
-        <w:t>4. Kinh Nghiệm Thực Địa Cho Người Du Hành Có GUU (Field Notes 2026)</w:t>
+        <w:t>Kinh Nghiệm Thực Địa Cho Người Du Hành Có GUU (Field Notes 2026)</w:t>
       </w:r>
       <w:r>
         <w:rPr>
@@ -5444,7 +5444,7 @@
           <w:color w:val="1B365D"/>
           <w:sz w:val="32"/>
         </w:rPr>
-        <w:t>4. Kinh Nghiệm Thực Địa Cho Người Du Hành Có GUU (Field Notes 2026)</w:t>
+        <w:t>Kinh Nghiệm Thực Địa Cho Người Du Hành Có GUU (Field Notes 2026)</w:t>
       </w:r>
     </w:p>
     <w:p>
@@ -5895,7 +5895,7 @@
         <w:spacing w:before="320" w:after="120" w:line="276" w:lineRule="auto"/>
       </w:pPr>
       <w:r>
-        <w:t>1. Không Gian Đô Thị Ngầm: Bước Chuyển Mình Kỳ Vĩ Của Hạ Tầng Phương Nam</w:t>
+        <w:t>Không Gian Đô Thị Ngầm: Bước Chuyển Mình Kỳ Vĩ Của Hạ Tầng Phương Nam</w:t>
       </w:r>
       <w:r>
         <w:rPr>
@@ -5904,7 +5904,7 @@
           <w:color w:val="1B365D"/>
           <w:sz w:val="32"/>
         </w:rPr>
-        <w:t>1. Không Gian Đô Thị Ngầm: Bước Chuyển Mình Kỳ Vĩ Của Hạ Tầng Phương Nam</w:t>
+        <w:t>Không Gian Đô Thị Ngầm: Bước Chuyển Mình Kỳ Vĩ Của Hạ Tầng Phương Nam</w:t>
       </w:r>
     </w:p>
     <w:p>
@@ -6007,7 +6007,7 @@
         <w:spacing w:before="320" w:after="120" w:line="276" w:lineRule="auto"/>
       </w:pPr>
       <w:r>
-        <w:t>2. Giải Mã Kiến Trúc 4 Tầng Ngầm Dưới Lòng Bến Thành</w:t>
+        <w:t>Giải Mã Kiến Trúc 4 Tầng Ngầm Dưới Lòng Bến Thành</w:t>
       </w:r>
       <w:r>
         <w:rPr>
@@ -6016,7 +6016,7 @@
           <w:color w:val="1B365D"/>
           <w:sz w:val="32"/>
         </w:rPr>
-        <w:t>2. Giải Mã Kiến Trúc 4 Tầng Ngầm Dưới Lòng Bến Thành</w:t>
+        <w:t>Giải Mã Kiến Trúc 4 Tầng Ngầm Dưới Lòng Bến Thành</w:t>
       </w:r>
     </w:p>
     <w:p>
@@ -6024,7 +6024,7 @@
         <w:spacing w:before="240" w:after="80" w:line="276" w:lineRule="auto"/>
       </w:pPr>
       <w:r>
-        <w:t>2.1. Tầng B1: Sảnh Đón Khách &amp; Phố Thương Mại Ngầm</w:t>
+        <w:t>Tầng B1: Sảnh Đón Khách &amp; Phố Thương Mại Ngầm</w:t>
       </w:r>
       <w:r>
         <w:rPr>
@@ -6033,7 +6033,7 @@
           <w:color w:val="D97706"/>
           <w:sz w:val="26"/>
         </w:rPr>
-        <w:t>2.1. Tầng B1: Sảnh Đón Khách &amp; Phố Thương Mại Ngầm</w:t>
+        <w:t>Tầng B1: Sảnh Đón Khách &amp; Phố Thương Mại Ngầm</w:t>
       </w:r>
     </w:p>
     <w:p>
@@ -6073,7 +6073,7 @@
         <w:spacing w:before="240" w:after="80" w:line="276" w:lineRule="auto"/>
       </w:pPr>
       <w:r>
-        <w:t>2.2. Giếng Trời Hoa Sen (Toplight Khổng Lồ)</w:t>
+        <w:t>Giếng Trời Hoa Sen (Toplight Khổng Lồ)</w:t>
       </w:r>
       <w:r>
         <w:rPr>
@@ -6082,7 +6082,7 @@
           <w:color w:val="D97706"/>
           <w:sz w:val="26"/>
         </w:rPr>
-        <w:t>2.2. Giếng Trời Hoa Sen (Toplight Khổng Lồ)</w:t>
+        <w:t>Giếng Trời Hoa Sen (Toplight Khổng Lồ)</w:t>
       </w:r>
     </w:p>
     <w:p>
@@ -6106,7 +6106,7 @@
         <w:spacing w:before="240" w:after="80" w:line="276" w:lineRule="auto"/>
       </w:pPr>
       <w:r>
-        <w:t>2.3. Tầng B2: Ke Ga Tuyến Số 1</w:t>
+        <w:t>Tầng B2: Ke Ga Tuyến Số 1</w:t>
       </w:r>
       <w:r>
         <w:rPr>
@@ -6115,7 +6115,7 @@
           <w:color w:val="D97706"/>
           <w:sz w:val="26"/>
         </w:rPr>
-        <w:t>2.3. Tầng B2: Ke Ga Tuyến Số 1</w:t>
+        <w:t>Tầng B2: Ke Ga Tuyến Số 1</w:t>
       </w:r>
     </w:p>
     <w:p>
@@ -6154,7 +6154,7 @@
         <w:spacing w:before="320" w:after="120" w:line="276" w:lineRule="auto"/>
       </w:pPr>
       <w:r>
-        <w:t>3. Bảng Ma Trận Lộ Trình &amp; Giá Vé Tuyến Metro Số 1 (Năm 2026)</w:t>
+        <w:t>Bảng Ma Trận Lộ Trình &amp; Giá Vé Tuyến Metro Số 1 (Năm 2026)</w:t>
       </w:r>
       <w:r>
         <w:rPr>
@@ -6163,7 +6163,7 @@
           <w:color w:val="1B365D"/>
           <w:sz w:val="32"/>
         </w:rPr>
-        <w:t>3. Bảng Ma Trận Lộ Trình &amp; Giá Vé Tuyến Metro Số 1 (Năm 2026)</w:t>
+        <w:t>Bảng Ma Trận Lộ Trình &amp; Giá Vé Tuyến Metro Số 1 (Năm 2026)</w:t>
       </w:r>
     </w:p>
     <w:p>
@@ -6191,7 +6191,7 @@
         <w:spacing w:before="320" w:after="120" w:line="276" w:lineRule="auto"/>
       </w:pPr>
       <w:r>
-        <w:t>4. Hướng Dẫn Trải Nghiệm Thực Tế Cho Người Du Hành Có GUU (Field Notes 2026)</w:t>
+        <w:t>Hướng Dẫn Trải Nghiệm Thực Tế Cho Người Du Hành Có GUU (Field Notes 2026)</w:t>
       </w:r>
       <w:r>
         <w:rPr>
@@ -6200,7 +6200,7 @@
           <w:color w:val="1B365D"/>
           <w:sz w:val="32"/>
         </w:rPr>
-        <w:t>4. Hướng Dẫn Trải Nghiệm Thực Tế Cho Người Du Hành Có GUU (Field Notes 2026)</w:t>
+        <w:t>Hướng Dẫn Trải Nghiệm Thực Tế Cho Người Du Hành Có GUU (Field Notes 2026)</w:t>
       </w:r>
     </w:p>
     <w:p>
@@ -6693,7 +6693,7 @@
         <w:spacing w:before="320" w:after="120" w:line="276" w:lineRule="auto"/>
       </w:pPr>
       <w:r>
-        <w:t>1. Dấu Chân Cộng Đồng Tamil Chettiar Tại Sài Gòn Xưa</w:t>
+        <w:t>Dấu Chân Cộng Đồng Tamil Chettiar Tại Sài Gòn Xưa</w:t>
       </w:r>
       <w:r>
         <w:rPr>
@@ -6702,7 +6702,7 @@
           <w:color w:val="1B365D"/>
           <w:sz w:val="32"/>
         </w:rPr>
-        <w:t>1. Dấu Chân Cộng Đồng Tamil Chettiar Tại Sài Gòn Xưa</w:t>
+        <w:t>Dấu Chân Cộng Đồng Tamil Chettiar Tại Sài Gòn Xưa</w:t>
       </w:r>
     </w:p>
     <w:p>
@@ -6773,7 +6773,7 @@
         <w:spacing w:before="320" w:after="120" w:line="276" w:lineRule="auto"/>
       </w:pPr>
       <w:r>
-        <w:t>2. Giải Mã Nghệ Thuật Kiến Trúc Dravidian Nam Ấn</w:t>
+        <w:t>Giải Mã Nghệ Thuật Kiến Trúc Dravidian Nam Ấn</w:t>
       </w:r>
       <w:r>
         <w:rPr>
@@ -6782,7 +6782,7 @@
           <w:color w:val="1B365D"/>
           <w:sz w:val="32"/>
         </w:rPr>
-        <w:t>2. Giải Mã Nghệ Thuật Kiến Trúc Dravidian Nam Ấn</w:t>
+        <w:t>Giải Mã Nghệ Thuật Kiến Trúc Dravidian Nam Ấn</w:t>
       </w:r>
     </w:p>
     <w:p>
@@ -6806,7 +6806,7 @@
         <w:spacing w:before="240" w:after="80" w:line="276" w:lineRule="auto"/>
       </w:pPr>
       <w:r>
-        <w:t>2.1. Tháp Cổng Gopuram: Chiếc Thang Nối Liền Trần Thế Và Thần Linh</w:t>
+        <w:t>Tháp Cổng Gopuram: Chiếc Thang Nối Liền Trần Thế Và Thần Linh</w:t>
       </w:r>
       <w:r>
         <w:rPr>
@@ -6815,7 +6815,7 @@
           <w:color w:val="D97706"/>
           <w:sz w:val="26"/>
         </w:rPr>
-        <w:t>2.1. Tháp Cổng Gopuram: Chiếc Thang Nối Liền Trần Thế Và Thần Linh</w:t>
+        <w:t>Tháp Cổng Gopuram: Chiếc Thang Nối Liền Trần Thế Và Thần Linh</w:t>
       </w:r>
     </w:p>
     <w:p>
@@ -6856,7 +6856,7 @@
         <w:spacing w:before="240" w:after="80" w:line="276" w:lineRule="auto"/>
       </w:pPr>
       <w:r>
-        <w:t>2.2. Không Gian Chánh Điện: Nơi Tọa Lạc Của Nữ Thần Mariamman</w:t>
+        <w:t>Không Gian Chánh Điện: Nơi Tọa Lạc Của Nữ Thần Mariamman</w:t>
       </w:r>
       <w:r>
         <w:rPr>
@@ -6865,7 +6865,7 @@
           <w:color w:val="D97706"/>
           <w:sz w:val="26"/>
         </w:rPr>
-        <w:t>2.2. Không Gian Chánh Điện: Nơi Tọa Lạc Của Nữ Thần Mariamman</w:t>
+        <w:t>Không Gian Chánh Điện: Nơi Tọa Lạc Của Nữ Thần Mariamman</w:t>
       </w:r>
     </w:p>
     <w:p>
@@ -6937,7 +6937,7 @@
         <w:spacing w:before="320" w:after="120" w:line="276" w:lineRule="auto"/>
       </w:pPr>
       <w:r>
-        <w:t>3. Nghi Thức Áp Đá Thiêng: Hiện Tượng Giao Thoa Văn Hóa Độc Bản</w:t>
+        <w:t>Nghi Thức Áp Đá Thiêng: Hiện Tượng Giao Thoa Văn Hóa Độc Bản</w:t>
       </w:r>
       <w:r>
         <w:rPr>
@@ -6946,7 +6946,7 @@
           <w:color w:val="1B365D"/>
           <w:sz w:val="32"/>
         </w:rPr>
-        <w:t>3. Nghi Thức Áp Đá Thiêng: Hiện Tượng Giao Thoa Văn Hóa Độc Bản</w:t>
+        <w:t>Nghi Thức Áp Đá Thiêng: Hiện Tượng Giao Thoa Văn Hóa Độc Bản</w:t>
       </w:r>
     </w:p>
     <w:p>
@@ -7017,7 +7017,7 @@
         <w:spacing w:before="320" w:after="120" w:line="276" w:lineRule="auto"/>
       </w:pPr>
       <w:r>
-        <w:t>4. Bảng So Sánh Các Điểm Nhấn Tâm Linh Trong Đền Mariamman</w:t>
+        <w:t>Bảng So Sánh Các Điểm Nhấn Tâm Linh Trong Đền Mariamman</w:t>
       </w:r>
       <w:r>
         <w:rPr>
@@ -7026,7 +7026,7 @@
           <w:color w:val="1B365D"/>
           <w:sz w:val="32"/>
         </w:rPr>
-        <w:t>4. Bảng So Sánh Các Điểm Nhấn Tâm Linh Trong Đền Mariamman</w:t>
+        <w:t>Bảng So Sánh Các Điểm Nhấn Tâm Linh Trong Đền Mariamman</w:t>
       </w:r>
     </w:p>
     <w:p>
@@ -7054,7 +7054,7 @@
         <w:spacing w:before="320" w:after="120" w:line="276" w:lineRule="auto"/>
       </w:pPr>
       <w:r>
-        <w:t>5. Cẩm Nang Thực Địa Cho Người Du Hành Có GUU (Field Notes 2026)</w:t>
+        <w:t>Cẩm Nang Thực Địa Cho Người Du Hành Có GUU (Field Notes 2026)</w:t>
       </w:r>
       <w:r>
         <w:rPr>
@@ -7063,7 +7063,7 @@
           <w:color w:val="1B365D"/>
           <w:sz w:val="32"/>
         </w:rPr>
-        <w:t>5. Cẩm Nang Thực Địa Cho Người Du Hành Có GUU (Field Notes 2026)</w:t>
+        <w:t>Cẩm Nang Thực Địa Cho Người Du Hành Có GUU (Field Notes 2026)</w:t>
       </w:r>
     </w:p>
     <w:p>
@@ -7556,7 +7556,7 @@
         <w:spacing w:before="320" w:after="120" w:line="276" w:lineRule="auto"/>
       </w:pPr>
       <w:r>
-        <w:t>1. Sơ Đồ 4 Phân Khu Hàng Hóa Theo 4 Cửa Chính</w:t>
+        <w:t>Sơ Đồ 4 Phân Khu Hàng Hóa Theo 4 Cửa Chính</w:t>
       </w:r>
       <w:r>
         <w:rPr>
@@ -7565,7 +7565,7 @@
           <w:color w:val="1B365D"/>
           <w:sz w:val="32"/>
         </w:rPr>
-        <w:t>1. Sơ Đồ 4 Phân Khu Hàng Hóa Theo 4 Cửa Chính</w:t>
+        <w:t>Sơ Đồ 4 Phân Khu Hàng Hóa Theo 4 Cửa Chính</w:t>
       </w:r>
     </w:p>
     <w:p>
@@ -7589,7 +7589,7 @@
         <w:spacing w:before="240" w:after="80" w:line="276" w:lineRule="auto"/>
       </w:pPr>
       <w:r>
-        <w:t>1.1. Cửa Nam (Đường Lê Lợi): Không Gian Vải Vóc &amp; Nghệ Thuật Thủ Công</w:t>
+        <w:t>Cửa Nam (Đường Lê Lợi): Không Gian Vải Vóc &amp; Nghệ Thuật Thủ Công</w:t>
       </w:r>
       <w:r>
         <w:rPr>
@@ -7598,7 +7598,7 @@
           <w:color w:val="D97706"/>
           <w:sz w:val="26"/>
         </w:rPr>
-        <w:t>1.1. Cửa Nam (Đường Lê Lợi): Không Gian Vải Vóc &amp; Nghệ Thuật Thủ Công</w:t>
+        <w:t>Cửa Nam (Đường Lê Lợi): Không Gian Vải Vóc &amp; Nghệ Thuật Thủ Công</w:t>
       </w:r>
     </w:p>
     <w:p>
@@ -7622,7 +7622,7 @@
         <w:spacing w:before="240" w:after="80" w:line="276" w:lineRule="auto"/>
       </w:pPr>
       <w:r>
-        <w:t>1.2. Cửa Đông (Đường Phan Bội Châu): Hương Vị Nông Sản &amp; Trầm Tích Đồ Khô</w:t>
+        <w:t>Cửa Đông (Đường Phan Bội Châu): Hương Vị Nông Sản &amp; Trầm Tích Đồ Khô</w:t>
       </w:r>
       <w:r>
         <w:rPr>
@@ -7631,7 +7631,7 @@
           <w:color w:val="D97706"/>
           <w:sz w:val="26"/>
         </w:rPr>
-        <w:t>1.2. Cửa Đông (Đường Phan Bội Châu): Hương Vị Nông Sản &amp; Trầm Tích Đồ Khô</w:t>
+        <w:t>Cửa Đông (Đường Phan Bội Châu): Hương Vị Nông Sản &amp; Trầm Tích Đồ Khô</w:t>
       </w:r>
     </w:p>
     <w:p>
@@ -7655,7 +7655,7 @@
         <w:spacing w:before="240" w:after="80" w:line="276" w:lineRule="auto"/>
       </w:pPr>
       <w:r>
-        <w:t>1.3. Cửa Tây (Đường Phan Chu Trinh): Thế Giới Phụ Kiện Thủ Công</w:t>
+        <w:t>Cửa Tây (Đường Phan Chu Trinh): Thế Giới Phụ Kiện Thủ Công</w:t>
       </w:r>
       <w:r>
         <w:rPr>
@@ -7664,7 +7664,7 @@
           <w:color w:val="D97706"/>
           <w:sz w:val="26"/>
         </w:rPr>
-        <w:t>1.3. Cửa Tây (Đường Phan Chu Trinh): Thế Giới Phụ Kiện Thủ Công</w:t>
+        <w:t>Cửa Tây (Đường Phan Chu Trinh): Thế Giới Phụ Kiện Thủ Công</w:t>
       </w:r>
     </w:p>
     <w:p>
@@ -7688,7 +7688,7 @@
         <w:spacing w:before="240" w:after="80" w:line="276" w:lineRule="auto"/>
       </w:pPr>
       <w:r>
-        <w:t>1.4. Cửa Bắc (Đường Lê Thánh Tôn): Sắc Màu Nông Sản Tươi Rói</w:t>
+        <w:t>Cửa Bắc (Đường Lê Thánh Tôn): Sắc Màu Nông Sản Tươi Rói</w:t>
       </w:r>
       <w:r>
         <w:rPr>
@@ -7697,7 +7697,7 @@
           <w:color w:val="D97706"/>
           <w:sz w:val="26"/>
         </w:rPr>
-        <w:t>1.4. Cửa Bắc (Đường Lê Thánh Tôn): Sắc Màu Nông Sản Tươi Rói</w:t>
+        <w:t>Cửa Bắc (Đường Lê Thánh Tôn): Sắc Màu Nông Sản Tươi Rói</w:t>
       </w:r>
     </w:p>
     <w:p>
@@ -7736,7 +7736,7 @@
         <w:spacing w:before="320" w:after="120" w:line="276" w:lineRule="auto"/>
       </w:pPr>
       <w:r>
-        <w:t>2. Nghệ Thuật Trả Giá Văn Minh: "Bargaining With Grace"</w:t>
+        <w:t>Nghệ Thuật Trả Giá Văn Minh: "Bargaining With Grace"</w:t>
       </w:r>
       <w:r>
         <w:rPr>
@@ -7745,7 +7745,7 @@
           <w:color w:val="1B365D"/>
           <w:sz w:val="32"/>
         </w:rPr>
-        <w:t>2. Nghệ Thuật Trả Giá Văn Minh: "Bargaining With Grace"</w:t>
+        <w:t>Nghệ Thuật Trả Giá Văn Minh: "Bargaining With Grace"</w:t>
       </w:r>
     </w:p>
     <w:p>
@@ -7769,7 +7769,7 @@
         <w:spacing w:before="240" w:after="80" w:line="276" w:lineRule="auto"/>
       </w:pPr>
       <w:r>
-        <w:t>2.1. Tôn Trọng "Vía Mở Hàng" Buổi Sáng Sớm</w:t>
+        <w:t>Tôn Trọng "Vía Mở Hàng" Buổi Sáng Sớm</w:t>
       </w:r>
       <w:r>
         <w:rPr>
@@ -7778,7 +7778,7 @@
           <w:color w:val="D97706"/>
           <w:sz w:val="26"/>
         </w:rPr>
-        <w:t>2.1. Tôn Trọng "Vía Mở Hàng" Buổi Sáng Sớm</w:t>
+        <w:t>Tôn Trọng "Vía Mở Hàng" Buổi Sáng Sớm</w:t>
       </w:r>
     </w:p>
     <w:p>
@@ -7802,7 +7802,7 @@
         <w:spacing w:before="240" w:after="80" w:line="276" w:lineRule="auto"/>
       </w:pPr>
       <w:r>
-        <w:t>2.2. Biên Độ Thương Lượng Hợp Lý: 15% – 25%</w:t>
+        <w:t>Biên Độ Thương Lượng Hợp Lý: 15% – 25%</w:t>
       </w:r>
       <w:r>
         <w:rPr>
@@ -7811,7 +7811,7 @@
           <w:color w:val="D97706"/>
           <w:sz w:val="26"/>
         </w:rPr>
-        <w:t>2.2. Biên Độ Thương Lượng Hợp Lý: 15% – 25%</w:t>
+        <w:t>Biên Độ Thương Lượng Hợp Lý: 15% – 25%</w:t>
       </w:r>
     </w:p>
     <w:p>
@@ -7904,7 +7904,7 @@
         <w:spacing w:before="240" w:after="80" w:line="276" w:lineRule="auto"/>
       </w:pPr>
       <w:r>
-        <w:t>2.3. Quy Tắc Rời Đi Nhẹ Nhàng (Walk Away Technique)</w:t>
+        <w:t>Quy Tắc Rời Đi Nhẹ Nhàng (Walk Away Technique)</w:t>
       </w:r>
       <w:r>
         <w:rPr>
@@ -7913,7 +7913,7 @@
           <w:color w:val="D97706"/>
           <w:sz w:val="26"/>
         </w:rPr>
-        <w:t>2.3. Quy Tắc Rời Đi Nhẹ Nhàng (Walk Away Technique)</w:t>
+        <w:t>Quy Tắc Rời Đi Nhẹ Nhàng (Walk Away Technique)</w:t>
       </w:r>
     </w:p>
     <w:p>
@@ -7952,7 +7952,7 @@
         <w:spacing w:before="320" w:after="120" w:line="276" w:lineRule="auto"/>
       </w:pPr>
       <w:r>
-        <w:t>3. Cẩm Nang Phân Biệt Hàng Thủ Công Cao Cấp vs Hàng Công Nghiệp</w:t>
+        <w:t>Cẩm Nang Phân Biệt Hàng Thủ Công Cao Cấp vs Hàng Công Nghiệp</w:t>
       </w:r>
       <w:r>
         <w:rPr>
@@ -7961,7 +7961,7 @@
           <w:color w:val="1B365D"/>
           <w:sz w:val="32"/>
         </w:rPr>
-        <w:t>3. Cẩm Nang Phân Biệt Hàng Thủ Công Cao Cấp vs Hàng Công Nghiệp</w:t>
+        <w:t>Cẩm Nang Phân Biệt Hàng Thủ Công Cao Cấp vs Hàng Công Nghiệp</w:t>
       </w:r>
     </w:p>
     <w:p>
@@ -7989,7 +7989,7 @@
         <w:spacing w:before="320" w:after="120" w:line="276" w:lineRule="auto"/>
       </w:pPr>
       <w:r>
-        <w:t>4. Quyền Lợi Của Người Mua Sắm Tại Chợ Bến Thành 2026</w:t>
+        <w:t>Quyền Lợi Của Người Mua Sắm Tại Chợ Bến Thành 2026</w:t>
       </w:r>
       <w:r>
         <w:rPr>
@@ -7998,7 +7998,7 @@
           <w:color w:val="1B365D"/>
           <w:sz w:val="32"/>
         </w:rPr>
-        <w:t>4. Quyền Lợi Của Người Mua Sắm Tại Chợ Bến Thành 2026</w:t>
+        <w:t>Quyền Lợi Của Người Mua Sắm Tại Chợ Bến Thành 2026</w:t>
       </w:r>
     </w:p>
     <w:p>
@@ -8221,7 +8221,7 @@
         <w:spacing w:before="320" w:after="120" w:line="276" w:lineRule="auto"/>
       </w:pPr>
       <w:r>
-        <w:t>1. Dẫn Nhập: Góc Nhìn Khác Biệt Về Sài Gòn Từ Tầng Mui Trần</w:t>
+        <w:t>Dẫn Nhập: Góc Nhìn Khác Biệt Về Sài Gòn Từ Tầng Mui Trần</w:t>
       </w:r>
       <w:r>
         <w:rPr>
@@ -8230,7 +8230,7 @@
           <w:color w:val="1B365D"/>
           <w:sz w:val="32"/>
         </w:rPr>
-        <w:t>1. Dẫn Nhập: Góc Nhìn Khác Biệt Về Sài Gòn Từ Tầng Mui Trần</w:t>
+        <w:t>Dẫn Nhập: Góc Nhìn Khác Biệt Về Sài Gòn Từ Tầng Mui Trần</w:t>
       </w:r>
     </w:p>
     <w:p>
@@ -8285,7 +8285,7 @@
         <w:spacing w:before="320" w:after="120" w:line="276" w:lineRule="auto"/>
       </w:pPr>
       <w:r>
-        <w:t>2. Tổng Quan Hệ Thống &amp; Điểm Khác Biệt Của Xe Bus 2 Tầng Sài Gòn</w:t>
+        <w:t>Tổng Quan Hệ Thống &amp; Điểm Khác Biệt Của Xe Bus 2 Tầng Sài Gòn</w:t>
       </w:r>
       <w:r>
         <w:rPr>
@@ -8294,7 +8294,7 @@
           <w:color w:val="1B365D"/>
           <w:sz w:val="32"/>
         </w:rPr>
-        <w:t>2. Tổng Quan Hệ Thống &amp; Điểm Khác Biệt Của Xe Bus 2 Tầng Sài Gòn</w:t>
+        <w:t>Tổng Quan Hệ Thống &amp; Điểm Khác Biệt Của Xe Bus 2 Tầng Sài Gòn</w:t>
       </w:r>
     </w:p>
     <w:p>
@@ -8454,7 +8454,7 @@
         <w:spacing w:before="320" w:after="120" w:line="276" w:lineRule="auto"/>
       </w:pPr>
       <w:r>
-        <w:t>3. Bản Đồ Chi Tiết 2 Tuyến Hành Trình Đi Qua Chợ Bến Thành (Cập Nhật 2026)</w:t>
+        <w:t>Bản Đồ Chi Tiết 2 Tuyến Hành Trình Đi Qua Chợ Bến Thành (Cập Nhật 2026)</w:t>
       </w:r>
       <w:r>
         <w:rPr>
@@ -8463,7 +8463,7 @@
           <w:color w:val="1B365D"/>
           <w:sz w:val="32"/>
         </w:rPr>
-        <w:t>3. Bản Đồ Chi Tiết 2 Tuyến Hành Trình Đi Qua Chợ Bến Thành (Cập Nhật 2026)</w:t>
+        <w:t>Bản Đồ Chi Tiết 2 Tuyến Hành Trình Đi Qua Chợ Bến Thành (Cập Nhật 2026)</w:t>
       </w:r>
     </w:p>
     <w:p>
@@ -9092,7 +9092,7 @@
         <w:spacing w:before="320" w:after="120" w:line="276" w:lineRule="auto"/>
       </w:pPr>
       <w:r>
-        <w:t>4. Bảng So Sánh Chi Tiết Tuyến Ngày &amp; Tuyến Đêm</w:t>
+        <w:t>Bảng So Sánh Chi Tiết Tuyến Ngày &amp; Tuyến Đêm</w:t>
       </w:r>
       <w:r>
         <w:rPr>
@@ -9101,7 +9101,7 @@
           <w:color w:val="1B365D"/>
           <w:sz w:val="32"/>
         </w:rPr>
-        <w:t>4. Bảng So Sánh Chi Tiết Tuyến Ngày &amp; Tuyến Đêm</w:t>
+        <w:t>Bảng So Sánh Chi Tiết Tuyến Ngày &amp; Tuyến Đêm</w:t>
       </w:r>
     </w:p>
     <w:p>
@@ -9129,7 +9129,7 @@
         <w:spacing w:before="320" w:after="120" w:line="276" w:lineRule="auto"/>
       </w:pPr>
       <w:r>
-        <w:t>5. Bảng Giá Vé Xe Bus 2 Tầng Cập Nhật Năm 2026</w:t>
+        <w:t>Bảng Giá Vé Xe Bus 2 Tầng Cập Nhật Năm 2026</w:t>
       </w:r>
       <w:r>
         <w:rPr>
@@ -9138,7 +9138,7 @@
           <w:color w:val="1B365D"/>
           <w:sz w:val="32"/>
         </w:rPr>
-        <w:t>5. Bảng Giá Vé Xe Bus 2 Tầng Cập Nhật Năm 2026</w:t>
+        <w:t>Bảng Giá Vé Xe Bus 2 Tầng Cập Nhật Năm 2026</w:t>
       </w:r>
     </w:p>
     <w:p>
@@ -9199,7 +9199,7 @@
         <w:spacing w:before="320" w:after="120" w:line="276" w:lineRule="auto"/>
       </w:pPr>
       <w:r>
-        <w:t>6. Sổ Tay Kinh Nghiệm Đắt Giá Dành Cho Lữ Khách "Có GUU"</w:t>
+        <w:t>Sổ Tay Kinh Nghiệm Đắt Giá Dành Cho Lữ Khách "Có GUU"</w:t>
       </w:r>
       <w:r>
         <w:rPr>
@@ -9208,7 +9208,7 @@
           <w:color w:val="1B365D"/>
           <w:sz w:val="32"/>
         </w:rPr>
-        <w:t>6. Sổ Tay Kinh Nghiệm Đắt Giá Dành Cho Lữ Khách "Có GUU"</w:t>
+        <w:t>Sổ Tay Kinh Nghiệm Đắt Giá Dành Cho Lữ Khách "Có GUU"</w:t>
       </w:r>
     </w:p>
     <w:p>
@@ -9232,7 +9232,7 @@
         <w:spacing w:before="240" w:after="80" w:line="276" w:lineRule="auto"/>
       </w:pPr>
       <w:r>
-        <w:t>1. Bí quyết chọn vị trí ngồi "Triệu Đô"</w:t>
+        <w:t>Bí quyết chọn vị trí ngồi "Triệu Đô"</w:t>
       </w:r>
       <w:r>
         <w:rPr>
@@ -9241,7 +9241,7 @@
           <w:color w:val="D97706"/>
           <w:sz w:val="26"/>
         </w:rPr>
-        <w:t>1. Bí quyết chọn vị trí ngồi "Triệu Đô"</w:t>
+        <w:t>Bí quyết chọn vị trí ngồi "Triệu Đô"</w:t>
       </w:r>
     </w:p>
     <w:p>
@@ -9327,7 +9327,7 @@
         <w:spacing w:before="240" w:after="80" w:line="276" w:lineRule="auto"/>
       </w:pPr>
       <w:r>
-        <w:t>2. Khung giờ vàng để lên xe</w:t>
+        <w:t>Khung giờ vàng để lên xe</w:t>
       </w:r>
       <w:r>
         <w:rPr>
@@ -9336,7 +9336,7 @@
           <w:color w:val="D97706"/>
           <w:sz w:val="26"/>
         </w:rPr>
-        <w:t>2. Khung giờ vàng để lên xe</w:t>
+        <w:t>Khung giờ vàng để lên xe</w:t>
       </w:r>
     </w:p>
     <w:p>
@@ -9396,7 +9396,7 @@
         <w:spacing w:before="240" w:after="80" w:line="276" w:lineRule="auto"/>
       </w:pPr>
       <w:r>
-        <w:t>3. Quy tắc an toàn bắt buộc khi ngồi trên tầng mui trần</w:t>
+        <w:t>Quy tắc an toàn bắt buộc khi ngồi trên tầng mui trần</w:t>
       </w:r>
       <w:r>
         <w:rPr>
@@ -9405,7 +9405,7 @@
           <w:color w:val="D97706"/>
           <w:sz w:val="26"/>
         </w:rPr>
-        <w:t>3. Quy tắc an toàn bắt buộc khi ngồi trên tầng mui trần</w:t>
+        <w:t>Quy tắc an toàn bắt buộc khi ngồi trên tầng mui trần</w:t>
       </w:r>
     </w:p>
     <w:p>
@@ -9480,7 +9480,7 @@
         <w:spacing w:before="320" w:after="120" w:line="276" w:lineRule="auto"/>
       </w:pPr>
       <w:r>
-        <w:t>7. Gợi Ý Lịch Trình Kết Hợp Quanh Chợ Bến Thành</w:t>
+        <w:t>Gợi Ý Lịch Trình Kết Hợp Quanh Chợ Bến Thành</w:t>
       </w:r>
       <w:r>
         <w:rPr>
@@ -9489,7 +9489,7 @@
           <w:color w:val="1B365D"/>
           <w:sz w:val="32"/>
         </w:rPr>
-        <w:t>7. Gợi Ý Lịch Trình Kết Hợp Quanh Chợ Bến Thành</w:t>
+        <w:t>Gợi Ý Lịch Trình Kết Hợp Quanh Chợ Bến Thành</w:t>
       </w:r>
     </w:p>
     <w:p>
@@ -9632,7 +9632,7 @@
         <w:spacing w:before="320" w:after="120" w:line="276" w:lineRule="auto"/>
       </w:pPr>
       <w:r>
-        <w:t>8. Lời Kết: Lắng Nghe Nhịp Đập Đô Thị Từ Khoảng Trời Mở</w:t>
+        <w:t>Lời Kết: Lắng Nghe Nhịp Đập Đô Thị Từ Khoảng Trời Mở</w:t>
       </w:r>
       <w:r>
         <w:rPr>
@@ -9641,7 +9641,7 @@
           <w:color w:val="1B365D"/>
           <w:sz w:val="32"/>
         </w:rPr>
-        <w:t>8. Lời Kết: Lắng Nghe Nhịp Đập Đô Thị Từ Khoảng Trời Mở</w:t>
+        <w:t>Lời Kết: Lắng Nghe Nhịp Đập Đô Thị Từ Khoảng Trời Mở</w:t>
       </w:r>
     </w:p>
     <w:p>
@@ -9712,7 +9712,7 @@
         <w:spacing w:before="320" w:after="120" w:line="276" w:lineRule="auto"/>
       </w:pPr>
       <w:r>
-        <w:t>1. Dẫn Nhập: Sức Hút Của Những "Tổ Chim Cú" Trên Tầng Lầu Cổ</w:t>
+        <w:t>Dẫn Nhập: Sức Hút Của Những "Tổ Chim Cú" Trên Tầng Lầu Cổ</w:t>
       </w:r>
       <w:r>
         <w:rPr>
@@ -9721,7 +9721,7 @@
           <w:color w:val="1B365D"/>
           <w:sz w:val="32"/>
         </w:rPr>
-        <w:t>1. Dẫn Nhập: Sức Hút Của Những "Tổ Chim Cú" Trên Tầng Lầu Cổ</w:t>
+        <w:t>Dẫn Nhập: Sức Hút Của Những "Tổ Chim Cú" Trên Tầng Lầu Cổ</w:t>
       </w:r>
     </w:p>
     <w:p>
@@ -9776,7 +9776,7 @@
         <w:spacing w:before="320" w:after="120" w:line="276" w:lineRule="auto"/>
       </w:pPr>
       <w:r>
-        <w:t>2. Nguồn Gốc Lịch Sử: Sự Tái Sinh Của Các Khu Cư Xá Trung Tâm</w:t>
+        <w:t>Nguồn Gốc Lịch Sử: Sự Tái Sinh Của Các Khu Cư Xá Trung Tâm</w:t>
       </w:r>
       <w:r>
         <w:rPr>
@@ -9785,7 +9785,7 @@
           <w:color w:val="1B365D"/>
           <w:sz w:val="32"/>
         </w:rPr>
-        <w:t>2. Nguồn Gốc Lịch Sử: Sự Tái Sinh Của Các Khu Cư Xá Trung Tâm</w:t>
+        <w:t>Nguồn Gốc Lịch Sử: Sự Tái Sinh Của Các Khu Cư Xá Trung Tâm</w:t>
       </w:r>
     </w:p>
     <w:p>
@@ -9893,7 +9893,7 @@
         <w:spacing w:before="320" w:after="120" w:line="276" w:lineRule="auto"/>
       </w:pPr>
       <w:r>
-        <w:t>3. Top 4 Tòa Chung Cư Cà Phê Di Sản Tiêu Biểu Quanh Bến Thành</w:t>
+        <w:t>Top 4 Tòa Chung Cư Cà Phê Di Sản Tiêu Biểu Quanh Bến Thành</w:t>
       </w:r>
       <w:r>
         <w:rPr>
@@ -9902,7 +9902,7 @@
           <w:color w:val="1B365D"/>
           <w:sz w:val="32"/>
         </w:rPr>
-        <w:t>3. Top 4 Tòa Chung Cư Cà Phê Di Sản Tiêu Biểu Quanh Bến Thành</w:t>
+        <w:t>Top 4 Tòa Chung Cư Cà Phê Di Sản Tiêu Biểu Quanh Bến Thành</w:t>
       </w:r>
     </w:p>
     <w:p>
@@ -9926,7 +9926,7 @@
         <w:spacing w:before="240" w:after="80" w:line="276" w:lineRule="auto"/>
       </w:pPr>
       <w:r>
-        <w:t>1. Chung Cư 42 Tôn Thất Thiệp – Không Gian Nghệ Thuật &amp; Hoài Niệm</w:t>
+        <w:t>Chung Cư 42 Tôn Thất Thiệp – Không Gian Nghệ Thuật &amp; Hoài Niệm</w:t>
       </w:r>
       <w:r>
         <w:rPr>
@@ -9935,7 +9935,7 @@
           <w:color w:val="D97706"/>
           <w:sz w:val="26"/>
         </w:rPr>
-        <w:t>1. Chung Cư 42 Tôn Thất Thiệp – Không Gian Nghệ Thuật &amp; Hoài Niệm</w:t>
+        <w:t>Chung Cư 42 Tôn Thất Thiệp – Không Gian Nghệ Thuật &amp; Hoài Niệm</w:t>
       </w:r>
     </w:p>
     <w:p>
@@ -10063,7 +10063,7 @@
         <w:spacing w:before="240" w:after="80" w:line="276" w:lineRule="auto"/>
       </w:pPr>
       <w:r>
-        <w:t>2. Chung Cư 26 Lý Tự Trọng – Điểm Hẹn Của Giới Sáng Tạo</w:t>
+        <w:t>Chung Cư 26 Lý Tự Trọng – Điểm Hẹn Của Giới Sáng Tạo</w:t>
       </w:r>
       <w:r>
         <w:rPr>
@@ -10072,7 +10072,7 @@
           <w:color w:val="D97706"/>
           <w:sz w:val="26"/>
         </w:rPr>
-        <w:t>2. Chung Cư 26 Lý Tự Trọng – Điểm Hẹn Của Giới Sáng Tạo</w:t>
+        <w:t>Chung Cư 26 Lý Tự Trọng – Điểm Hẹn Của Giới Sáng Tạo</w:t>
       </w:r>
     </w:p>
     <w:p>
@@ -10200,7 +10200,7 @@
         <w:spacing w:before="240" w:after="80" w:line="276" w:lineRule="auto"/>
       </w:pPr>
       <w:r>
-        <w:t>3. Chung Cư 14 Tôn Thất Đạm – Nốt Trầm Lắng Đọng Bên Bờ Kênh</w:t>
+        <w:t>Chung Cư 14 Tôn Thất Đạm – Nốt Trầm Lắng Đọng Bên Bờ Kênh</w:t>
       </w:r>
       <w:r>
         <w:rPr>
@@ -10209,7 +10209,7 @@
           <w:color w:val="D97706"/>
           <w:sz w:val="26"/>
         </w:rPr>
-        <w:t>3. Chung Cư 14 Tôn Thất Đạm – Nốt Trầm Lắng Đọng Bên Bờ Kênh</w:t>
+        <w:t>Chung Cư 14 Tôn Thất Đạm – Nốt Trầm Lắng Đọng Bên Bờ Kênh</w:t>
       </w:r>
     </w:p>
     <w:p>
@@ -10337,7 +10337,7 @@
         <w:spacing w:before="240" w:after="80" w:line="276" w:lineRule="auto"/>
       </w:pPr>
       <w:r>
-        <w:t>4. Dãy Cư Xá Ban Công Đường Pasteur &amp; Lê Lợi</w:t>
+        <w:t>Dãy Cư Xá Ban Công Đường Pasteur &amp; Lê Lợi</w:t>
       </w:r>
       <w:r>
         <w:rPr>
@@ -10346,7 +10346,7 @@
           <w:color w:val="D97706"/>
           <w:sz w:val="26"/>
         </w:rPr>
-        <w:t>4. Dãy Cư Xá Ban Công Đường Pasteur &amp; Lê Lợi</w:t>
+        <w:t>Dãy Cư Xá Ban Công Đường Pasteur &amp; Lê Lợi</w:t>
       </w:r>
     </w:p>
     <w:p>
@@ -10463,7 +10463,7 @@
         <w:spacing w:before="320" w:after="120" w:line="276" w:lineRule="auto"/>
       </w:pPr>
       <w:r>
-        <w:t>4. Ma Trận Đồ Uống: Từ Phin Truyền Thống Đến Cà Phê Thủ Công Đương Đại</w:t>
+        <w:t>Ma Trận Đồ Uống: Từ Phin Truyền Thống Đến Cà Phê Thủ Công Đương Đại</w:t>
       </w:r>
       <w:r>
         <w:rPr>
@@ -10472,7 +10472,7 @@
           <w:color w:val="1B365D"/>
           <w:sz w:val="32"/>
         </w:rPr>
-        <w:t>4. Ma Trận Đồ Uống: Từ Phin Truyền Thống Đến Cà Phê Thủ Công Đương Đại</w:t>
+        <w:t>Ma Trận Đồ Uống: Từ Phin Truyền Thống Đến Cà Phê Thủ Công Đương Đại</w:t>
       </w:r>
     </w:p>
     <w:p>
@@ -10516,7 +10516,7 @@
         <w:spacing w:before="320" w:after="120" w:line="276" w:lineRule="auto"/>
       </w:pPr>
       <w:r>
-        <w:t>5. Cẩm Nang Văn Hóa Ứng Xử Cho Người Lữ Khách Tinh Tế</w:t>
+        <w:t>Cẩm Nang Văn Hóa Ứng Xử Cho Người Lữ Khách Tinh Tế</w:t>
       </w:r>
       <w:r>
         <w:rPr>
@@ -10525,7 +10525,7 @@
           <w:color w:val="1B365D"/>
           <w:sz w:val="32"/>
         </w:rPr>
-        <w:t>5. Cẩm Nang Văn Hóa Ứng Xử Cho Người Lữ Khách Tinh Tế</w:t>
+        <w:t>Cẩm Nang Văn Hóa Ứng Xử Cho Người Lữ Khách Tinh Tế</w:t>
       </w:r>
     </w:p>
     <w:p>
@@ -10753,7 +10753,7 @@
         <w:spacing w:before="320" w:after="120" w:line="276" w:lineRule="auto"/>
       </w:pPr>
       <w:r>
-        <w:t>6. Lời Kết: Tìm Lại Nốt Lặng Giữa Trung Tâm Hoa Lệ</w:t>
+        <w:t>Lời Kết: Tìm Lại Nốt Lặng Giữa Trung Tâm Hoa Lệ</w:t>
       </w:r>
       <w:r>
         <w:rPr>
@@ -10762,7 +10762,7 @@
           <w:color w:val="1B365D"/>
           <w:sz w:val="32"/>
         </w:rPr>
-        <w:t>6. Lời Kết: Tìm Lại Nốt Lặng Giữa Trung Tâm Hoa Lệ</w:t>
+        <w:t>Lời Kết: Tìm Lại Nốt Lặng Giữa Trung Tâm Hoa Lệ</w:t>
       </w:r>
     </w:p>
     <w:p>
@@ -10833,7 +10833,7 @@
         <w:spacing w:before="320" w:after="120" w:line="276" w:lineRule="auto"/>
       </w:pPr>
       <w:r>
-        <w:t>1. Dẫn Nhập: Khi Sài Gòn Thắp Lên Những Tinh Cầu Đêm</w:t>
+        <w:t>Dẫn Nhập: Khi Sài Gòn Thắp Lên Những Tinh Cầu Đêm</w:t>
       </w:r>
       <w:r>
         <w:rPr>
@@ -10842,7 +10842,7 @@
           <w:color w:val="1B365D"/>
           <w:sz w:val="32"/>
         </w:rPr>
-        <w:t>1. Dẫn Nhập: Khi Sài Gòn Thắp Lên Những Tinh Cầu Đêm</w:t>
+        <w:t>Dẫn Nhập: Khi Sài Gòn Thắp Lên Những Tinh Cầu Đêm</w:t>
       </w:r>
     </w:p>
     <w:p>
@@ -10897,7 +10897,7 @@
         <w:spacing w:before="320" w:after="120" w:line="276" w:lineRule="auto"/>
       </w:pPr>
       <w:r>
-        <w:t>2. Văn Hóa Mixology Bản Địa: Sự Trỗi Dậy Của Cocktail Hương Vị Việt</w:t>
+        <w:t>Văn Hóa Mixology Bản Địa: Sự Trỗi Dậy Của Cocktail Hương Vị Việt</w:t>
       </w:r>
       <w:r>
         <w:rPr>
@@ -10906,7 +10906,7 @@
           <w:color w:val="1B365D"/>
           <w:sz w:val="32"/>
         </w:rPr>
-        <w:t>2. Văn Hóa Mixology Bản Địa: Sự Trỗi Dậy Của Cocktail Hương Vị Việt</w:t>
+        <w:t>Văn Hóa Mixology Bản Địa: Sự Trỗi Dậy Của Cocktail Hương Vị Việt</w:t>
       </w:r>
     </w:p>
     <w:p>
@@ -11040,7 +11040,7 @@
         <w:spacing w:before="320" w:after="120" w:line="276" w:lineRule="auto"/>
       </w:pPr>
       <w:r>
-        <w:t>3. Bản Đồ 4 Tọa Độ Rooftop Bar &amp; Sky Lounge View Triệu Đô Quanh Bến Thành</w:t>
+        <w:t>Bản Đồ 4 Tọa Độ Rooftop Bar &amp; Sky Lounge View Triệu Đô Quanh Bến Thành</w:t>
       </w:r>
       <w:r>
         <w:rPr>
@@ -11049,7 +11049,7 @@
           <w:color w:val="1B365D"/>
           <w:sz w:val="32"/>
         </w:rPr>
-        <w:t>3. Bản Đồ 4 Tọa Độ Rooftop Bar &amp; Sky Lounge View Triệu Đô Quanh Bến Thành</w:t>
+        <w:t>Bản Đồ 4 Tọa Độ Rooftop Bar &amp; Sky Lounge View Triệu Đô Quanh Bến Thành</w:t>
       </w:r>
     </w:p>
     <w:p>
@@ -11073,7 +11073,7 @@
         <w:spacing w:before="240" w:after="80" w:line="276" w:lineRule="auto"/>
       </w:pPr>
       <w:r>
-        <w:t>1. Sky Lounge Tầng Thượng Đối Diện Vòng Xoay Bến Thành</w:t>
+        <w:t>Sky Lounge Tầng Thượng Đối Diện Vòng Xoay Bến Thành</w:t>
       </w:r>
       <w:r>
         <w:rPr>
@@ -11082,7 +11082,7 @@
           <w:color w:val="D97706"/>
           <w:sz w:val="26"/>
         </w:rPr>
-        <w:t>1. Sky Lounge Tầng Thượng Đối Diện Vòng Xoay Bến Thành</w:t>
+        <w:t>Sky Lounge Tầng Thượng Đối Diện Vòng Xoay Bến Thành</w:t>
       </w:r>
     </w:p>
     <w:p>
@@ -11227,7 +11227,7 @@
         <w:spacing w:before="240" w:after="80" w:line="276" w:lineRule="auto"/>
       </w:pPr>
       <w:r>
-        <w:t>2. Sân Thượng Di Sản Trục Đường Tôn Thất Thiệp &amp; Huỳnh Thúc Kháng</w:t>
+        <w:t>Sân Thượng Di Sản Trục Đường Tôn Thất Thiệp &amp; Huỳnh Thúc Kháng</w:t>
       </w:r>
       <w:r>
         <w:rPr>
@@ -11236,7 +11236,7 @@
           <w:color w:val="D97706"/>
           <w:sz w:val="26"/>
         </w:rPr>
-        <w:t>2. Sân Thượng Di Sản Trục Đường Tôn Thất Thiệp &amp; Huỳnh Thúc Kháng</w:t>
+        <w:t>Sân Thượng Di Sản Trục Đường Tôn Thất Thiệp &amp; Huỳnh Thúc Kháng</w:t>
       </w:r>
     </w:p>
     <w:p>
@@ -11381,7 +11381,7 @@
         <w:spacing w:before="240" w:after="80" w:line="276" w:lineRule="auto"/>
       </w:pPr>
       <w:r>
-        <w:t>3. Sky Bar Toàn Cảnh Trên Đại Lộ Lê Lợi – Nam Kỳ Khởi Nghĩa</w:t>
+        <w:t>Sky Bar Toàn Cảnh Trên Đại Lộ Lê Lợi – Nam Kỳ Khởi Nghĩa</w:t>
       </w:r>
       <w:r>
         <w:rPr>
@@ -11390,7 +11390,7 @@
           <w:color w:val="D97706"/>
           <w:sz w:val="26"/>
         </w:rPr>
-        <w:t>3. Sky Bar Toàn Cảnh Trên Đại Lộ Lê Lợi – Nam Kỳ Khởi Nghĩa</w:t>
+        <w:t>Sky Bar Toàn Cảnh Trên Đại Lộ Lê Lợi – Nam Kỳ Khởi Nghĩa</w:t>
       </w:r>
     </w:p>
     <w:p>
@@ -11550,7 +11550,7 @@
         <w:spacing w:before="320" w:after="120" w:line="276" w:lineRule="auto"/>
       </w:pPr>
       <w:r>
-        <w:t>4. Thế Giới Bí Mật: Những Quán Bar Speakeasy Ẩn Mình Sau Hẻm Cổ</w:t>
+        <w:t>Thế Giới Bí Mật: Những Quán Bar Speakeasy Ẩn Mình Sau Hẻm Cổ</w:t>
       </w:r>
       <w:r>
         <w:rPr>
@@ -11559,7 +11559,7 @@
           <w:color w:val="1B365D"/>
           <w:sz w:val="32"/>
         </w:rPr>
-        <w:t>4. Thế Giới Bí Mật: Những Quán Bar Speakeasy Ẩn Mình Sau Hẻm Cổ</w:t>
+        <w:t>Thế Giới Bí Mật: Những Quán Bar Speakeasy Ẩn Mình Sau Hẻm Cổ</w:t>
       </w:r>
     </w:p>
     <w:p>
@@ -11710,7 +11710,7 @@
         <w:spacing w:before="320" w:after="120" w:line="276" w:lineRule="auto"/>
       </w:pPr>
       <w:r>
-        <w:t>5. Bảng Giá Thức Uống Tham Khảo (Cập Nhật 2026)</w:t>
+        <w:t>Bảng Giá Thức Uống Tham Khảo (Cập Nhật 2026)</w:t>
       </w:r>
       <w:r>
         <w:rPr>
@@ -11719,7 +11719,7 @@
           <w:color w:val="1B365D"/>
           <w:sz w:val="32"/>
         </w:rPr>
-        <w:t>5. Bảng Giá Thức Uống Tham Khảo (Cập Nhật 2026)</w:t>
+        <w:t>Bảng Giá Thức Uống Tham Khảo (Cập Nhật 2026)</w:t>
       </w:r>
     </w:p>
     <w:p>
@@ -11747,7 +11747,7 @@
         <w:spacing w:before="320" w:after="120" w:line="276" w:lineRule="auto"/>
       </w:pPr>
       <w:r>
-        <w:t>6. Sổ Tay Quy Tắc Thực Địa Cho Buổi Tối Hoàn Hảo</w:t>
+        <w:t>Sổ Tay Quy Tắc Thực Địa Cho Buổi Tối Hoàn Hảo</w:t>
       </w:r>
       <w:r>
         <w:rPr>
@@ -11756,7 +11756,7 @@
           <w:color w:val="1B365D"/>
           <w:sz w:val="32"/>
         </w:rPr>
-        <w:t>6. Sổ Tay Quy Tắc Thực Địa Cho Buổi Tối Hoàn Hảo</w:t>
+        <w:t>Sổ Tay Quy Tắc Thực Địa Cho Buổi Tối Hoàn Hảo</w:t>
       </w:r>
     </w:p>
     <w:p>
@@ -11950,7 +11950,7 @@
         <w:spacing w:before="320" w:after="120" w:line="276" w:lineRule="auto"/>
       </w:pPr>
       <w:r>
-        <w:t>7. Lời Kết: Nâng Ly Dưới Bầu Trời Đêm Đô Thị</w:t>
+        <w:t>Lời Kết: Nâng Ly Dưới Bầu Trời Đêm Đô Thị</w:t>
       </w:r>
       <w:r>
         <w:rPr>
@@ -11959,7 +11959,7 @@
           <w:color w:val="1B365D"/>
           <w:sz w:val="32"/>
         </w:rPr>
-        <w:t>7. Lời Kết: Nâng Ly Dưới Bầu Trời Đêm Đô Thị</w:t>
+        <w:t>Lời Kết: Nâng Ly Dưới Bầu Trời Đêm Đô Thị</w:t>
       </w:r>
     </w:p>
     <w:p>
@@ -12030,7 +12030,7 @@
         <w:spacing w:before="320" w:after="120" w:line="276" w:lineRule="auto"/>
       </w:pPr>
       <w:r>
-        <w:t>1. Dẫn Nhập: Trải Nghiệm Lưu Trú Mang Chiều Sâu Văn Hóa</w:t>
+        <w:t>Dẫn Nhập: Trải Nghiệm Lưu Trú Mang Chiều Sâu Văn Hóa</w:t>
       </w:r>
       <w:r>
         <w:rPr>
@@ -12039,7 +12039,7 @@
           <w:color w:val="1B365D"/>
           <w:sz w:val="32"/>
         </w:rPr>
-        <w:t>1. Dẫn Nhập: Trải Nghiệm Lưu Trú Mang Chiều Sâu Văn Hóa</w:t>
+        <w:t>Dẫn Nhập: Trải Nghiệm Lưu Trú Mang Chiều Sâu Văn Hóa</w:t>
       </w:r>
     </w:p>
     <w:p>
@@ -12094,7 +12094,7 @@
         <w:spacing w:before="320" w:after="120" w:line="276" w:lineRule="auto"/>
       </w:pPr>
       <w:r>
-        <w:t>2. Tiêu Chuẩn Lựa Chọn Khách Sạn Boutique Chuẩn "GUU"</w:t>
+        <w:t>Tiêu Chuẩn Lựa Chọn Khách Sạn Boutique Chuẩn "GUU"</w:t>
       </w:r>
       <w:r>
         <w:rPr>
@@ -12103,7 +12103,7 @@
           <w:color w:val="1B365D"/>
           <w:sz w:val="32"/>
         </w:rPr>
-        <w:t>2. Tiêu Chuẩn Lựa Chọn Khách Sạn Boutique Chuẩn "GUU"</w:t>
+        <w:t>Tiêu Chuẩn Lựa Chọn Khách Sạn Boutique Chuẩn "GUU"</w:t>
       </w:r>
     </w:p>
     <w:p>
@@ -12246,7 +12246,7 @@
         <w:spacing w:before="320" w:after="120" w:line="276" w:lineRule="auto"/>
       </w:pPr>
       <w:r>
-        <w:t>3. Top 5 Khách Sạn Boutique &amp; Di Sản Xuất Sắc Nhất Quanh Bến Thành</w:t>
+        <w:t>Top 5 Khách Sạn Boutique &amp; Di Sản Xuất Sắc Nhất Quanh Bến Thành</w:t>
       </w:r>
       <w:r>
         <w:rPr>
@@ -12255,7 +12255,7 @@
           <w:color w:val="1B365D"/>
           <w:sz w:val="32"/>
         </w:rPr>
-        <w:t>3. Top 5 Khách Sạn Boutique &amp; Di Sản Xuất Sắc Nhất Quanh Bến Thành</w:t>
+        <w:t>Top 5 Khách Sạn Boutique &amp; Di Sản Xuất Sắc Nhất Quanh Bến Thành</w:t>
       </w:r>
     </w:p>
     <w:p>
@@ -12279,7 +12279,7 @@
         <w:spacing w:before="240" w:after="80" w:line="276" w:lineRule="auto"/>
       </w:pPr>
       <w:r>
-        <w:t>1. The Myst Dong Khoi – Bản Tình Ca Đóng Tàu Ba Son &amp; Hồn Phố Cổ</w:t>
+        <w:t>The Myst Dong Khoi – Bản Tình Ca Đóng Tàu Ba Son &amp; Hồn Phố Cổ</w:t>
       </w:r>
       <w:r>
         <w:rPr>
@@ -12288,7 +12288,7 @@
           <w:color w:val="D97706"/>
           <w:sz w:val="26"/>
         </w:rPr>
-        <w:t>1. The Myst Dong Khoi – Bản Tình Ca Đóng Tàu Ba Son &amp; Hồn Phố Cổ</w:t>
+        <w:t>The Myst Dong Khoi – Bản Tình Ca Đóng Tàu Ba Son &amp; Hồn Phố Cổ</w:t>
       </w:r>
     </w:p>
     <w:p>
@@ -12416,7 +12416,7 @@
         <w:spacing w:before="240" w:after="80" w:line="276" w:lineRule="auto"/>
       </w:pPr>
       <w:r>
-        <w:t>2. Silverland Yen Hotel – Ốc Đảo Tĩnh Lặng Sau Lưng Chợ Bến Thành</w:t>
+        <w:t>Silverland Yen Hotel – Ốc Đảo Tĩnh Lặng Sau Lưng Chợ Bến Thành</w:t>
       </w:r>
       <w:r>
         <w:rPr>
@@ -12425,7 +12425,7 @@
           <w:color w:val="D97706"/>
           <w:sz w:val="26"/>
         </w:rPr>
-        <w:t>2. Silverland Yen Hotel – Ốc Đảo Tĩnh Lặng Sau Lưng Chợ Bến Thành</w:t>
+        <w:t>Silverland Yen Hotel – Ốc Đảo Tĩnh Lặng Sau Lưng Chợ Bến Thành</w:t>
       </w:r>
     </w:p>
     <w:p>
@@ -12553,7 +12553,7 @@
         <w:spacing w:before="240" w:after="80" w:line="276" w:lineRule="auto"/>
       </w:pPr>
       <w:r>
-        <w:t>3. Hotel Continental Saigon – Khách Sạn Cổ Kính Nhất Việt Nam (Khánh Thành 1880)</w:t>
+        <w:t>Hotel Continental Saigon – Khách Sạn Cổ Kính Nhất Việt Nam (Khánh Thành 1880)</w:t>
       </w:r>
       <w:r>
         <w:rPr>
@@ -12562,7 +12562,7 @@
           <w:color w:val="D97706"/>
           <w:sz w:val="26"/>
         </w:rPr>
-        <w:t>3. Hotel Continental Saigon – Khách Sạn Cổ Kính Nhất Việt Nam (Khánh Thành 1880)</w:t>
+        <w:t>Hotel Continental Saigon – Khách Sạn Cổ Kính Nhất Việt Nam (Khánh Thành 1880)</w:t>
       </w:r>
     </w:p>
     <w:p>
@@ -12690,7 +12690,7 @@
         <w:spacing w:before="240" w:after="80" w:line="276" w:lineRule="auto"/>
       </w:pPr>
       <w:r>
-        <w:t>4. La Siesta Premium Sai Gon – Đẳng Cấp Indochine Quyến Rũ</w:t>
+        <w:t>La Siesta Premium Sai Gon – Đẳng Cấp Indochine Quyến Rũ</w:t>
       </w:r>
       <w:r>
         <w:rPr>
@@ -12699,7 +12699,7 @@
           <w:color w:val="D97706"/>
           <w:sz w:val="26"/>
         </w:rPr>
-        <w:t>4. La Siesta Premium Sai Gon – Đẳng Cấp Indochine Quyến Rũ</w:t>
+        <w:t>La Siesta Premium Sai Gon – Đẳng Cấp Indochine Quyến Rũ</w:t>
       </w:r>
     </w:p>
     <w:p>
@@ -12827,7 +12827,7 @@
         <w:spacing w:before="240" w:after="80" w:line="276" w:lineRule="auto"/>
       </w:pPr>
       <w:r>
-        <w:t>5. Fusion Original Saigon Centre – Phong Cách Đương Đại Trên Tuyến Metro</w:t>
+        <w:t>Fusion Original Saigon Centre – Phong Cách Đương Đại Trên Tuyến Metro</w:t>
       </w:r>
       <w:r>
         <w:rPr>
@@ -12836,7 +12836,7 @@
           <w:color w:val="D97706"/>
           <w:sz w:val="26"/>
         </w:rPr>
-        <w:t>5. Fusion Original Saigon Centre – Phong Cách Đương Đại Trên Tuyến Metro</w:t>
+        <w:t>Fusion Original Saigon Centre – Phong Cách Đương Đại Trên Tuyến Metro</w:t>
       </w:r>
     </w:p>
     <w:p>
@@ -12979,7 +12979,7 @@
         <w:spacing w:before="320" w:after="120" w:line="276" w:lineRule="auto"/>
       </w:pPr>
       <w:r>
-        <w:t>4. Bảng So Sánh Chi Tiết Các Khách Sạn Boutique Quanh Bến Thành</w:t>
+        <w:t>Bảng So Sánh Chi Tiết Các Khách Sạn Boutique Quanh Bến Thành</w:t>
       </w:r>
       <w:r>
         <w:rPr>
@@ -12988,7 +12988,7 @@
           <w:color w:val="1B365D"/>
           <w:sz w:val="32"/>
         </w:rPr>
-        <w:t>4. Bảng So Sánh Chi Tiết Các Khách Sạn Boutique Quanh Bến Thành</w:t>
+        <w:t>Bảng So Sánh Chi Tiết Các Khách Sạn Boutique Quanh Bến Thành</w:t>
       </w:r>
     </w:p>
     <w:p>
@@ -13016,7 +13016,7 @@
         <w:spacing w:before="320" w:after="120" w:line="276" w:lineRule="auto"/>
       </w:pPr>
       <w:r>
-        <w:t>5. Kinh Nghiệm Đặt Phòng &amp; Đặc Quyền Dành Cho Khách "Có GUU"</w:t>
+        <w:t>Kinh Nghiệm Đặt Phòng &amp; Đặc Quyền Dành Cho Khách "Có GUU"</w:t>
       </w:r>
       <w:r>
         <w:rPr>
@@ -13025,7 +13025,7 @@
           <w:color w:val="1B365D"/>
           <w:sz w:val="32"/>
         </w:rPr>
-        <w:t>5. Kinh Nghiệm Đặt Phòng &amp; Đặc Quyền Dành Cho Khách "Có GUU"</w:t>
+        <w:t>Kinh Nghiệm Đặt Phòng &amp; Đặc Quyền Dành Cho Khách "Có GUU"</w:t>
       </w:r>
     </w:p>
     <w:p>
@@ -13126,7 +13126,7 @@
         <w:spacing w:before="320" w:after="120" w:line="276" w:lineRule="auto"/>
       </w:pPr>
       <w:r>
-        <w:t>6. Lời Kết: Chạm Vào Giấc Mơ Đông Dương Giữa Lòng Thành Phố</w:t>
+        <w:t>Lời Kết: Chạm Vào Giấc Mơ Đông Dương Giữa Lòng Thành Phố</w:t>
       </w:r>
       <w:r>
         <w:rPr>
@@ -13135,7 +13135,7 @@
           <w:color w:val="1B365D"/>
           <w:sz w:val="32"/>
         </w:rPr>
-        <w:t>6. Lời Kết: Chạm Vào Giấc Mơ Đông Dương Giữa Lòng Thành Phố</w:t>
+        <w:t>Lời Kết: Chạm Vào Giấc Mơ Đông Dương Giữa Lòng Thành Phố</w:t>
       </w:r>
     </w:p>
     <w:p>
@@ -13206,7 +13206,7 @@
         <w:spacing w:before="320" w:after="120" w:line="276" w:lineRule="auto"/>
       </w:pPr>
       <w:r>
-        <w:t>1. Dẫn Nhập: Chợ Bến Thành Đâu Chỉ Là Nơi Mua Bán</w:t>
+        <w:t>Dẫn Nhập: Chợ Bến Thành Đâu Chỉ Là Nơi Mua Bán</w:t>
       </w:r>
       <w:r>
         <w:rPr>
@@ -13215,7 +13215,7 @@
           <w:color w:val="1B365D"/>
           <w:sz w:val="32"/>
         </w:rPr>
-        <w:t>1. Dẫn Nhập: Chợ Bến Thành Đâu Chỉ Là Nơi Mua Bán</w:t>
+        <w:t>Dẫn Nhập: Chợ Bến Thành Đâu Chỉ Là Nơi Mua Bán</w:t>
       </w:r>
     </w:p>
     <w:p>
@@ -13287,7 +13287,7 @@
         <w:spacing w:before="320" w:after="120" w:line="276" w:lineRule="auto"/>
       </w:pPr>
       <w:r>
-        <w:t>2. Bản Đồ 15 Trải Nghiệm Vui Chơi Chia Theo 4 Khung Giờ Vàng</w:t>
+        <w:t>Bản Đồ 15 Trải Nghiệm Vui Chơi Chia Theo 4 Khung Giờ Vàng</w:t>
       </w:r>
       <w:r>
         <w:rPr>
@@ -13296,7 +13296,7 @@
           <w:color w:val="1B365D"/>
           <w:sz w:val="32"/>
         </w:rPr>
-        <w:t>2. Bản Đồ 15 Trải Nghiệm Vui Chơi Chia Theo 4 Khung Giờ Vàng</w:t>
+        <w:t>Bản Đồ 15 Trải Nghiệm Vui Chơi Chia Theo 4 Khung Giờ Vàng</w:t>
       </w:r>
     </w:p>
     <w:p>
@@ -13927,7 +13927,7 @@
         <w:spacing w:before="320" w:after="120" w:line="276" w:lineRule="auto"/>
       </w:pPr>
       <w:r>
-        <w:t>3. Bảng Ma Trận Lựa Chọn Hoạt Động Theo Đối Tượng</w:t>
+        <w:t>Bảng Ma Trận Lựa Chọn Hoạt Động Theo Đối Tượng</w:t>
       </w:r>
       <w:r>
         <w:rPr>
@@ -13936,7 +13936,7 @@
           <w:color w:val="1B365D"/>
           <w:sz w:val="32"/>
         </w:rPr>
-        <w:t>3. Bảng Ma Trận Lựa Chọn Hoạt Động Theo Đối Tượng</w:t>
+        <w:t>Bảng Ma Trận Lựa Chọn Hoạt Động Theo Đối Tượng</w:t>
       </w:r>
     </w:p>
     <w:p>
@@ -13964,7 +13964,7 @@
         <w:spacing w:before="320" w:after="120" w:line="276" w:lineRule="auto"/>
       </w:pPr>
       <w:r>
-        <w:t>4. Lời Kết: Chợ Bến Thành – Bản Hòa Ca Đầy Màu Sắc</w:t>
+        <w:t>Lời Kết: Chợ Bến Thành – Bản Hòa Ca Đầy Màu Sắc</w:t>
       </w:r>
       <w:r>
         <w:rPr>
@@ -13973,7 +13973,7 @@
           <w:color w:val="1B365D"/>
           <w:sz w:val="32"/>
         </w:rPr>
-        <w:t>4. Lời Kết: Chợ Bến Thành – Bản Hòa Ca Đầy Màu Sắc</w:t>
+        <w:t>Lời Kết: Chợ Bến Thành – Bản Hòa Ca Đầy Màu Sắc</w:t>
       </w:r>
     </w:p>
     <w:p>
@@ -14044,7 +14044,7 @@
         <w:spacing w:before="320" w:after="120" w:line="276" w:lineRule="auto"/>
       </w:pPr>
       <w:r>
-        <w:t>1. Dẫn Nhập: Bước Vào Trái Tim Sài Gòn Với Tâm Thế Của Một Chuyên Gia</w:t>
+        <w:t>Dẫn Nhập: Bước Vào Trái Tim Sài Gòn Với Tâm Thế Của Một Chuyên Gia</w:t>
       </w:r>
       <w:r>
         <w:rPr>
@@ -14053,7 +14053,7 @@
           <w:color w:val="1B365D"/>
           <w:sz w:val="32"/>
         </w:rPr>
-        <w:t>1. Dẫn Nhập: Bước Vào Trái Tim Sài Gòn Với Tâm Thế Của Một Chuyên Gia</w:t>
+        <w:t>Dẫn Nhập: Bước Vào Trái Tim Sài Gòn Với Tâm Thế Của Một Chuyên Gia</w:t>
       </w:r>
     </w:p>
     <w:p>
@@ -14125,7 +14125,7 @@
         <w:spacing w:before="320" w:after="120" w:line="276" w:lineRule="auto"/>
       </w:pPr>
       <w:r>
-        <w:t>2. Giờ Mở Cửa &amp; Khung Giờ "Vàng" Nên Ghé Thăm</w:t>
+        <w:t>Giờ Mở Cửa &amp; Khung Giờ "Vàng" Nên Ghé Thăm</w:t>
       </w:r>
       <w:r>
         <w:rPr>
@@ -14134,7 +14134,7 @@
           <w:color w:val="1B365D"/>
           <w:sz w:val="32"/>
         </w:rPr>
-        <w:t>2. Giờ Mở Cửa &amp; Khung Giờ "Vàng" Nên Ghé Thăm</w:t>
+        <w:t>Giờ Mở Cửa &amp; Khung Giờ "Vàng" Nên Ghé Thăm</w:t>
       </w:r>
     </w:p>
     <w:p>
@@ -14175,7 +14175,7 @@
         <w:spacing w:before="240" w:after="80" w:line="276" w:lineRule="auto"/>
       </w:pPr>
       <w:r>
-        <w:t>1. Phiên Chợ Lồng Ban Ngày (06:00 – 18:00)</w:t>
+        <w:t>Phiên Chợ Lồng Ban Ngày (06:00 – 18:00)</w:t>
       </w:r>
       <w:r>
         <w:rPr>
@@ -14184,7 +14184,7 @@
           <w:color w:val="D97706"/>
           <w:sz w:val="26"/>
         </w:rPr>
-        <w:t>1. Phiên Chợ Lồng Ban Ngày (06:00 – 18:00)</w:t>
+        <w:t>Phiên Chợ Lồng Ban Ngày (06:00 – 18:00)</w:t>
       </w:r>
     </w:p>
     <w:p>
@@ -14244,7 +14244,7 @@
         <w:spacing w:before="240" w:after="80" w:line="276" w:lineRule="auto"/>
       </w:pPr>
       <w:r>
-        <w:t>2. Phiên Phố Chợ Đêm Ngoài Trời (18:00 – 23:30)</w:t>
+        <w:t>Phiên Phố Chợ Đêm Ngoài Trời (18:00 – 23:30)</w:t>
       </w:r>
       <w:r>
         <w:rPr>
@@ -14253,7 +14253,7 @@
           <w:color w:val="D97706"/>
           <w:sz w:val="26"/>
         </w:rPr>
-        <w:t>2. Phiên Phố Chợ Đêm Ngoài Trời (18:00 – 23:30)</w:t>
+        <w:t>Phiên Phố Chợ Đêm Ngoài Trời (18:00 – 23:30)</w:t>
       </w:r>
     </w:p>
     <w:p>
@@ -14328,7 +14328,7 @@
         <w:spacing w:before="320" w:after="120" w:line="276" w:lineRule="auto"/>
       </w:pPr>
       <w:r>
-        <w:t>3. Bản Đồ Bãi Gửi Xe An Toàn &amp; Tránh Chặt Chém Quanh Chợ</w:t>
+        <w:t>Bản Đồ Bãi Gửi Xe An Toàn &amp; Tránh Chặt Chém Quanh Chợ</w:t>
       </w:r>
       <w:r>
         <w:rPr>
@@ -14337,7 +14337,7 @@
           <w:color w:val="1B365D"/>
           <w:sz w:val="32"/>
         </w:rPr>
-        <w:t>3. Bản Đồ Bãi Gửi Xe An Toàn &amp; Tránh Chặt Chém Quanh Chợ</w:t>
+        <w:t>Bản Đồ Bãi Gửi Xe An Toàn &amp; Tránh Chặt Chém Quanh Chợ</w:t>
       </w:r>
     </w:p>
     <w:p>
@@ -14381,7 +14381,7 @@
         <w:spacing w:before="320" w:after="120" w:line="276" w:lineRule="auto"/>
       </w:pPr>
       <w:r>
-        <w:t>4. Kinh Nghiệm Đổi Ngoại Tệ: Phố Tiệm Vàng Cửa Tây (Hà Tâm &amp; Mai Vân)</w:t>
+        <w:t>Kinh Nghiệm Đổi Ngoại Tệ: Phố Tiệm Vàng Cửa Tây (Hà Tâm &amp; Mai Vân)</w:t>
       </w:r>
       <w:r>
         <w:rPr>
@@ -14390,7 +14390,7 @@
           <w:color w:val="1B365D"/>
           <w:sz w:val="32"/>
         </w:rPr>
-        <w:t>4. Kinh Nghiệm Đổi Ngoại Tệ: Phố Tiệm Vàng Cửa Tây (Hà Tâm &amp; Mai Vân)</w:t>
+        <w:t>Kinh Nghiệm Đổi Ngoại Tệ: Phố Tiệm Vàng Cửa Tây (Hà Tâm &amp; Mai Vân)</w:t>
       </w:r>
     </w:p>
     <w:p>
@@ -14414,7 +14414,7 @@
         <w:spacing w:before="240" w:after="80" w:line="276" w:lineRule="auto"/>
       </w:pPr>
       <w:r>
-        <w:t>1. Hai địa chỉ vàng được tín nhiệm:</w:t>
+        <w:t>Hai địa chỉ vàng được tín nhiệm:</w:t>
       </w:r>
       <w:r>
         <w:rPr>
@@ -14423,7 +14423,7 @@
           <w:color w:val="D97706"/>
           <w:sz w:val="26"/>
         </w:rPr>
-        <w:t>1. Hai địa chỉ vàng được tín nhiệm:</w:t>
+        <w:t>Hai địa chỉ vàng được tín nhiệm:</w:t>
       </w:r>
     </w:p>
     <w:p>
@@ -14483,7 +14483,7 @@
         <w:spacing w:before="240" w:after="80" w:line="276" w:lineRule="auto"/>
       </w:pPr>
       <w:r>
-        <w:t>2. Nguyên tắc sống còn khi đổi tiền:</w:t>
+        <w:t>Nguyên tắc sống còn khi đổi tiền:</w:t>
       </w:r>
       <w:r>
         <w:rPr>
@@ -14492,7 +14492,7 @@
           <w:color w:val="D97706"/>
           <w:sz w:val="26"/>
         </w:rPr>
-        <w:t>2. Nguyên tắc sống còn khi đổi tiền:</w:t>
+        <w:t>Nguyên tắc sống còn khi đổi tiền:</w:t>
       </w:r>
     </w:p>
     <w:p>
@@ -14593,7 +14593,7 @@
         <w:spacing w:before="320" w:after="120" w:line="276" w:lineRule="auto"/>
       </w:pPr>
       <w:r>
-        <w:t>5. Cẩm Nang Mua Sắm &amp; Nghệ Thuật Trả Giá Văn Minh</w:t>
+        <w:t>Cẩm Nang Mua Sắm &amp; Nghệ Thuật Trả Giá Văn Minh</w:t>
       </w:r>
       <w:r>
         <w:rPr>
@@ -14602,7 +14602,7 @@
           <w:color w:val="1B365D"/>
           <w:sz w:val="32"/>
         </w:rPr>
-        <w:t>5. Cẩm Nang Mua Sắm &amp; Nghệ Thuật Trả Giá Văn Minh</w:t>
+        <w:t>Cẩm Nang Mua Sắm &amp; Nghệ Thuật Trả Giá Văn Minh</w:t>
       </w:r>
     </w:p>
     <w:p>
@@ -14626,7 +14626,7 @@
         <w:spacing w:before="240" w:after="80" w:line="276" w:lineRule="auto"/>
       </w:pPr>
       <w:r>
-        <w:t>1. Nguyên Tắc "Bỏ Túi" Khi Mặc Cả</w:t>
+        <w:t>Nguyên Tắc "Bỏ Túi" Khi Mặc Cả</w:t>
       </w:r>
       <w:r>
         <w:rPr>
@@ -14635,7 +14635,7 @@
           <w:color w:val="D97706"/>
           <w:sz w:val="26"/>
         </w:rPr>
-        <w:t>1. Nguyên Tắc "Bỏ Túi" Khi Mặc Cả</w:t>
+        <w:t>Nguyên Tắc "Bỏ Túi" Khi Mặc Cả</w:t>
       </w:r>
     </w:p>
     <w:p>
@@ -14764,7 +14764,7 @@
         <w:spacing w:before="240" w:after="80" w:line="276" w:lineRule="auto"/>
       </w:pPr>
       <w:r>
-        <w:t>2. Danh Sách Các Mặt Hàng Nên &amp; Không Nên Mua Tại Chợ:</w:t>
+        <w:t>Danh Sách Các Mặt Hàng Nên &amp; Không Nên Mua Tại Chợ:</w:t>
       </w:r>
       <w:r>
         <w:rPr>
@@ -14773,7 +14773,7 @@
           <w:color w:val="D97706"/>
           <w:sz w:val="26"/>
         </w:rPr>
-        <w:t>2. Danh Sách Các Mặt Hàng Nên &amp; Không Nên Mua Tại Chợ:</w:t>
+        <w:t>Danh Sách Các Mặt Hàng Nên &amp; Không Nên Mua Tại Chợ:</w:t>
       </w:r>
     </w:p>
     <w:p>
@@ -14848,7 +14848,7 @@
         <w:spacing w:before="320" w:after="120" w:line="276" w:lineRule="auto"/>
       </w:pPr>
       <w:r>
-        <w:t>6. Cảnh Báo An Ninh: 5 Cạm Bẫy Phổ Biến &amp; Cách Phòng Tránh</w:t>
+        <w:t>Cảnh Báo An Ninh: 5 Cạm Bẫy Phổ Biến &amp; Cách Phòng Tránh</w:t>
       </w:r>
       <w:r>
         <w:rPr>
@@ -14857,7 +14857,7 @@
           <w:color w:val="1B365D"/>
           <w:sz w:val="32"/>
         </w:rPr>
-        <w:t>6. Cảnh Báo An Ninh: 5 Cạm Bẫy Phổ Biến &amp; Cách Phòng Tránh</w:t>
+        <w:t>Cảnh Báo An Ninh: 5 Cạm Bẫy Phổ Biến &amp; Cách Phòng Tránh</w:t>
       </w:r>
     </w:p>
     <w:p>
@@ -15051,7 +15051,7 @@
         <w:spacing w:before="320" w:after="120" w:line="276" w:lineRule="auto"/>
       </w:pPr>
       <w:r>
-        <w:t>7. Cẩm Nang Ăn Uống &amp; Vệ Sinh Cá Nhân</w:t>
+        <w:t>Cẩm Nang Ăn Uống &amp; Vệ Sinh Cá Nhân</w:t>
       </w:r>
       <w:r>
         <w:rPr>
@@ -15060,7 +15060,7 @@
           <w:color w:val="1B365D"/>
           <w:sz w:val="32"/>
         </w:rPr>
-        <w:t>7. Cẩm Nang Ăn Uống &amp; Vệ Sinh Cá Nhân</w:t>
+        <w:t>Cẩm Nang Ăn Uống &amp; Vệ Sinh Cá Nhân</w:t>
       </w:r>
     </w:p>
     <w:p>
@@ -15161,7 +15161,7 @@
         <w:spacing w:before="320" w:after="120" w:line="276" w:lineRule="auto"/>
       </w:pPr>
       <w:r>
-        <w:t>8. Lời Kết: Khám Phá Chợ Bến Thành Bằng Sự Tinh Tế</w:t>
+        <w:t>Lời Kết: Khám Phá Chợ Bến Thành Bằng Sự Tinh Tế</w:t>
       </w:r>
       <w:r>
         <w:rPr>
@@ -15170,7 +15170,7 @@
           <w:color w:val="1B365D"/>
           <w:sz w:val="32"/>
         </w:rPr>
-        <w:t>8. Lời Kết: Khám Phá Chợ Bến Thành Bằng Sự Tinh Tế</w:t>
+        <w:t>Lời Kết: Khám Phá Chợ Bến Thành Bằng Sự Tinh Tế</w:t>
       </w:r>
     </w:p>
     <w:p>
@@ -15241,7 +15241,7 @@
         <w:spacing w:before="320" w:after="120" w:line="276" w:lineRule="auto"/>
       </w:pPr>
       <w:r>
-        <w:t>1. Dẫn Nhập: Sự Thật Đằng Sau Sự Hoa Lệ Của Khu Chợ Trăm Tuổi</w:t>
+        <w:t>Dẫn Nhập: Sự Thật Đằng Sau Sự Hoa Lệ Của Khu Chợ Trăm Tuổi</w:t>
       </w:r>
       <w:r>
         <w:rPr>
@@ -15250,7 +15250,7 @@
           <w:color w:val="1B365D"/>
           <w:sz w:val="32"/>
         </w:rPr>
-        <w:t>1. Dẫn Nhập: Sự Thật Đằng Sau Sự Hoa Lệ Của Khu Chợ Trăm Tuổi</w:t>
+        <w:t>Dẫn Nhập: Sự Thật Đằng Sau Sự Hoa Lệ Của Khu Chợ Trăm Tuổi</w:t>
       </w:r>
     </w:p>
     <w:p>
@@ -15322,7 +15322,7 @@
         <w:spacing w:before="320" w:after="120" w:line="276" w:lineRule="auto"/>
       </w:pPr>
       <w:r>
-        <w:t>2. Điểm Mặt 7 Chiêu Trò &amp; Cạm Bẫy Phổ Biến Nhất</w:t>
+        <w:t>Điểm Mặt 7 Chiêu Trò &amp; Cạm Bẫy Phổ Biến Nhất</w:t>
       </w:r>
       <w:r>
         <w:rPr>
@@ -15331,7 +15331,7 @@
           <w:color w:val="1B365D"/>
           <w:sz w:val="32"/>
         </w:rPr>
-        <w:t>2. Điểm Mặt 7 Chiêu Trò &amp; Cạm Bẫy Phổ Biến Nhất</w:t>
+        <w:t>Điểm Mặt 7 Chiêu Trò &amp; Cạm Bẫy Phổ Biến Nhất</w:t>
       </w:r>
     </w:p>
     <w:p>
@@ -16143,7 +16143,7 @@
         <w:spacing w:before="320" w:after="120" w:line="276" w:lineRule="auto"/>
       </w:pPr>
       <w:r>
-        <w:t>3. Bảng Giá Chuẩn Kiểm Chứng Tại Chợ Bến Thành (Năm 2026)</w:t>
+        <w:t>Bảng Giá Chuẩn Kiểm Chứng Tại Chợ Bến Thành (Năm 2026)</w:t>
       </w:r>
       <w:r>
         <w:rPr>
@@ -16152,7 +16152,7 @@
           <w:color w:val="1B365D"/>
           <w:sz w:val="32"/>
         </w:rPr>
-        <w:t>3. Bảng Giá Chuẩn Kiểm Chứng Tại Chợ Bến Thành (Năm 2026)</w:t>
+        <w:t>Bảng Giá Chuẩn Kiểm Chứng Tại Chợ Bến Thành (Năm 2026)</w:t>
       </w:r>
     </w:p>
     <w:p>
@@ -16196,7 +16196,7 @@
         <w:spacing w:before="320" w:after="120" w:line="276" w:lineRule="auto"/>
       </w:pPr>
       <w:r>
-        <w:t>4. Danh Bạ Khẩn Cấp &amp; Kênh Tiếp Nhận Hỗ Trợ 24/7</w:t>
+        <w:t>Danh Bạ Khẩn Cấp &amp; Kênh Tiếp Nhận Hỗ Trợ 24/7</w:t>
       </w:r>
       <w:r>
         <w:rPr>
@@ -16205,7 +16205,7 @@
           <w:color w:val="1B365D"/>
           <w:sz w:val="32"/>
         </w:rPr>
-        <w:t>4. Danh Bạ Khẩn Cấp &amp; Kênh Tiếp Nhận Hỗ Trợ 24/7</w:t>
+        <w:t>Danh Bạ Khẩn Cấp &amp; Kênh Tiếp Nhận Hỗ Trợ 24/7</w:t>
       </w:r>
     </w:p>
     <w:p>
@@ -16444,7 +16444,7 @@
         <w:spacing w:before="320" w:after="120" w:line="276" w:lineRule="auto"/>
       </w:pPr>
       <w:r>
-        <w:t>1. Dẫn Nhập: "Phố Wall Ngoại Tệ" Thu Nhỏ Của Sài Gòn</w:t>
+        <w:t>Dẫn Nhập: "Phố Wall Ngoại Tệ" Thu Nhỏ Của Sài Gòn</w:t>
       </w:r>
       <w:r>
         <w:rPr>
@@ -16453,7 +16453,7 @@
           <w:color w:val="1B365D"/>
           <w:sz w:val="32"/>
         </w:rPr>
-        <w:t>1. Dẫn Nhập: "Phố Wall Ngoại Tệ" Thu Nhỏ Của Sài Gòn</w:t>
+        <w:t>Dẫn Nhập: "Phố Wall Ngoại Tệ" Thu Nhỏ Của Sài Gòn</w:t>
       </w:r>
     </w:p>
     <w:p>
@@ -16558,7 +16558,7 @@
         <w:spacing w:before="320" w:after="120" w:line="276" w:lineRule="auto"/>
       </w:pPr>
       <w:r>
-        <w:t>2. Tiệm Vàng Hà Tâm &amp; Mai Vân: Cặp Đôi Nổi Tiếng Nhất Cửa Tây</w:t>
+        <w:t>Tiệm Vàng Hà Tâm &amp; Mai Vân: Cặp Đôi Nổi Tiếng Nhất Cửa Tây</w:t>
       </w:r>
       <w:r>
         <w:rPr>
@@ -16567,7 +16567,7 @@
           <w:color w:val="1B365D"/>
           <w:sz w:val="32"/>
         </w:rPr>
-        <w:t>2. Tiệm Vàng Hà Tâm &amp; Mai Vân: Cặp Đôi Nổi Tiếng Nhất Cửa Tây</w:t>
+        <w:t>Tiệm Vàng Hà Tâm &amp; Mai Vân: Cặp Đôi Nổi Tiếng Nhất Cửa Tây</w:t>
       </w:r>
     </w:p>
     <w:p>
@@ -16692,7 +16692,7 @@
         <w:spacing w:before="320" w:after="120" w:line="276" w:lineRule="auto"/>
       </w:pPr>
       <w:r>
-        <w:t>3. So Sánh: Đổi Tiền Tại Hà Tâm vs. Ngân Hàng vs. Sân Bay</w:t>
+        <w:t>So Sánh: Đổi Tiền Tại Hà Tâm vs. Ngân Hàng vs. Sân Bay</w:t>
       </w:r>
       <w:r>
         <w:rPr>
@@ -16701,7 +16701,7 @@
           <w:color w:val="1B365D"/>
           <w:sz w:val="32"/>
         </w:rPr>
-        <w:t>3. So Sánh: Đổi Tiền Tại Hà Tâm vs. Ngân Hàng vs. Sân Bay</w:t>
+        <w:t>So Sánh: Đổi Tiền Tại Hà Tâm vs. Ngân Hàng vs. Sân Bay</w:t>
       </w:r>
     </w:p>
     <w:p>
@@ -16729,7 +16729,7 @@
         <w:spacing w:before="320" w:after="120" w:line="276" w:lineRule="auto"/>
       </w:pPr>
       <w:r>
-        <w:t>4. Những Quy Tắc "Ngầm" Về Tình Trạng Tiền Mặt (Tránh Bị Ép Giá)</w:t>
+        <w:t>Những Quy Tắc "Ngầm" Về Tình Trạng Tiền Mặt (Tránh Bị Ép Giá)</w:t>
       </w:r>
       <w:r>
         <w:rPr>
@@ -16738,7 +16738,7 @@
           <w:color w:val="1B365D"/>
           <w:sz w:val="32"/>
         </w:rPr>
-        <w:t>4. Những Quy Tắc "Ngầm" Về Tình Trạng Tiền Mặt (Tránh Bị Ép Giá)</w:t>
+        <w:t>Những Quy Tắc "Ngầm" Về Tình Trạng Tiền Mặt (Tránh Bị Ép Giá)</w:t>
       </w:r>
     </w:p>
     <w:p>
@@ -16762,7 +16762,7 @@
         <w:spacing w:before="240" w:after="80" w:line="276" w:lineRule="auto"/>
       </w:pPr>
       <w:r>
-        <w:t>1. Phân biệt USD "Đầu To" vs. "Đầu Nhỏ"</w:t>
+        <w:t>Phân biệt USD "Đầu To" vs. "Đầu Nhỏ"</w:t>
       </w:r>
       <w:r>
         <w:rPr>
@@ -16771,7 +16771,7 @@
           <w:color w:val="D97706"/>
           <w:sz w:val="26"/>
         </w:rPr>
-        <w:t>1. Phân biệt USD "Đầu To" vs. "Đầu Nhỏ"</w:t>
+        <w:t>Phân biệt USD "Đầu To" vs. "Đầu Nhỏ"</w:t>
       </w:r>
     </w:p>
     <w:p>
@@ -16831,7 +16831,7 @@
         <w:spacing w:before="240" w:after="80" w:line="276" w:lineRule="auto"/>
       </w:pPr>
       <w:r>
-        <w:t>2. Tình Trạng Vật Lý Của Tờ Tiền</w:t>
+        <w:t>Tình Trạng Vật Lý Của Tờ Tiền</w:t>
       </w:r>
       <w:r>
         <w:rPr>
@@ -16840,7 +16840,7 @@
           <w:color w:val="D97706"/>
           <w:sz w:val="26"/>
         </w:rPr>
-        <w:t>2. Tình Trạng Vật Lý Của Tờ Tiền</w:t>
+        <w:t>Tình Trạng Vật Lý Của Tờ Tiền</w:t>
       </w:r>
     </w:p>
     <w:p>
@@ -16899,7 +16899,7 @@
         <w:spacing w:before="240" w:after="80" w:line="276" w:lineRule="auto"/>
       </w:pPr>
       <w:r>
-        <w:t>3. Mệnh Giá Nhỏ Tỷ Giá Sẽ Khác Mệnh Giá Lớn</w:t>
+        <w:t>Mệnh Giá Nhỏ Tỷ Giá Sẽ Khác Mệnh Giá Lớn</w:t>
       </w:r>
       <w:r>
         <w:rPr>
@@ -16908,7 +16908,7 @@
           <w:color w:val="D97706"/>
           <w:sz w:val="26"/>
         </w:rPr>
-        <w:t>3. Mệnh Giá Nhỏ Tỷ Giá Sẽ Khác Mệnh Giá Lớn</w:t>
+        <w:t>Mệnh Giá Nhỏ Tỷ Giá Sẽ Khác Mệnh Giá Lớn</w:t>
       </w:r>
     </w:p>
     <w:p>
@@ -16965,7 +16965,7 @@
         <w:spacing w:before="320" w:after="120" w:line="276" w:lineRule="auto"/>
       </w:pPr>
       <w:r>
-        <w:t>5. Quy Trình Giao Dịch &amp; 5 Bước An Toàn Tuyệt Đối</w:t>
+        <w:t>Quy Trình Giao Dịch &amp; 5 Bước An Toàn Tuyệt Đối</w:t>
       </w:r>
       <w:r>
         <w:rPr>
@@ -16974,7 +16974,7 @@
           <w:color w:val="1B365D"/>
           <w:sz w:val="32"/>
         </w:rPr>
-        <w:t>5. Quy Trình Giao Dịch &amp; 5 Bước An Toàn Tuyệt Đối</w:t>
+        <w:t>Quy Trình Giao Dịch &amp; 5 Bước An Toàn Tuyệt Đối</w:t>
       </w:r>
     </w:p>
     <w:p>
@@ -17192,7 +17192,7 @@
         <w:spacing w:before="320" w:after="120" w:line="276" w:lineRule="auto"/>
       </w:pPr>
       <w:r>
-        <w:t>1. Dẫn Nhập: "Cuộc Chiến" Tìm Chỗ Đỗ Xe Giữa Lõi Di Sản Sài Gòn</w:t>
+        <w:t>Dẫn Nhập: "Cuộc Chiến" Tìm Chỗ Đỗ Xe Giữa Lõi Di Sản Sài Gòn</w:t>
       </w:r>
       <w:r>
         <w:rPr>
@@ -17201,7 +17201,7 @@
           <w:color w:val="1B365D"/>
           <w:sz w:val="32"/>
         </w:rPr>
-        <w:t>1. Dẫn Nhập: "Cuộc Chiến" Tìm Chỗ Đỗ Xe Giữa Lõi Di Sản Sài Gòn</w:t>
+        <w:t>Dẫn Nhập: "Cuộc Chiến" Tìm Chỗ Đỗ Xe Giữa Lõi Di Sản Sài Gòn</w:t>
       </w:r>
     </w:p>
     <w:p>
@@ -17289,7 +17289,7 @@
         <w:spacing w:before="320" w:after="120" w:line="276" w:lineRule="auto"/>
       </w:pPr>
       <w:r>
-        <w:t>2. Bảng Tổng Hợp 6 Bãi Gửi Xe Chính Quy &amp; Giá Niêm Yết 2026</w:t>
+        <w:t>Bảng Tổng Hợp 6 Bãi Gửi Xe Chính Quy &amp; Giá Niêm Yết 2026</w:t>
       </w:r>
       <w:r>
         <w:rPr>
@@ -17298,7 +17298,7 @@
           <w:color w:val="1B365D"/>
           <w:sz w:val="32"/>
         </w:rPr>
-        <w:t>2. Bảng Tổng Hợp 6 Bãi Gửi Xe Chính Quy &amp; Giá Niêm Yết 2026</w:t>
+        <w:t>Bảng Tổng Hợp 6 Bãi Gửi Xe Chính Quy &amp; Giá Niêm Yết 2026</w:t>
       </w:r>
     </w:p>
     <w:p>
@@ -17326,7 +17326,7 @@
         <w:spacing w:before="320" w:after="120" w:line="276" w:lineRule="auto"/>
       </w:pPr>
       <w:r>
-        <w:t>3. Hướng Dẫn Chi Tiết Từng Điểm Đỗ Theo Nhu Cầu Thực Tế</w:t>
+        <w:t>Hướng Dẫn Chi Tiết Từng Điểm Đỗ Theo Nhu Cầu Thực Tế</w:t>
       </w:r>
       <w:r>
         <w:rPr>
@@ -17335,7 +17335,7 @@
           <w:color w:val="1B365D"/>
           <w:sz w:val="32"/>
         </w:rPr>
-        <w:t>3. Hướng Dẫn Chi Tiết Từng Điểm Đỗ Theo Nhu Cầu Thực Tế</w:t>
+        <w:t>Hướng Dẫn Chi Tiết Từng Điểm Đỗ Theo Nhu Cầu Thực Tế</w:t>
       </w:r>
     </w:p>
     <w:p>
@@ -17666,7 +17666,7 @@
         <w:spacing w:before="320" w:after="120" w:line="276" w:lineRule="auto"/>
       </w:pPr>
       <w:r>
-        <w:t>4. Dấu Hiệu Nhận Biết Bãi Xe "Bẫy Chặt Chém" &amp; 3 Bước Ứng Phó</w:t>
+        <w:t>Dấu Hiệu Nhận Biết Bãi Xe "Bẫy Chặt Chém" &amp; 3 Bước Ứng Phó</w:t>
       </w:r>
       <w:r>
         <w:rPr>
@@ -17675,7 +17675,7 @@
           <w:color w:val="1B365D"/>
           <w:sz w:val="32"/>
         </w:rPr>
-        <w:t>4. Dấu Hiệu Nhận Biết Bãi Xe "Bẫy Chặt Chém" &amp; 3 Bước Ứng Phó</w:t>
+        <w:t>Dấu Hiệu Nhận Biết Bãi Xe "Bẫy Chặt Chém" &amp; 3 Bước Ứng Phó</w:t>
       </w:r>
     </w:p>
     <w:p>
@@ -17877,7 +17877,7 @@
         <w:spacing w:before="320" w:after="120" w:line="276" w:lineRule="auto"/>
       </w:pPr>
       <w:r>
-        <w:t>1. Dẫn Nhập: Chuyến Xe Đầu Tiên Chạm Ngõ Trái Tim Sài Gòn</w:t>
+        <w:t>Dẫn Nhập: Chuyến Xe Đầu Tiên Chạm Ngõ Trái Tim Sài Gòn</w:t>
       </w:r>
       <w:r>
         <w:rPr>
@@ -17886,7 +17886,7 @@
           <w:color w:val="1B365D"/>
           <w:sz w:val="32"/>
         </w:rPr>
-        <w:t>1. Dẫn Nhập: Chuyến Xe Đầu Tiên Chạm Ngõ Trái Tim Sài Gòn</w:t>
+        <w:t>Dẫn Nhập: Chuyến Xe Đầu Tiên Chạm Ngõ Trái Tim Sài Gòn</w:t>
       </w:r>
     </w:p>
     <w:p>
@@ -17991,7 +17991,7 @@
         <w:spacing w:before="320" w:after="120" w:line="276" w:lineRule="auto"/>
       </w:pPr>
       <w:r>
-        <w:t>2. Bảng So Sánh 5 Phương Án Di Chuyển (Cập Nhật Thời Giá 2026)</w:t>
+        <w:t>Bảng So Sánh 5 Phương Án Di Chuyển (Cập Nhật Thời Giá 2026)</w:t>
       </w:r>
       <w:r>
         <w:rPr>
@@ -18000,7 +18000,7 @@
           <w:color w:val="1B365D"/>
           <w:sz w:val="32"/>
         </w:rPr>
-        <w:t>2. Bảng So Sánh 5 Phương Án Di Chuyển (Cập Nhật Thời Giá 2026)</w:t>
+        <w:t>Bảng So Sánh 5 Phương Án Di Chuyển (Cập Nhật Thời Giá 2026)</w:t>
       </w:r>
     </w:p>
     <w:p>
@@ -18028,7 +18028,7 @@
         <w:spacing w:before="320" w:after="120" w:line="276" w:lineRule="auto"/>
       </w:pPr>
       <w:r>
-        <w:t>3. Hướng Dẫn Chi Tiết Từng Phương Án</w:t>
+        <w:t>Hướng Dẫn Chi Tiết Từng Phương Án</w:t>
       </w:r>
       <w:r>
         <w:rPr>
@@ -18037,7 +18037,7 @@
           <w:color w:val="1B365D"/>
           <w:sz w:val="32"/>
         </w:rPr>
-        <w:t>3. Hướng Dẫn Chi Tiết Từng Phương Án</w:t>
+        <w:t>Hướng Dẫn Chi Tiết Từng Phương Án</w:t>
       </w:r>
     </w:p>
     <w:p>
@@ -18516,7 +18516,7 @@
         <w:spacing w:before="320" w:after="120" w:line="276" w:lineRule="auto"/>
       </w:pPr>
       <w:r>
-        <w:t>4. Lời Khuyên Di Chuyển Theo Khung Giờ Thực Tế</w:t>
+        <w:t>Lời Khuyên Di Chuyển Theo Khung Giờ Thực Tế</w:t>
       </w:r>
       <w:r>
         <w:rPr>
@@ -18525,7 +18525,7 @@
           <w:color w:val="1B365D"/>
           <w:sz w:val="32"/>
         </w:rPr>
-        <w:t>4. Lời Khuyên Di Chuyển Theo Khung Giờ Thực Tế</w:t>
+        <w:t>Lời Khuyên Di Chuyển Theo Khung Giờ Thực Tế</w:t>
       </w:r>
     </w:p>
     <w:p>

--- a/content-pipeline/06-word-documents/000_TONG_HOP_18_BAI_VIET_BEN_THANH_VI.docx
+++ b/content-pipeline/06-word-documents/000_TONG_HOP_18_BAI_VIET_BEN_THANH_VI.docx
@@ -77,7 +77,7 @@
         <w:spacing w:before="40" w:after="120" w:line="276" w:lineRule="auto"/>
       </w:pPr>
       <w:r>
-        <w:t>Khu vực xung quanh Chợ Bến Thành từ lâu đã vượt thoát khỏi khái niệm của một trung tâm giao thương thuần túy để trở thành "Trái tim văn hóa và di sản" của đô thị Sài Gòn – Thành phố Hồ Chí Minh. Trong bán kính tản bộ chỉ từ 300m đến 1.200m tính từ tháp đồng hồ bốn mặt trứ danh, du khách sẽ bắt gặp sự giao thoa kỳ diệu giữa ba lớp trầm tích: kiến trúc thời thuộc địa đầu thế kỷ 20, những công trình kiến trúc Hiện đại nhiệt đới thời kỳ đỉnh cao, và hệ thống hạ tầng ngầm đô thị tương lai vừa chính thức định hình diện mạo mới vào năm 2026.</w:t>
+        <w:t>Khu vực xung quanh Chợ Bến Thành không chỉ là trung tâm buôn bán sầm uất mà còn là trung tâm văn hóa và di sản gắn liền với ký ức đô thị Sài Gòn – Thành phố Hồ Chí Minh. Trong bán kính tản bộ từ 300m đến 1.200m quanh tháp đồng hồ bốn mặt, bạn sẽ cảm nhận rõ ba giai đoạn lịch sử đan cài: những tòa nhà thời thuộc địa đầu thế kỷ 20, các công trình kiến trúc Hiện đại nhiệt đới, và hệ thống hạ tầng ngầm đô thị vừa đi vào vận hành từ năm 2026.</w:t>
       </w:r>
       <w:r>
         <w:rPr>
@@ -85,7 +85,7 @@
           <w:color w:val="1E293B"/>
           <w:sz w:val="21"/>
         </w:rPr>
-        <w:t xml:space="preserve">Khu vực xung quanh Chợ Bến Thành từ lâu đã vượt thoát khỏi khái niệm của một trung tâm giao thương thuần túy để trở thành </w:t>
+        <w:t xml:space="preserve">Khu vực xung quanh Chợ Bến Thành không chỉ là trung tâm buôn bán sầm uất mà còn là </w:t>
       </w:r>
       <w:r>
         <w:rPr>
@@ -94,7 +94,7 @@
           <w:color w:val="1E293B"/>
           <w:sz w:val="21"/>
         </w:rPr>
-        <w:t>"Trái tim văn hóa và di sản"</w:t>
+        <w:t>trung tâm văn hóa và di sản</w:t>
       </w:r>
       <w:r>
         <w:rPr>
@@ -102,7 +102,7 @@
           <w:color w:val="1E293B"/>
           <w:sz w:val="21"/>
         </w:rPr>
-        <w:t xml:space="preserve"> của đô thị Sài Gòn – Thành phố Hồ Chí Minh. Trong bán kính tản bộ chỉ từ 300m đến 1.200m tính từ tháp đồng hồ bốn mặt trứ danh, du khách sẽ bắt gặp sự giao thoa kỳ diệu giữa ba lớp trầm tích: kiến trúc thời thuộc địa đầu thế kỷ 20, những công trình kiến trúc Hiện đại nhiệt đới thời kỳ đỉnh cao, và hệ thống hạ tầng ngầm đô thị tương lai vừa chính thức định hình diện mạo mới vào năm 2026.</w:t>
+        <w:t xml:space="preserve"> gắn liền với ký ức đô thị Sài Gòn – Thành phố Hồ Chí Minh. Trong bán kính tản bộ từ 300m đến 1.200m quanh tháp đồng hồ bốn mặt, bạn sẽ cảm nhận rõ ba giai đoạn lịch sử đan cài: những tòa nhà thời thuộc địa đầu thế kỷ 20, các công trình kiến trúc Hiện đại nhiệt đới, và hệ thống hạ tầng ngầm đô thị vừa đi vào vận hành từ năm 2026.</w:t>
       </w:r>
     </w:p>
     <w:p>
@@ -287,7 +287,7 @@
         <w:spacing w:before="320" w:after="120" w:line="276" w:lineRule="auto"/>
       </w:pPr>
       <w:r>
-        <w:t>Trầm Tích Lịch Sử: Từ Cửa Sông Bến Nghé Đến Tâm Điểm Đô Thị Thế Kỷ 21</w:t>
+        <w:t>Dấu Ấn Lịch Sử: Từ Cửa Sông Bến Nghé Đến Tâm Điểm Đô Thị Thế Kỷ 21</w:t>
       </w:r>
       <w:r>
         <w:rPr>
@@ -296,7 +296,7 @@
           <w:color w:val="1B365D"/>
           <w:sz w:val="32"/>
         </w:rPr>
-        <w:t>Trầm Tích Lịch Sử: Từ Cửa Sông Bến Nghé Đến Tâm Điểm Đô Thị Thế Kỷ 21</w:t>
+        <w:t>Dấu Ấn Lịch Sử: Từ Cửa Sông Bến Nghé Đến Tâm Điểm Đô Thị Thế Kỷ 21</w:t>
       </w:r>
     </w:p>
     <w:p>
@@ -304,7 +304,7 @@
         <w:spacing w:before="40" w:after="120" w:line="276" w:lineRule="auto"/>
       </w:pPr>
       <w:r>
-        <w:t>Để thấu cảm trọn vẹn vẻ đẹp của khu vực quanh Bến Thành, người lữ khách cần nhìn lại hành trình tiếp biến không gian hơn hai trăm năm của vùng đất này.</w:t>
+        <w:t>Để thấu cảm trọn vẹn vẻ đẹp của khu vực quanh Bến Thành, du khách cần nhìn lại hành trình tiếp biến không gian hơn hai trăm năm của vùng đất này.</w:t>
       </w:r>
       <w:r>
         <w:rPr>
@@ -312,7 +312,7 @@
           <w:color w:val="1E293B"/>
           <w:sz w:val="21"/>
         </w:rPr>
-        <w:t>Để thấu cảm trọn vẹn vẻ đẹp của khu vực quanh Bến Thành, người lữ khách cần nhìn lại hành trình tiếp biến không gian hơn hai trăm năm của vùng đất này.</w:t>
+        <w:t>Để thấu cảm trọn vẹn vẻ đẹp của khu vực quanh Bến Thành, du khách cần nhìn lại hành trình tiếp biến không gian hơn hai trăm năm của vùng đất này.</w:t>
       </w:r>
     </w:p>
     <w:p>
@@ -434,7 +434,7 @@
         <w:spacing w:before="320" w:after="120" w:line="276" w:lineRule="auto"/>
       </w:pPr>
       <w:r>
-        <w:t>Top Tọa Độ Di Sản &amp; Văn Hóa Không Thể Bỏ Qua Trong Bán Kính 1km</w:t>
+        <w:t>Các Điểm Di Sản &amp; Văn Hóa Đáng Khám Phá Trong Bán Kính 1km</w:t>
       </w:r>
       <w:r>
         <w:rPr>
@@ -443,7 +443,7 @@
           <w:color w:val="1B365D"/>
           <w:sz w:val="32"/>
         </w:rPr>
-        <w:t>Top Tọa Độ Di Sản &amp; Văn Hóa Không Thể Bỏ Qua Trong Bán Kính 1km</w:t>
+        <w:t>Các Điểm Di Sản &amp; Văn Hóa Đáng Khám Phá Trong Bán Kính 1km</w:t>
       </w:r>
     </w:p>
     <w:p>
@@ -521,24 +521,24 @@
         <w:spacing w:before="20" w:after="40" w:line="276" w:lineRule="auto"/>
       </w:pPr>
       <w:r>
-        <w:t>Trải nghiệm có GUU: Đừng chỉ nhìn ngắm vẻ bề ngoài. Hãy bước vào các lối đi hẹp đan cài như ô cờ, chiêm ngưỡng hệ thống vì kèo thép kiên cố từ đầu thế kỷ 20 giúp không gian lòng chợ luôn thoáng mát dù thời tiết nhiệt đới oi bức bên ngoài.</w:t>
-      </w:r>
-      <w:r>
-        <w:rPr>
-          <w:rFonts w:ascii="Calibri" w:hAnsi="Calibri"/>
-          <w:b/>
-          <w:color w:val="1E293B"/>
-          <w:sz w:val="20"/>
-        </w:rPr>
-        <w:t>Trải nghiệm có GUU:</w:t>
-      </w:r>
-      <w:r>
-        <w:rPr>
-          <w:rFonts w:ascii="Calibri" w:hAnsi="Calibri"/>
-          <w:color w:val="1E293B"/>
-          <w:sz w:val="20"/>
-        </w:rPr>
-        <w:t xml:space="preserve"> Đừng chỉ nhìn ngắm vẻ bề ngoài. Hãy bước vào các lối đi hẹp đan cài như ô cờ, chiêm ngưỡng hệ thống vì kèo thép kiên cố từ đầu thế kỷ 20 giúp không gian lòng chợ luôn thoáng mát dù thời tiết nhiệt đới oi bức bên ngoài.</w:t>
+        <w:t>Gợi ý trải nghiệm: Đừng chỉ đứng ngắm mặt tiền chợ. Hãy bước vào các lối đi hẹp đan cài bàn cờ bên trong, ngắm nhìn hệ thống vì kèo thép kiên cố từ đầu thế kỷ 20 giúp không gian lòng chợ luôn thoáng mát dù thời tiết bên ngoài oi bức.</w:t>
+      </w:r>
+      <w:r>
+        <w:rPr>
+          <w:rFonts w:ascii="Calibri" w:hAnsi="Calibri"/>
+          <w:b/>
+          <w:color w:val="1E293B"/>
+          <w:sz w:val="20"/>
+        </w:rPr>
+        <w:t>Gợi ý trải nghiệm:</w:t>
+      </w:r>
+      <w:r>
+        <w:rPr>
+          <w:rFonts w:ascii="Calibri" w:hAnsi="Calibri"/>
+          <w:color w:val="1E293B"/>
+          <w:sz w:val="20"/>
+        </w:rPr>
+        <w:t xml:space="preserve"> Đừng chỉ đứng ngắm mặt tiền chợ. Hãy bước vào các lối đi hẹp đan cài bàn cờ bên trong, ngắm nhìn hệ thống vì kèo thép kiên cố từ đầu thế kỷ 20 giúp không gian lòng chợ luôn thoáng mát dù thời tiết bên ngoài oi bức.</w:t>
       </w:r>
     </w:p>
     <w:p>
@@ -546,7 +546,7 @@
         <w:spacing w:before="240" w:after="80" w:line="276" w:lineRule="auto"/>
       </w:pPr>
       <w:r>
-        <w:t>Bảo Tàng Mỹ Thuật TP.HCM: Trầm Tích Nghệ Thuật Trong Dinh Thự Nhà Chú Hỏa</w:t>
+        <w:t>Bảo Tàng Mỹ Thuật TP.HCM: Dấu Ấn Kiến Trúc Trong Dinh Thự Chú Hỏa</w:t>
       </w:r>
       <w:r>
         <w:rPr>
@@ -555,7 +555,7 @@
           <w:color w:val="D97706"/>
           <w:sz w:val="26"/>
         </w:rPr>
-        <w:t>Bảo Tàng Mỹ Thuật TP.HCM: Trầm Tích Nghệ Thuật Trong Dinh Thự Nhà Chú Hỏa</w:t>
+        <w:t>Bảo Tàng Mỹ Thuật TP.HCM: Dấu Ấn Kiến Trúc Trong Dinh Thự Chú Hỏa</w:t>
       </w:r>
     </w:p>
     <w:p>
@@ -590,24 +590,24 @@
         <w:spacing w:before="20" w:after="40" w:line="276" w:lineRule="auto"/>
       </w:pPr>
       <w:r>
-        <w:t>Trầm tích di sản: Quần thể gồm ba tòa nhà tráng lệ từng là tư gia kiêm tổng hành dinh kinh doanh của gia tộc thương gia gốc Hoa Hứa Bổn Hỏa (Hui Bon Hoa) – nhân vật đứng thứ tư trong tứ đại phú hộ lừng danh phương Nam xưa. Được thiết kế bởi kiến trúc sư người Pháp Rivera và xây dựng từ năm 1929 đến 1934, dinh thự là kiệt tác giao thoa giữa mỹ học Art Deco phương Tây và triết lý trang trí Á Đông.</w:t>
-      </w:r>
-      <w:r>
-        <w:rPr>
-          <w:rFonts w:ascii="Calibri" w:hAnsi="Calibri"/>
-          <w:b/>
-          <w:color w:val="1E293B"/>
-          <w:sz w:val="20"/>
-        </w:rPr>
-        <w:t>Trầm tích di sản:</w:t>
-      </w:r>
-      <w:r>
-        <w:rPr>
-          <w:rFonts w:ascii="Calibri" w:hAnsi="Calibri"/>
-          <w:color w:val="1E293B"/>
-          <w:sz w:val="20"/>
-        </w:rPr>
-        <w:t xml:space="preserve"> Quần thể gồm ba tòa nhà tráng lệ từng là tư gia kiêm tổng hành dinh kinh doanh của gia tộc thương gia gốc Hoa Hứa Bổn Hỏa (Hui Bon Hoa) – nhân vật đứng thứ tư trong tứ đại phú hộ lừng danh phương Nam xưa. Được thiết kế bởi kiến trúc sư người Pháp Rivera và xây dựng từ năm 1929 đến 1934, dinh thự là kiệt tác giao thoa giữa mỹ học </w:t>
+        <w:t>Bối cảnh lịch sử: Quần thể gồm ba tòa nhà từng là tư gia kiêm văn phòng kinh doanh của gia tộc thương gia Hứa Bổn Hỏa (Hui Bon Hoa) – nhân vật đứng thứ tư trong tứ đại phú hộ lừng danh phương Nam xưa. Được thiết kế bởi kiến trúc sư người Pháp Rivera và xây dựng từ năm 1929 đến 1934, dinh thự là kiệt tác giao thoa giữa mỹ học Art Deco phương Tây và triết lý trang trí Á Đông.</w:t>
+      </w:r>
+      <w:r>
+        <w:rPr>
+          <w:rFonts w:ascii="Calibri" w:hAnsi="Calibri"/>
+          <w:b/>
+          <w:color w:val="1E293B"/>
+          <w:sz w:val="20"/>
+        </w:rPr>
+        <w:t>Bối cảnh lịch sử:</w:t>
+      </w:r>
+      <w:r>
+        <w:rPr>
+          <w:rFonts w:ascii="Calibri" w:hAnsi="Calibri"/>
+          <w:color w:val="1E293B"/>
+          <w:sz w:val="20"/>
+        </w:rPr>
+        <w:t xml:space="preserve"> Quần thể gồm ba tòa nhà từng là tư gia kiêm văn phòng kinh doanh của gia tộc thương gia Hứa Bổn Hỏa (Hui Bon Hoa) – nhân vật đứng thứ tư trong tứ đại phú hộ lừng danh phương Nam xưa. Được thiết kế bởi kiến trúc sư người Pháp Rivera và xây dựng từ năm 1929 đến 1934, dinh thự là kiệt tác giao thoa giữa mỹ học </w:t>
       </w:r>
       <w:r>
         <w:rPr>
@@ -1147,7 +1147,7 @@
         <w:spacing w:before="40" w:after="120" w:line="276" w:lineRule="auto"/>
       </w:pPr>
       <w:r>
-        <w:t>Khu ẩm thực bên trong Cửa Nam và Cửa Đông chợ Bến Thành là một bản hòa ca rực rỡ của màu sắc và mùi vị:</w:t>
+        <w:t>Dãy quầy ăn bên trong Cửa Nam và Cửa Đông chợ Bến Thành luôn tấp nập từ sáng sớm, thơm nức mùi nước lèo và các món ăn đặc trưng:</w:t>
         <w:br/>
         <w:t>- Bún riêu gánh Bến Thành: Nước dùng đỏ au màu cà chua chín, thanh nhẹ vị giấm bỗng cùng những miếng riêu cua đồng chắc nịch, chả cây giòn dai và đậu hũ chiên béo ngậy.</w:t>
         <w:br/>
@@ -1161,7 +1161,7 @@
           <w:color w:val="1E293B"/>
           <w:sz w:val="21"/>
         </w:rPr>
-        <w:t>Khu ẩm thực bên trong Cửa Nam và Cửa Đông chợ Bến Thành là một bản hòa ca rực rỡ của màu sắc và mùi vị:</w:t>
+        <w:t>Dãy quầy ăn bên trong Cửa Nam và Cửa Đông chợ Bến Thành luôn tấp nập từ sáng sớm, thơm nức mùi nước lèo và các món ăn đặc trưng:</w:t>
       </w:r>
       <w:r>
         <w:rPr>
@@ -1301,7 +1301,7 @@
         <w:spacing w:before="240" w:after="80" w:line="276" w:lineRule="auto"/>
       </w:pPr>
       <w:r>
-        <w:t>Những Nốt Lặng Trong Chung Cư Cổ</w:t>
+        <w:t>Những Quán Cà Phê Ẩn Mình Trong Chung Cư Cổ</w:t>
       </w:r>
       <w:r>
         <w:rPr>
@@ -1310,7 +1310,7 @@
           <w:color w:val="D97706"/>
           <w:sz w:val="26"/>
         </w:rPr>
-        <w:t>Những Nốt Lặng Trong Chung Cư Cổ</w:t>
+        <w:t>Những Quán Cà Phê Ẩn Mình Trong Chung Cư Cổ</w:t>
       </w:r>
     </w:p>
     <w:p>
@@ -1318,7 +1318,7 @@
         <w:spacing w:before="40" w:after="120" w:line="276" w:lineRule="auto"/>
       </w:pPr>
       <w:r>
-        <w:t>Nếu muốn tìm một khoảng lặng chiêm nghiệm, hãy men theo những bậc cầu thang gạch bông của các chung cư cổ trên đường Pasteur, Lê Lợi hoặc Lý Tự Trọng quanh chợ. Nơi đây ẩn giấu những tiệm cà phê pha thủ công (Pour-over), nơi bạn có thể nhâm nhi ly cà phê Robusta chất lượng cao vùng đất đỏ Tây Nguyên, phóng tầm mắt qua khung cửa sổ gỗ lá sách ngắm nhìn dòng xe cộ hối hả phía dưới.</w:t>
+        <w:t>Nếu muốn tìm một góc yên tĩnh sau những giờ đi bộ ngoài phố, hãy rẽ vào các khu chung cư cũ trên đường Pasteur, Lê Lợi hoặc Tôn Thất Đạm. Ẩn sau những dãy hành lang cũ kỹ là các quán cà phê rang xay mộc mạc, nơi bạn có thể ngồi bên khung cửa sổ ngắm nhìn dòng xe cộ bên dưới.</w:t>
       </w:r>
       <w:r>
         <w:rPr>
@@ -1326,7 +1326,7 @@
           <w:color w:val="1E293B"/>
           <w:sz w:val="21"/>
         </w:rPr>
-        <w:t>Nếu muốn tìm một khoảng lặng chiêm nghiệm, hãy men theo những bậc cầu thang gạch bông của các chung cư cổ trên đường Pasteur, Lê Lợi hoặc Lý Tự Trọng quanh chợ. Nơi đây ẩn giấu những tiệm cà phê pha thủ công (Pour-over), nơi bạn có thể nhâm nhi ly cà phê Robusta chất lượng cao vùng đất đỏ Tây Nguyên, phóng tầm mắt qua khung cửa sổ gỗ lá sách ngắm nhìn dòng xe cộ hối hả phía dưới.</w:t>
+        <w:t>Nếu muốn tìm một góc yên tĩnh sau những giờ đi bộ ngoài phố, hãy rẽ vào các khu chung cư cũ trên đường Pasteur, Lê Lợi hoặc Tôn Thất Đạm. Ẩn sau những dãy hành lang cũ kỹ là các quán cà phê rang xay mộc mạc, nơi bạn có thể ngồi bên khung cửa sổ ngắm nhìn dòng xe cộ bên dưới.</w:t>
       </w:r>
     </w:p>
     <w:p>
@@ -1665,7 +1665,7 @@
         <w:spacing w:before="320" w:after="120" w:line="276" w:lineRule="auto"/>
       </w:pPr>
       <w:r>
-        <w:t>Lời Khuyên Thực Chiến Dành Cho Người Du Hành Có GUU (Field Notes 2026)</w:t>
+        <w:t>Kinh Nghiệm &amp; Lưu Ý Khi Khám Phá Khu Vực Bến Thành (2026)</w:t>
       </w:r>
       <w:r>
         <w:rPr>
@@ -1674,7 +1674,7 @@
           <w:color w:val="1B365D"/>
           <w:sz w:val="32"/>
         </w:rPr>
-        <w:t>Lời Khuyên Thực Chiến Dành Cho Người Du Hành Có GUU (Field Notes 2026)</w:t>
+        <w:t>Kinh Nghiệm &amp; Lưu Ý Khi Khám Phá Khu Vực Bến Thành (2026)</w:t>
       </w:r>
     </w:p>
     <w:p>
@@ -1801,7 +1801,7 @@
         <w:spacing w:before="320" w:after="120" w:line="276" w:lineRule="auto"/>
       </w:pPr>
       <w:r>
-        <w:t>Lời Kết (Epilogue): Giữ Lại Chút Hồn Sài Gòn</w:t>
+        <w:t>Lời Kết: Chút Hồn Phố Thị Sài Gòn</w:t>
       </w:r>
       <w:r>
         <w:rPr>
@@ -1810,7 +1810,7 @@
           <w:color w:val="1B365D"/>
           <w:sz w:val="32"/>
         </w:rPr>
-        <w:t>Lời Kết (Epilogue): Giữ Lại Chút Hồn Sài Gòn</w:t>
+        <w:t>Lời Kết: Chút Hồn Phố Thị Sài Gòn</w:t>
       </w:r>
     </w:p>
     <w:p>
@@ -1818,7 +1818,7 @@
         <w:spacing w:before="40" w:after="120" w:line="276" w:lineRule="auto"/>
       </w:pPr>
       <w:r>
-        <w:t>Dẫu nhịp sống hiện đại có cuốn những tòa cao ốc chọc trời mọc lên như nấm sau mưa, khu vực quanh Chợ Bến Thành vẫn kiên định giữ cho riêng mình một linh hồn không thể thay thế. Đó là linh hồn được dệt nên từ tiếng còi xe rộn rã, tiếng rao ngọt ngào của những gánh chè rong, bóng đổ trầm mặc của những thức cột gạch Pháp cổ và ánh nhìn lạc quan hướng về tương lai của những người con gắn bó máu thịt với mảnh đất này.</w:t>
+        <w:t>Dù trung tâm thành phố ngày càng nhiều cao ốc hiện đại, khu phố quanh Chợ Bến Thành vẫn giữ được nét quyến rũ rất riêng: tiếng gọi nhau đầu ngày của các tiểu thương, bóng râm mát rượi dưới hàng cây cổ thụ trên đường Pasteur, và sự đan xen tự nhiên giữa nếp sống cũ với hạ tầng mới. Dành trọn một ngày đi bộ quanh khu vực này sẽ cho bạn cảm nhận rõ nét về một Sài Gòn vừa quen vừa lạ, sống động và đầy lòng hiếu khách.</w:t>
       </w:r>
       <w:r>
         <w:rPr>
@@ -1826,23 +1826,7 @@
           <w:color w:val="1E293B"/>
           <w:sz w:val="21"/>
         </w:rPr>
-        <w:t>Dẫu nhịp sống hiện đại có cuốn những tòa cao ốc chọc trời mọc lên như nấm sau mưa, khu vực quanh Chợ Bến Thành vẫn kiên định giữ cho riêng mình một linh hồn không thể thay thế. Đó là linh hồn được dệt nên từ tiếng còi xe rộn rã, tiếng rao ngọt ngào của những gánh chè rong, bóng đổ trầm mặc của những thức cột gạch Pháp cổ và ánh nhìn lạc quan hướng về tương lai của những người con gắn bó máu thịt với mảnh đất này.</w:t>
-      </w:r>
-    </w:p>
-    <w:p>
-      <w:pPr>
-        <w:spacing w:before="40" w:after="120" w:line="276" w:lineRule="auto"/>
-      </w:pPr>
-      <w:r>
-        <w:t>Hãy chậm rãi thả bộ trên những đại lộ rợp bóng dầu cổ thụ, để từng giác quan của bạn được đánh thức bởi một Sài Gòn dung dị mà sâu lắng, cổ điển mà hiện đại – một Sài Gòn chân phương nhưng mang đậm phong vị của một cuộc du hành đích thực.</w:t>
-      </w:r>
-      <w:r>
-        <w:rPr>
-          <w:rFonts w:ascii="Calibri" w:hAnsi="Calibri"/>
-          <w:color w:val="1E293B"/>
-          <w:sz w:val="21"/>
-        </w:rPr>
-        <w:t>Hãy chậm rãi thả bộ trên những đại lộ rợp bóng dầu cổ thụ, để từng giác quan của bạn được đánh thức bởi một Sài Gòn dung dị mà sâu lắng, cổ điển mà hiện đại – một Sài Gòn chân phương nhưng mang đậm phong vị của một cuộc du hành đích thực.</w:t>
+        <w:t>Dù trung tâm thành phố ngày càng nhiều cao ốc hiện đại, khu phố quanh Chợ Bến Thành vẫn giữ được nét quyến rũ rất riêng: tiếng gọi nhau đầu ngày của các tiểu thương, bóng râm mát rượi dưới hàng cây cổ thụ trên đường Pasteur, và sự đan xen tự nhiên giữa nếp sống cũ với hạ tầng mới. Dành trọn một ngày đi bộ quanh khu vực này sẽ cho bạn cảm nhận rõ nét về một Sài Gòn vừa quen vừa lạ, sống động và đầy lòng hiếu khách.</w:t>
       </w:r>
     </w:p>
     <w:p>
@@ -1855,7 +1839,7 @@
         <w:spacing w:before="280" w:after="120"/>
       </w:pPr>
       <w:r>
-        <w:t>Bảo Tàng Mỹ Thuật TP.HCM: Trầm Tích Nghệ Thuật Trong Dinh Thự Chú Hỏa</w:t>
+        <w:t>Bảo Tàng Mỹ Thuật TP.HCM: Dấu Ấn Kiến Trúc &amp; Nghệ Thuật Trong Dinh Thự Chú Hỏa</w:t>
       </w:r>
       <w:r>
         <w:rPr>
@@ -1864,7 +1848,7 @@
           <w:color w:val="1B365D"/>
           <w:sz w:val="42"/>
         </w:rPr>
-        <w:t>Bảo Tàng Mỹ Thuật TP.HCM: Trầm Tích Nghệ Thuật Trong Dinh Thự Chú Hỏa</w:t>
+        <w:t>Bảo Tàng Mỹ Thuật TP.HCM: Dấu Ấn Kiến Trúc &amp; Nghệ Thuật Trong Dinh Thự Chú Hỏa</w:t>
       </w:r>
     </w:p>
     <w:p>
@@ -2273,7 +2257,7 @@
         <w:spacing w:before="320" w:after="120" w:line="276" w:lineRule="auto"/>
       </w:pPr>
       <w:r>
-        <w:t>Giải Mã Bản Giao Hưởng Kiến Trúc Art Deco &amp; Phong Thủy Á Đông</w:t>
+        <w:t>Sự Kết Hợp Độc Đáo Giữa Kiến Trúc Art Deco Pháp &amp; Phong Thủy Á Đông</w:t>
       </w:r>
       <w:r>
         <w:rPr>
@@ -2282,7 +2266,7 @@
           <w:color w:val="1B365D"/>
           <w:sz w:val="32"/>
         </w:rPr>
-        <w:t>Giải Mã Bản Giao Hưởng Kiến Trúc Art Deco &amp; Phong Thủy Á Đông</w:t>
+        <w:t>Sự Kết Hợp Độc Đáo Giữa Kiến Trúc Art Deco Pháp &amp; Phong Thủy Á Đông</w:t>
       </w:r>
     </w:p>
     <w:p>
@@ -2540,7 +2524,7 @@
         <w:spacing w:before="320" w:after="120" w:line="276" w:lineRule="auto"/>
       </w:pPr>
       <w:r>
-        <w:t>Kinh Nghiệm Thực Địa Cho Người Du Hành Có GUU (Field Notes 2026)</w:t>
+        <w:t>Kinh Nghiệm &amp; Lưu Ý Tham Quan Thực Tế (2026)</w:t>
       </w:r>
       <w:r>
         <w:rPr>
@@ -2549,7 +2533,7 @@
           <w:color w:val="1B365D"/>
           <w:sz w:val="32"/>
         </w:rPr>
-        <w:t>Kinh Nghiệm Thực Địa Cho Người Du Hành Có GUU (Field Notes 2026)</w:t>
+        <w:t>Kinh Nghiệm &amp; Lưu Ý Tham Quan Thực Tế (2026)</w:t>
       </w:r>
     </w:p>
     <w:p>
@@ -2775,7 +2759,7 @@
         <w:spacing w:before="40" w:after="120" w:line="276" w:lineRule="auto"/>
       </w:pPr>
       <w:r>
-        <w:t>Bảo tàng Mỹ thuật TP.HCM không đơn thuần là nơi trưng bày các bức tranh trên tường vôi; chính bản thân tòa dinh thự đã là một tác phẩm nghệ thuật đồ sộ biết thở. Giữa nhịp sống cuồn cuộn đổi thay của trung tâm Sài Gòn 2026, dành ra hai tiếng đồng hồ bước đi chậm rãi trên sàn gạch bông mát rượi, lắng nghe tiếng gió lùa qua khe cửa gỗ 99 tuổi, bạn sẽ tìm thấy một khoảng lặng thanh tao hiếm có – nơi cái đẹp của quá khứ mãi mãi nâng niu tâm hồn người lữ khách có gu.</w:t>
+        <w:t>Bảo tàng Mỹ thuật TP.HCM không đơn thuần là nơi trưng bày các bức tranh trên tường vôi; chính bản thân tòa dinh thự đã là một tác phẩm nghệ thuật đồ sộ biết thở. Giữa nhịp sống cuồn cuộn đổi thay của trung tâm Sài Gòn 2026, dành ra hai tiếng đồng hồ bước đi chậm rãi trên sàn gạch bông mát rượi, lắng nghe tiếng gió lùa qua khe cửa gỗ 99 tuổi, bạn sẽ tìm thấy một khoảng lặng thanh tao hiếm có – nơi cái đẹp của quá khứ mãi mãi nâng niu tâm hồn du khách.</w:t>
       </w:r>
       <w:r>
         <w:rPr>
@@ -2783,7 +2767,7 @@
           <w:color w:val="1E293B"/>
           <w:sz w:val="21"/>
         </w:rPr>
-        <w:t>Bảo tàng Mỹ thuật TP.HCM không đơn thuần là nơi trưng bày các bức tranh trên tường vôi; chính bản thân tòa dinh thự đã là một tác phẩm nghệ thuật đồ sộ biết thở. Giữa nhịp sống cuồn cuộn đổi thay của trung tâm Sài Gòn 2026, dành ra hai tiếng đồng hồ bước đi chậm rãi trên sàn gạch bông mát rượi, lắng nghe tiếng gió lùa qua khe cửa gỗ 99 tuổi, bạn sẽ tìm thấy một khoảng lặng thanh tao hiếm có – nơi cái đẹp của quá khứ mãi mãi nâng niu tâm hồn người lữ khách có gu.</w:t>
+        <w:t>Bảo tàng Mỹ thuật TP.HCM không đơn thuần là nơi trưng bày các bức tranh trên tường vôi; chính bản thân tòa dinh thự đã là một tác phẩm nghệ thuật đồ sộ biết thở. Giữa nhịp sống cuồn cuộn đổi thay của trung tâm Sài Gòn 2026, dành ra hai tiếng đồng hồ bước đi chậm rãi trên sàn gạch bông mát rượi, lắng nghe tiếng gió lùa qua khe cửa gỗ 99 tuổi, bạn sẽ tìm thấy một khoảng lặng thanh tao hiếm có – nơi cái đẹp của quá khứ mãi mãi nâng niu tâm hồn du khách.</w:t>
       </w:r>
     </w:p>
     <w:p>
@@ -2796,7 +2780,7 @@
         <w:spacing w:before="280" w:after="120"/>
       </w:pPr>
       <w:r>
-        <w:t>Thiên Đường Ẩm Thực Chợ Bến Thành: Bóc Tách Hương Vị Sạp Chợ Trăm Năm &amp; Phố Đêm Phan Bội Châu</w:t>
+        <w:t>Khu Ẩm Thực Sầm Uất Chợ Bến Thành: Bóc Tách Hương Vị Sạp Chợ Trăm Năm &amp; Phố Đêm Phan Bội Châu</w:t>
       </w:r>
       <w:r>
         <w:rPr>
@@ -2805,7 +2789,7 @@
           <w:color w:val="1B365D"/>
           <w:sz w:val="42"/>
         </w:rPr>
-        <w:t>Thiên Đường Ẩm Thực Chợ Bến Thành: Bóc Tách Hương Vị Sạp Chợ Trăm Năm &amp; Phố Đêm Phan Bội Châu</w:t>
+        <w:t>Khu Ẩm Thực Sầm Uất Chợ Bến Thành: Bóc Tách Hương Vị Sạp Chợ Trăm Năm &amp; Phố Đêm Phan Bội Châu</w:t>
       </w:r>
     </w:p>
     <w:p>
@@ -2823,7 +2807,7 @@
         <w:spacing w:before="40" w:after="120" w:line="276" w:lineRule="auto"/>
       </w:pPr>
       <w:r>
-        <w:t>Nằm trong tổng thể cẩm nang những địa điểm nổi tiếng quanh Bến Thành, khu ẩm thực Chợ Bến Thành và hai tuyến phố vệ tinh Phan Bội Châu – Phan Chu Trinh từ lâu đã trở thành thánh địa ẩm thực đường phố thu hút giới sành ăn khắp năm châu. Đây không chỉ là nơi thỏa mãn vị giác, mà còn là bảo tàng sống động lưu giữ kỹ thuật chế biến gia truyền của nhiều thế hệ di dân Nam Kỳ lục tỉnh hội tụ về đất Sài Gòn.</w:t>
+        <w:t>Nằm trong tổng thể cẩm nang những địa điểm nổi tiếng quanh Bến Thành, khu ẩm thực Chợ Bến Thành và hai tuyến phố vệ tinh Phan Bội Châu – Phan Chu Trinh từ lâu đã trở thành khu ẩm thực nổi tiếng đường phố thu hút giới sành ăn khắp năm châu. Đây không chỉ là nơi thỏa mãn vị giác, mà còn là bảo tàng sống động lưu giữ kỹ thuật chế biến gia truyền của nhiều thế hệ di dân Nam Kỳ lục tỉnh hội tụ về đất Sài Gòn.</w:t>
       </w:r>
       <w:r>
         <w:rPr>
@@ -2856,7 +2840,7 @@
           <w:color w:val="1E293B"/>
           <w:sz w:val="21"/>
         </w:rPr>
-        <w:t>thánh địa ẩm thực đường phố</w:t>
+        <w:t>khu ẩm thực nổi tiếng đường phố</w:t>
       </w:r>
       <w:r>
         <w:rPr>
@@ -2957,7 +2941,7 @@
         <w:spacing w:before="20" w:after="40" w:line="276" w:lineRule="auto"/>
       </w:pPr>
       <w:r>
-        <w:t>16 loại chè Nam Bộ: Được trưng bày rực rỡ sắc màu tại sạp chè Bà Mười – tiệm chè cổ truyền hoạt động liên tục từ năm 1968.</w:t>
+        <w:t>16 loại chè Nam Bộ: Được trưng bày rực rỡ sắc màu tại sạp chè Bé (sạp 1119) – tiệm chè cổ truyền hoạt động liên tục từ năm 1968.</w:t>
       </w:r>
       <w:r>
         <w:rPr>
@@ -2974,7 +2958,7 @@
           <w:color w:val="1E293B"/>
           <w:sz w:val="20"/>
         </w:rPr>
-        <w:t xml:space="preserve"> Được trưng bày rực rỡ sắc màu tại sạp chè Bà Mười – tiệm chè cổ truyền hoạt động liên tục từ năm 1968.</w:t>
+        <w:t xml:space="preserve"> Được trưng bày rực rỡ sắc màu tại sạp chè Bé (sạp 1119) – tiệm chè cổ truyền hoạt động liên tục từ năm 1968.</w:t>
       </w:r>
     </w:p>
     <w:p>
@@ -3023,7 +3007,7 @@
         <w:spacing w:before="320" w:after="120" w:line="276" w:lineRule="auto"/>
       </w:pPr>
       <w:r>
-        <w:t>Triết Lý Ẩm Thực Phương Nam: Vị Đậm Đà Của Đất Phù Sa</w:t>
+        <w:t>Hương Vị Mộc Mạc Của Đất Phương Nam: Nước Lèo Đậm Đà &amp; Rau Sống Tươi Ngon</w:t>
       </w:r>
       <w:r>
         <w:rPr>
@@ -3032,7 +3016,7 @@
           <w:color w:val="1B365D"/>
           <w:sz w:val="32"/>
         </w:rPr>
-        <w:t>Triết Lý Ẩm Thực Phương Nam: Vị Đậm Đà Của Đất Phù Sa</w:t>
+        <w:t>Hương Vị Mộc Mạc Của Đất Phương Nam: Nước Lèo Đậm Đà &amp; Rau Sống Tươi Ngon</w:t>
       </w:r>
     </w:p>
     <w:p>
@@ -3334,7 +3318,7 @@
         <w:spacing w:before="240" w:after="80" w:line="276" w:lineRule="auto"/>
       </w:pPr>
       <w:r>
-        <w:t>Sạp Chè Bà Mười: Nốt Trầm Ngọt Ngào 60 Năm</w:t>
+        <w:t>Sạp Chè Bé (Sạp 1119): Hương Vị Chè Nam Bộ Qua Ba Thế Hệ Từ 1968</w:t>
       </w:r>
       <w:r>
         <w:rPr>
@@ -3343,7 +3327,7 @@
           <w:color w:val="D97706"/>
           <w:sz w:val="26"/>
         </w:rPr>
-        <w:t>Sạp Chè Bà Mười: Nốt Trầm Ngọt Ngào 60 Năm</w:t>
+        <w:t>Sạp Chè Bé (Sạp 1119): Hương Vị Chè Nam Bộ Qua Ba Thế Hệ Từ 1968</w:t>
       </w:r>
     </w:p>
     <w:p>
@@ -3382,7 +3366,7 @@
         <w:spacing w:before="320" w:after="120" w:line="276" w:lineRule="auto"/>
       </w:pPr>
       <w:r>
-        <w:t>Bản Hòa Ca Đêm Phan Bội Châu: Bếp Than Hồng Dưới Bầu Trời Đô Thị</w:t>
+        <w:t>Phố Đêm Phan Bội Châu: Bếp Than Đỏ Lửa &amp; Món Nướng Vỉa Hè</w:t>
       </w:r>
       <w:r>
         <w:rPr>
@@ -3391,7 +3375,7 @@
           <w:color w:val="1B365D"/>
           <w:sz w:val="32"/>
         </w:rPr>
-        <w:t>Bản Hòa Ca Đêm Phan Bội Châu: Bếp Than Hồng Dưới Bầu Trời Đô Thị</w:t>
+        <w:t>Phố Đêm Phan Bội Châu: Bếp Than Đỏ Lửa &amp; Món Nướng Vỉa Hè</w:t>
       </w:r>
     </w:p>
     <w:p>
@@ -3770,7 +3754,7 @@
         <w:spacing w:before="40" w:after="120" w:line="276" w:lineRule="auto"/>
       </w:pPr>
       <w:r>
-        <w:t>Là một hợp phần cốt lõi trong hệ thống những địa điểm nổi tiếng quanh Bến Thành, Lộ trình tản bộ di sản 1 ngày (One-Day Heritage Walking Tour) được The Rice Tour thiết kế khoa học nhằm giúp người lữ khách có gu tận hưởng trọn vẹn những gì tinh túy nhất của trung tâm Quận 1 mà không hề cảm thấy hối hả hay kiệt sức dưới khí hậu nhiệt đới phương Nam.</w:t>
+        <w:t>Là một hợp phần cốt lõi trong hệ thống những địa điểm nổi tiếng quanh Bến Thành, Lộ trình tản bộ di sản 1 ngày (One-Day Heritage Walking Tour) được The Rice Tour thiết kế khoa học nhằm giúp du khách tận hưởng trọn vẹn những gì tinh túy nhất của trung tâm Quận 1 mà không hề cảm thấy hối hả hay kiệt sức dưới khí hậu nhiệt đới phương Nam.</w:t>
       </w:r>
       <w:r>
         <w:rPr>
@@ -3811,7 +3795,7 @@
           <w:color w:val="1E293B"/>
           <w:sz w:val="21"/>
         </w:rPr>
-        <w:t xml:space="preserve"> được The Rice Tour thiết kế khoa học nhằm giúp người lữ khách có gu tận hưởng trọn vẹn những gì tinh túy nhất của trung tâm Quận 1 mà không hề cảm thấy hối hả hay kiệt sức dưới khí hậu nhiệt đới phương Nam.</w:t>
+        <w:t xml:space="preserve"> được The Rice Tour thiết kế khoa học nhằm giúp du khách tận hưởng trọn vẹn những gì tinh túy nhất của trung tâm Quận 1 mà không hề cảm thấy hối hả hay kiệt sức dưới khí hậu nhiệt đới phương Nam.</w:t>
       </w:r>
     </w:p>
     <w:p>
@@ -4153,7 +4137,7 @@
         <w:spacing w:before="240" w:after="80" w:line="276" w:lineRule="auto"/>
       </w:pPr>
       <w:r>
-        <w:t>Chặng 2 (10:30 – 13:45): Không Gian Nghệ Thuật &amp; Nốt Trầm Chung Cư Cổ</w:t>
+        <w:t>Chặng 2 (10:30 – 13:45): Không Gian Nghệ Thuật &amp; Quán Cà Phê Chung Cư Cổ</w:t>
       </w:r>
       <w:r>
         <w:rPr>
@@ -4162,7 +4146,7 @@
           <w:color w:val="D97706"/>
           <w:sz w:val="26"/>
         </w:rPr>
-        <w:t>Chặng 2 (10:30 – 13:45): Không Gian Nghệ Thuật &amp; Nốt Trầm Chung Cư Cổ</w:t>
+        <w:t>Chặng 2 (10:30 – 13:45): Không Gian Nghệ Thuật &amp; Quán Cà Phê Chung Cư Cổ</w:t>
       </w:r>
     </w:p>
     <w:p>
@@ -4758,7 +4742,7 @@
         <w:spacing w:before="40" w:after="120" w:line="276" w:lineRule="auto"/>
       </w:pPr>
       <w:r>
-        <w:t>Một ngày tản bộ quanh Bến Thành sẽ đập tan hoàn toàn định kiến cho rằng Sài Gòn chỉ là một đô thị xô bồ, ồn ã và thiếu vắng trầm tích văn hóa. Từng góc phố bạn đi qua, từng bóng cây dầu trăm tuổi bạn dừng chân đều mang trong mình những lớp phù sa lịch sử lấp lánh. Khi đêm buông xuống và nhấp ly cocktail ngắm nhìn dòng xe như thoi đưa quanh bùng binh Bến Thành, bạn sẽ nhận ra mình đã trót yêu thành phố này từ những điều mộc mạc và chân phương nhất.</w:t>
+        <w:t>Một ngày tản bộ quanh Bến Thành sẽ đập tan hoàn toàn định kiến cho rằng Sài Gòn chỉ là một đô thị xô bồ, ồn ã và thiếu vắng chiều sâu văn hóa. Từng góc phố bạn đi qua, từng bóng cây dầu trăm tuổi bạn dừng chân đều mang trong mình những lớp phù sa lịch sử lấp lánh. Khi đêm buông xuống và nhấp ly cocktail ngắm nhìn dòng xe như thoi đưa quanh bùng binh Bến Thành, bạn sẽ nhận ra mình đã trót yêu thành phố này từ những điều mộc mạc và chân phương nhất.</w:t>
       </w:r>
       <w:r>
         <w:rPr>
@@ -4766,7 +4750,7 @@
           <w:color w:val="1E293B"/>
           <w:sz w:val="21"/>
         </w:rPr>
-        <w:t>Một ngày tản bộ quanh Bến Thành sẽ đập tan hoàn toàn định kiến cho rằng Sài Gòn chỉ là một đô thị xô bồ, ồn ã và thiếu vắng trầm tích văn hóa. Từng góc phố bạn đi qua, từng bóng cây dầu trăm tuổi bạn dừng chân đều mang trong mình những lớp phù sa lịch sử lấp lánh. Khi đêm buông xuống và nhấp ly cocktail ngắm nhìn dòng xe như thoi đưa quanh bùng binh Bến Thành, bạn sẽ nhận ra mình đã trót yêu thành phố này từ những điều mộc mạc và chân phương nhất.</w:t>
+        <w:t>Một ngày tản bộ quanh Bến Thành sẽ đập tan hoàn toàn định kiến cho rằng Sài Gòn chỉ là một đô thị xô bồ, ồn ã và thiếu vắng chiều sâu văn hóa. Từng góc phố bạn đi qua, từng bóng cây dầu trăm tuổi bạn dừng chân đều mang trong mình những lớp phù sa lịch sử lấp lánh. Khi đêm buông xuống và nhấp ly cocktail ngắm nhìn dòng xe như thoi đưa quanh bùng binh Bến Thành, bạn sẽ nhận ra mình đã trót yêu thành phố này từ những điều mộc mạc và chân phương nhất.</w:t>
       </w:r>
     </w:p>
     <w:p>
@@ -4779,7 +4763,7 @@
         <w:spacing w:before="280" w:after="120"/>
       </w:pPr>
       <w:r>
-        <w:t>Dinh Độc Lập Sài Gòn: Đỉnh Cao Kiến Trúc Nhiệt Đới &amp; Trầm Tích Lịch Sử Phương Nam</w:t>
+        <w:t>Dinh Độc Lập Sài Gòn: Đỉnh Cao Kiến Trúc Nhiệt Đới &amp; Dấu Ấn Lịch Sử Phương Nam</w:t>
       </w:r>
       <w:r>
         <w:rPr>
@@ -4788,7 +4772,7 @@
           <w:color w:val="1B365D"/>
           <w:sz w:val="42"/>
         </w:rPr>
-        <w:t>Dinh Độc Lập Sài Gòn: Đỉnh Cao Kiến Trúc Nhiệt Đới &amp; Trầm Tích Lịch Sử Phương Nam</w:t>
+        <w:t>Dinh Độc Lập Sài Gòn: Đỉnh Cao Kiến Trúc Nhiệt Đới &amp; Dấu Ấn Lịch Sử Phương Nam</w:t>
       </w:r>
     </w:p>
     <w:p>
@@ -5179,7 +5163,7 @@
         <w:spacing w:before="320" w:after="120" w:line="276" w:lineRule="auto"/>
       </w:pPr>
       <w:r>
-        <w:t>Giải Mã Mật Mã Triết Học Phương Đông Của KTS Ngô Viết Thụ</w:t>
+        <w:t>Dấu Ấn Triết Lý Phương Đông Trong Thiết Kế Của KTS Ngô Viết Thụ</w:t>
       </w:r>
       <w:r>
         <w:rPr>
@@ -5188,7 +5172,7 @@
           <w:color w:val="1B365D"/>
           <w:sz w:val="32"/>
         </w:rPr>
-        <w:t>Giải Mã Mật Mã Triết Học Phương Đông Của KTS Ngô Viết Thụ</w:t>
+        <w:t>Dấu Ấn Triết Lý Phương Đông Trong Thiết Kế Của KTS Ngô Viết Thụ</w:t>
       </w:r>
     </w:p>
     <w:p>
@@ -5435,7 +5419,7 @@
         <w:spacing w:before="320" w:after="120" w:line="276" w:lineRule="auto"/>
       </w:pPr>
       <w:r>
-        <w:t>Kinh Nghiệm Thực Địa Cho Người Du Hành Có GUU (Field Notes 2026)</w:t>
+        <w:t>Kinh Nghiệm Tham Quan &amp; Lưu Ý Thực Tế (2026)</w:t>
       </w:r>
       <w:r>
         <w:rPr>
@@ -5444,7 +5428,7 @@
           <w:color w:val="1B365D"/>
           <w:sz w:val="32"/>
         </w:rPr>
-        <w:t>Kinh Nghiệm Thực Địa Cho Người Du Hành Có GUU (Field Notes 2026)</w:t>
+        <w:t>Kinh Nghiệm Tham Quan &amp; Lưu Ý Thực Tế (2026)</w:t>
       </w:r>
     </w:p>
     <w:p>
@@ -5895,7 +5879,7 @@
         <w:spacing w:before="320" w:after="120" w:line="276" w:lineRule="auto"/>
       </w:pPr>
       <w:r>
-        <w:t>Không Gian Đô Thị Ngầm: Bước Chuyển Mình Kỳ Vĩ Của Hạ Tầng Phương Nam</w:t>
+        <w:t>Giao Thông Đô Thị Ngầm: Bước Chuyển Mình Hiện Đại Của TP.HCM</w:t>
       </w:r>
       <w:r>
         <w:rPr>
@@ -5904,7 +5888,7 @@
           <w:color w:val="1B365D"/>
           <w:sz w:val="32"/>
         </w:rPr>
-        <w:t>Không Gian Đô Thị Ngầm: Bước Chuyển Mình Kỳ Vĩ Của Hạ Tầng Phương Nam</w:t>
+        <w:t>Giao Thông Đô Thị Ngầm: Bước Chuyển Mình Hiện Đại Của TP.HCM</w:t>
       </w:r>
     </w:p>
     <w:p>
@@ -6007,7 +5991,7 @@
         <w:spacing w:before="320" w:after="120" w:line="276" w:lineRule="auto"/>
       </w:pPr>
       <w:r>
-        <w:t>Giải Mã Kiến Trúc 4 Tầng Ngầm Dưới Lòng Bến Thành</w:t>
+        <w:t>Khám Phá Cấu Trúc 4 Tầng Ngầm Dưới Lòng Bến Thành</w:t>
       </w:r>
       <w:r>
         <w:rPr>
@@ -6016,7 +6000,7 @@
           <w:color w:val="1B365D"/>
           <w:sz w:val="32"/>
         </w:rPr>
-        <w:t>Giải Mã Kiến Trúc 4 Tầng Ngầm Dưới Lòng Bến Thành</w:t>
+        <w:t>Khám Phá Cấu Trúc 4 Tầng Ngầm Dưới Lòng Bến Thành</w:t>
       </w:r>
     </w:p>
     <w:p>
@@ -6191,7 +6175,7 @@
         <w:spacing w:before="320" w:after="120" w:line="276" w:lineRule="auto"/>
       </w:pPr>
       <w:r>
-        <w:t>Hướng Dẫn Trải Nghiệm Thực Tế Cho Người Du Hành Có GUU (Field Notes 2026)</w:t>
+        <w:t>Hướng Dẫn Di Chuyển Thực Tế Bằng Tuyến Metro Số 1 (2026)</w:t>
       </w:r>
       <w:r>
         <w:rPr>
@@ -6200,7 +6184,7 @@
           <w:color w:val="1B365D"/>
           <w:sz w:val="32"/>
         </w:rPr>
-        <w:t>Hướng Dẫn Trải Nghiệm Thực Tế Cho Người Du Hành Có GUU (Field Notes 2026)</w:t>
+        <w:t>Hướng Dẫn Di Chuyển Thực Tế Bằng Tuyến Metro Số 1 (2026)</w:t>
       </w:r>
     </w:p>
     <w:p>
@@ -6773,7 +6757,7 @@
         <w:spacing w:before="320" w:after="120" w:line="276" w:lineRule="auto"/>
       </w:pPr>
       <w:r>
-        <w:t>Giải Mã Nghệ Thuật Kiến Trúc Dravidian Nam Ấn</w:t>
+        <w:t>Kiến Trúc Đền Dravidian Nam Ấn: Tháp Cổng Gopuram &amp; Các Ban Thờ Cổ</w:t>
       </w:r>
       <w:r>
         <w:rPr>
@@ -6782,7 +6766,7 @@
           <w:color w:val="1B365D"/>
           <w:sz w:val="32"/>
         </w:rPr>
-        <w:t>Giải Mã Nghệ Thuật Kiến Trúc Dravidian Nam Ấn</w:t>
+        <w:t>Kiến Trúc Đền Dravidian Nam Ấn: Tháp Cổng Gopuram &amp; Các Ban Thờ Cổ</w:t>
       </w:r>
     </w:p>
     <w:p>
@@ -7054,7 +7038,7 @@
         <w:spacing w:before="320" w:after="120" w:line="276" w:lineRule="auto"/>
       </w:pPr>
       <w:r>
-        <w:t>Cẩm Nang Thực Địa Cho Người Du Hành Có GUU (Field Notes 2026)</w:t>
+        <w:t>Lưu Ý &amp; Văn Hóa Chiêm Bái Khi Vào Đền (2026)</w:t>
       </w:r>
       <w:r>
         <w:rPr>
@@ -7063,7 +7047,7 @@
           <w:color w:val="1B365D"/>
           <w:sz w:val="32"/>
         </w:rPr>
-        <w:t>Cẩm Nang Thực Địa Cho Người Du Hành Có GUU (Field Notes 2026)</w:t>
+        <w:t>Lưu Ý &amp; Văn Hóa Chiêm Bái Khi Vào Đền (2026)</w:t>
       </w:r>
     </w:p>
     <w:p>
@@ -7282,7 +7266,7 @@
         <w:spacing w:before="40" w:after="120" w:line="276" w:lineRule="auto"/>
       </w:pPr>
       <w:r>
-        <w:t>Đền Hindu Mariamman là một biểu tượng rực rỡ minh chứng cho tâm hồn rộng mở của Sài Gòn. Nơi đây, người lữ khách phương xa không hề cảm thấy khoảng cách về ngôn ngữ, màu da hay tôn giáo; tất cả đều cùng cúi đầu thành kính trước vẻ đẹp của lòng nhân từ và khát vọng bình an. Dành ra một khoảng lặng tĩnh tâm nơi góc đền cổ này, bạn sẽ nhận ra hành trình du ngoạn có GUU thực chất là chuyến hành hương tìm về sự an yên sâu thẳm trong chính tâm hồn mình.</w:t>
+        <w:t>Đền Hindu Mariamman là một biểu tượng rực rỡ minh chứng cho tâm hồn rộng mở của Sài Gòn. Nơi đây, du khách phương xa không hề cảm thấy khoảng cách về ngôn ngữ, màu da hay tôn giáo; tất cả đều cùng cúi đầu thành kính trước vẻ đẹp của lòng nhân từ và khát vọng bình an. Dành ra một khoảng lặng tĩnh tâm nơi góc đền cổ này, bạn sẽ nhận ra hành trình du ngoạn có GUU thực chất là chuyến hành hương tìm về sự an yên sâu thẳm trong chính tâm hồn mình.</w:t>
       </w:r>
       <w:r>
         <w:rPr>
@@ -7290,7 +7274,7 @@
           <w:color w:val="1E293B"/>
           <w:sz w:val="21"/>
         </w:rPr>
-        <w:t>Đền Hindu Mariamman là một biểu tượng rực rỡ minh chứng cho tâm hồn rộng mở của Sài Gòn. Nơi đây, người lữ khách phương xa không hề cảm thấy khoảng cách về ngôn ngữ, màu da hay tôn giáo; tất cả đều cùng cúi đầu thành kính trước vẻ đẹp của lòng nhân từ và khát vọng bình an. Dành ra một khoảng lặng tĩnh tâm nơi góc đền cổ này, bạn sẽ nhận ra hành trình du ngoạn có GUU thực chất là chuyến hành hương tìm về sự an yên sâu thẳm trong chính tâm hồn mình.</w:t>
+        <w:t>Đền Hindu Mariamman là một biểu tượng rực rỡ minh chứng cho tâm hồn rộng mở của Sài Gòn. Nơi đây, du khách phương xa không hề cảm thấy khoảng cách về ngôn ngữ, màu da hay tôn giáo; tất cả đều cùng cúi đầu thành kính trước vẻ đẹp của lòng nhân từ và khát vọng bình an. Dành ra một khoảng lặng tĩnh tâm nơi góc đền cổ này, bạn sẽ nhận ra hành trình du ngoạn có GUU thực chất là chuyến hành hương tìm về sự an yên sâu thẳm trong chính tâm hồn mình.</w:t>
       </w:r>
     </w:p>
     <w:p>
@@ -7330,7 +7314,7 @@
         <w:spacing w:before="40" w:after="120" w:line="276" w:lineRule="auto"/>
       </w:pPr>
       <w:r>
-        <w:t>Là một điểm nhấn thực chiến không thể bỏ lỡ trong cẩm nang những địa điểm nổi tiếng quanh Bến Thành, trải nghiệm mua sắm tại Chợ Bến Thành đưa bạn bước vào mê cung của hơn 1.400 sạp hàng rực rỡ sắc màu. Đối với người lữ khách có gu, việc dạo chợ không chỉ để mang về những món quà lưu niệm độc đáo mà còn là dịp để chiêm ngưỡng kỹ nghệ thủ công tinh xảo của các làng nghề truyền thống ba miền hội tụ về đất Sài Gòn.</w:t>
+        <w:t>Là một điểm nhấn thực chiến không thể bỏ lỡ trong cẩm nang những địa điểm nổi tiếng quanh Bến Thành, trải nghiệm mua sắm tại Chợ Bến Thành đưa bạn bước vào mê cung của hơn 1.400 sạp hàng rực rỡ sắc màu. Đối với du khách, việc dạo chợ không chỉ để mang về những món quà lưu niệm độc đáo mà còn là dịp để chiêm ngưỡng kỹ nghệ thủ công tinh xảo của các làng nghề truyền thống ba miền hội tụ về đất Sài Gòn.</w:t>
       </w:r>
       <w:r>
         <w:rPr>
@@ -7371,7 +7355,7 @@
           <w:color w:val="1E293B"/>
           <w:sz w:val="21"/>
         </w:rPr>
-        <w:t xml:space="preserve"> đưa bạn bước vào mê cung của hơn 1.400 sạp hàng rực rỡ sắc màu. Đối với người lữ khách có gu, việc dạo chợ không chỉ để mang về những món quà lưu niệm độc đáo mà còn là dịp để chiêm ngưỡng kỹ nghệ thủ công tinh xảo của các làng nghề truyền thống ba miền hội tụ về đất Sài Gòn.</w:t>
+        <w:t xml:space="preserve"> đưa bạn bước vào mê cung của hơn 1.400 sạp hàng rực rỡ sắc màu. Đối với du khách, việc dạo chợ không chỉ để mang về những món quà lưu niệm độc đáo mà còn là dịp để chiêm ngưỡng kỹ nghệ thủ công tinh xảo của các làng nghề truyền thống ba miền hội tụ về đất Sài Gòn.</w:t>
       </w:r>
     </w:p>
     <w:p>
@@ -7516,24 +7500,24 @@
         <w:spacing w:before="20" w:after="40" w:line="276" w:lineRule="auto"/>
       </w:pPr>
       <w:r>
-        <w:t>100% không tiền mặt: Toàn bộ tiểu thương chợ Bến Thành hiện đều sở hữu mã thanh toán điện tử thông minh, loại bỏ hoàn toàn nỗi lo đổi tiền lẻ.</w:t>
-      </w:r>
-      <w:r>
-        <w:rPr>
-          <w:rFonts w:ascii="Calibri" w:hAnsi="Calibri"/>
-          <w:b/>
-          <w:color w:val="1E293B"/>
-          <w:sz w:val="20"/>
-        </w:rPr>
-        <w:t>100% không tiền mặt:</w:t>
-      </w:r>
-      <w:r>
-        <w:rPr>
-          <w:rFonts w:ascii="Calibri" w:hAnsi="Calibri"/>
-          <w:color w:val="1E293B"/>
-          <w:sz w:val="20"/>
-        </w:rPr>
-        <w:t xml:space="preserve"> Toàn bộ tiểu thương chợ Bến Thành hiện đều sở hữu mã thanh toán điện tử thông minh, loại bỏ hoàn toàn nỗi lo đổi tiền lẻ.</w:t>
+        <w:t>Thanh toán VietQR &amp; Không tiền mặt: Hầu hết tiểu thương đều trang bị mã VietQR nhanh chóng; tuy nhiên du khách quốc tế vẫn nên chuẩn bị một khoản tiền mặt nhỏ (200.000 – 500.000 VNĐ) để thuận tiện chi tiêu tại các quầy ẩm thực truyền thống.</w:t>
+      </w:r>
+      <w:r>
+        <w:rPr>
+          <w:rFonts w:ascii="Calibri" w:hAnsi="Calibri"/>
+          <w:b/>
+          <w:color w:val="1E293B"/>
+          <w:sz w:val="20"/>
+        </w:rPr>
+        <w:t>Thanh toán VietQR &amp; Không tiền mặt:</w:t>
+      </w:r>
+      <w:r>
+        <w:rPr>
+          <w:rFonts w:ascii="Calibri" w:hAnsi="Calibri"/>
+          <w:color w:val="1E293B"/>
+          <w:sz w:val="20"/>
+        </w:rPr>
+        <w:t xml:space="preserve"> Hầu hết tiểu thương đều trang bị mã VietQR nhanh chóng; tuy nhiên du khách quốc tế vẫn nên chuẩn bị một khoản tiền mặt nhỏ (200.000 – 500.000 VNĐ) để thuận tiện chi tiêu tại các quầy ẩm thực truyền thống.</w:t>
       </w:r>
     </w:p>
     <w:p>
@@ -7573,7 +7557,7 @@
         <w:spacing w:before="40" w:after="120" w:line="276" w:lineRule="auto"/>
       </w:pPr>
       <w:r>
-        <w:t>Để không bị lạc lối giữa ma trận hàng hóa, người du hành thông thái cần nắm rõ bản đồ phân bố các ngành hàng theo 4 hướng cổng chính:</w:t>
+        <w:t>Để không bị lạc lối giữa ma trận hàng hóa, du khách cần nắm rõ bản đồ phân bố các ngành hàng theo 4 hướng cổng chính:</w:t>
       </w:r>
       <w:r>
         <w:rPr>
@@ -7581,7 +7565,7 @@
           <w:color w:val="1E293B"/>
           <w:sz w:val="21"/>
         </w:rPr>
-        <w:t>Để không bị lạc lối giữa ma trận hàng hóa, người du hành thông thái cần nắm rõ bản đồ phân bố các ngành hàng theo 4 hướng cổng chính:</w:t>
+        <w:t>Để không bị lạc lối giữa ma trận hàng hóa, du khách cần nắm rõ bản đồ phân bố các ngành hàng theo 4 hướng cổng chính:</w:t>
       </w:r>
     </w:p>
     <w:p>
@@ -7622,7 +7606,7 @@
         <w:spacing w:before="240" w:after="80" w:line="276" w:lineRule="auto"/>
       </w:pPr>
       <w:r>
-        <w:t>Cửa Đông (Đường Phan Bội Châu): Hương Vị Nông Sản &amp; Trầm Tích Đồ Khô</w:t>
+        <w:t>Cửa Đông (Đường Phan Bội Châu): Hương Vị Nông Sản &amp; Gian Hàng Đồ Khô</w:t>
       </w:r>
       <w:r>
         <w:rPr>
@@ -7631,7 +7615,7 @@
           <w:color w:val="D97706"/>
           <w:sz w:val="26"/>
         </w:rPr>
-        <w:t>Cửa Đông (Đường Phan Bội Châu): Hương Vị Nông Sản &amp; Trầm Tích Đồ Khô</w:t>
+        <w:t>Cửa Đông (Đường Phan Bội Châu): Hương Vị Nông Sản &amp; Gian Hàng Đồ Khô</w:t>
       </w:r>
     </w:p>
     <w:p>
@@ -7736,7 +7720,7 @@
         <w:spacing w:before="320" w:after="120" w:line="276" w:lineRule="auto"/>
       </w:pPr>
       <w:r>
-        <w:t>Nghệ Thuật Trả Giá Văn Minh: "Bargaining With Grace"</w:t>
+        <w:t>Nghệ Thuật Mặc Cả Duyên Dáng &amp; Tôn Trọng Người Bán</w:t>
       </w:r>
       <w:r>
         <w:rPr>
@@ -7745,7 +7729,7 @@
           <w:color w:val="1B365D"/>
           <w:sz w:val="32"/>
         </w:rPr>
-        <w:t>Nghệ Thuật Trả Giá Văn Minh: "Bargaining With Grace"</w:t>
+        <w:t>Nghệ Thuật Mặc Cả Duyên Dáng &amp; Tôn Trọng Người Bán</w:t>
       </w:r>
     </w:p>
     <w:p>
@@ -8221,7 +8205,7 @@
         <w:spacing w:before="320" w:after="120" w:line="276" w:lineRule="auto"/>
       </w:pPr>
       <w:r>
-        <w:t>Dẫn Nhập: Góc Nhìn Khác Biệt Về Sài Gòn Từ Tầng Mui Trần</w:t>
+        <w:t>Góc Nhìn Khác Biệt Về Sài Gòn Từ Tầng Mui Trần</w:t>
       </w:r>
       <w:r>
         <w:rPr>
@@ -8230,7 +8214,7 @@
           <w:color w:val="1B365D"/>
           <w:sz w:val="32"/>
         </w:rPr>
-        <w:t>Dẫn Nhập: Góc Nhìn Khác Biệt Về Sài Gòn Từ Tầng Mui Trần</w:t>
+        <w:t>Góc Nhìn Khác Biệt Về Sài Gòn Từ Tầng Mui Trần</w:t>
       </w:r>
     </w:p>
     <w:p>
@@ -9199,7 +9183,7 @@
         <w:spacing w:before="320" w:after="120" w:line="276" w:lineRule="auto"/>
       </w:pPr>
       <w:r>
-        <w:t>Sổ Tay Kinh Nghiệm Đắt Giá Dành Cho Lữ Khách "Có GUU"</w:t>
+        <w:t>Sổ Tay Kinh Nghiệm Dành Cho Du Khách Đi Xe Bus 2 Tầng</w:t>
       </w:r>
       <w:r>
         <w:rPr>
@@ -9208,7 +9192,7 @@
           <w:color w:val="1B365D"/>
           <w:sz w:val="32"/>
         </w:rPr>
-        <w:t>Sổ Tay Kinh Nghiệm Đắt Giá Dành Cho Lữ Khách "Có GUU"</w:t>
+        <w:t>Sổ Tay Kinh Nghiệm Dành Cho Du Khách Đi Xe Bus 2 Tầng</w:t>
       </w:r>
     </w:p>
     <w:p>
@@ -9514,7 +9498,7 @@
         <w:spacing w:before="20" w:after="40" w:line="276" w:lineRule="auto"/>
       </w:pPr>
       <w:r>
-        <w:t>15:00 – 16:30: Dạo bước thưởng thức ẩm thực xế chiều tại Cửa Đông Chợ Bến Thành (thưởng thức gỏi cuốn tôm thịt, bún riêu cua hoặc chè Ba Mười).</w:t>
+        <w:t>15:00 – 16:30: Dạo bước thưởng thức ẩm thực xế chiều tại Cửa Đông Chợ Bến Thành (thưởng thức gỏi cuốn tôm thịt, bún riêu cua hoặc chè Bé (sạp 1119)).</w:t>
       </w:r>
       <w:r>
         <w:rPr>
@@ -9531,7 +9515,7 @@
           <w:color w:val="1E293B"/>
           <w:sz w:val="20"/>
         </w:rPr>
-        <w:t xml:space="preserve"> Dạo bước thưởng thức ẩm thực xế chiều tại Cửa Đông Chợ Bến Thành (thưởng thức gỏi cuốn tôm thịt, bún riêu cua hoặc chè Ba Mười).</w:t>
+        <w:t xml:space="preserve"> Dạo bước thưởng thức ẩm thực xế chiều tại Cửa Đông Chợ Bến Thành (thưởng thức gỏi cuốn tôm thịt, bún riêu cua hoặc chè Bé (sạp 1119)).</w:t>
       </w:r>
     </w:p>
     <w:p>
@@ -9712,7 +9696,7 @@
         <w:spacing w:before="320" w:after="120" w:line="276" w:lineRule="auto"/>
       </w:pPr>
       <w:r>
-        <w:t>Dẫn Nhập: Sức Hút Của Những "Tổ Chim Cú" Trên Tầng Lầu Cổ</w:t>
+        <w:t>Sức Hút Của Những "Tổ Chim Cú" Trên Tầng Lầu Cổ</w:t>
       </w:r>
       <w:r>
         <w:rPr>
@@ -9721,7 +9705,7 @@
           <w:color w:val="1B365D"/>
           <w:sz w:val="32"/>
         </w:rPr>
-        <w:t>Dẫn Nhập: Sức Hút Của Những "Tổ Chim Cú" Trên Tầng Lầu Cổ</w:t>
+        <w:t>Sức Hút Của Những "Tổ Chim Cú" Trên Tầng Lầu Cổ</w:t>
       </w:r>
     </w:p>
     <w:p>
@@ -10200,7 +10184,7 @@
         <w:spacing w:before="240" w:after="80" w:line="276" w:lineRule="auto"/>
       </w:pPr>
       <w:r>
-        <w:t>Chung Cư 14 Tôn Thất Đạm – Nốt Trầm Lắng Đọng Bên Bờ Kênh</w:t>
+        <w:t>Chung Cư 14 Tôn Thất Đạm – Góc Bình Yên Bên Bờ Kênh Cũ</w:t>
       </w:r>
       <w:r>
         <w:rPr>
@@ -10209,7 +10193,7 @@
           <w:color w:val="D97706"/>
           <w:sz w:val="26"/>
         </w:rPr>
-        <w:t>Chung Cư 14 Tôn Thất Đạm – Nốt Trầm Lắng Đọng Bên Bờ Kênh</w:t>
+        <w:t>Chung Cư 14 Tôn Thất Đạm – Góc Bình Yên Bên Bờ Kênh Cũ</w:t>
       </w:r>
     </w:p>
     <w:p>
@@ -10516,7 +10500,7 @@
         <w:spacing w:before="320" w:after="120" w:line="276" w:lineRule="auto"/>
       </w:pPr>
       <w:r>
-        <w:t>Cẩm Nang Văn Hóa Ứng Xử Cho Người Lữ Khách Tinh Tế</w:t>
+        <w:t>Cẩm Nang Văn Hóa Ứng Xử Cho Du Khách</w:t>
       </w:r>
       <w:r>
         <w:rPr>
@@ -10525,7 +10509,7 @@
           <w:color w:val="1B365D"/>
           <w:sz w:val="32"/>
         </w:rPr>
-        <w:t>Cẩm Nang Văn Hóa Ứng Xử Cho Người Lữ Khách Tinh Tế</w:t>
+        <w:t>Cẩm Nang Văn Hóa Ứng Xử Cho Du Khách</w:t>
       </w:r>
     </w:p>
     <w:p>
@@ -10833,7 +10817,7 @@
         <w:spacing w:before="320" w:after="120" w:line="276" w:lineRule="auto"/>
       </w:pPr>
       <w:r>
-        <w:t>Dẫn Nhập: Khi Sài Gòn Thắp Lên Những Tinh Cầu Đêm</w:t>
+        <w:t>Khi Sài Gòn Thắp Lên Những Tinh Cầu Đêm</w:t>
       </w:r>
       <w:r>
         <w:rPr>
@@ -10842,7 +10826,7 @@
           <w:color w:val="1B365D"/>
           <w:sz w:val="32"/>
         </w:rPr>
-        <w:t>Dẫn Nhập: Khi Sài Gòn Thắp Lên Những Tinh Cầu Đêm</w:t>
+        <w:t>Khi Sài Gòn Thắp Lên Những Tinh Cầu Đêm</w:t>
       </w:r>
     </w:p>
     <w:p>
@@ -10850,7 +10834,7 @@
         <w:spacing w:before="40" w:after="120" w:line="276" w:lineRule="auto"/>
       </w:pPr>
       <w:r>
-        <w:t>Khi ánh tà dương màu hổ phách chìm dần sau những rặng xà cừ cổ thụ và tháp đồng hồ Chợ Bến Thành bắt đầu tỏa sáng dưới bầu trời chạng vạng, trung tâm Quận 1 khoác lên mình một tấm áo hoàn toàn khác. Đó là thời khắc mà vẻ đẹp kiêu sa, hoa lệ của một đô thị quốc tế giao hòa cùng nhịp sống đêm quyến rũ. Đối với người lữ khách có "GUU", cách tuyệt vời nhất để khép lại một ngày dài tản bộ di sản không phải là hòa vào những đám đông chen chúc trên mặt đất, mà là bước vào thang máy đưa thẳng lên những tầng cao lộng gió, hoặc luồn lách qua một cánh cửa bí mật nép mình sau tiệm đồ cổ cũ để thưởng thức một ly cocktail thảo mộc bản địa.</w:t>
+        <w:t>Khi ánh tà dương màu hổ phách chìm dần sau những rặng xà cừ cổ thụ và tháp đồng hồ Chợ Bến Thành bắt đầu tỏa sáng dưới bầu trời chạng vạng, trung tâm Quận 1 khoác lên mình một tấm áo hoàn toàn khác. Đó là thời khắc mà vẻ đẹp kiêu sa, hoa lệ của một đô thị quốc tế giao hòa cùng nhịp sống đêm quyến rũ. Đối với du khách, cách tuyệt vời nhất để khép lại một ngày dài tản bộ di sản không phải là hòa vào những đám đông chen chúc trên mặt đất, mà là bước vào thang máy đưa thẳng lên những tầng cao lộng gió, hoặc luồn lách qua một cánh cửa bí mật nép mình sau tiệm đồ cổ cũ để thưởng thức một ly cocktail thảo mộc bản địa.</w:t>
       </w:r>
       <w:r>
         <w:rPr>
@@ -10858,7 +10842,7 @@
           <w:color w:val="1E293B"/>
           <w:sz w:val="21"/>
         </w:rPr>
-        <w:t>Khi ánh tà dương màu hổ phách chìm dần sau những rặng xà cừ cổ thụ và tháp đồng hồ Chợ Bến Thành bắt đầu tỏa sáng dưới bầu trời chạng vạng, trung tâm Quận 1 khoác lên mình một tấm áo hoàn toàn khác. Đó là thời khắc mà vẻ đẹp kiêu sa, hoa lệ của một đô thị quốc tế giao hòa cùng nhịp sống đêm quyến rũ. Đối với người lữ khách có "GUU", cách tuyệt vời nhất để khép lại một ngày dài tản bộ di sản không phải là hòa vào những đám đông chen chúc trên mặt đất, mà là bước vào thang máy đưa thẳng lên những tầng cao lộng gió, hoặc luồn lách qua một cánh cửa bí mật nép mình sau tiệm đồ cổ cũ để thưởng thức một ly cocktail thảo mộc bản địa.</w:t>
+        <w:t>Khi ánh tà dương màu hổ phách chìm dần sau những rặng xà cừ cổ thụ và tháp đồng hồ Chợ Bến Thành bắt đầu tỏa sáng dưới bầu trời chạng vạng, trung tâm Quận 1 khoác lên mình một tấm áo hoàn toàn khác. Đó là thời khắc mà vẻ đẹp kiêu sa, hoa lệ của một đô thị quốc tế giao hòa cùng nhịp sống đêm quyến rũ. Đối với du khách, cách tuyệt vời nhất để khép lại một ngày dài tản bộ di sản không phải là hòa vào những đám đông chen chúc trên mặt đất, mà là bước vào thang máy đưa thẳng lên những tầng cao lộng gió, hoặc luồn lách qua một cánh cửa bí mật nép mình sau tiệm đồ cổ cũ để thưởng thức một ly cocktail thảo mộc bản địa.</w:t>
       </w:r>
     </w:p>
     <w:p>
@@ -10897,7 +10881,7 @@
         <w:spacing w:before="320" w:after="120" w:line="276" w:lineRule="auto"/>
       </w:pPr>
       <w:r>
-        <w:t>Văn Hóa Mixology Bản Địa: Sự Trỗi Dậy Của Cocktail Hương Vị Việt</w:t>
+        <w:t>Cocktail Hương Vị Bản Địa: Sự Kết Hợp Cùng Thảo Mộc Việt Nam</w:t>
       </w:r>
       <w:r>
         <w:rPr>
@@ -10906,7 +10890,7 @@
           <w:color w:val="1B365D"/>
           <w:sz w:val="32"/>
         </w:rPr>
-        <w:t>Văn Hóa Mixology Bản Địa: Sự Trỗi Dậy Của Cocktail Hương Vị Việt</w:t>
+        <w:t>Cocktail Hương Vị Bản Địa: Sự Kết Hợp Cùng Thảo Mộc Việt Nam</w:t>
       </w:r>
     </w:p>
     <w:p>
@@ -12030,7 +12014,7 @@
         <w:spacing w:before="320" w:after="120" w:line="276" w:lineRule="auto"/>
       </w:pPr>
       <w:r>
-        <w:t>Dẫn Nhập: Trải Nghiệm Lưu Trú Mang Chiều Sâu Văn Hóa</w:t>
+        <w:t>Trải Nghiệm Lưu Trú Mang Chiều Sâu Văn Hóa</w:t>
       </w:r>
       <w:r>
         <w:rPr>
@@ -12039,7 +12023,7 @@
           <w:color w:val="1B365D"/>
           <w:sz w:val="32"/>
         </w:rPr>
-        <w:t>Dẫn Nhập: Trải Nghiệm Lưu Trú Mang Chiều Sâu Văn Hóa</w:t>
+        <w:t>Trải Nghiệm Lưu Trú Mang Chiều Sâu Văn Hóa</w:t>
       </w:r>
     </w:p>
     <w:p>
@@ -12047,7 +12031,7 @@
         <w:spacing w:before="40" w:after="120" w:line="276" w:lineRule="auto"/>
       </w:pPr>
       <w:r>
-        <w:t>Đối với người lữ khách có "GUU", một chuyến chu du đến Sài Gòn không đơn thuần là việc tìm kiếm một chốn ngả lưng sau ngày dài di chuyển. Khách sạn chính là tấm gương phản chiếu tâm hồn của vùng đất, là nơi bắt đầu và kết thúc của mọi cảm xúc. Thay vì chọn những khối bê tông vô hồn của các tập đoàn khách sạn thương mại tiêu chuẩn hóa, những du khách sành sỏi luôn hướng về những khách sạn boutique và dinh thự di sản nép mình trên những cung đường rợp bóng me quanh Chợ Bến Thành.</w:t>
+        <w:t>Đối với du khách, một chuyến chu du đến Sài Gòn không đơn thuần là việc tìm kiếm một chốn ngả lưng sau ngày dài di chuyển. Khách sạn chính là tấm gương phản chiếu tâm hồn của vùng đất, là nơi bắt đầu và kết thúc của mọi cảm xúc. Thay vì chọn những khối bê tông vô hồn của các tập đoàn khách sạn thương mại tiêu chuẩn hóa, những du khách sành sỏi luôn hướng về những khách sạn boutique và dinh thự di sản nép mình trên những cung đường rợp bóng me quanh Chợ Bến Thành.</w:t>
       </w:r>
       <w:r>
         <w:rPr>
@@ -12055,7 +12039,7 @@
           <w:color w:val="1E293B"/>
           <w:sz w:val="21"/>
         </w:rPr>
-        <w:t>Đối với người lữ khách có "GUU", một chuyến chu du đến Sài Gòn không đơn thuần là việc tìm kiếm một chốn ngả lưng sau ngày dài di chuyển. Khách sạn chính là tấm gương phản chiếu tâm hồn của vùng đất, là nơi bắt đầu và kết thúc của mọi cảm xúc. Thay vì chọn những khối bê tông vô hồn của các tập đoàn khách sạn thương mại tiêu chuẩn hóa, những du khách sành sỏi luôn hướng về những khách sạn boutique và dinh thự di sản nép mình trên những cung đường rợp bóng me quanh Chợ Bến Thành.</w:t>
+        <w:t>Đối với du khách, một chuyến chu du đến Sài Gòn không đơn thuần là việc tìm kiếm một chốn ngả lưng sau ngày dài di chuyển. Khách sạn chính là tấm gương phản chiếu tâm hồn của vùng đất, là nơi bắt đầu và kết thúc của mọi cảm xúc. Thay vì chọn những khối bê tông vô hồn của các tập đoàn khách sạn thương mại tiêu chuẩn hóa, những du khách sành sỏi luôn hướng về những khách sạn boutique và dinh thự di sản nép mình trên những cung đường rợp bóng me quanh Chợ Bến Thành.</w:t>
       </w:r>
     </w:p>
     <w:p>
@@ -12094,7 +12078,7 @@
         <w:spacing w:before="320" w:after="120" w:line="276" w:lineRule="auto"/>
       </w:pPr>
       <w:r>
-        <w:t>Tiêu Chuẩn Lựa Chọn Khách Sạn Boutique Chuẩn "GUU"</w:t>
+        <w:t>Tiêu Chuẩn Của Một Khách Sạn Boutique Đậm Chất Sài Gòn</w:t>
       </w:r>
       <w:r>
         <w:rPr>
@@ -12103,7 +12087,7 @@
           <w:color w:val="1B365D"/>
           <w:sz w:val="32"/>
         </w:rPr>
-        <w:t>Tiêu Chuẩn Lựa Chọn Khách Sạn Boutique Chuẩn "GUU"</w:t>
+        <w:t>Tiêu Chuẩn Của Một Khách Sạn Boutique Đậm Chất Sài Gòn</w:t>
       </w:r>
     </w:p>
     <w:p>
@@ -13016,7 +13000,7 @@
         <w:spacing w:before="320" w:after="120" w:line="276" w:lineRule="auto"/>
       </w:pPr>
       <w:r>
-        <w:t>Kinh Nghiệm Đặt Phòng &amp; Đặc Quyền Dành Cho Khách "Có GUU"</w:t>
+        <w:t>Kinh Nghiệm Đặt Phòng &amp; Lưu Ý Thực Tế</w:t>
       </w:r>
       <w:r>
         <w:rPr>
@@ -13025,7 +13009,7 @@
           <w:color w:val="1B365D"/>
           <w:sz w:val="32"/>
         </w:rPr>
-        <w:t>Kinh Nghiệm Đặt Phòng &amp; Đặc Quyền Dành Cho Khách "Có GUU"</w:t>
+        <w:t>Kinh Nghiệm Đặt Phòng &amp; Lưu Ý Thực Tế</w:t>
       </w:r>
     </w:p>
     <w:p>
@@ -13206,7 +13190,7 @@
         <w:spacing w:before="320" w:after="120" w:line="276" w:lineRule="auto"/>
       </w:pPr>
       <w:r>
-        <w:t>Dẫn Nhập: Chợ Bến Thành Đâu Chỉ Là Nơi Mua Bán</w:t>
+        <w:t>Chợ Bến Thành Đâu Chỉ Là Nơi Mua Bán</w:t>
       </w:r>
       <w:r>
         <w:rPr>
@@ -13215,7 +13199,7 @@
           <w:color w:val="1B365D"/>
           <w:sz w:val="32"/>
         </w:rPr>
-        <w:t>Dẫn Nhập: Chợ Bến Thành Đâu Chỉ Là Nơi Mua Bán</w:t>
+        <w:t>Chợ Bến Thành Đâu Chỉ Là Nơi Mua Bán</w:t>
       </w:r>
     </w:p>
     <w:p>
@@ -13223,7 +13207,7 @@
         <w:spacing w:before="40" w:after="120" w:line="276" w:lineRule="auto"/>
       </w:pPr>
       <w:r>
-        <w:t>Nhiều người lữ khách khi nghe nhắc đến Chợ Bến Thành thường chỉ mường tượng về một khu chợ bán vải vóc, đồ lưu niệm và những quầy sạp chen chúc. Nhưng đối với những ai thực sự am tường nhịp thở của Sài Gòn, ngôi chợ 112 năm tuổi này cùng các cung đường bao quanh chính là một "sân khấu văn hóa đô thị" sống động bậc nhất Đông Nam Á. Tại đây, trong bán kính chỉ vài trăm bước chân, bạn có thể chuyển tiếp từ một không gian di sản thuộc địa đầu thế kỷ 20 sang ga tàu điện ngầm hiện đại ngập tràn ánh sáng của năm 2026, từ một quán chè bình dân rộn rã tiếng cười sang một rooftop bar kiêu kỳ ngắm hoàng hôn buông trên dòng sông uốn lượn.</w:t>
+        <w:t>Nhiều du khách khi nghe nhắc đến Chợ Bến Thành thường chỉ mường tượng về một khu chợ bán vải vóc, đồ lưu niệm và những quầy sạp chen chúc. Nhưng đối với những ai thực sự am tường nhịp thở của Sài Gòn, ngôi chợ 112 năm tuổi này cùng các cung đường bao quanh chính là một "sân khấu văn hóa đô thị" sống động bậc nhất Đông Nam Á. Tại đây, trong bán kính chỉ vài trăm bước chân, bạn có thể chuyển tiếp từ một không gian di sản thuộc địa đầu thế kỷ 20 sang ga tàu điện ngầm hiện đại ngập tràn ánh sáng của năm 2026, từ một quán chè bình dân rộn rã tiếng cười sang một rooftop bar kiêu kỳ ngắm hoàng hôn buông trên dòng sông uốn lượn.</w:t>
       </w:r>
       <w:r>
         <w:rPr>
@@ -13231,7 +13215,7 @@
           <w:color w:val="1E293B"/>
           <w:sz w:val="21"/>
         </w:rPr>
-        <w:t>Nhiều người lữ khách khi nghe nhắc đến Chợ Bến Thành thường chỉ mường tượng về một khu chợ bán vải vóc, đồ lưu niệm và những quầy sạp chen chúc. Nhưng đối với những ai thực sự am tường nhịp thở của Sài Gòn, ngôi chợ 112 năm tuổi này cùng các cung đường bao quanh chính là một "sân khấu văn hóa đô thị" sống động bậc nhất Đông Nam Á. Tại đây, trong bán kính chỉ vài trăm bước chân, bạn có thể chuyển tiếp từ một không gian di sản thuộc địa đầu thế kỷ 20 sang ga tàu điện ngầm hiện đại ngập tràn ánh sáng của năm 2026, từ một quán chè bình dân rộn rã tiếng cười sang một rooftop bar kiêu kỳ ngắm hoàng hôn buông trên dòng sông uốn lượn.</w:t>
+        <w:t>Nhiều du khách khi nghe nhắc đến Chợ Bến Thành thường chỉ mường tượng về một khu chợ bán vải vóc, đồ lưu niệm và những quầy sạp chen chúc. Nhưng đối với những ai thực sự am tường nhịp thở của Sài Gòn, ngôi chợ 112 năm tuổi này cùng các cung đường bao quanh chính là một "sân khấu văn hóa đô thị" sống động bậc nhất Đông Nam Á. Tại đây, trong bán kính chỉ vài trăm bước chân, bạn có thể chuyển tiếp từ một không gian di sản thuộc địa đầu thế kỷ 20 sang ga tàu điện ngầm hiện đại ngập tràn ánh sáng của năm 2026, từ một quán chè bình dân rộn rã tiếng cười sang một rooftop bar kiêu kỳ ngắm hoàng hôn buông trên dòng sông uốn lượn.</w:t>
       </w:r>
     </w:p>
     <w:p>
@@ -13485,7 +13469,7 @@
         <w:spacing w:before="160" w:after="60" w:line="276" w:lineRule="auto"/>
       </w:pPr>
       <w:r>
-        <w:t>5. "Hạ Nhiệt" Bằng Ly Chè Ba Mười Đá Bào Nức Tiếng Từ 1968</w:t>
+        <w:t>5. "Hạ Nhiệt" Bằng Ly Chè Bé (Sạp 1119) Đá Bào Nức Tiếng Từ 1968</w:t>
       </w:r>
       <w:r>
         <w:rPr>
@@ -13494,7 +13478,7 @@
           <w:color w:val="1B365D"/>
           <w:sz w:val="23"/>
         </w:rPr>
-        <w:t>5. "Hạ Nhiệt" Bằng Ly Chè Ba Mười Đá Bào Nức Tiếng Từ 1968</w:t>
+        <w:t>5. "Hạ Nhiệt" Bằng Ly Chè Bé (Sạp 1119) Đá Bào Nức Tiếng Từ 1968</w:t>
       </w:r>
     </w:p>
     <w:p>
@@ -13502,7 +13486,7 @@
         <w:spacing w:before="40" w:after="120" w:line="276" w:lineRule="auto"/>
       </w:pPr>
       <w:r>
-        <w:t>Nằm sâu trong khu ẩm thực, sạp chè Ba Mười là huyền thoại ẩm thực được truyền qua 3 thế hệ. Một ly chè thập cẩm đầy đặn với đậu đỏ bùi béo, hạt lựu dai giòn, bánh lọt xanh mướt và chan ngập nước cốt dừa béo ngậy phủ đá bào nhuyễn sẽ xua tan ngay lập tức cái oi bức nhiệt đới.</w:t>
+        <w:t>Nằm sâu trong khu ẩm thực, sạp chè Bé (sạp 1119) là huyền thoại ẩm thực được truyền qua 3 thế hệ. Một ly chè thập cẩm đầy đặn với đậu đỏ bùi béo, hạt lựu dai giòn, bánh lọt xanh mướt và chan ngập nước cốt dừa béo ngậy phủ đá bào nhuyễn sẽ xua tan ngay lập tức cái oi bức nhiệt đới.</w:t>
       </w:r>
       <w:r>
         <w:rPr>
@@ -13510,7 +13494,7 @@
           <w:color w:val="1E293B"/>
           <w:sz w:val="21"/>
         </w:rPr>
-        <w:t>Nằm sâu trong khu ẩm thực, sạp chè Ba Mười là huyền thoại ẩm thực được truyền qua 3 thế hệ. Một ly chè thập cẩm đầy đặn với đậu đỏ bùi béo, hạt lựu dai giòn, bánh lọt xanh mướt và chan ngập nước cốt dừa béo ngậy phủ đá bào nhuyễn sẽ xua tan ngay lập tức cái oi bức nhiệt đới.</w:t>
+        <w:t>Nằm sâu trong khu ẩm thực, sạp chè Bé (sạp 1119) là huyền thoại ẩm thực được truyền qua 3 thế hệ. Một ly chè thập cẩm đầy đặn với đậu đỏ bùi béo, hạt lựu dai giòn, bánh lọt xanh mướt và chan ngập nước cốt dừa béo ngậy phủ đá bào nhuyễn sẽ xua tan ngay lập tức cái oi bức nhiệt đới.</w:t>
       </w:r>
     </w:p>
     <w:p>
@@ -13518,7 +13502,7 @@
         <w:spacing w:before="160" w:after="60" w:line="276" w:lineRule="auto"/>
       </w:pPr>
       <w:r>
-        <w:t>6. Lặn Xuống Ga Ngầm Metro Bến Thành 32 Mét Check-in "Giếng Trời Hoa Sen"</w:t>
+        <w:t>6. Lặn Xuống Ga Ngầm Metro Bến Thành 32 Mét Chiêm Ngưỡng "Giếng Trời Hoa Sen"</w:t>
       </w:r>
       <w:r>
         <w:rPr>
@@ -13527,7 +13511,7 @@
           <w:color w:val="1B365D"/>
           <w:sz w:val="23"/>
         </w:rPr>
-        <w:t>6. Lặn Xuống Ga Ngầm Metro Bến Thành 32 Mét Check-in "Giếng Trời Hoa Sen"</w:t>
+        <w:t>6. Lặn Xuống Ga Ngầm Metro Bến Thành 32 Mét Chiêm Ngưỡng "Giếng Trời Hoa Sen"</w:t>
       </w:r>
     </w:p>
     <w:p>
@@ -13747,7 +13731,7 @@
         <w:spacing w:before="160" w:after="60" w:line="276" w:lineRule="auto"/>
       </w:pPr>
       <w:r>
-        <w:t>11. Oanh Tạc Thiên Đường Ẩm Thực Đêm Phố Phan Bội Châu</w:t>
+        <w:t>11. Oanh Tạc Khu Ẩm Thực Sầm Uất Đêm Phố Phan Bội Châu</w:t>
       </w:r>
       <w:r>
         <w:rPr>
@@ -13756,7 +13740,7 @@
           <w:color w:val="1B365D"/>
           <w:sz w:val="23"/>
         </w:rPr>
-        <w:t>11. Oanh Tạc Thiên Đường Ẩm Thực Đêm Phố Phan Bội Châu</w:t>
+        <w:t>11. Oanh Tạc Khu Ẩm Thực Sầm Uất Đêm Phố Phan Bội Châu</w:t>
       </w:r>
     </w:p>
     <w:p>
@@ -13964,7 +13948,7 @@
         <w:spacing w:before="320" w:after="120" w:line="276" w:lineRule="auto"/>
       </w:pPr>
       <w:r>
-        <w:t>Lời Kết: Chợ Bến Thành – Bản Hòa Ca Đầy Màu Sắc</w:t>
+        <w:t>Lời Kết: Trọn Vẹn Một Ngày Trải Nghiệm Bến Thành</w:t>
       </w:r>
       <w:r>
         <w:rPr>
@@ -13973,7 +13957,7 @@
           <w:color w:val="1B365D"/>
           <w:sz w:val="32"/>
         </w:rPr>
-        <w:t>Lời Kết: Chợ Bến Thành – Bản Hòa Ca Đầy Màu Sắc</w:t>
+        <w:t>Lời Kết: Trọn Vẹn Một Ngày Trải Nghiệm Bến Thành</w:t>
       </w:r>
     </w:p>
     <w:p>
@@ -14002,7 +13986,7 @@
         <w:spacing w:before="280" w:after="120"/>
       </w:pPr>
       <w:r>
-        <w:t>Kinh Nghiệm Đi Chợ Bến Thành Toàn Tập 2026: Cẩm Nang Thực Địa Sống Còn Từ A-Z</w:t>
+        <w:t>Kinh Nghiệm Đi Chợ Bến Thành Toàn Tập 2026: Cẩm Nang Thực Địa Sống Còn Toàn Tập</w:t>
       </w:r>
       <w:r>
         <w:rPr>
@@ -14011,7 +13995,7 @@
           <w:color w:val="1B365D"/>
           <w:sz w:val="42"/>
         </w:rPr>
-        <w:t>Kinh Nghiệm Đi Chợ Bến Thành Toàn Tập 2026: Cẩm Nang Thực Địa Sống Còn Từ A-Z</w:t>
+        <w:t>Kinh Nghiệm Đi Chợ Bến Thành Toàn Tập 2026: Cẩm Nang Thực Địa Sống Còn Toàn Tập</w:t>
       </w:r>
     </w:p>
     <w:p>
@@ -14044,7 +14028,7 @@
         <w:spacing w:before="320" w:after="120" w:line="276" w:lineRule="auto"/>
       </w:pPr>
       <w:r>
-        <w:t>Dẫn Nhập: Bước Vào Trái Tim Sài Gòn Với Tâm Thế Của Một Chuyên Gia</w:t>
+        <w:t>Bước Vào Trái Tim Sài Gòn Với Tâm Thế Của Một Chuyên Gia</w:t>
       </w:r>
       <w:r>
         <w:rPr>
@@ -14053,7 +14037,7 @@
           <w:color w:val="1B365D"/>
           <w:sz w:val="32"/>
         </w:rPr>
-        <w:t>Dẫn Nhập: Bước Vào Trái Tim Sài Gòn Với Tâm Thế Của Một Chuyên Gia</w:t>
+        <w:t>Bước Vào Trái Tim Sài Gòn Với Tâm Thế Của Một Chuyên Gia</w:t>
       </w:r>
     </w:p>
     <w:p>
@@ -15069,7 +15053,7 @@
         <w:spacing w:before="20" w:after="40" w:line="276" w:lineRule="auto"/>
       </w:pPr>
       <w:r>
-        <w:t>Ăn gì tại chợ: Bún riêu Cửa Đông (55.000 VNĐ), gỏi cuốn tôm thịt (15.000 VNĐ/cuốn), bánh bèo Huế thập cẩm (45.000 VNĐ), chè Ba Mười (35.000 – 40.000 VNĐ).</w:t>
+        <w:t>Ăn gì tại chợ: Bún riêu Cửa Đông (55.000 VNĐ), gỏi cuốn tôm thịt (15.000 VNĐ/cuốn), bánh bèo Huế thập cẩm (45.000 VNĐ), chè Bé (sạp 1119) (35.000 – 40.000 VNĐ).</w:t>
       </w:r>
       <w:r>
         <w:rPr>
@@ -15086,7 +15070,7 @@
           <w:color w:val="1E293B"/>
           <w:sz w:val="20"/>
         </w:rPr>
-        <w:t xml:space="preserve"> Bún riêu Cửa Đông (55.000 VNĐ), gỏi cuốn tôm thịt (15.000 VNĐ/cuốn), bánh bèo Huế thập cẩm (45.000 VNĐ), chè Ba Mười (35.000 – 40.000 VNĐ).</w:t>
+        <w:t xml:space="preserve"> Bún riêu Cửa Đông (55.000 VNĐ), gỏi cuốn tôm thịt (15.000 VNĐ/cuốn), bánh bèo Huế thập cẩm (45.000 VNĐ), chè Bé (sạp 1119) (35.000 – 40.000 VNĐ).</w:t>
       </w:r>
     </w:p>
     <w:p>
@@ -15241,7 +15225,7 @@
         <w:spacing w:before="320" w:after="120" w:line="276" w:lineRule="auto"/>
       </w:pPr>
       <w:r>
-        <w:t>Dẫn Nhập: Sự Thật Đằng Sau Sự Hoa Lệ Của Khu Chợ Trăm Tuổi</w:t>
+        <w:t>Sự Thật Đằng Sau Sự Hoa Lệ Của Khu Chợ Trăm Tuổi</w:t>
       </w:r>
       <w:r>
         <w:rPr>
@@ -15250,7 +15234,7 @@
           <w:color w:val="1B365D"/>
           <w:sz w:val="32"/>
         </w:rPr>
-        <w:t>Dẫn Nhập: Sự Thật Đằng Sau Sự Hoa Lệ Của Khu Chợ Trăm Tuổi</w:t>
+        <w:t>Sự Thật Đằng Sau Sự Hoa Lệ Của Khu Chợ Trăm Tuổi</w:t>
       </w:r>
     </w:p>
     <w:p>
@@ -16444,7 +16428,7 @@
         <w:spacing w:before="320" w:after="120" w:line="276" w:lineRule="auto"/>
       </w:pPr>
       <w:r>
-        <w:t>Dẫn Nhập: "Phố Wall Ngoại Tệ" Thu Nhỏ Của Sài Gòn</w:t>
+        <w:t>"Phố Wall Ngoại Tệ" Thu Nhỏ Của Sài Gòn</w:t>
       </w:r>
       <w:r>
         <w:rPr>
@@ -16453,7 +16437,7 @@
           <w:color w:val="1B365D"/>
           <w:sz w:val="32"/>
         </w:rPr>
-        <w:t>Dẫn Nhập: "Phố Wall Ngoại Tệ" Thu Nhỏ Của Sài Gòn</w:t>
+        <w:t>"Phố Wall Ngoại Tệ" Thu Nhỏ Của Sài Gòn</w:t>
       </w:r>
     </w:p>
     <w:p>
@@ -17192,7 +17176,7 @@
         <w:spacing w:before="320" w:after="120" w:line="276" w:lineRule="auto"/>
       </w:pPr>
       <w:r>
-        <w:t>Dẫn Nhập: "Cuộc Chiến" Tìm Chỗ Đỗ Xe Giữa Lõi Di Sản Sài Gòn</w:t>
+        <w:t>"Cuộc Chiến" Tìm Chỗ Đỗ Xe Giữa Lõi Di Sản Sài Gòn</w:t>
       </w:r>
       <w:r>
         <w:rPr>
@@ -17201,7 +17185,7 @@
           <w:color w:val="1B365D"/>
           <w:sz w:val="32"/>
         </w:rPr>
-        <w:t>Dẫn Nhập: "Cuộc Chiến" Tìm Chỗ Đỗ Xe Giữa Lõi Di Sản Sài Gòn</w:t>
+        <w:t>"Cuộc Chiến" Tìm Chỗ Đỗ Xe Giữa Lõi Di Sản Sài Gòn</w:t>
       </w:r>
     </w:p>
     <w:p>
@@ -17877,7 +17861,7 @@
         <w:spacing w:before="320" w:after="120" w:line="276" w:lineRule="auto"/>
       </w:pPr>
       <w:r>
-        <w:t>Dẫn Nhập: Chuyến Xe Đầu Tiên Chạm Ngõ Trái Tim Sài Gòn</w:t>
+        <w:t>Chuyến Xe Đầu Tiên Chạm Ngõ Trái Tim Sài Gòn</w:t>
       </w:r>
       <w:r>
         <w:rPr>
@@ -17886,7 +17870,7 @@
           <w:color w:val="1B365D"/>
           <w:sz w:val="32"/>
         </w:rPr>
-        <w:t>Dẫn Nhập: Chuyến Xe Đầu Tiên Chạm Ngõ Trái Tim Sài Gòn</w:t>
+        <w:t>Chuyến Xe Đầu Tiên Chạm Ngõ Trái Tim Sài Gòn</w:t>
       </w:r>
     </w:p>
     <w:p>

--- a/content-pipeline/06-word-documents/000_TONG_HOP_18_BAI_VIET_BEN_THANH_VI.docx
+++ b/content-pipeline/06-word-documents/000_TONG_HOP_18_BAI_VIET_BEN_THANH_VI.docx
@@ -238,7 +238,23 @@
           <w:color w:val="1E293B"/>
           <w:sz w:val="20"/>
         </w:rPr>
-        <w:t xml:space="preserve"> Biểu tượng kiến trúc tráng lệ của Dinh thự Hứa Bổn Hỏa (nay là Bảo tàng Mỹ thuật TP.HCM) tọa lạc cách chợ chỉ 350m đi bộ.</w:t>
+        <w:t xml:space="preserve"> Biểu tượng kiến trúc tráng lệ của Dinh thự Hứa Bổn Hỏa (nay là </w:t>
+      </w:r>
+      <w:r>
+        <w:rPr>
+          <w:rFonts w:ascii="Calibri" w:hAnsi="Calibri"/>
+          <w:color w:val="D97706"/>
+          <w:sz w:val="20"/>
+        </w:rPr>
+        <w:t>Bảo tàng Mỹ thuật TP.HCM</w:t>
+      </w:r>
+      <w:r>
+        <w:rPr>
+          <w:rFonts w:ascii="Calibri" w:hAnsi="Calibri"/>
+          <w:color w:val="1E293B"/>
+          <w:sz w:val="20"/>
+        </w:rPr>
+        <w:t>) tọa lạc cách chợ chỉ 350m đi bộ.</w:t>
       </w:r>
     </w:p>
     <w:p>
@@ -264,7 +280,23 @@
           <w:color w:val="1E293B"/>
           <w:sz w:val="20"/>
         </w:rPr>
-        <w:t xml:space="preserve"> Chi phí để chiêm bái các không gian tâm linh cổ kính như Đền Hindu Mariamman hay dạo bước ngắm giếng trời hoa sen của ga Metro ngầm.</w:t>
+        <w:t xml:space="preserve"> Chi phí để chiêm bái các không gian tâm linh cổ kính như </w:t>
+      </w:r>
+      <w:r>
+        <w:rPr>
+          <w:rFonts w:ascii="Calibri" w:hAnsi="Calibri"/>
+          <w:color w:val="D97706"/>
+          <w:sz w:val="20"/>
+        </w:rPr>
+        <w:t>Đền Hindu Mariamman</w:t>
+      </w:r>
+      <w:r>
+        <w:rPr>
+          <w:rFonts w:ascii="Calibri" w:hAnsi="Calibri"/>
+          <w:color w:val="1E293B"/>
+          <w:sz w:val="20"/>
+        </w:rPr>
+        <w:t xml:space="preserve"> hay dạo bước ngắm giếng trời hoa sen của ga Metro ngầm.</w:t>
       </w:r>
     </w:p>
     <w:p>
@@ -1798,10 +1830,25 @@
     </w:p>
     <w:p>
       <w:pPr>
+        <w:spacing w:before="120" w:after="120"/>
+        <w:jc w:val="center"/>
+      </w:pPr>
+      <w:r>
+        <w:t>―――――――――――――――――――――――――――――――――――――――――――――</w:t>
+      </w:r>
+      <w:r>
+        <w:rPr>
+          <w:color w:val="CBD5E1"/>
+        </w:rPr>
+        <w:t>―――――――――――――――――――――――――――――――――――――――――――――</w:t>
+      </w:r>
+    </w:p>
+    <w:p>
+      <w:pPr>
         <w:spacing w:before="320" w:after="120" w:line="276" w:lineRule="auto"/>
       </w:pPr>
       <w:r>
-        <w:t>Lời Kết: Chút Hồn Phố Thị Sài Gòn</w:t>
+        <w:t>🗺️ Liên Kết Hành Trình &amp; Điểm Đến Lân Cận</w:t>
       </w:r>
       <w:r>
         <w:rPr>
@@ -1810,6 +1857,141 @@
           <w:color w:val="1B365D"/>
           <w:sz w:val="32"/>
         </w:rPr>
+        <w:t>🗺️ Liên Kết Hành Trình &amp; Điểm Đến Lân Cận</w:t>
+      </w:r>
+    </w:p>
+    <w:p>
+      <w:pPr>
+        <w:spacing w:before="40" w:after="120" w:line="276" w:lineRule="auto"/>
+      </w:pPr>
+      <w:r>
+        <w:t>Để tối ưu hành trình khám phá khu vực trung tâm Bến Thành, mời bạn tham khảo thêm các cẩm nang chuyên sâu liên quan:</w:t>
+        <w:br/>
+        <w:t>- Ẩm thực chợ Bến Thành: thưởng thức các món ngon trứ danh qua cẩm nang ẩm thực chợ Bến Thành.</w:t>
+        <w:br/>
+        <w:t>- Lịch trình đi bộ Bến Thành 1 ngày: tối ưu thời gian khám phá với lịch trình đi bộ quanh Bến Thành 1 ngày.</w:t>
+      </w:r>
+      <w:r>
+        <w:rPr>
+          <w:rFonts w:ascii="Calibri" w:hAnsi="Calibri"/>
+          <w:color w:val="1E293B"/>
+          <w:sz w:val="21"/>
+        </w:rPr>
+        <w:t>Để tối ưu hành trình khám phá khu vực trung tâm Bến Thành, mời bạn tham khảo thêm các cẩm nang chuyên sâu liên quan:</w:t>
+      </w:r>
+      <w:r>
+        <w:rPr>
+          <w:rFonts w:ascii="Calibri" w:hAnsi="Calibri"/>
+          <w:color w:val="1E293B"/>
+          <w:sz w:val="21"/>
+        </w:rPr>
+      </w:r>
+      <w:r>
+        <w:rPr>
+          <w:rFonts w:ascii="Calibri" w:hAnsi="Calibri"/>
+          <w:color w:val="1E293B"/>
+          <w:sz w:val="21"/>
+        </w:rPr>
+        <w:br/>
+        <w:t xml:space="preserve">- </w:t>
+      </w:r>
+      <w:r>
+        <w:rPr>
+          <w:rFonts w:ascii="Calibri" w:hAnsi="Calibri"/>
+          <w:b/>
+          <w:color w:val="1E293B"/>
+          <w:sz w:val="21"/>
+        </w:rPr>
+        <w:t>Ẩm thực chợ Bến Thành:</w:t>
+      </w:r>
+      <w:r>
+        <w:rPr>
+          <w:rFonts w:ascii="Calibri" w:hAnsi="Calibri"/>
+          <w:color w:val="1E293B"/>
+          <w:sz w:val="21"/>
+        </w:rPr>
+        <w:t xml:space="preserve"> thưởng thức các món ngon trứ danh qua </w:t>
+      </w:r>
+      <w:r>
+        <w:rPr>
+          <w:rFonts w:ascii="Calibri" w:hAnsi="Calibri"/>
+          <w:color w:val="1E293B"/>
+          <w:sz w:val="21"/>
+        </w:rPr>
+        <w:t>cẩm nang ẩm thực chợ Bến Thành</w:t>
+      </w:r>
+      <w:r>
+        <w:rPr>
+          <w:rFonts w:ascii="Calibri" w:hAnsi="Calibri"/>
+          <w:color w:val="1E293B"/>
+          <w:sz w:val="21"/>
+        </w:rPr>
+        <w:t>.</w:t>
+      </w:r>
+      <w:r>
+        <w:rPr>
+          <w:rFonts w:ascii="Calibri" w:hAnsi="Calibri"/>
+          <w:color w:val="1E293B"/>
+          <w:sz w:val="21"/>
+        </w:rPr>
+      </w:r>
+      <w:r>
+        <w:rPr>
+          <w:rFonts w:ascii="Calibri" w:hAnsi="Calibri"/>
+          <w:color w:val="1E293B"/>
+          <w:sz w:val="21"/>
+        </w:rPr>
+        <w:br/>
+        <w:t xml:space="preserve">- </w:t>
+      </w:r>
+      <w:r>
+        <w:rPr>
+          <w:rFonts w:ascii="Calibri" w:hAnsi="Calibri"/>
+          <w:b/>
+          <w:color w:val="1E293B"/>
+          <w:sz w:val="21"/>
+        </w:rPr>
+        <w:t>Lịch trình đi bộ Bến Thành 1 ngày:</w:t>
+      </w:r>
+      <w:r>
+        <w:rPr>
+          <w:rFonts w:ascii="Calibri" w:hAnsi="Calibri"/>
+          <w:color w:val="1E293B"/>
+          <w:sz w:val="21"/>
+        </w:rPr>
+        <w:t xml:space="preserve"> tối ưu thời gian khám phá với </w:t>
+      </w:r>
+      <w:r>
+        <w:rPr>
+          <w:rFonts w:ascii="Calibri" w:hAnsi="Calibri"/>
+          <w:color w:val="1E293B"/>
+          <w:sz w:val="21"/>
+        </w:rPr>
+        <w:t>lịch trình đi bộ quanh Bến Thành 1 ngày</w:t>
+      </w:r>
+      <w:r>
+        <w:rPr>
+          <w:rFonts w:ascii="Calibri" w:hAnsi="Calibri"/>
+          <w:color w:val="1E293B"/>
+          <w:sz w:val="21"/>
+        </w:rPr>
+        <w:t>.</w:t>
+      </w:r>
+    </w:p>
+    <w:p>
+      <w:pPr>
+        <w:spacing w:before="320" w:after="120" w:line="276" w:lineRule="auto"/>
+      </w:pPr>
+      <w:r>
+        <w:t>Lời Kết: Chút Hồn Phố Thị Sài Gòn</w:t>
+      </w:r>
+      <w:r>
+        <w:rPr>
+          <w:rFonts w:ascii="Calibri" w:hAnsi="Calibri"/>
+          <w:b/>
+          <w:color w:val="1B365D"/>
+          <w:sz w:val="32"/>
+        </w:rPr>
         <w:t>Lời Kết: Chút Hồn Phố Thị Sài Gòn</w:t>
       </w:r>
     </w:p>
@@ -2739,10 +2921,25 @@
     </w:p>
     <w:p>
       <w:pPr>
+        <w:spacing w:before="120" w:after="120"/>
+        <w:jc w:val="center"/>
+      </w:pPr>
+      <w:r>
+        <w:t>―――――――――――――――――――――――――――――――――――――――――――――</w:t>
+      </w:r>
+      <w:r>
+        <w:rPr>
+          <w:color w:val="CBD5E1"/>
+        </w:rPr>
+        <w:t>―――――――――――――――――――――――――――――――――――――――――――――</w:t>
+      </w:r>
+    </w:p>
+    <w:p>
+      <w:pPr>
         <w:spacing w:before="320" w:after="120" w:line="276" w:lineRule="auto"/>
       </w:pPr>
       <w:r>
-        <w:t>Lời Kết (Epilogue): Khoảng Lặng Thanh Tao Giữa Lòng Đô Thị</w:t>
+        <w:t>🗺️ Liên Kết Hành Trình &amp; Điểm Đến Lân Cận</w:t>
       </w:r>
       <w:r>
         <w:rPr>
@@ -2751,6 +2948,141 @@
           <w:color w:val="1B365D"/>
           <w:sz w:val="32"/>
         </w:rPr>
+        <w:t>🗺️ Liên Kết Hành Trình &amp; Điểm Đến Lân Cận</w:t>
+      </w:r>
+    </w:p>
+    <w:p>
+      <w:pPr>
+        <w:spacing w:before="40" w:after="120" w:line="276" w:lineRule="auto"/>
+      </w:pPr>
+      <w:r>
+        <w:t>Để tối ưu hành trình khám phá khu vực trung tâm Bến Thành, mời bạn tham khảo thêm các cẩm nang chuyên sâu liên quan:</w:t>
+        <w:br/>
+        <w:t>- Lịch trình đi bộ Bến Thành 1 ngày: đưa bảo tàng vào chặng tham quan của lịch trình đi bộ Bến Thành 1 ngày.</w:t>
+        <w:br/>
+        <w:t>- Cà phê chung cư gần Bến Thành: thư giãn ngắm phố tại các quán cà phê chung cư gần Bến Thành trên đường Tôn Thất Đạm.</w:t>
+      </w:r>
+      <w:r>
+        <w:rPr>
+          <w:rFonts w:ascii="Calibri" w:hAnsi="Calibri"/>
+          <w:color w:val="1E293B"/>
+          <w:sz w:val="21"/>
+        </w:rPr>
+        <w:t>Để tối ưu hành trình khám phá khu vực trung tâm Bến Thành, mời bạn tham khảo thêm các cẩm nang chuyên sâu liên quan:</w:t>
+      </w:r>
+      <w:r>
+        <w:rPr>
+          <w:rFonts w:ascii="Calibri" w:hAnsi="Calibri"/>
+          <w:color w:val="1E293B"/>
+          <w:sz w:val="21"/>
+        </w:rPr>
+      </w:r>
+      <w:r>
+        <w:rPr>
+          <w:rFonts w:ascii="Calibri" w:hAnsi="Calibri"/>
+          <w:color w:val="1E293B"/>
+          <w:sz w:val="21"/>
+        </w:rPr>
+        <w:br/>
+        <w:t xml:space="preserve">- </w:t>
+      </w:r>
+      <w:r>
+        <w:rPr>
+          <w:rFonts w:ascii="Calibri" w:hAnsi="Calibri"/>
+          <w:b/>
+          <w:color w:val="1E293B"/>
+          <w:sz w:val="21"/>
+        </w:rPr>
+        <w:t>Lịch trình đi bộ Bến Thành 1 ngày:</w:t>
+      </w:r>
+      <w:r>
+        <w:rPr>
+          <w:rFonts w:ascii="Calibri" w:hAnsi="Calibri"/>
+          <w:color w:val="1E293B"/>
+          <w:sz w:val="21"/>
+        </w:rPr>
+        <w:t xml:space="preserve"> đưa bảo tàng vào chặng tham quan của </w:t>
+      </w:r>
+      <w:r>
+        <w:rPr>
+          <w:rFonts w:ascii="Calibri" w:hAnsi="Calibri"/>
+          <w:color w:val="1E293B"/>
+          <w:sz w:val="21"/>
+        </w:rPr>
+        <w:t>lịch trình đi bộ Bến Thành 1 ngày</w:t>
+      </w:r>
+      <w:r>
+        <w:rPr>
+          <w:rFonts w:ascii="Calibri" w:hAnsi="Calibri"/>
+          <w:color w:val="1E293B"/>
+          <w:sz w:val="21"/>
+        </w:rPr>
+        <w:t>.</w:t>
+      </w:r>
+      <w:r>
+        <w:rPr>
+          <w:rFonts w:ascii="Calibri" w:hAnsi="Calibri"/>
+          <w:color w:val="1E293B"/>
+          <w:sz w:val="21"/>
+        </w:rPr>
+      </w:r>
+      <w:r>
+        <w:rPr>
+          <w:rFonts w:ascii="Calibri" w:hAnsi="Calibri"/>
+          <w:color w:val="1E293B"/>
+          <w:sz w:val="21"/>
+        </w:rPr>
+        <w:br/>
+        <w:t xml:space="preserve">- </w:t>
+      </w:r>
+      <w:r>
+        <w:rPr>
+          <w:rFonts w:ascii="Calibri" w:hAnsi="Calibri"/>
+          <w:b/>
+          <w:color w:val="1E293B"/>
+          <w:sz w:val="21"/>
+        </w:rPr>
+        <w:t>Cà phê chung cư gần Bến Thành:</w:t>
+      </w:r>
+      <w:r>
+        <w:rPr>
+          <w:rFonts w:ascii="Calibri" w:hAnsi="Calibri"/>
+          <w:color w:val="1E293B"/>
+          <w:sz w:val="21"/>
+        </w:rPr>
+        <w:t xml:space="preserve"> thư giãn ngắm phố tại các quán </w:t>
+      </w:r>
+      <w:r>
+        <w:rPr>
+          <w:rFonts w:ascii="Calibri" w:hAnsi="Calibri"/>
+          <w:color w:val="1E293B"/>
+          <w:sz w:val="21"/>
+        </w:rPr>
+        <w:t>cà phê chung cư gần Bến Thành</w:t>
+      </w:r>
+      <w:r>
+        <w:rPr>
+          <w:rFonts w:ascii="Calibri" w:hAnsi="Calibri"/>
+          <w:color w:val="1E293B"/>
+          <w:sz w:val="21"/>
+        </w:rPr>
+        <w:t xml:space="preserve"> trên đường Tôn Thất Đạm.</w:t>
+      </w:r>
+    </w:p>
+    <w:p>
+      <w:pPr>
+        <w:spacing w:before="320" w:after="120" w:line="276" w:lineRule="auto"/>
+      </w:pPr>
+      <w:r>
+        <w:t>Lời Kết (Epilogue): Khoảng Lặng Thanh Tao Giữa Lòng Đô Thị</w:t>
+      </w:r>
+      <w:r>
+        <w:rPr>
+          <w:rFonts w:ascii="Calibri" w:hAnsi="Calibri"/>
+          <w:b/>
+          <w:color w:val="1B365D"/>
+          <w:sz w:val="32"/>
+        </w:rPr>
         <w:t>Lời Kết (Epilogue): Khoảng Lặng Thanh Tao Giữa Lòng Đô Thị</w:t>
       </w:r>
     </w:p>
@@ -3686,10 +4018,25 @@
     </w:p>
     <w:p>
       <w:pPr>
+        <w:spacing w:before="120" w:after="120"/>
+        <w:jc w:val="center"/>
+      </w:pPr>
+      <w:r>
+        <w:t>―――――――――――――――――――――――――――――――――――――――――――――</w:t>
+      </w:r>
+      <w:r>
+        <w:rPr>
+          <w:color w:val="CBD5E1"/>
+        </w:rPr>
+        <w:t>―――――――――――――――――――――――――――――――――――――――――――――</w:t>
+      </w:r>
+    </w:p>
+    <w:p>
+      <w:pPr>
         <w:spacing w:before="320" w:after="120" w:line="276" w:lineRule="auto"/>
       </w:pPr>
       <w:r>
-        <w:t>Lời Kết (Epilogue): Vị Ngon Của Ký Ức Đô Thị</w:t>
+        <w:t>🗺️ Liên Kết Hành Trình &amp; Điểm Đến Lân Cận</w:t>
       </w:r>
       <w:r>
         <w:rPr>
@@ -3698,6 +4045,243 @@
           <w:color w:val="1B365D"/>
           <w:sz w:val="32"/>
         </w:rPr>
+        <w:t>🗺️ Liên Kết Hành Trình &amp; Điểm Đến Lân Cận</w:t>
+      </w:r>
+    </w:p>
+    <w:p>
+      <w:pPr>
+        <w:spacing w:before="40" w:after="120" w:line="276" w:lineRule="auto"/>
+      </w:pPr>
+      <w:r>
+        <w:t>Để tối ưu hành trình khám phá khu vực trung tâm Bến Thành, mời bạn tham khảo thêm các cẩm nang chuyên sâu liên quan:</w:t>
+        <w:br/>
+        <w:t>- Chợ Bến Thành có gì chơi: khám phá trọn vẹn 15 trải nghiệm trong bài viết chợ Bến Thành có gì chơi.</w:t>
+        <w:br/>
+        <w:t>- Cảnh báo lừa đảo chặt chém: nắm rõ giá cả và mẹo tiêu dùng an toàn qua cảnh báo lừa đảo chặt chém tại chợ Bến Thành.</w:t>
+        <w:br/>
+        <w:t>- Rooftop bar view chợ Bến Thành: ngắm nhìn phố xá lung linh về đêm tại các quán rooftop bar view chợ Bến Thành.</w:t>
+        <w:br/>
+        <w:t>- Đổi ngoại tệ chợ Bến Thành Hà Tâm: chuẩn bị sẵn tiền mặt đổi từ tiệm vàng uy tín trong hướng dẫn đổi ngoại tệ chợ Bến Thành Hà Tâm.</w:t>
+      </w:r>
+      <w:r>
+        <w:rPr>
+          <w:rFonts w:ascii="Calibri" w:hAnsi="Calibri"/>
+          <w:color w:val="1E293B"/>
+          <w:sz w:val="21"/>
+        </w:rPr>
+        <w:t>Để tối ưu hành trình khám phá khu vực trung tâm Bến Thành, mời bạn tham khảo thêm các cẩm nang chuyên sâu liên quan:</w:t>
+      </w:r>
+      <w:r>
+        <w:rPr>
+          <w:rFonts w:ascii="Calibri" w:hAnsi="Calibri"/>
+          <w:color w:val="1E293B"/>
+          <w:sz w:val="21"/>
+        </w:rPr>
+      </w:r>
+      <w:r>
+        <w:rPr>
+          <w:rFonts w:ascii="Calibri" w:hAnsi="Calibri"/>
+          <w:color w:val="1E293B"/>
+          <w:sz w:val="21"/>
+        </w:rPr>
+        <w:br/>
+        <w:t xml:space="preserve">- </w:t>
+      </w:r>
+      <w:r>
+        <w:rPr>
+          <w:rFonts w:ascii="Calibri" w:hAnsi="Calibri"/>
+          <w:b/>
+          <w:color w:val="1E293B"/>
+          <w:sz w:val="21"/>
+        </w:rPr>
+        <w:t>Chợ Bến Thành có gì chơi:</w:t>
+      </w:r>
+      <w:r>
+        <w:rPr>
+          <w:rFonts w:ascii="Calibri" w:hAnsi="Calibri"/>
+          <w:color w:val="1E293B"/>
+          <w:sz w:val="21"/>
+        </w:rPr>
+        <w:t xml:space="preserve"> khám phá trọn vẹn 15 trải nghiệm trong bài viết </w:t>
+      </w:r>
+      <w:r>
+        <w:rPr>
+          <w:rFonts w:ascii="Calibri" w:hAnsi="Calibri"/>
+          <w:color w:val="1E293B"/>
+          <w:sz w:val="21"/>
+        </w:rPr>
+        <w:t>chợ Bến Thành có gì chơi</w:t>
+      </w:r>
+      <w:r>
+        <w:rPr>
+          <w:rFonts w:ascii="Calibri" w:hAnsi="Calibri"/>
+          <w:color w:val="1E293B"/>
+          <w:sz w:val="21"/>
+        </w:rPr>
+        <w:t>.</w:t>
+      </w:r>
+      <w:r>
+        <w:rPr>
+          <w:rFonts w:ascii="Calibri" w:hAnsi="Calibri"/>
+          <w:color w:val="1E293B"/>
+          <w:sz w:val="21"/>
+        </w:rPr>
+      </w:r>
+      <w:r>
+        <w:rPr>
+          <w:rFonts w:ascii="Calibri" w:hAnsi="Calibri"/>
+          <w:color w:val="1E293B"/>
+          <w:sz w:val="21"/>
+        </w:rPr>
+        <w:br/>
+        <w:t xml:space="preserve">- </w:t>
+      </w:r>
+      <w:r>
+        <w:rPr>
+          <w:rFonts w:ascii="Calibri" w:hAnsi="Calibri"/>
+          <w:b/>
+          <w:color w:val="1E293B"/>
+          <w:sz w:val="21"/>
+        </w:rPr>
+        <w:t>Cảnh báo lừa đảo chặt chém:</w:t>
+      </w:r>
+      <w:r>
+        <w:rPr>
+          <w:rFonts w:ascii="Calibri" w:hAnsi="Calibri"/>
+          <w:color w:val="1E293B"/>
+          <w:sz w:val="21"/>
+        </w:rPr>
+        <w:t xml:space="preserve"> nắm rõ giá cả và mẹo tiêu dùng an toàn qua </w:t>
+      </w:r>
+      <w:r>
+        <w:rPr>
+          <w:rFonts w:ascii="Calibri" w:hAnsi="Calibri"/>
+          <w:color w:val="1E293B"/>
+          <w:sz w:val="21"/>
+        </w:rPr>
+        <w:t>cảnh báo lừa đảo chặt chém tại chợ Bến Thành</w:t>
+      </w:r>
+      <w:r>
+        <w:rPr>
+          <w:rFonts w:ascii="Calibri" w:hAnsi="Calibri"/>
+          <w:color w:val="1E293B"/>
+          <w:sz w:val="21"/>
+        </w:rPr>
+        <w:t>.</w:t>
+      </w:r>
+      <w:r>
+        <w:rPr>
+          <w:rFonts w:ascii="Calibri" w:hAnsi="Calibri"/>
+          <w:color w:val="1E293B"/>
+          <w:sz w:val="21"/>
+        </w:rPr>
+      </w:r>
+      <w:r>
+        <w:rPr>
+          <w:rFonts w:ascii="Calibri" w:hAnsi="Calibri"/>
+          <w:color w:val="1E293B"/>
+          <w:sz w:val="21"/>
+        </w:rPr>
+        <w:br/>
+        <w:t xml:space="preserve">- </w:t>
+      </w:r>
+      <w:r>
+        <w:rPr>
+          <w:rFonts w:ascii="Calibri" w:hAnsi="Calibri"/>
+          <w:b/>
+          <w:color w:val="1E293B"/>
+          <w:sz w:val="21"/>
+        </w:rPr>
+        <w:t>Rooftop bar view chợ Bến Thành:</w:t>
+      </w:r>
+      <w:r>
+        <w:rPr>
+          <w:rFonts w:ascii="Calibri" w:hAnsi="Calibri"/>
+          <w:color w:val="1E293B"/>
+          <w:sz w:val="21"/>
+        </w:rPr>
+        <w:t xml:space="preserve"> ngắm nhìn phố xá lung linh về đêm tại các quán </w:t>
+      </w:r>
+      <w:r>
+        <w:rPr>
+          <w:rFonts w:ascii="Calibri" w:hAnsi="Calibri"/>
+          <w:color w:val="1E293B"/>
+          <w:sz w:val="21"/>
+        </w:rPr>
+        <w:t>rooftop bar view chợ Bến Thành</w:t>
+      </w:r>
+      <w:r>
+        <w:rPr>
+          <w:rFonts w:ascii="Calibri" w:hAnsi="Calibri"/>
+          <w:color w:val="1E293B"/>
+          <w:sz w:val="21"/>
+        </w:rPr>
+        <w:t>.</w:t>
+      </w:r>
+      <w:r>
+        <w:rPr>
+          <w:rFonts w:ascii="Calibri" w:hAnsi="Calibri"/>
+          <w:color w:val="1E293B"/>
+          <w:sz w:val="21"/>
+        </w:rPr>
+      </w:r>
+      <w:r>
+        <w:rPr>
+          <w:rFonts w:ascii="Calibri" w:hAnsi="Calibri"/>
+          <w:color w:val="1E293B"/>
+          <w:sz w:val="21"/>
+        </w:rPr>
+        <w:br/>
+        <w:t xml:space="preserve">- </w:t>
+      </w:r>
+      <w:r>
+        <w:rPr>
+          <w:rFonts w:ascii="Calibri" w:hAnsi="Calibri"/>
+          <w:b/>
+          <w:color w:val="1E293B"/>
+          <w:sz w:val="21"/>
+        </w:rPr>
+        <w:t>Đổi ngoại tệ chợ Bến Thành Hà Tâm:</w:t>
+      </w:r>
+      <w:r>
+        <w:rPr>
+          <w:rFonts w:ascii="Calibri" w:hAnsi="Calibri"/>
+          <w:color w:val="1E293B"/>
+          <w:sz w:val="21"/>
+        </w:rPr>
+        <w:t xml:space="preserve"> chuẩn bị sẵn tiền mặt đổi từ tiệm vàng uy tín trong hướng dẫn </w:t>
+      </w:r>
+      <w:r>
+        <w:rPr>
+          <w:rFonts w:ascii="Calibri" w:hAnsi="Calibri"/>
+          <w:color w:val="1E293B"/>
+          <w:sz w:val="21"/>
+        </w:rPr>
+        <w:t>đổi ngoại tệ chợ Bến Thành Hà Tâm</w:t>
+      </w:r>
+      <w:r>
+        <w:rPr>
+          <w:rFonts w:ascii="Calibri" w:hAnsi="Calibri"/>
+          <w:color w:val="1E293B"/>
+          <w:sz w:val="21"/>
+        </w:rPr>
+        <w:t>.</w:t>
+      </w:r>
+    </w:p>
+    <w:p>
+      <w:pPr>
+        <w:spacing w:before="320" w:after="120" w:line="276" w:lineRule="auto"/>
+      </w:pPr>
+      <w:r>
+        <w:t>Lời Kết (Epilogue): Vị Ngon Của Ký Ức Đô Thị</w:t>
+      </w:r>
+      <w:r>
+        <w:rPr>
+          <w:rFonts w:ascii="Calibri" w:hAnsi="Calibri"/>
+          <w:b/>
+          <w:color w:val="1B365D"/>
+          <w:sz w:val="32"/>
+        </w:rPr>
         <w:t>Lời Kết (Epilogue): Vị Ngon Của Ký Ức Đô Thị</w:t>
       </w:r>
     </w:p>
@@ -3853,7 +4437,71 @@
           <w:color w:val="1E293B"/>
           <w:sz w:val="20"/>
         </w:rPr>
-        <w:t xml:space="preserve"> Kết nối liên hoàn Chợ Bến Thành, Đền Hindu Mariamman, Bảo tàng Mỹ thuật TP.HCM, Dinh Độc Lập, Ga ngầm Metro Bến Thành và Bến Bạch Đằng.</w:t>
+        <w:t xml:space="preserve"> Kết nối liên hoàn Chợ Bến Thành, </w:t>
+      </w:r>
+      <w:r>
+        <w:rPr>
+          <w:rFonts w:ascii="Calibri" w:hAnsi="Calibri"/>
+          <w:color w:val="D97706"/>
+          <w:sz w:val="20"/>
+        </w:rPr>
+        <w:t>Đền Hindu Mariamman</w:t>
+      </w:r>
+      <w:r>
+        <w:rPr>
+          <w:rFonts w:ascii="Calibri" w:hAnsi="Calibri"/>
+          <w:color w:val="1E293B"/>
+          <w:sz w:val="20"/>
+        </w:rPr>
+        <w:t xml:space="preserve">, </w:t>
+      </w:r>
+      <w:r>
+        <w:rPr>
+          <w:rFonts w:ascii="Calibri" w:hAnsi="Calibri"/>
+          <w:color w:val="D97706"/>
+          <w:sz w:val="20"/>
+        </w:rPr>
+        <w:t>Bảo tàng Mỹ thuật TP.HCM</w:t>
+      </w:r>
+      <w:r>
+        <w:rPr>
+          <w:rFonts w:ascii="Calibri" w:hAnsi="Calibri"/>
+          <w:color w:val="1E293B"/>
+          <w:sz w:val="20"/>
+        </w:rPr>
+        <w:t xml:space="preserve">, </w:t>
+      </w:r>
+      <w:r>
+        <w:rPr>
+          <w:rFonts w:ascii="Calibri" w:hAnsi="Calibri"/>
+          <w:color w:val="D97706"/>
+          <w:sz w:val="20"/>
+        </w:rPr>
+        <w:t>Dinh Độc Lập</w:t>
+      </w:r>
+      <w:r>
+        <w:rPr>
+          <w:rFonts w:ascii="Calibri" w:hAnsi="Calibri"/>
+          <w:color w:val="1E293B"/>
+          <w:sz w:val="20"/>
+        </w:rPr>
+        <w:t xml:space="preserve">, </w:t>
+      </w:r>
+      <w:r>
+        <w:rPr>
+          <w:rFonts w:ascii="Calibri" w:hAnsi="Calibri"/>
+          <w:color w:val="D97706"/>
+          <w:sz w:val="20"/>
+        </w:rPr>
+        <w:t>Ga ngầm Metro Bến Thành</w:t>
+      </w:r>
+      <w:r>
+        <w:rPr>
+          <w:rFonts w:ascii="Calibri" w:hAnsi="Calibri"/>
+          <w:color w:val="1E293B"/>
+          <w:sz w:val="20"/>
+        </w:rPr>
+        <w:t xml:space="preserve"> và Bến Bạch Đằng.</w:t>
       </w:r>
     </w:p>
     <w:p>
@@ -5585,10 +6233,25 @@
     </w:p>
     <w:p>
       <w:pPr>
+        <w:spacing w:before="120" w:after="120"/>
+        <w:jc w:val="center"/>
+      </w:pPr>
+      <w:r>
+        <w:t>―――――――――――――――――――――――――――――――――――――――――――――</w:t>
+      </w:r>
+      <w:r>
+        <w:rPr>
+          <w:color w:val="CBD5E1"/>
+        </w:rPr>
+        <w:t>―――――――――――――――――――――――――――――――――――――――――――――</w:t>
+      </w:r>
+    </w:p>
+    <w:p>
+      <w:pPr>
         <w:spacing w:before="320" w:after="120" w:line="276" w:lineRule="auto"/>
       </w:pPr>
       <w:r>
-        <w:t>Lời Kết (Epilogue): Bản Trường Ca Bằng Đá Của Lòng Yêu Nước</w:t>
+        <w:t>🗺️ Liên Kết Hành Trình &amp; Điểm Đến Lân Cận</w:t>
       </w:r>
       <w:r>
         <w:rPr>
@@ -5597,6 +6260,192 @@
           <w:color w:val="1B365D"/>
           <w:sz w:val="32"/>
         </w:rPr>
+        <w:t>🗺️ Liên Kết Hành Trình &amp; Điểm Đến Lân Cận</w:t>
+      </w:r>
+    </w:p>
+    <w:p>
+      <w:pPr>
+        <w:spacing w:before="40" w:after="120" w:line="276" w:lineRule="auto"/>
+      </w:pPr>
+      <w:r>
+        <w:t>Để tối ưu hành trình khám phá khu vực trung tâm Bến Thành, mời bạn tham khảo thêm các cẩm nang chuyên sâu liên quan:</w:t>
+        <w:br/>
+        <w:t>- Lịch trình đi bộ Bến Thành 1 ngày: đưa công trình vào lịch trình tản bộ cùng lịch trình đi bộ Bến Thành 1 ngày.</w:t>
+        <w:br/>
+        <w:t>- Xe bus 2 tầng Hop-On Hop-Off: đón tuyến xe ngắm cảnh tiện lợi cùng xe bus 2 tầng Hop-On Hop-Off Sài Gòn ngay trước cổng.</w:t>
+        <w:br/>
+        <w:t>- Khách sạn boutique gần Bến Thành: nghỉ dưỡng phong cách tại các khách sạn boutique gần Bến Thành.</w:t>
+      </w:r>
+      <w:r>
+        <w:rPr>
+          <w:rFonts w:ascii="Calibri" w:hAnsi="Calibri"/>
+          <w:color w:val="1E293B"/>
+          <w:sz w:val="21"/>
+        </w:rPr>
+        <w:t>Để tối ưu hành trình khám phá khu vực trung tâm Bến Thành, mời bạn tham khảo thêm các cẩm nang chuyên sâu liên quan:</w:t>
+      </w:r>
+      <w:r>
+        <w:rPr>
+          <w:rFonts w:ascii="Calibri" w:hAnsi="Calibri"/>
+          <w:color w:val="1E293B"/>
+          <w:sz w:val="21"/>
+        </w:rPr>
+      </w:r>
+      <w:r>
+        <w:rPr>
+          <w:rFonts w:ascii="Calibri" w:hAnsi="Calibri"/>
+          <w:color w:val="1E293B"/>
+          <w:sz w:val="21"/>
+        </w:rPr>
+        <w:br/>
+        <w:t xml:space="preserve">- </w:t>
+      </w:r>
+      <w:r>
+        <w:rPr>
+          <w:rFonts w:ascii="Calibri" w:hAnsi="Calibri"/>
+          <w:b/>
+          <w:color w:val="1E293B"/>
+          <w:sz w:val="21"/>
+        </w:rPr>
+        <w:t>Lịch trình đi bộ Bến Thành 1 ngày:</w:t>
+      </w:r>
+      <w:r>
+        <w:rPr>
+          <w:rFonts w:ascii="Calibri" w:hAnsi="Calibri"/>
+          <w:color w:val="1E293B"/>
+          <w:sz w:val="21"/>
+        </w:rPr>
+        <w:t xml:space="preserve"> đưa công trình vào lịch trình tản bộ cùng </w:t>
+      </w:r>
+      <w:r>
+        <w:rPr>
+          <w:rFonts w:ascii="Calibri" w:hAnsi="Calibri"/>
+          <w:color w:val="1E293B"/>
+          <w:sz w:val="21"/>
+        </w:rPr>
+        <w:t>lịch trình đi bộ Bến Thành 1 ngày</w:t>
+      </w:r>
+      <w:r>
+        <w:rPr>
+          <w:rFonts w:ascii="Calibri" w:hAnsi="Calibri"/>
+          <w:color w:val="1E293B"/>
+          <w:sz w:val="21"/>
+        </w:rPr>
+        <w:t>.</w:t>
+      </w:r>
+      <w:r>
+        <w:rPr>
+          <w:rFonts w:ascii="Calibri" w:hAnsi="Calibri"/>
+          <w:color w:val="1E293B"/>
+          <w:sz w:val="21"/>
+        </w:rPr>
+      </w:r>
+      <w:r>
+        <w:rPr>
+          <w:rFonts w:ascii="Calibri" w:hAnsi="Calibri"/>
+          <w:color w:val="1E293B"/>
+          <w:sz w:val="21"/>
+        </w:rPr>
+        <w:br/>
+        <w:t xml:space="preserve">- </w:t>
+      </w:r>
+      <w:r>
+        <w:rPr>
+          <w:rFonts w:ascii="Calibri" w:hAnsi="Calibri"/>
+          <w:b/>
+          <w:color w:val="1E293B"/>
+          <w:sz w:val="21"/>
+        </w:rPr>
+        <w:t>Xe bus 2 tầng Hop-On Hop-Off:</w:t>
+      </w:r>
+      <w:r>
+        <w:rPr>
+          <w:rFonts w:ascii="Calibri" w:hAnsi="Calibri"/>
+          <w:color w:val="1E293B"/>
+          <w:sz w:val="21"/>
+        </w:rPr>
+        <w:t xml:space="preserve"> đón tuyến xe ngắm cảnh tiện lợi cùng </w:t>
+      </w:r>
+      <w:r>
+        <w:rPr>
+          <w:rFonts w:ascii="Calibri" w:hAnsi="Calibri"/>
+          <w:color w:val="1E293B"/>
+          <w:sz w:val="21"/>
+        </w:rPr>
+        <w:t>xe bus 2 tầng Hop-On Hop-Off Sài Gòn</w:t>
+      </w:r>
+      <w:r>
+        <w:rPr>
+          <w:rFonts w:ascii="Calibri" w:hAnsi="Calibri"/>
+          <w:color w:val="1E293B"/>
+          <w:sz w:val="21"/>
+        </w:rPr>
+        <w:t xml:space="preserve"> ngay trước cổng.</w:t>
+      </w:r>
+      <w:r>
+        <w:rPr>
+          <w:rFonts w:ascii="Calibri" w:hAnsi="Calibri"/>
+          <w:color w:val="1E293B"/>
+          <w:sz w:val="21"/>
+        </w:rPr>
+      </w:r>
+      <w:r>
+        <w:rPr>
+          <w:rFonts w:ascii="Calibri" w:hAnsi="Calibri"/>
+          <w:color w:val="1E293B"/>
+          <w:sz w:val="21"/>
+        </w:rPr>
+        <w:br/>
+        <w:t xml:space="preserve">- </w:t>
+      </w:r>
+      <w:r>
+        <w:rPr>
+          <w:rFonts w:ascii="Calibri" w:hAnsi="Calibri"/>
+          <w:b/>
+          <w:color w:val="1E293B"/>
+          <w:sz w:val="21"/>
+        </w:rPr>
+        <w:t>Khách sạn boutique gần Bến Thành:</w:t>
+      </w:r>
+      <w:r>
+        <w:rPr>
+          <w:rFonts w:ascii="Calibri" w:hAnsi="Calibri"/>
+          <w:color w:val="1E293B"/>
+          <w:sz w:val="21"/>
+        </w:rPr>
+        <w:t xml:space="preserve"> nghỉ dưỡng phong cách tại các </w:t>
+      </w:r>
+      <w:r>
+        <w:rPr>
+          <w:rFonts w:ascii="Calibri" w:hAnsi="Calibri"/>
+          <w:color w:val="1E293B"/>
+          <w:sz w:val="21"/>
+        </w:rPr>
+        <w:t>khách sạn boutique gần Bến Thành</w:t>
+      </w:r>
+      <w:r>
+        <w:rPr>
+          <w:rFonts w:ascii="Calibri" w:hAnsi="Calibri"/>
+          <w:color w:val="1E293B"/>
+          <w:sz w:val="21"/>
+        </w:rPr>
+        <w:t>.</w:t>
+      </w:r>
+    </w:p>
+    <w:p>
+      <w:pPr>
+        <w:spacing w:before="320" w:after="120" w:line="276" w:lineRule="auto"/>
+      </w:pPr>
+      <w:r>
+        <w:t>Lời Kết (Epilogue): Bản Trường Ca Bằng Đá Của Lòng Yêu Nước</w:t>
+      </w:r>
+      <w:r>
+        <w:rPr>
+          <w:rFonts w:ascii="Calibri" w:hAnsi="Calibri"/>
+          <w:b/>
+          <w:color w:val="1B365D"/>
+          <w:sz w:val="32"/>
+        </w:rPr>
         <w:t>Lời Kết (Epilogue): Bản Trường Ca Bằng Đá Của Lòng Yêu Nước</w:t>
       </w:r>
     </w:p>
@@ -6383,10 +7232,25 @@
     </w:p>
     <w:p>
       <w:pPr>
+        <w:spacing w:before="120" w:after="120"/>
+        <w:jc w:val="center"/>
+      </w:pPr>
+      <w:r>
+        <w:t>―――――――――――――――――――――――――――――――――――――――――――――</w:t>
+      </w:r>
+      <w:r>
+        <w:rPr>
+          <w:color w:val="CBD5E1"/>
+        </w:rPr>
+        <w:t>―――――――――――――――――――――――――――――――――――――――――――――</w:t>
+      </w:r>
+    </w:p>
+    <w:p>
+      <w:pPr>
         <w:spacing w:before="320" w:after="120" w:line="276" w:lineRule="auto"/>
       </w:pPr>
       <w:r>
-        <w:t>Lời Kết (Epilogue): Bước Nhảy Vọt Của Đô Thị Phương Nam</w:t>
+        <w:t>🗺️ Liên Kết Hành Trình &amp; Điểm Đến Lân Cận</w:t>
       </w:r>
       <w:r>
         <w:rPr>
@@ -6395,6 +7259,90 @@
           <w:color w:val="1B365D"/>
           <w:sz w:val="32"/>
         </w:rPr>
+        <w:t>🗺️ Liên Kết Hành Trình &amp; Điểm Đến Lân Cận</w:t>
+      </w:r>
+    </w:p>
+    <w:p>
+      <w:pPr>
+        <w:spacing w:before="40" w:after="120" w:line="276" w:lineRule="auto"/>
+      </w:pPr>
+      <w:r>
+        <w:t>Để tối ưu hành trình khám phá khu vực trung tâm Bến Thành, mời bạn tham khảo thêm các cẩm nang chuyên sâu liên quan:</w:t>
+        <w:br/>
+        <w:t>- Chợ Bến Thành có gì chơi: lối đi ngầm kết nối trực tiếp đến khu mua sắm chợ Bến Thành có gì chơi.</w:t>
+      </w:r>
+      <w:r>
+        <w:rPr>
+          <w:rFonts w:ascii="Calibri" w:hAnsi="Calibri"/>
+          <w:color w:val="1E293B"/>
+          <w:sz w:val="21"/>
+        </w:rPr>
+        <w:t>Để tối ưu hành trình khám phá khu vực trung tâm Bến Thành, mời bạn tham khảo thêm các cẩm nang chuyên sâu liên quan:</w:t>
+      </w:r>
+      <w:r>
+        <w:rPr>
+          <w:rFonts w:ascii="Calibri" w:hAnsi="Calibri"/>
+          <w:color w:val="1E293B"/>
+          <w:sz w:val="21"/>
+        </w:rPr>
+      </w:r>
+      <w:r>
+        <w:rPr>
+          <w:rFonts w:ascii="Calibri" w:hAnsi="Calibri"/>
+          <w:color w:val="1E293B"/>
+          <w:sz w:val="21"/>
+        </w:rPr>
+        <w:br/>
+        <w:t xml:space="preserve">- </w:t>
+      </w:r>
+      <w:r>
+        <w:rPr>
+          <w:rFonts w:ascii="Calibri" w:hAnsi="Calibri"/>
+          <w:b/>
+          <w:color w:val="1E293B"/>
+          <w:sz w:val="21"/>
+        </w:rPr>
+        <w:t>Chợ Bến Thành có gì chơi:</w:t>
+      </w:r>
+      <w:r>
+        <w:rPr>
+          <w:rFonts w:ascii="Calibri" w:hAnsi="Calibri"/>
+          <w:color w:val="1E293B"/>
+          <w:sz w:val="21"/>
+        </w:rPr>
+        <w:t xml:space="preserve"> lối đi ngầm kết nối trực tiếp đến khu mua sắm </w:t>
+      </w:r>
+      <w:r>
+        <w:rPr>
+          <w:rFonts w:ascii="Calibri" w:hAnsi="Calibri"/>
+          <w:color w:val="1E293B"/>
+          <w:sz w:val="21"/>
+        </w:rPr>
+        <w:t>chợ Bến Thành có gì chơi</w:t>
+      </w:r>
+      <w:r>
+        <w:rPr>
+          <w:rFonts w:ascii="Calibri" w:hAnsi="Calibri"/>
+          <w:color w:val="1E293B"/>
+          <w:sz w:val="21"/>
+        </w:rPr>
+        <w:t>.</w:t>
+      </w:r>
+    </w:p>
+    <w:p>
+      <w:pPr>
+        <w:spacing w:before="320" w:after="120" w:line="276" w:lineRule="auto"/>
+      </w:pPr>
+      <w:r>
+        <w:t>Lời Kết (Epilogue): Bước Nhảy Vọt Của Đô Thị Phương Nam</w:t>
+      </w:r>
+      <w:r>
+        <w:rPr>
+          <w:rFonts w:ascii="Calibri" w:hAnsi="Calibri"/>
+          <w:b/>
+          <w:color w:val="1B365D"/>
+          <w:sz w:val="32"/>
+        </w:rPr>
         <w:t>Lời Kết (Epilogue): Bước Nhảy Vọt Của Đô Thị Phương Nam</w:t>
       </w:r>
     </w:p>
@@ -7242,6 +8190,207 @@
           <w:color w:val="CBD5E1"/>
         </w:rPr>
         <w:t>―――――――――――――――――――――――――――――――――――――――――――――</w:t>
+      </w:r>
+    </w:p>
+    <w:p>
+      <w:pPr>
+        <w:spacing w:before="120" w:after="120"/>
+        <w:jc w:val="center"/>
+      </w:pPr>
+      <w:r>
+        <w:t>―――――――――――――――――――――――――――――――――――――――――――――</w:t>
+      </w:r>
+      <w:r>
+        <w:rPr>
+          <w:color w:val="CBD5E1"/>
+        </w:rPr>
+        <w:t>―――――――――――――――――――――――――――――――――――――――――――――</w:t>
+      </w:r>
+    </w:p>
+    <w:p>
+      <w:pPr>
+        <w:spacing w:before="320" w:after="120" w:line="276" w:lineRule="auto"/>
+      </w:pPr>
+      <w:r>
+        <w:t>🗺️ Liên Kết Hành Trình &amp; Điểm Đến Lân Cận</w:t>
+      </w:r>
+      <w:r>
+        <w:rPr>
+          <w:rFonts w:ascii="Calibri" w:hAnsi="Calibri"/>
+          <w:b/>
+          <w:color w:val="1B365D"/>
+          <w:sz w:val="32"/>
+        </w:rPr>
+        <w:t>🗺️ Liên Kết Hành Trình &amp; Điểm Đến Lân Cận</w:t>
+      </w:r>
+    </w:p>
+    <w:p>
+      <w:pPr>
+        <w:spacing w:before="40" w:after="120" w:line="276" w:lineRule="auto"/>
+      </w:pPr>
+      <w:r>
+        <w:t>Để tối ưu hành trình khám phá khu vực trung tâm Bến Thành, mời bạn tham khảo thêm các cẩm nang chuyên sâu liên quan:</w:t>
+        <w:br/>
+        <w:t>- Lịch trình đi bộ Bến Thành 1 ngày: viếng đền vào buổi sáng trong lịch trình đi bộ Bến Thành 1 ngày.</w:t>
+        <w:br/>
+        <w:t>- Cà phê chung cư gần Bến Thành: nghỉ ngơi thưởng thức cà phê tại các quán cà phê chung cư gần Bến Thành.</w:t>
+        <w:br/>
+        <w:t>- Danh mục Tour The Rice Tour: tham gia nhiều hành trình văn hóa độc đáo trong danh mục tour The Rice Tour.</w:t>
+      </w:r>
+      <w:r>
+        <w:rPr>
+          <w:rFonts w:ascii="Calibri" w:hAnsi="Calibri"/>
+          <w:color w:val="1E293B"/>
+          <w:sz w:val="21"/>
+        </w:rPr>
+        <w:t>Để tối ưu hành trình khám phá khu vực trung tâm Bến Thành, mời bạn tham khảo thêm các cẩm nang chuyên sâu liên quan:</w:t>
+      </w:r>
+      <w:r>
+        <w:rPr>
+          <w:rFonts w:ascii="Calibri" w:hAnsi="Calibri"/>
+          <w:color w:val="1E293B"/>
+          <w:sz w:val="21"/>
+        </w:rPr>
+      </w:r>
+      <w:r>
+        <w:rPr>
+          <w:rFonts w:ascii="Calibri" w:hAnsi="Calibri"/>
+          <w:color w:val="1E293B"/>
+          <w:sz w:val="21"/>
+        </w:rPr>
+        <w:br/>
+        <w:t xml:space="preserve">- </w:t>
+      </w:r>
+      <w:r>
+        <w:rPr>
+          <w:rFonts w:ascii="Calibri" w:hAnsi="Calibri"/>
+          <w:b/>
+          <w:color w:val="1E293B"/>
+          <w:sz w:val="21"/>
+        </w:rPr>
+        <w:t>Lịch trình đi bộ Bến Thành 1 ngày:</w:t>
+      </w:r>
+      <w:r>
+        <w:rPr>
+          <w:rFonts w:ascii="Calibri" w:hAnsi="Calibri"/>
+          <w:color w:val="1E293B"/>
+          <w:sz w:val="21"/>
+        </w:rPr>
+        <w:t xml:space="preserve"> viếng đền vào buổi sáng trong </w:t>
+      </w:r>
+      <w:r>
+        <w:rPr>
+          <w:rFonts w:ascii="Calibri" w:hAnsi="Calibri"/>
+          <w:color w:val="1E293B"/>
+          <w:sz w:val="21"/>
+        </w:rPr>
+        <w:t>lịch trình đi bộ Bến Thành 1 ngày</w:t>
+      </w:r>
+      <w:r>
+        <w:rPr>
+          <w:rFonts w:ascii="Calibri" w:hAnsi="Calibri"/>
+          <w:color w:val="1E293B"/>
+          <w:sz w:val="21"/>
+        </w:rPr>
+        <w:t>.</w:t>
+      </w:r>
+      <w:r>
+        <w:rPr>
+          <w:rFonts w:ascii="Calibri" w:hAnsi="Calibri"/>
+          <w:color w:val="1E293B"/>
+          <w:sz w:val="21"/>
+        </w:rPr>
+      </w:r>
+      <w:r>
+        <w:rPr>
+          <w:rFonts w:ascii="Calibri" w:hAnsi="Calibri"/>
+          <w:color w:val="1E293B"/>
+          <w:sz w:val="21"/>
+        </w:rPr>
+        <w:br/>
+        <w:t xml:space="preserve">- </w:t>
+      </w:r>
+      <w:r>
+        <w:rPr>
+          <w:rFonts w:ascii="Calibri" w:hAnsi="Calibri"/>
+          <w:b/>
+          <w:color w:val="1E293B"/>
+          <w:sz w:val="21"/>
+        </w:rPr>
+        <w:t>Cà phê chung cư gần Bến Thành:</w:t>
+      </w:r>
+      <w:r>
+        <w:rPr>
+          <w:rFonts w:ascii="Calibri" w:hAnsi="Calibri"/>
+          <w:color w:val="1E293B"/>
+          <w:sz w:val="21"/>
+        </w:rPr>
+        <w:t xml:space="preserve"> nghỉ ngơi thưởng thức cà phê tại các quán </w:t>
+      </w:r>
+      <w:r>
+        <w:rPr>
+          <w:rFonts w:ascii="Calibri" w:hAnsi="Calibri"/>
+          <w:color w:val="1E293B"/>
+          <w:sz w:val="21"/>
+        </w:rPr>
+        <w:t>cà phê chung cư gần Bến Thành</w:t>
+      </w:r>
+      <w:r>
+        <w:rPr>
+          <w:rFonts w:ascii="Calibri" w:hAnsi="Calibri"/>
+          <w:color w:val="1E293B"/>
+          <w:sz w:val="21"/>
+        </w:rPr>
+        <w:t>.</w:t>
+      </w:r>
+      <w:r>
+        <w:rPr>
+          <w:rFonts w:ascii="Calibri" w:hAnsi="Calibri"/>
+          <w:color w:val="1E293B"/>
+          <w:sz w:val="21"/>
+        </w:rPr>
+      </w:r>
+      <w:r>
+        <w:rPr>
+          <w:rFonts w:ascii="Calibri" w:hAnsi="Calibri"/>
+          <w:color w:val="1E293B"/>
+          <w:sz w:val="21"/>
+        </w:rPr>
+        <w:br/>
+        <w:t xml:space="preserve">- </w:t>
+      </w:r>
+      <w:r>
+        <w:rPr>
+          <w:rFonts w:ascii="Calibri" w:hAnsi="Calibri"/>
+          <w:b/>
+          <w:color w:val="1E293B"/>
+          <w:sz w:val="21"/>
+        </w:rPr>
+        <w:t>Danh mục Tour The Rice Tour:</w:t>
+      </w:r>
+      <w:r>
+        <w:rPr>
+          <w:rFonts w:ascii="Calibri" w:hAnsi="Calibri"/>
+          <w:color w:val="1E293B"/>
+          <w:sz w:val="21"/>
+        </w:rPr>
+        <w:t xml:space="preserve"> tham gia nhiều hành trình văn hóa độc đáo trong </w:t>
+      </w:r>
+      <w:r>
+        <w:rPr>
+          <w:rFonts w:ascii="Calibri" w:hAnsi="Calibri"/>
+          <w:color w:val="1E293B"/>
+          <w:sz w:val="21"/>
+        </w:rPr>
+        <w:t>danh mục tour The Rice Tour</w:t>
+      </w:r>
+      <w:r>
+        <w:rPr>
+          <w:rFonts w:ascii="Calibri" w:hAnsi="Calibri"/>
+          <w:color w:val="1E293B"/>
+          <w:sz w:val="21"/>
+        </w:rPr>
+        <w:t>.</w:t>
       </w:r>
     </w:p>
     <w:p>
@@ -8122,10 +9271,25 @@
     </w:p>
     <w:p>
       <w:pPr>
+        <w:spacing w:before="120" w:after="120"/>
+        <w:jc w:val="center"/>
+      </w:pPr>
+      <w:r>
+        <w:t>―――――――――――――――――――――――――――――――――――――――――――――</w:t>
+      </w:r>
+      <w:r>
+        <w:rPr>
+          <w:color w:val="CBD5E1"/>
+        </w:rPr>
+        <w:t>―――――――――――――――――――――――――――――――――――――――――――――</w:t>
+      </w:r>
+    </w:p>
+    <w:p>
+      <w:pPr>
         <w:spacing w:before="320" w:after="120" w:line="276" w:lineRule="auto"/>
       </w:pPr>
       <w:r>
-        <w:t>Lời Kết (Epilogue): Mang Về Một Mảnh Hồn Sài Gòn</w:t>
+        <w:t>🗺️ Liên Kết Hành Trình &amp; Điểm Đến Lân Cận</w:t>
       </w:r>
       <w:r>
         <w:rPr>
@@ -8134,6 +9298,243 @@
           <w:color w:val="1B365D"/>
           <w:sz w:val="32"/>
         </w:rPr>
+        <w:t>🗺️ Liên Kết Hành Trình &amp; Điểm Đến Lân Cận</w:t>
+      </w:r>
+    </w:p>
+    <w:p>
+      <w:pPr>
+        <w:spacing w:before="40" w:after="120" w:line="276" w:lineRule="auto"/>
+      </w:pPr>
+      <w:r>
+        <w:t>Để tối ưu hành trình khám phá khu vực trung tâm Bến Thành, mời bạn tham khảo thêm các cẩm nang chuyên sâu liên quan:</w:t>
+        <w:br/>
+        <w:t>- Đổi ngoại tệ chợ Bến Thành Hà Tâm: chuẩn bị tiền mặt trước khi mua sắm tại tiệm vàng trong bài đổi ngoại tệ chợ Bến Thành Hà Tâm.</w:t>
+        <w:br/>
+        <w:t>- Cảnh báo lừa đảo chặt chém: tránh bị hét giá và chèo kéo cùng cảnh báo lừa đảo chặt chém tại chợ Bến Thành.</w:t>
+        <w:br/>
+        <w:t>- Chợ Bến Thành có gì chơi: nắm rõ sơ đồ các sạp hàng qua cẩm nang chợ Bến Thành có gì chơi.</w:t>
+        <w:br/>
+        <w:t>- Kinh nghiệm đi chợ Bến Thành: tra cứu khung giờ vàng và bí quyết mua sắm trong kinh nghiệm đi chợ Bến Thành toàn tập.</w:t>
+      </w:r>
+      <w:r>
+        <w:rPr>
+          <w:rFonts w:ascii="Calibri" w:hAnsi="Calibri"/>
+          <w:color w:val="1E293B"/>
+          <w:sz w:val="21"/>
+        </w:rPr>
+        <w:t>Để tối ưu hành trình khám phá khu vực trung tâm Bến Thành, mời bạn tham khảo thêm các cẩm nang chuyên sâu liên quan:</w:t>
+      </w:r>
+      <w:r>
+        <w:rPr>
+          <w:rFonts w:ascii="Calibri" w:hAnsi="Calibri"/>
+          <w:color w:val="1E293B"/>
+          <w:sz w:val="21"/>
+        </w:rPr>
+      </w:r>
+      <w:r>
+        <w:rPr>
+          <w:rFonts w:ascii="Calibri" w:hAnsi="Calibri"/>
+          <w:color w:val="1E293B"/>
+          <w:sz w:val="21"/>
+        </w:rPr>
+        <w:br/>
+        <w:t xml:space="preserve">- </w:t>
+      </w:r>
+      <w:r>
+        <w:rPr>
+          <w:rFonts w:ascii="Calibri" w:hAnsi="Calibri"/>
+          <w:b/>
+          <w:color w:val="1E293B"/>
+          <w:sz w:val="21"/>
+        </w:rPr>
+        <w:t>Đổi ngoại tệ chợ Bến Thành Hà Tâm:</w:t>
+      </w:r>
+      <w:r>
+        <w:rPr>
+          <w:rFonts w:ascii="Calibri" w:hAnsi="Calibri"/>
+          <w:color w:val="1E293B"/>
+          <w:sz w:val="21"/>
+        </w:rPr>
+        <w:t xml:space="preserve"> chuẩn bị tiền mặt trước khi mua sắm tại tiệm vàng trong bài </w:t>
+      </w:r>
+      <w:r>
+        <w:rPr>
+          <w:rFonts w:ascii="Calibri" w:hAnsi="Calibri"/>
+          <w:color w:val="1E293B"/>
+          <w:sz w:val="21"/>
+        </w:rPr>
+        <w:t>đổi ngoại tệ chợ Bến Thành Hà Tâm</w:t>
+      </w:r>
+      <w:r>
+        <w:rPr>
+          <w:rFonts w:ascii="Calibri" w:hAnsi="Calibri"/>
+          <w:color w:val="1E293B"/>
+          <w:sz w:val="21"/>
+        </w:rPr>
+        <w:t>.</w:t>
+      </w:r>
+      <w:r>
+        <w:rPr>
+          <w:rFonts w:ascii="Calibri" w:hAnsi="Calibri"/>
+          <w:color w:val="1E293B"/>
+          <w:sz w:val="21"/>
+        </w:rPr>
+      </w:r>
+      <w:r>
+        <w:rPr>
+          <w:rFonts w:ascii="Calibri" w:hAnsi="Calibri"/>
+          <w:color w:val="1E293B"/>
+          <w:sz w:val="21"/>
+        </w:rPr>
+        <w:br/>
+        <w:t xml:space="preserve">- </w:t>
+      </w:r>
+      <w:r>
+        <w:rPr>
+          <w:rFonts w:ascii="Calibri" w:hAnsi="Calibri"/>
+          <w:b/>
+          <w:color w:val="1E293B"/>
+          <w:sz w:val="21"/>
+        </w:rPr>
+        <w:t>Cảnh báo lừa đảo chặt chém:</w:t>
+      </w:r>
+      <w:r>
+        <w:rPr>
+          <w:rFonts w:ascii="Calibri" w:hAnsi="Calibri"/>
+          <w:color w:val="1E293B"/>
+          <w:sz w:val="21"/>
+        </w:rPr>
+        <w:t xml:space="preserve"> tránh bị hét giá và chèo kéo cùng </w:t>
+      </w:r>
+      <w:r>
+        <w:rPr>
+          <w:rFonts w:ascii="Calibri" w:hAnsi="Calibri"/>
+          <w:color w:val="1E293B"/>
+          <w:sz w:val="21"/>
+        </w:rPr>
+        <w:t>cảnh báo lừa đảo chặt chém tại chợ Bến Thành</w:t>
+      </w:r>
+      <w:r>
+        <w:rPr>
+          <w:rFonts w:ascii="Calibri" w:hAnsi="Calibri"/>
+          <w:color w:val="1E293B"/>
+          <w:sz w:val="21"/>
+        </w:rPr>
+        <w:t>.</w:t>
+      </w:r>
+      <w:r>
+        <w:rPr>
+          <w:rFonts w:ascii="Calibri" w:hAnsi="Calibri"/>
+          <w:color w:val="1E293B"/>
+          <w:sz w:val="21"/>
+        </w:rPr>
+      </w:r>
+      <w:r>
+        <w:rPr>
+          <w:rFonts w:ascii="Calibri" w:hAnsi="Calibri"/>
+          <w:color w:val="1E293B"/>
+          <w:sz w:val="21"/>
+        </w:rPr>
+        <w:br/>
+        <w:t xml:space="preserve">- </w:t>
+      </w:r>
+      <w:r>
+        <w:rPr>
+          <w:rFonts w:ascii="Calibri" w:hAnsi="Calibri"/>
+          <w:b/>
+          <w:color w:val="1E293B"/>
+          <w:sz w:val="21"/>
+        </w:rPr>
+        <w:t>Chợ Bến Thành có gì chơi:</w:t>
+      </w:r>
+      <w:r>
+        <w:rPr>
+          <w:rFonts w:ascii="Calibri" w:hAnsi="Calibri"/>
+          <w:color w:val="1E293B"/>
+          <w:sz w:val="21"/>
+        </w:rPr>
+        <w:t xml:space="preserve"> nắm rõ sơ đồ các sạp hàng qua cẩm nang </w:t>
+      </w:r>
+      <w:r>
+        <w:rPr>
+          <w:rFonts w:ascii="Calibri" w:hAnsi="Calibri"/>
+          <w:color w:val="1E293B"/>
+          <w:sz w:val="21"/>
+        </w:rPr>
+        <w:t>chợ Bến Thành có gì chơi</w:t>
+      </w:r>
+      <w:r>
+        <w:rPr>
+          <w:rFonts w:ascii="Calibri" w:hAnsi="Calibri"/>
+          <w:color w:val="1E293B"/>
+          <w:sz w:val="21"/>
+        </w:rPr>
+        <w:t>.</w:t>
+      </w:r>
+      <w:r>
+        <w:rPr>
+          <w:rFonts w:ascii="Calibri" w:hAnsi="Calibri"/>
+          <w:color w:val="1E293B"/>
+          <w:sz w:val="21"/>
+        </w:rPr>
+      </w:r>
+      <w:r>
+        <w:rPr>
+          <w:rFonts w:ascii="Calibri" w:hAnsi="Calibri"/>
+          <w:color w:val="1E293B"/>
+          <w:sz w:val="21"/>
+        </w:rPr>
+        <w:br/>
+        <w:t xml:space="preserve">- </w:t>
+      </w:r>
+      <w:r>
+        <w:rPr>
+          <w:rFonts w:ascii="Calibri" w:hAnsi="Calibri"/>
+          <w:b/>
+          <w:color w:val="1E293B"/>
+          <w:sz w:val="21"/>
+        </w:rPr>
+        <w:t>Kinh nghiệm đi chợ Bến Thành:</w:t>
+      </w:r>
+      <w:r>
+        <w:rPr>
+          <w:rFonts w:ascii="Calibri" w:hAnsi="Calibri"/>
+          <w:color w:val="1E293B"/>
+          <w:sz w:val="21"/>
+        </w:rPr>
+        <w:t xml:space="preserve"> tra cứu khung giờ vàng và bí quyết mua sắm trong </w:t>
+      </w:r>
+      <w:r>
+        <w:rPr>
+          <w:rFonts w:ascii="Calibri" w:hAnsi="Calibri"/>
+          <w:color w:val="1E293B"/>
+          <w:sz w:val="21"/>
+        </w:rPr>
+        <w:t>kinh nghiệm đi chợ Bến Thành toàn tập</w:t>
+      </w:r>
+      <w:r>
+        <w:rPr>
+          <w:rFonts w:ascii="Calibri" w:hAnsi="Calibri"/>
+          <w:color w:val="1E293B"/>
+          <w:sz w:val="21"/>
+        </w:rPr>
+        <w:t>.</w:t>
+      </w:r>
+    </w:p>
+    <w:p>
+      <w:pPr>
+        <w:spacing w:before="320" w:after="120" w:line="276" w:lineRule="auto"/>
+      </w:pPr>
+      <w:r>
+        <w:t>Lời Kết (Epilogue): Mang Về Một Mảnh Hồn Sài Gòn</w:t>
+      </w:r>
+      <w:r>
+        <w:rPr>
+          <w:rFonts w:ascii="Calibri" w:hAnsi="Calibri"/>
+          <w:b/>
+          <w:color w:val="1B365D"/>
+          <w:sz w:val="32"/>
+        </w:rPr>
         <w:t>Lời Kết (Epilogue): Mang Về Một Mảnh Hồn Sài Gòn</w:t>
       </w:r>
     </w:p>
@@ -8750,10 +10151,18 @@
       <w:r>
         <w:rPr>
           <w:rFonts w:ascii="Calibri" w:hAnsi="Calibri"/>
-          <w:color w:val="1E293B"/>
-          <w:sz w:val="20"/>
-        </w:rPr>
-        <w:t>Dinh Độc Lập (Dinh Thống Nhất)</w:t>
+          <w:color w:val="D97706"/>
+          <w:sz w:val="20"/>
+        </w:rPr>
+        <w:t>Dinh Độc Lập</w:t>
+      </w:r>
+      <w:r>
+        <w:rPr>
+          <w:rFonts w:ascii="Calibri" w:hAnsi="Calibri"/>
+          <w:color w:val="1E293B"/>
+          <w:sz w:val="20"/>
+        </w:rPr>
+        <w:t xml:space="preserve"> (Dinh Thống Nhất)</w:t>
       </w:r>
     </w:p>
     <w:p>
@@ -9613,10 +11022,25 @@
     </w:p>
     <w:p>
       <w:pPr>
+        <w:spacing w:before="120" w:after="120"/>
+        <w:jc w:val="center"/>
+      </w:pPr>
+      <w:r>
+        <w:t>―――――――――――――――――――――――――――――――――――――――――――――</w:t>
+      </w:r>
+      <w:r>
+        <w:rPr>
+          <w:color w:val="CBD5E1"/>
+        </w:rPr>
+        <w:t>―――――――――――――――――――――――――――――――――――――――――――――</w:t>
+      </w:r>
+    </w:p>
+    <w:p>
+      <w:pPr>
         <w:spacing w:before="320" w:after="120" w:line="276" w:lineRule="auto"/>
       </w:pPr>
       <w:r>
-        <w:t>Lời Kết: Lắng Nghe Nhịp Đập Đô Thị Từ Khoảng Trời Mở</w:t>
+        <w:t>🗺️ Liên Kết Hành Trình &amp; Điểm Đến Lân Cận</w:t>
       </w:r>
       <w:r>
         <w:rPr>
@@ -9625,6 +11049,243 @@
           <w:color w:val="1B365D"/>
           <w:sz w:val="32"/>
         </w:rPr>
+        <w:t>🗺️ Liên Kết Hành Trình &amp; Điểm Đến Lân Cận</w:t>
+      </w:r>
+    </w:p>
+    <w:p>
+      <w:pPr>
+        <w:spacing w:before="40" w:after="120" w:line="276" w:lineRule="auto"/>
+      </w:pPr>
+      <w:r>
+        <w:t>Để tối ưu hành trình khám phá khu vực trung tâm Bến Thành, mời bạn tham khảo thêm các cẩm nang chuyên sâu liên quan:</w:t>
+        <w:br/>
+        <w:t>- Địa điểm nổi tiếng quanh Bến Thành: kết nối mạng lưới danh thắng trong địa điểm nổi tiếng quanh Bến Thành.</w:t>
+        <w:br/>
+        <w:t>- Ga ngầm Metro Bến Thành: trạm trung chuyển nằm ngay bên cạnh ga ngầm Metro Bến Thành.</w:t>
+        <w:br/>
+        <w:t>- Lịch trình đi bộ Bến Thành 1 ngày: kết hợp dạo phố bằng bước chân theo lịch trình đi bộ Bến Thành 1 ngày.</w:t>
+        <w:br/>
+        <w:t>- Tour Sài Gòn nửa ngày riêng tư: trải nghiệm city tour có thuyết minh lịch sử riêng cùng tour Sài Gòn nửa ngày riêng tư.</w:t>
+      </w:r>
+      <w:r>
+        <w:rPr>
+          <w:rFonts w:ascii="Calibri" w:hAnsi="Calibri"/>
+          <w:color w:val="1E293B"/>
+          <w:sz w:val="21"/>
+        </w:rPr>
+        <w:t>Để tối ưu hành trình khám phá khu vực trung tâm Bến Thành, mời bạn tham khảo thêm các cẩm nang chuyên sâu liên quan:</w:t>
+      </w:r>
+      <w:r>
+        <w:rPr>
+          <w:rFonts w:ascii="Calibri" w:hAnsi="Calibri"/>
+          <w:color w:val="1E293B"/>
+          <w:sz w:val="21"/>
+        </w:rPr>
+      </w:r>
+      <w:r>
+        <w:rPr>
+          <w:rFonts w:ascii="Calibri" w:hAnsi="Calibri"/>
+          <w:color w:val="1E293B"/>
+          <w:sz w:val="21"/>
+        </w:rPr>
+        <w:br/>
+        <w:t xml:space="preserve">- </w:t>
+      </w:r>
+      <w:r>
+        <w:rPr>
+          <w:rFonts w:ascii="Calibri" w:hAnsi="Calibri"/>
+          <w:b/>
+          <w:color w:val="1E293B"/>
+          <w:sz w:val="21"/>
+        </w:rPr>
+        <w:t>Địa điểm nổi tiếng quanh Bến Thành:</w:t>
+      </w:r>
+      <w:r>
+        <w:rPr>
+          <w:rFonts w:ascii="Calibri" w:hAnsi="Calibri"/>
+          <w:color w:val="1E293B"/>
+          <w:sz w:val="21"/>
+        </w:rPr>
+        <w:t xml:space="preserve"> kết nối mạng lưới danh thắng trong </w:t>
+      </w:r>
+      <w:r>
+        <w:rPr>
+          <w:rFonts w:ascii="Calibri" w:hAnsi="Calibri"/>
+          <w:color w:val="1E293B"/>
+          <w:sz w:val="21"/>
+        </w:rPr>
+        <w:t>địa điểm nổi tiếng quanh Bến Thành</w:t>
+      </w:r>
+      <w:r>
+        <w:rPr>
+          <w:rFonts w:ascii="Calibri" w:hAnsi="Calibri"/>
+          <w:color w:val="1E293B"/>
+          <w:sz w:val="21"/>
+        </w:rPr>
+        <w:t>.</w:t>
+      </w:r>
+      <w:r>
+        <w:rPr>
+          <w:rFonts w:ascii="Calibri" w:hAnsi="Calibri"/>
+          <w:color w:val="1E293B"/>
+          <w:sz w:val="21"/>
+        </w:rPr>
+      </w:r>
+      <w:r>
+        <w:rPr>
+          <w:rFonts w:ascii="Calibri" w:hAnsi="Calibri"/>
+          <w:color w:val="1E293B"/>
+          <w:sz w:val="21"/>
+        </w:rPr>
+        <w:br/>
+        <w:t xml:space="preserve">- </w:t>
+      </w:r>
+      <w:r>
+        <w:rPr>
+          <w:rFonts w:ascii="Calibri" w:hAnsi="Calibri"/>
+          <w:b/>
+          <w:color w:val="1E293B"/>
+          <w:sz w:val="21"/>
+        </w:rPr>
+        <w:t>Ga ngầm Metro Bến Thành:</w:t>
+      </w:r>
+      <w:r>
+        <w:rPr>
+          <w:rFonts w:ascii="Calibri" w:hAnsi="Calibri"/>
+          <w:color w:val="1E293B"/>
+          <w:sz w:val="21"/>
+        </w:rPr>
+        <w:t xml:space="preserve"> trạm trung chuyển nằm ngay bên cạnh </w:t>
+      </w:r>
+      <w:r>
+        <w:rPr>
+          <w:rFonts w:ascii="Calibri" w:hAnsi="Calibri"/>
+          <w:color w:val="1E293B"/>
+          <w:sz w:val="21"/>
+        </w:rPr>
+        <w:t>ga ngầm Metro Bến Thành</w:t>
+      </w:r>
+      <w:r>
+        <w:rPr>
+          <w:rFonts w:ascii="Calibri" w:hAnsi="Calibri"/>
+          <w:color w:val="1E293B"/>
+          <w:sz w:val="21"/>
+        </w:rPr>
+        <w:t>.</w:t>
+      </w:r>
+      <w:r>
+        <w:rPr>
+          <w:rFonts w:ascii="Calibri" w:hAnsi="Calibri"/>
+          <w:color w:val="1E293B"/>
+          <w:sz w:val="21"/>
+        </w:rPr>
+      </w:r>
+      <w:r>
+        <w:rPr>
+          <w:rFonts w:ascii="Calibri" w:hAnsi="Calibri"/>
+          <w:color w:val="1E293B"/>
+          <w:sz w:val="21"/>
+        </w:rPr>
+        <w:br/>
+        <w:t xml:space="preserve">- </w:t>
+      </w:r>
+      <w:r>
+        <w:rPr>
+          <w:rFonts w:ascii="Calibri" w:hAnsi="Calibri"/>
+          <w:b/>
+          <w:color w:val="1E293B"/>
+          <w:sz w:val="21"/>
+        </w:rPr>
+        <w:t>Lịch trình đi bộ Bến Thành 1 ngày:</w:t>
+      </w:r>
+      <w:r>
+        <w:rPr>
+          <w:rFonts w:ascii="Calibri" w:hAnsi="Calibri"/>
+          <w:color w:val="1E293B"/>
+          <w:sz w:val="21"/>
+        </w:rPr>
+        <w:t xml:space="preserve"> kết hợp dạo phố bằng bước chân theo </w:t>
+      </w:r>
+      <w:r>
+        <w:rPr>
+          <w:rFonts w:ascii="Calibri" w:hAnsi="Calibri"/>
+          <w:color w:val="1E293B"/>
+          <w:sz w:val="21"/>
+        </w:rPr>
+        <w:t>lịch trình đi bộ Bến Thành 1 ngày</w:t>
+      </w:r>
+      <w:r>
+        <w:rPr>
+          <w:rFonts w:ascii="Calibri" w:hAnsi="Calibri"/>
+          <w:color w:val="1E293B"/>
+          <w:sz w:val="21"/>
+        </w:rPr>
+        <w:t>.</w:t>
+      </w:r>
+      <w:r>
+        <w:rPr>
+          <w:rFonts w:ascii="Calibri" w:hAnsi="Calibri"/>
+          <w:color w:val="1E293B"/>
+          <w:sz w:val="21"/>
+        </w:rPr>
+      </w:r>
+      <w:r>
+        <w:rPr>
+          <w:rFonts w:ascii="Calibri" w:hAnsi="Calibri"/>
+          <w:color w:val="1E293B"/>
+          <w:sz w:val="21"/>
+        </w:rPr>
+        <w:br/>
+        <w:t xml:space="preserve">- </w:t>
+      </w:r>
+      <w:r>
+        <w:rPr>
+          <w:rFonts w:ascii="Calibri" w:hAnsi="Calibri"/>
+          <w:b/>
+          <w:color w:val="1E293B"/>
+          <w:sz w:val="21"/>
+        </w:rPr>
+        <w:t>Tour Sài Gòn nửa ngày riêng tư:</w:t>
+      </w:r>
+      <w:r>
+        <w:rPr>
+          <w:rFonts w:ascii="Calibri" w:hAnsi="Calibri"/>
+          <w:color w:val="1E293B"/>
+          <w:sz w:val="21"/>
+        </w:rPr>
+        <w:t xml:space="preserve"> trải nghiệm city tour có thuyết minh lịch sử riêng cùng </w:t>
+      </w:r>
+      <w:r>
+        <w:rPr>
+          <w:rFonts w:ascii="Calibri" w:hAnsi="Calibri"/>
+          <w:color w:val="1E293B"/>
+          <w:sz w:val="21"/>
+        </w:rPr>
+        <w:t>tour Sài Gòn nửa ngày riêng tư</w:t>
+      </w:r>
+      <w:r>
+        <w:rPr>
+          <w:rFonts w:ascii="Calibri" w:hAnsi="Calibri"/>
+          <w:color w:val="1E293B"/>
+          <w:sz w:val="21"/>
+        </w:rPr>
+        <w:t>.</w:t>
+      </w:r>
+    </w:p>
+    <w:p>
+      <w:pPr>
+        <w:spacing w:before="320" w:after="120" w:line="276" w:lineRule="auto"/>
+      </w:pPr>
+      <w:r>
+        <w:t>Lời Kết: Lắng Nghe Nhịp Đập Đô Thị Từ Khoảng Trời Mở</w:t>
+      </w:r>
+      <w:r>
+        <w:rPr>
+          <w:rFonts w:ascii="Calibri" w:hAnsi="Calibri"/>
+          <w:b/>
+          <w:color w:val="1B365D"/>
+          <w:sz w:val="32"/>
+        </w:rPr>
         <w:t>Lời Kết: Lắng Nghe Nhịp Đập Đô Thị Từ Khoảng Trời Mở</w:t>
       </w:r>
     </w:p>
@@ -10734,10 +12395,25 @@
     </w:p>
     <w:p>
       <w:pPr>
+        <w:spacing w:before="120" w:after="120"/>
+        <w:jc w:val="center"/>
+      </w:pPr>
+      <w:r>
+        <w:t>―――――――――――――――――――――――――――――――――――――――――――――</w:t>
+      </w:r>
+      <w:r>
+        <w:rPr>
+          <w:color w:val="CBD5E1"/>
+        </w:rPr>
+        <w:t>―――――――――――――――――――――――――――――――――――――――――――――</w:t>
+      </w:r>
+    </w:p>
+    <w:p>
+      <w:pPr>
         <w:spacing w:before="320" w:after="120" w:line="276" w:lineRule="auto"/>
       </w:pPr>
       <w:r>
-        <w:t>Lời Kết: Tìm Lại Nốt Lặng Giữa Trung Tâm Hoa Lệ</w:t>
+        <w:t>🗺️ Liên Kết Hành Trình &amp; Điểm Đến Lân Cận</w:t>
       </w:r>
       <w:r>
         <w:rPr>
@@ -10746,6 +12422,294 @@
           <w:color w:val="1B365D"/>
           <w:sz w:val="32"/>
         </w:rPr>
+        <w:t>🗺️ Liên Kết Hành Trình &amp; Điểm Đến Lân Cận</w:t>
+      </w:r>
+    </w:p>
+    <w:p>
+      <w:pPr>
+        <w:spacing w:before="40" w:after="120" w:line="276" w:lineRule="auto"/>
+      </w:pPr>
+      <w:r>
+        <w:t>Để tối ưu hành trình khám phá khu vực trung tâm Bến Thành, mời bạn tham khảo thêm các cẩm nang chuyên sâu liên quan:</w:t>
+        <w:br/>
+        <w:t>- Địa điểm nổi tiếng quanh Bến Thành: tọa lạc trong cụm văn hóa di sản địa điểm nổi tiếng quanh Bến Thành.</w:t>
+        <w:br/>
+        <w:t>- Bảo tàng Mỹ thuật TP.HCM: chỉ cách vài bước chân để sang tham quan Bảo tàng Mỹ thuật TP.HCM.</w:t>
+        <w:br/>
+        <w:t>- Rooftop bar view chợ Bến Thành: thưởng thức đồ uống tầng cao ngắm hoàng hôn tại các quán rooftop bar view chợ Bến Thành.</w:t>
+        <w:br/>
+        <w:t>- Lịch trình đi bộ Bến Thành 1 ngày: nghỉ chân thưởng thức cà phê giữa lịch trình đi bộ Bến Thành 1 ngày.</w:t>
+        <w:br/>
+        <w:t>- Bãi gửi xe quanh chợ Bến Thành: chọn bãi gửi xe máy an toàn qua cẩm nang bãi gửi xe quanh chợ Bến Thành.</w:t>
+      </w:r>
+      <w:r>
+        <w:rPr>
+          <w:rFonts w:ascii="Calibri" w:hAnsi="Calibri"/>
+          <w:color w:val="1E293B"/>
+          <w:sz w:val="21"/>
+        </w:rPr>
+        <w:t>Để tối ưu hành trình khám phá khu vực trung tâm Bến Thành, mời bạn tham khảo thêm các cẩm nang chuyên sâu liên quan:</w:t>
+      </w:r>
+      <w:r>
+        <w:rPr>
+          <w:rFonts w:ascii="Calibri" w:hAnsi="Calibri"/>
+          <w:color w:val="1E293B"/>
+          <w:sz w:val="21"/>
+        </w:rPr>
+      </w:r>
+      <w:r>
+        <w:rPr>
+          <w:rFonts w:ascii="Calibri" w:hAnsi="Calibri"/>
+          <w:color w:val="1E293B"/>
+          <w:sz w:val="21"/>
+        </w:rPr>
+        <w:br/>
+        <w:t xml:space="preserve">- </w:t>
+      </w:r>
+      <w:r>
+        <w:rPr>
+          <w:rFonts w:ascii="Calibri" w:hAnsi="Calibri"/>
+          <w:b/>
+          <w:color w:val="1E293B"/>
+          <w:sz w:val="21"/>
+        </w:rPr>
+        <w:t>Địa điểm nổi tiếng quanh Bến Thành:</w:t>
+      </w:r>
+      <w:r>
+        <w:rPr>
+          <w:rFonts w:ascii="Calibri" w:hAnsi="Calibri"/>
+          <w:color w:val="1E293B"/>
+          <w:sz w:val="21"/>
+        </w:rPr>
+        <w:t xml:space="preserve"> tọa lạc trong cụm văn hóa di sản </w:t>
+      </w:r>
+      <w:r>
+        <w:rPr>
+          <w:rFonts w:ascii="Calibri" w:hAnsi="Calibri"/>
+          <w:color w:val="1E293B"/>
+          <w:sz w:val="21"/>
+        </w:rPr>
+        <w:t>địa điểm nổi tiếng quanh Bến Thành</w:t>
+      </w:r>
+      <w:r>
+        <w:rPr>
+          <w:rFonts w:ascii="Calibri" w:hAnsi="Calibri"/>
+          <w:color w:val="1E293B"/>
+          <w:sz w:val="21"/>
+        </w:rPr>
+        <w:t>.</w:t>
+      </w:r>
+      <w:r>
+        <w:rPr>
+          <w:rFonts w:ascii="Calibri" w:hAnsi="Calibri"/>
+          <w:color w:val="1E293B"/>
+          <w:sz w:val="21"/>
+        </w:rPr>
+      </w:r>
+      <w:r>
+        <w:rPr>
+          <w:rFonts w:ascii="Calibri" w:hAnsi="Calibri"/>
+          <w:color w:val="1E293B"/>
+          <w:sz w:val="21"/>
+        </w:rPr>
+        <w:br/>
+        <w:t xml:space="preserve">- </w:t>
+      </w:r>
+      <w:r>
+        <w:rPr>
+          <w:rFonts w:ascii="Calibri" w:hAnsi="Calibri"/>
+          <w:b/>
+          <w:color w:val="1E293B"/>
+          <w:sz w:val="21"/>
+        </w:rPr>
+        <w:t>Bảo tàng Mỹ thuật TP.HCM:</w:t>
+      </w:r>
+      <w:r>
+        <w:rPr>
+          <w:rFonts w:ascii="Calibri" w:hAnsi="Calibri"/>
+          <w:color w:val="1E293B"/>
+          <w:sz w:val="21"/>
+        </w:rPr>
+        <w:t xml:space="preserve"> chỉ cách vài bước chân để sang tham quan </w:t>
+      </w:r>
+      <w:r>
+        <w:rPr>
+          <w:rFonts w:ascii="Calibri" w:hAnsi="Calibri"/>
+          <w:color w:val="1E293B"/>
+          <w:sz w:val="21"/>
+        </w:rPr>
+        <w:t>Bảo tàng Mỹ thuật TP.HCM</w:t>
+      </w:r>
+      <w:r>
+        <w:rPr>
+          <w:rFonts w:ascii="Calibri" w:hAnsi="Calibri"/>
+          <w:color w:val="1E293B"/>
+          <w:sz w:val="21"/>
+        </w:rPr>
+        <w:t>.</w:t>
+      </w:r>
+      <w:r>
+        <w:rPr>
+          <w:rFonts w:ascii="Calibri" w:hAnsi="Calibri"/>
+          <w:color w:val="1E293B"/>
+          <w:sz w:val="21"/>
+        </w:rPr>
+      </w:r>
+      <w:r>
+        <w:rPr>
+          <w:rFonts w:ascii="Calibri" w:hAnsi="Calibri"/>
+          <w:color w:val="1E293B"/>
+          <w:sz w:val="21"/>
+        </w:rPr>
+        <w:br/>
+        <w:t xml:space="preserve">- </w:t>
+      </w:r>
+      <w:r>
+        <w:rPr>
+          <w:rFonts w:ascii="Calibri" w:hAnsi="Calibri"/>
+          <w:b/>
+          <w:color w:val="1E293B"/>
+          <w:sz w:val="21"/>
+        </w:rPr>
+        <w:t>Rooftop bar view chợ Bến Thành:</w:t>
+      </w:r>
+      <w:r>
+        <w:rPr>
+          <w:rFonts w:ascii="Calibri" w:hAnsi="Calibri"/>
+          <w:color w:val="1E293B"/>
+          <w:sz w:val="21"/>
+        </w:rPr>
+        <w:t xml:space="preserve"> thưởng thức đồ uống tầng cao ngắm hoàng hôn tại các quán </w:t>
+      </w:r>
+      <w:r>
+        <w:rPr>
+          <w:rFonts w:ascii="Calibri" w:hAnsi="Calibri"/>
+          <w:color w:val="1E293B"/>
+          <w:sz w:val="21"/>
+        </w:rPr>
+        <w:t>rooftop bar view chợ Bến Thành</w:t>
+      </w:r>
+      <w:r>
+        <w:rPr>
+          <w:rFonts w:ascii="Calibri" w:hAnsi="Calibri"/>
+          <w:color w:val="1E293B"/>
+          <w:sz w:val="21"/>
+        </w:rPr>
+        <w:t>.</w:t>
+      </w:r>
+      <w:r>
+        <w:rPr>
+          <w:rFonts w:ascii="Calibri" w:hAnsi="Calibri"/>
+          <w:color w:val="1E293B"/>
+          <w:sz w:val="21"/>
+        </w:rPr>
+      </w:r>
+      <w:r>
+        <w:rPr>
+          <w:rFonts w:ascii="Calibri" w:hAnsi="Calibri"/>
+          <w:color w:val="1E293B"/>
+          <w:sz w:val="21"/>
+        </w:rPr>
+        <w:br/>
+        <w:t xml:space="preserve">- </w:t>
+      </w:r>
+      <w:r>
+        <w:rPr>
+          <w:rFonts w:ascii="Calibri" w:hAnsi="Calibri"/>
+          <w:b/>
+          <w:color w:val="1E293B"/>
+          <w:sz w:val="21"/>
+        </w:rPr>
+        <w:t>Lịch trình đi bộ Bến Thành 1 ngày:</w:t>
+      </w:r>
+      <w:r>
+        <w:rPr>
+          <w:rFonts w:ascii="Calibri" w:hAnsi="Calibri"/>
+          <w:color w:val="1E293B"/>
+          <w:sz w:val="21"/>
+        </w:rPr>
+        <w:t xml:space="preserve"> nghỉ chân thưởng thức cà phê giữa </w:t>
+      </w:r>
+      <w:r>
+        <w:rPr>
+          <w:rFonts w:ascii="Calibri" w:hAnsi="Calibri"/>
+          <w:color w:val="1E293B"/>
+          <w:sz w:val="21"/>
+        </w:rPr>
+        <w:t>lịch trình đi bộ Bến Thành 1 ngày</w:t>
+      </w:r>
+      <w:r>
+        <w:rPr>
+          <w:rFonts w:ascii="Calibri" w:hAnsi="Calibri"/>
+          <w:color w:val="1E293B"/>
+          <w:sz w:val="21"/>
+        </w:rPr>
+        <w:t>.</w:t>
+      </w:r>
+      <w:r>
+        <w:rPr>
+          <w:rFonts w:ascii="Calibri" w:hAnsi="Calibri"/>
+          <w:color w:val="1E293B"/>
+          <w:sz w:val="21"/>
+        </w:rPr>
+      </w:r>
+      <w:r>
+        <w:rPr>
+          <w:rFonts w:ascii="Calibri" w:hAnsi="Calibri"/>
+          <w:color w:val="1E293B"/>
+          <w:sz w:val="21"/>
+        </w:rPr>
+        <w:br/>
+        <w:t xml:space="preserve">- </w:t>
+      </w:r>
+      <w:r>
+        <w:rPr>
+          <w:rFonts w:ascii="Calibri" w:hAnsi="Calibri"/>
+          <w:b/>
+          <w:color w:val="1E293B"/>
+          <w:sz w:val="21"/>
+        </w:rPr>
+        <w:t>Bãi gửi xe quanh chợ Bến Thành:</w:t>
+      </w:r>
+      <w:r>
+        <w:rPr>
+          <w:rFonts w:ascii="Calibri" w:hAnsi="Calibri"/>
+          <w:color w:val="1E293B"/>
+          <w:sz w:val="21"/>
+        </w:rPr>
+        <w:t xml:space="preserve"> chọn bãi gửi xe máy an toàn qua cẩm nang </w:t>
+      </w:r>
+      <w:r>
+        <w:rPr>
+          <w:rFonts w:ascii="Calibri" w:hAnsi="Calibri"/>
+          <w:color w:val="1E293B"/>
+          <w:sz w:val="21"/>
+        </w:rPr>
+        <w:t>bãi gửi xe quanh chợ Bến Thành</w:t>
+      </w:r>
+      <w:r>
+        <w:rPr>
+          <w:rFonts w:ascii="Calibri" w:hAnsi="Calibri"/>
+          <w:color w:val="1E293B"/>
+          <w:sz w:val="21"/>
+        </w:rPr>
+        <w:t>.</w:t>
+      </w:r>
+    </w:p>
+    <w:p>
+      <w:pPr>
+        <w:spacing w:before="320" w:after="120" w:line="276" w:lineRule="auto"/>
+      </w:pPr>
+      <w:r>
+        <w:t>Lời Kết: Tìm Lại Nốt Lặng Giữa Trung Tâm Hoa Lệ</w:t>
+      </w:r>
+      <w:r>
+        <w:rPr>
+          <w:rFonts w:ascii="Calibri" w:hAnsi="Calibri"/>
+          <w:b/>
+          <w:color w:val="1B365D"/>
+          <w:sz w:val="32"/>
+        </w:rPr>
         <w:t>Lời Kết: Tìm Lại Nốt Lặng Giữa Trung Tâm Hoa Lệ</w:t>
       </w:r>
     </w:p>
@@ -11931,10 +13895,25 @@
     </w:p>
     <w:p>
       <w:pPr>
+        <w:spacing w:before="120" w:after="120"/>
+        <w:jc w:val="center"/>
+      </w:pPr>
+      <w:r>
+        <w:t>―――――――――――――――――――――――――――――――――――――――――――――</w:t>
+      </w:r>
+      <w:r>
+        <w:rPr>
+          <w:color w:val="CBD5E1"/>
+        </w:rPr>
+        <w:t>―――――――――――――――――――――――――――――――――――――――――――――</w:t>
+      </w:r>
+    </w:p>
+    <w:p>
+      <w:pPr>
         <w:spacing w:before="320" w:after="120" w:line="276" w:lineRule="auto"/>
       </w:pPr>
       <w:r>
-        <w:t>Lời Kết: Nâng Ly Dưới Bầu Trời Đêm Đô Thị</w:t>
+        <w:t>🗺️ Liên Kết Hành Trình &amp; Điểm Đến Lân Cận</w:t>
       </w:r>
       <w:r>
         <w:rPr>
@@ -11943,6 +13922,294 @@
           <w:color w:val="1B365D"/>
           <w:sz w:val="32"/>
         </w:rPr>
+        <w:t>🗺️ Liên Kết Hành Trình &amp; Điểm Đến Lân Cận</w:t>
+      </w:r>
+    </w:p>
+    <w:p>
+      <w:pPr>
+        <w:spacing w:before="40" w:after="120" w:line="276" w:lineRule="auto"/>
+      </w:pPr>
+      <w:r>
+        <w:t>Để tối ưu hành trình khám phá khu vực trung tâm Bến Thành, mời bạn tham khảo thêm các cẩm nang chuyên sâu liên quan:</w:t>
+        <w:br/>
+        <w:t>- Địa điểm nổi tiếng quanh Bến Thành: bao quát toàn cảnh khu vực di sản trong địa điểm nổi tiếng quanh Bến Thành.</w:t>
+        <w:br/>
+        <w:t>- Ẩm thực chợ Bến Thành: lót dạ bữa tối ấm nóng theo cẩm nang ẩm thực chợ Bến Thành trước khi lên bar.</w:t>
+        <w:br/>
+        <w:t>- Cà phê chung cư gần Bến Thành: dành buổi chiều khám phá sự mộc mạc ở các quán cà phê chung cư gần Bến Thành.</w:t>
+        <w:br/>
+        <w:t>- Khách sạn boutique gần Bến Thành: lựa chọn lưu trú tại các khách sạn boutique gần Bến Thành có rooftop sang trọng.</w:t>
+        <w:br/>
+        <w:t>- Đi từ sân bay về Bến Thành: di chuyển ra sân bay đêm muộn thuận tiện theo hướng dẫn đi từ sân bay Tân Sơn Nhất về Bến Thành.</w:t>
+      </w:r>
+      <w:r>
+        <w:rPr>
+          <w:rFonts w:ascii="Calibri" w:hAnsi="Calibri"/>
+          <w:color w:val="1E293B"/>
+          <w:sz w:val="21"/>
+        </w:rPr>
+        <w:t>Để tối ưu hành trình khám phá khu vực trung tâm Bến Thành, mời bạn tham khảo thêm các cẩm nang chuyên sâu liên quan:</w:t>
+      </w:r>
+      <w:r>
+        <w:rPr>
+          <w:rFonts w:ascii="Calibri" w:hAnsi="Calibri"/>
+          <w:color w:val="1E293B"/>
+          <w:sz w:val="21"/>
+        </w:rPr>
+      </w:r>
+      <w:r>
+        <w:rPr>
+          <w:rFonts w:ascii="Calibri" w:hAnsi="Calibri"/>
+          <w:color w:val="1E293B"/>
+          <w:sz w:val="21"/>
+        </w:rPr>
+        <w:br/>
+        <w:t xml:space="preserve">- </w:t>
+      </w:r>
+      <w:r>
+        <w:rPr>
+          <w:rFonts w:ascii="Calibri" w:hAnsi="Calibri"/>
+          <w:b/>
+          <w:color w:val="1E293B"/>
+          <w:sz w:val="21"/>
+        </w:rPr>
+        <w:t>Địa điểm nổi tiếng quanh Bến Thành:</w:t>
+      </w:r>
+      <w:r>
+        <w:rPr>
+          <w:rFonts w:ascii="Calibri" w:hAnsi="Calibri"/>
+          <w:color w:val="1E293B"/>
+          <w:sz w:val="21"/>
+        </w:rPr>
+        <w:t xml:space="preserve"> bao quát toàn cảnh khu vực di sản trong </w:t>
+      </w:r>
+      <w:r>
+        <w:rPr>
+          <w:rFonts w:ascii="Calibri" w:hAnsi="Calibri"/>
+          <w:color w:val="1E293B"/>
+          <w:sz w:val="21"/>
+        </w:rPr>
+        <w:t>địa điểm nổi tiếng quanh Bến Thành</w:t>
+      </w:r>
+      <w:r>
+        <w:rPr>
+          <w:rFonts w:ascii="Calibri" w:hAnsi="Calibri"/>
+          <w:color w:val="1E293B"/>
+          <w:sz w:val="21"/>
+        </w:rPr>
+        <w:t>.</w:t>
+      </w:r>
+      <w:r>
+        <w:rPr>
+          <w:rFonts w:ascii="Calibri" w:hAnsi="Calibri"/>
+          <w:color w:val="1E293B"/>
+          <w:sz w:val="21"/>
+        </w:rPr>
+      </w:r>
+      <w:r>
+        <w:rPr>
+          <w:rFonts w:ascii="Calibri" w:hAnsi="Calibri"/>
+          <w:color w:val="1E293B"/>
+          <w:sz w:val="21"/>
+        </w:rPr>
+        <w:br/>
+        <w:t xml:space="preserve">- </w:t>
+      </w:r>
+      <w:r>
+        <w:rPr>
+          <w:rFonts w:ascii="Calibri" w:hAnsi="Calibri"/>
+          <w:b/>
+          <w:color w:val="1E293B"/>
+          <w:sz w:val="21"/>
+        </w:rPr>
+        <w:t>Ẩm thực chợ Bến Thành:</w:t>
+      </w:r>
+      <w:r>
+        <w:rPr>
+          <w:rFonts w:ascii="Calibri" w:hAnsi="Calibri"/>
+          <w:color w:val="1E293B"/>
+          <w:sz w:val="21"/>
+        </w:rPr>
+        <w:t xml:space="preserve"> lót dạ bữa tối ấm nóng theo cẩm nang </w:t>
+      </w:r>
+      <w:r>
+        <w:rPr>
+          <w:rFonts w:ascii="Calibri" w:hAnsi="Calibri"/>
+          <w:color w:val="1E293B"/>
+          <w:sz w:val="21"/>
+        </w:rPr>
+        <w:t>ẩm thực chợ Bến Thành</w:t>
+      </w:r>
+      <w:r>
+        <w:rPr>
+          <w:rFonts w:ascii="Calibri" w:hAnsi="Calibri"/>
+          <w:color w:val="1E293B"/>
+          <w:sz w:val="21"/>
+        </w:rPr>
+        <w:t xml:space="preserve"> trước khi lên bar.</w:t>
+      </w:r>
+      <w:r>
+        <w:rPr>
+          <w:rFonts w:ascii="Calibri" w:hAnsi="Calibri"/>
+          <w:color w:val="1E293B"/>
+          <w:sz w:val="21"/>
+        </w:rPr>
+      </w:r>
+      <w:r>
+        <w:rPr>
+          <w:rFonts w:ascii="Calibri" w:hAnsi="Calibri"/>
+          <w:color w:val="1E293B"/>
+          <w:sz w:val="21"/>
+        </w:rPr>
+        <w:br/>
+        <w:t xml:space="preserve">- </w:t>
+      </w:r>
+      <w:r>
+        <w:rPr>
+          <w:rFonts w:ascii="Calibri" w:hAnsi="Calibri"/>
+          <w:b/>
+          <w:color w:val="1E293B"/>
+          <w:sz w:val="21"/>
+        </w:rPr>
+        <w:t>Cà phê chung cư gần Bến Thành:</w:t>
+      </w:r>
+      <w:r>
+        <w:rPr>
+          <w:rFonts w:ascii="Calibri" w:hAnsi="Calibri"/>
+          <w:color w:val="1E293B"/>
+          <w:sz w:val="21"/>
+        </w:rPr>
+        <w:t xml:space="preserve"> dành buổi chiều khám phá sự mộc mạc ở các quán </w:t>
+      </w:r>
+      <w:r>
+        <w:rPr>
+          <w:rFonts w:ascii="Calibri" w:hAnsi="Calibri"/>
+          <w:color w:val="1E293B"/>
+          <w:sz w:val="21"/>
+        </w:rPr>
+        <w:t>cà phê chung cư gần Bến Thành</w:t>
+      </w:r>
+      <w:r>
+        <w:rPr>
+          <w:rFonts w:ascii="Calibri" w:hAnsi="Calibri"/>
+          <w:color w:val="1E293B"/>
+          <w:sz w:val="21"/>
+        </w:rPr>
+        <w:t>.</w:t>
+      </w:r>
+      <w:r>
+        <w:rPr>
+          <w:rFonts w:ascii="Calibri" w:hAnsi="Calibri"/>
+          <w:color w:val="1E293B"/>
+          <w:sz w:val="21"/>
+        </w:rPr>
+      </w:r>
+      <w:r>
+        <w:rPr>
+          <w:rFonts w:ascii="Calibri" w:hAnsi="Calibri"/>
+          <w:color w:val="1E293B"/>
+          <w:sz w:val="21"/>
+        </w:rPr>
+        <w:br/>
+        <w:t xml:space="preserve">- </w:t>
+      </w:r>
+      <w:r>
+        <w:rPr>
+          <w:rFonts w:ascii="Calibri" w:hAnsi="Calibri"/>
+          <w:b/>
+          <w:color w:val="1E293B"/>
+          <w:sz w:val="21"/>
+        </w:rPr>
+        <w:t>Khách sạn boutique gần Bến Thành:</w:t>
+      </w:r>
+      <w:r>
+        <w:rPr>
+          <w:rFonts w:ascii="Calibri" w:hAnsi="Calibri"/>
+          <w:color w:val="1E293B"/>
+          <w:sz w:val="21"/>
+        </w:rPr>
+        <w:t xml:space="preserve"> lựa chọn lưu trú tại các </w:t>
+      </w:r>
+      <w:r>
+        <w:rPr>
+          <w:rFonts w:ascii="Calibri" w:hAnsi="Calibri"/>
+          <w:color w:val="1E293B"/>
+          <w:sz w:val="21"/>
+        </w:rPr>
+        <w:t>khách sạn boutique gần Bến Thành</w:t>
+      </w:r>
+      <w:r>
+        <w:rPr>
+          <w:rFonts w:ascii="Calibri" w:hAnsi="Calibri"/>
+          <w:color w:val="1E293B"/>
+          <w:sz w:val="21"/>
+        </w:rPr>
+        <w:t xml:space="preserve"> có rooftop sang trọng.</w:t>
+      </w:r>
+      <w:r>
+        <w:rPr>
+          <w:rFonts w:ascii="Calibri" w:hAnsi="Calibri"/>
+          <w:color w:val="1E293B"/>
+          <w:sz w:val="21"/>
+        </w:rPr>
+      </w:r>
+      <w:r>
+        <w:rPr>
+          <w:rFonts w:ascii="Calibri" w:hAnsi="Calibri"/>
+          <w:color w:val="1E293B"/>
+          <w:sz w:val="21"/>
+        </w:rPr>
+        <w:br/>
+        <w:t xml:space="preserve">- </w:t>
+      </w:r>
+      <w:r>
+        <w:rPr>
+          <w:rFonts w:ascii="Calibri" w:hAnsi="Calibri"/>
+          <w:b/>
+          <w:color w:val="1E293B"/>
+          <w:sz w:val="21"/>
+        </w:rPr>
+        <w:t>Đi từ sân bay về Bến Thành:</w:t>
+      </w:r>
+      <w:r>
+        <w:rPr>
+          <w:rFonts w:ascii="Calibri" w:hAnsi="Calibri"/>
+          <w:color w:val="1E293B"/>
+          <w:sz w:val="21"/>
+        </w:rPr>
+        <w:t xml:space="preserve"> di chuyển ra sân bay đêm muộn thuận tiện theo hướng dẫn </w:t>
+      </w:r>
+      <w:r>
+        <w:rPr>
+          <w:rFonts w:ascii="Calibri" w:hAnsi="Calibri"/>
+          <w:color w:val="1E293B"/>
+          <w:sz w:val="21"/>
+        </w:rPr>
+        <w:t>đi từ sân bay Tân Sơn Nhất về Bến Thành</w:t>
+      </w:r>
+      <w:r>
+        <w:rPr>
+          <w:rFonts w:ascii="Calibri" w:hAnsi="Calibri"/>
+          <w:color w:val="1E293B"/>
+          <w:sz w:val="21"/>
+        </w:rPr>
+        <w:t>.</w:t>
+      </w:r>
+    </w:p>
+    <w:p>
+      <w:pPr>
+        <w:spacing w:before="320" w:after="120" w:line="276" w:lineRule="auto"/>
+      </w:pPr>
+      <w:r>
+        <w:t>Lời Kết: Nâng Ly Dưới Bầu Trời Đêm Đô Thị</w:t>
+      </w:r>
+      <w:r>
+        <w:rPr>
+          <w:rFonts w:ascii="Calibri" w:hAnsi="Calibri"/>
+          <w:b/>
+          <w:color w:val="1B365D"/>
+          <w:sz w:val="32"/>
+        </w:rPr>
         <w:t>Lời Kết: Nâng Ly Dưới Bầu Trời Đêm Đô Thị</w:t>
       </w:r>
     </w:p>
@@ -13107,10 +15374,25 @@
     </w:p>
     <w:p>
       <w:pPr>
+        <w:spacing w:before="120" w:after="120"/>
+        <w:jc w:val="center"/>
+      </w:pPr>
+      <w:r>
+        <w:t>―――――――――――――――――――――――――――――――――――――――――――――</w:t>
+      </w:r>
+      <w:r>
+        <w:rPr>
+          <w:color w:val="CBD5E1"/>
+        </w:rPr>
+        <w:t>―――――――――――――――――――――――――――――――――――――――――――――</w:t>
+      </w:r>
+    </w:p>
+    <w:p>
+      <w:pPr>
         <w:spacing w:before="320" w:after="120" w:line="276" w:lineRule="auto"/>
       </w:pPr>
       <w:r>
-        <w:t>Lời Kết: Chạm Vào Giấc Mơ Đông Dương Giữa Lòng Thành Phố</w:t>
+        <w:t>🗺️ Liên Kết Hành Trình &amp; Điểm Đến Lân Cận</w:t>
       </w:r>
       <w:r>
         <w:rPr>
@@ -13119,6 +15401,294 @@
           <w:color w:val="1B365D"/>
           <w:sz w:val="32"/>
         </w:rPr>
+        <w:t>🗺️ Liên Kết Hành Trình &amp; Điểm Đến Lân Cận</w:t>
+      </w:r>
+    </w:p>
+    <w:p>
+      <w:pPr>
+        <w:spacing w:before="40" w:after="120" w:line="276" w:lineRule="auto"/>
+      </w:pPr>
+      <w:r>
+        <w:t>Để tối ưu hành trình khám phá khu vực trung tâm Bến Thành, mời bạn tham khảo thêm các cẩm nang chuyên sâu liên quan:</w:t>
+        <w:br/>
+        <w:t>- Chợ Bến Thành có gì chơi: bước chân ra cửa sảnh khách sạn là đến ngay chợ Bến Thành có gì chơi.</w:t>
+        <w:br/>
+        <w:t>- Đi từ sân bay về Bến Thành: lên lộ trình đón xe từ sân bay về khách sạn với bài đi từ sân bay Tân Sơn Nhất về Bến Thành.</w:t>
+        <w:br/>
+        <w:t>- Lịch trình đi bộ Bến Thành 1 ngày: bắt đầu chuyến tản bộ khám phá Sài Gòn với lịch trình đi bộ Bến Thành 1 ngày.</w:t>
+        <w:br/>
+        <w:t>- Rooftop bar view chợ Bến Thành: thư giãn ngắm phố thị lung linh tại các quán rooftop bar view chợ Bến Thành.</w:t>
+        <w:br/>
+        <w:t>- Dịch vụ tour riêng tailor-made: đặt xe đưa đón VIP và lịch trình thiết kế riêng tại dịch vụ tour riêng tailor-made.</w:t>
+      </w:r>
+      <w:r>
+        <w:rPr>
+          <w:rFonts w:ascii="Calibri" w:hAnsi="Calibri"/>
+          <w:color w:val="1E293B"/>
+          <w:sz w:val="21"/>
+        </w:rPr>
+        <w:t>Để tối ưu hành trình khám phá khu vực trung tâm Bến Thành, mời bạn tham khảo thêm các cẩm nang chuyên sâu liên quan:</w:t>
+      </w:r>
+      <w:r>
+        <w:rPr>
+          <w:rFonts w:ascii="Calibri" w:hAnsi="Calibri"/>
+          <w:color w:val="1E293B"/>
+          <w:sz w:val="21"/>
+        </w:rPr>
+      </w:r>
+      <w:r>
+        <w:rPr>
+          <w:rFonts w:ascii="Calibri" w:hAnsi="Calibri"/>
+          <w:color w:val="1E293B"/>
+          <w:sz w:val="21"/>
+        </w:rPr>
+        <w:br/>
+        <w:t xml:space="preserve">- </w:t>
+      </w:r>
+      <w:r>
+        <w:rPr>
+          <w:rFonts w:ascii="Calibri" w:hAnsi="Calibri"/>
+          <w:b/>
+          <w:color w:val="1E293B"/>
+          <w:sz w:val="21"/>
+        </w:rPr>
+        <w:t>Chợ Bến Thành có gì chơi:</w:t>
+      </w:r>
+      <w:r>
+        <w:rPr>
+          <w:rFonts w:ascii="Calibri" w:hAnsi="Calibri"/>
+          <w:color w:val="1E293B"/>
+          <w:sz w:val="21"/>
+        </w:rPr>
+        <w:t xml:space="preserve"> bước chân ra cửa sảnh khách sạn là đến ngay </w:t>
+      </w:r>
+      <w:r>
+        <w:rPr>
+          <w:rFonts w:ascii="Calibri" w:hAnsi="Calibri"/>
+          <w:color w:val="1E293B"/>
+          <w:sz w:val="21"/>
+        </w:rPr>
+        <w:t>chợ Bến Thành có gì chơi</w:t>
+      </w:r>
+      <w:r>
+        <w:rPr>
+          <w:rFonts w:ascii="Calibri" w:hAnsi="Calibri"/>
+          <w:color w:val="1E293B"/>
+          <w:sz w:val="21"/>
+        </w:rPr>
+        <w:t>.</w:t>
+      </w:r>
+      <w:r>
+        <w:rPr>
+          <w:rFonts w:ascii="Calibri" w:hAnsi="Calibri"/>
+          <w:color w:val="1E293B"/>
+          <w:sz w:val="21"/>
+        </w:rPr>
+      </w:r>
+      <w:r>
+        <w:rPr>
+          <w:rFonts w:ascii="Calibri" w:hAnsi="Calibri"/>
+          <w:color w:val="1E293B"/>
+          <w:sz w:val="21"/>
+        </w:rPr>
+        <w:br/>
+        <w:t xml:space="preserve">- </w:t>
+      </w:r>
+      <w:r>
+        <w:rPr>
+          <w:rFonts w:ascii="Calibri" w:hAnsi="Calibri"/>
+          <w:b/>
+          <w:color w:val="1E293B"/>
+          <w:sz w:val="21"/>
+        </w:rPr>
+        <w:t>Đi từ sân bay về Bến Thành:</w:t>
+      </w:r>
+      <w:r>
+        <w:rPr>
+          <w:rFonts w:ascii="Calibri" w:hAnsi="Calibri"/>
+          <w:color w:val="1E293B"/>
+          <w:sz w:val="21"/>
+        </w:rPr>
+        <w:t xml:space="preserve"> lên lộ trình đón xe từ sân bay về khách sạn với bài </w:t>
+      </w:r>
+      <w:r>
+        <w:rPr>
+          <w:rFonts w:ascii="Calibri" w:hAnsi="Calibri"/>
+          <w:color w:val="1E293B"/>
+          <w:sz w:val="21"/>
+        </w:rPr>
+        <w:t>đi từ sân bay Tân Sơn Nhất về Bến Thành</w:t>
+      </w:r>
+      <w:r>
+        <w:rPr>
+          <w:rFonts w:ascii="Calibri" w:hAnsi="Calibri"/>
+          <w:color w:val="1E293B"/>
+          <w:sz w:val="21"/>
+        </w:rPr>
+        <w:t>.</w:t>
+      </w:r>
+      <w:r>
+        <w:rPr>
+          <w:rFonts w:ascii="Calibri" w:hAnsi="Calibri"/>
+          <w:color w:val="1E293B"/>
+          <w:sz w:val="21"/>
+        </w:rPr>
+      </w:r>
+      <w:r>
+        <w:rPr>
+          <w:rFonts w:ascii="Calibri" w:hAnsi="Calibri"/>
+          <w:color w:val="1E293B"/>
+          <w:sz w:val="21"/>
+        </w:rPr>
+        <w:br/>
+        <w:t xml:space="preserve">- </w:t>
+      </w:r>
+      <w:r>
+        <w:rPr>
+          <w:rFonts w:ascii="Calibri" w:hAnsi="Calibri"/>
+          <w:b/>
+          <w:color w:val="1E293B"/>
+          <w:sz w:val="21"/>
+        </w:rPr>
+        <w:t>Lịch trình đi bộ Bến Thành 1 ngày:</w:t>
+      </w:r>
+      <w:r>
+        <w:rPr>
+          <w:rFonts w:ascii="Calibri" w:hAnsi="Calibri"/>
+          <w:color w:val="1E293B"/>
+          <w:sz w:val="21"/>
+        </w:rPr>
+        <w:t xml:space="preserve"> bắt đầu chuyến tản bộ khám phá Sài Gòn với </w:t>
+      </w:r>
+      <w:r>
+        <w:rPr>
+          <w:rFonts w:ascii="Calibri" w:hAnsi="Calibri"/>
+          <w:color w:val="1E293B"/>
+          <w:sz w:val="21"/>
+        </w:rPr>
+        <w:t>lịch trình đi bộ Bến Thành 1 ngày</w:t>
+      </w:r>
+      <w:r>
+        <w:rPr>
+          <w:rFonts w:ascii="Calibri" w:hAnsi="Calibri"/>
+          <w:color w:val="1E293B"/>
+          <w:sz w:val="21"/>
+        </w:rPr>
+        <w:t>.</w:t>
+      </w:r>
+      <w:r>
+        <w:rPr>
+          <w:rFonts w:ascii="Calibri" w:hAnsi="Calibri"/>
+          <w:color w:val="1E293B"/>
+          <w:sz w:val="21"/>
+        </w:rPr>
+      </w:r>
+      <w:r>
+        <w:rPr>
+          <w:rFonts w:ascii="Calibri" w:hAnsi="Calibri"/>
+          <w:color w:val="1E293B"/>
+          <w:sz w:val="21"/>
+        </w:rPr>
+        <w:br/>
+        <w:t xml:space="preserve">- </w:t>
+      </w:r>
+      <w:r>
+        <w:rPr>
+          <w:rFonts w:ascii="Calibri" w:hAnsi="Calibri"/>
+          <w:b/>
+          <w:color w:val="1E293B"/>
+          <w:sz w:val="21"/>
+        </w:rPr>
+        <w:t>Rooftop bar view chợ Bến Thành:</w:t>
+      </w:r>
+      <w:r>
+        <w:rPr>
+          <w:rFonts w:ascii="Calibri" w:hAnsi="Calibri"/>
+          <w:color w:val="1E293B"/>
+          <w:sz w:val="21"/>
+        </w:rPr>
+        <w:t xml:space="preserve"> thư giãn ngắm phố thị lung linh tại các quán </w:t>
+      </w:r>
+      <w:r>
+        <w:rPr>
+          <w:rFonts w:ascii="Calibri" w:hAnsi="Calibri"/>
+          <w:color w:val="1E293B"/>
+          <w:sz w:val="21"/>
+        </w:rPr>
+        <w:t>rooftop bar view chợ Bến Thành</w:t>
+      </w:r>
+      <w:r>
+        <w:rPr>
+          <w:rFonts w:ascii="Calibri" w:hAnsi="Calibri"/>
+          <w:color w:val="1E293B"/>
+          <w:sz w:val="21"/>
+        </w:rPr>
+        <w:t>.</w:t>
+      </w:r>
+      <w:r>
+        <w:rPr>
+          <w:rFonts w:ascii="Calibri" w:hAnsi="Calibri"/>
+          <w:color w:val="1E293B"/>
+          <w:sz w:val="21"/>
+        </w:rPr>
+      </w:r>
+      <w:r>
+        <w:rPr>
+          <w:rFonts w:ascii="Calibri" w:hAnsi="Calibri"/>
+          <w:color w:val="1E293B"/>
+          <w:sz w:val="21"/>
+        </w:rPr>
+        <w:br/>
+        <w:t xml:space="preserve">- </w:t>
+      </w:r>
+      <w:r>
+        <w:rPr>
+          <w:rFonts w:ascii="Calibri" w:hAnsi="Calibri"/>
+          <w:b/>
+          <w:color w:val="1E293B"/>
+          <w:sz w:val="21"/>
+        </w:rPr>
+        <w:t>Dịch vụ tour riêng tailor-made:</w:t>
+      </w:r>
+      <w:r>
+        <w:rPr>
+          <w:rFonts w:ascii="Calibri" w:hAnsi="Calibri"/>
+          <w:color w:val="1E293B"/>
+          <w:sz w:val="21"/>
+        </w:rPr>
+        <w:t xml:space="preserve"> đặt xe đưa đón VIP và lịch trình thiết kế riêng tại </w:t>
+      </w:r>
+      <w:r>
+        <w:rPr>
+          <w:rFonts w:ascii="Calibri" w:hAnsi="Calibri"/>
+          <w:color w:val="1E293B"/>
+          <w:sz w:val="21"/>
+        </w:rPr>
+        <w:t>dịch vụ tour riêng tailor-made</w:t>
+      </w:r>
+      <w:r>
+        <w:rPr>
+          <w:rFonts w:ascii="Calibri" w:hAnsi="Calibri"/>
+          <w:color w:val="1E293B"/>
+          <w:sz w:val="21"/>
+        </w:rPr>
+        <w:t>.</w:t>
+      </w:r>
+    </w:p>
+    <w:p>
+      <w:pPr>
+        <w:spacing w:before="320" w:after="120" w:line="276" w:lineRule="auto"/>
+      </w:pPr>
+      <w:r>
+        <w:t>Lời Kết: Chạm Vào Giấc Mơ Đông Dương Giữa Lòng Thành Phố</w:t>
+      </w:r>
+      <w:r>
+        <w:rPr>
+          <w:rFonts w:ascii="Calibri" w:hAnsi="Calibri"/>
+          <w:b/>
+          <w:color w:val="1B365D"/>
+          <w:sz w:val="32"/>
+        </w:rPr>
         <w:t>Lời Kết: Chạm Vào Giấc Mơ Đông Dương Giữa Lòng Thành Phố</w:t>
       </w:r>
     </w:p>
@@ -13527,7 +16097,23 @@
           <w:color w:val="1E293B"/>
           <w:sz w:val="21"/>
         </w:rPr>
-        <w:t>Khi nhiệt độ ngoài trời đạt đỉnh lúc giữa trưa, hãy bước xuống thang cuốn của Ga ngầm Metro Bến Thành. Không gian điều hòa mát lạnh 24 độ C cùng giếng trời kính khổng lồ (Lotus Skylight) lấy sáng tự nhiên từ quảng trường bên trên sẽ khiến bạn choáng ngợp trước diện mạo giao thông tương lai của Sài Gòn 2026.</w:t>
+        <w:t xml:space="preserve">Khi nhiệt độ ngoài trời đạt đỉnh lúc giữa trưa, hãy bước xuống thang cuốn của </w:t>
+      </w:r>
+      <w:r>
+        <w:rPr>
+          <w:rFonts w:ascii="Calibri" w:hAnsi="Calibri"/>
+          <w:color w:val="1E293B"/>
+          <w:sz w:val="21"/>
+        </w:rPr>
+        <w:t>Ga ngầm Metro Bến Thành</w:t>
+      </w:r>
+      <w:r>
+        <w:rPr>
+          <w:rFonts w:ascii="Calibri" w:hAnsi="Calibri"/>
+          <w:color w:val="1E293B"/>
+          <w:sz w:val="21"/>
+        </w:rPr>
+        <w:t>. Không gian điều hòa mát lạnh 24 độ C cùng giếng trời kính khổng lồ (Lotus Skylight) lấy sáng tự nhiên từ quảng trường bên trên sẽ khiến bạn choáng ngợp trước diện mạo giao thông tương lai của Sài Gòn 2026.</w:t>
       </w:r>
     </w:p>
     <w:p>
@@ -13945,10 +16531,25 @@
     </w:p>
     <w:p>
       <w:pPr>
+        <w:spacing w:before="120" w:after="120"/>
+        <w:jc w:val="center"/>
+      </w:pPr>
+      <w:r>
+        <w:t>―――――――――――――――――――――――――――――――――――――――――――――</w:t>
+      </w:r>
+      <w:r>
+        <w:rPr>
+          <w:color w:val="CBD5E1"/>
+        </w:rPr>
+        <w:t>―――――――――――――――――――――――――――――――――――――――――――――</w:t>
+      </w:r>
+    </w:p>
+    <w:p>
+      <w:pPr>
         <w:spacing w:before="320" w:after="120" w:line="276" w:lineRule="auto"/>
       </w:pPr>
       <w:r>
-        <w:t>Lời Kết: Trọn Vẹn Một Ngày Trải Nghiệm Bến Thành</w:t>
+        <w:t>🗺️ Liên Kết Hành Trình &amp; Điểm Đến Lân Cận</w:t>
       </w:r>
       <w:r>
         <w:rPr>
@@ -13957,6 +16558,243 @@
           <w:color w:val="1B365D"/>
           <w:sz w:val="32"/>
         </w:rPr>
+        <w:t>🗺️ Liên Kết Hành Trình &amp; Điểm Đến Lân Cận</w:t>
+      </w:r>
+    </w:p>
+    <w:p>
+      <w:pPr>
+        <w:spacing w:before="40" w:after="120" w:line="276" w:lineRule="auto"/>
+      </w:pPr>
+      <w:r>
+        <w:t>Để tối ưu hành trình khám phá khu vực trung tâm Bến Thành, mời bạn tham khảo thêm các cẩm nang chuyên sâu liên quan:</w:t>
+        <w:br/>
+        <w:t>- Ẩm thực chợ Bến Thành: khu ẩm thực phong phú với bún riêu và chè Nam Bộ trong bài ẩm thực chợ Bến Thành.</w:t>
+        <w:br/>
+        <w:t>- Kinh nghiệm mua sắm chợ Bến Thành: bỏ túi bí quyết trả giá nhã nhặn qua cẩm nang kinh nghiệm mua sắm chợ Bến Thành.</w:t>
+        <w:br/>
+        <w:t>- Cảnh báo lừa đảo chặt chém: nhận biết các sạp bán đúng giá theo cảnh báo lừa đảo chặt chém tại chợ Bến Thành.</w:t>
+        <w:br/>
+        <w:t>- Địa điểm nổi tiếng quanh Bến Thành: bước ra ngoài cửa chợ để khám phá thêm các địa điểm nổi tiếng quanh Bến Thành.</w:t>
+      </w:r>
+      <w:r>
+        <w:rPr>
+          <w:rFonts w:ascii="Calibri" w:hAnsi="Calibri"/>
+          <w:color w:val="1E293B"/>
+          <w:sz w:val="21"/>
+        </w:rPr>
+        <w:t>Để tối ưu hành trình khám phá khu vực trung tâm Bến Thành, mời bạn tham khảo thêm các cẩm nang chuyên sâu liên quan:</w:t>
+      </w:r>
+      <w:r>
+        <w:rPr>
+          <w:rFonts w:ascii="Calibri" w:hAnsi="Calibri"/>
+          <w:color w:val="1E293B"/>
+          <w:sz w:val="21"/>
+        </w:rPr>
+      </w:r>
+      <w:r>
+        <w:rPr>
+          <w:rFonts w:ascii="Calibri" w:hAnsi="Calibri"/>
+          <w:color w:val="1E293B"/>
+          <w:sz w:val="21"/>
+        </w:rPr>
+        <w:br/>
+        <w:t xml:space="preserve">- </w:t>
+      </w:r>
+      <w:r>
+        <w:rPr>
+          <w:rFonts w:ascii="Calibri" w:hAnsi="Calibri"/>
+          <w:b/>
+          <w:color w:val="1E293B"/>
+          <w:sz w:val="21"/>
+        </w:rPr>
+        <w:t>Ẩm thực chợ Bến Thành:</w:t>
+      </w:r>
+      <w:r>
+        <w:rPr>
+          <w:rFonts w:ascii="Calibri" w:hAnsi="Calibri"/>
+          <w:color w:val="1E293B"/>
+          <w:sz w:val="21"/>
+        </w:rPr>
+        <w:t xml:space="preserve"> khu ẩm thực phong phú với bún riêu và chè Nam Bộ trong bài </w:t>
+      </w:r>
+      <w:r>
+        <w:rPr>
+          <w:rFonts w:ascii="Calibri" w:hAnsi="Calibri"/>
+          <w:color w:val="1E293B"/>
+          <w:sz w:val="21"/>
+        </w:rPr>
+        <w:t>ẩm thực chợ Bến Thành</w:t>
+      </w:r>
+      <w:r>
+        <w:rPr>
+          <w:rFonts w:ascii="Calibri" w:hAnsi="Calibri"/>
+          <w:color w:val="1E293B"/>
+          <w:sz w:val="21"/>
+        </w:rPr>
+        <w:t>.</w:t>
+      </w:r>
+      <w:r>
+        <w:rPr>
+          <w:rFonts w:ascii="Calibri" w:hAnsi="Calibri"/>
+          <w:color w:val="1E293B"/>
+          <w:sz w:val="21"/>
+        </w:rPr>
+      </w:r>
+      <w:r>
+        <w:rPr>
+          <w:rFonts w:ascii="Calibri" w:hAnsi="Calibri"/>
+          <w:color w:val="1E293B"/>
+          <w:sz w:val="21"/>
+        </w:rPr>
+        <w:br/>
+        <w:t xml:space="preserve">- </w:t>
+      </w:r>
+      <w:r>
+        <w:rPr>
+          <w:rFonts w:ascii="Calibri" w:hAnsi="Calibri"/>
+          <w:b/>
+          <w:color w:val="1E293B"/>
+          <w:sz w:val="21"/>
+        </w:rPr>
+        <w:t>Kinh nghiệm mua sắm chợ Bến Thành:</w:t>
+      </w:r>
+      <w:r>
+        <w:rPr>
+          <w:rFonts w:ascii="Calibri" w:hAnsi="Calibri"/>
+          <w:color w:val="1E293B"/>
+          <w:sz w:val="21"/>
+        </w:rPr>
+        <w:t xml:space="preserve"> bỏ túi bí quyết trả giá nhã nhặn qua cẩm nang </w:t>
+      </w:r>
+      <w:r>
+        <w:rPr>
+          <w:rFonts w:ascii="Calibri" w:hAnsi="Calibri"/>
+          <w:color w:val="1E293B"/>
+          <w:sz w:val="21"/>
+        </w:rPr>
+        <w:t>kinh nghiệm mua sắm chợ Bến Thành</w:t>
+      </w:r>
+      <w:r>
+        <w:rPr>
+          <w:rFonts w:ascii="Calibri" w:hAnsi="Calibri"/>
+          <w:color w:val="1E293B"/>
+          <w:sz w:val="21"/>
+        </w:rPr>
+        <w:t>.</w:t>
+      </w:r>
+      <w:r>
+        <w:rPr>
+          <w:rFonts w:ascii="Calibri" w:hAnsi="Calibri"/>
+          <w:color w:val="1E293B"/>
+          <w:sz w:val="21"/>
+        </w:rPr>
+      </w:r>
+      <w:r>
+        <w:rPr>
+          <w:rFonts w:ascii="Calibri" w:hAnsi="Calibri"/>
+          <w:color w:val="1E293B"/>
+          <w:sz w:val="21"/>
+        </w:rPr>
+        <w:br/>
+        <w:t xml:space="preserve">- </w:t>
+      </w:r>
+      <w:r>
+        <w:rPr>
+          <w:rFonts w:ascii="Calibri" w:hAnsi="Calibri"/>
+          <w:b/>
+          <w:color w:val="1E293B"/>
+          <w:sz w:val="21"/>
+        </w:rPr>
+        <w:t>Cảnh báo lừa đảo chặt chém:</w:t>
+      </w:r>
+      <w:r>
+        <w:rPr>
+          <w:rFonts w:ascii="Calibri" w:hAnsi="Calibri"/>
+          <w:color w:val="1E293B"/>
+          <w:sz w:val="21"/>
+        </w:rPr>
+        <w:t xml:space="preserve"> nhận biết các sạp bán đúng giá theo </w:t>
+      </w:r>
+      <w:r>
+        <w:rPr>
+          <w:rFonts w:ascii="Calibri" w:hAnsi="Calibri"/>
+          <w:color w:val="1E293B"/>
+          <w:sz w:val="21"/>
+        </w:rPr>
+        <w:t>cảnh báo lừa đảo chặt chém tại chợ Bến Thành</w:t>
+      </w:r>
+      <w:r>
+        <w:rPr>
+          <w:rFonts w:ascii="Calibri" w:hAnsi="Calibri"/>
+          <w:color w:val="1E293B"/>
+          <w:sz w:val="21"/>
+        </w:rPr>
+        <w:t>.</w:t>
+      </w:r>
+      <w:r>
+        <w:rPr>
+          <w:rFonts w:ascii="Calibri" w:hAnsi="Calibri"/>
+          <w:color w:val="1E293B"/>
+          <w:sz w:val="21"/>
+        </w:rPr>
+      </w:r>
+      <w:r>
+        <w:rPr>
+          <w:rFonts w:ascii="Calibri" w:hAnsi="Calibri"/>
+          <w:color w:val="1E293B"/>
+          <w:sz w:val="21"/>
+        </w:rPr>
+        <w:br/>
+        <w:t xml:space="preserve">- </w:t>
+      </w:r>
+      <w:r>
+        <w:rPr>
+          <w:rFonts w:ascii="Calibri" w:hAnsi="Calibri"/>
+          <w:b/>
+          <w:color w:val="1E293B"/>
+          <w:sz w:val="21"/>
+        </w:rPr>
+        <w:t>Địa điểm nổi tiếng quanh Bến Thành:</w:t>
+      </w:r>
+      <w:r>
+        <w:rPr>
+          <w:rFonts w:ascii="Calibri" w:hAnsi="Calibri"/>
+          <w:color w:val="1E293B"/>
+          <w:sz w:val="21"/>
+        </w:rPr>
+        <w:t xml:space="preserve"> bước ra ngoài cửa chợ để khám phá thêm các </w:t>
+      </w:r>
+      <w:r>
+        <w:rPr>
+          <w:rFonts w:ascii="Calibri" w:hAnsi="Calibri"/>
+          <w:color w:val="1E293B"/>
+          <w:sz w:val="21"/>
+        </w:rPr>
+        <w:t>địa điểm nổi tiếng quanh Bến Thành</w:t>
+      </w:r>
+      <w:r>
+        <w:rPr>
+          <w:rFonts w:ascii="Calibri" w:hAnsi="Calibri"/>
+          <w:color w:val="1E293B"/>
+          <w:sz w:val="21"/>
+        </w:rPr>
+        <w:t>.</w:t>
+      </w:r>
+    </w:p>
+    <w:p>
+      <w:pPr>
+        <w:spacing w:before="320" w:after="120" w:line="276" w:lineRule="auto"/>
+      </w:pPr>
+      <w:r>
+        <w:t>Lời Kết: Trọn Vẹn Một Ngày Trải Nghiệm Bến Thành</w:t>
+      </w:r>
+      <w:r>
+        <w:rPr>
+          <w:rFonts w:ascii="Calibri" w:hAnsi="Calibri"/>
+          <w:b/>
+          <w:color w:val="1B365D"/>
+          <w:sz w:val="32"/>
+        </w:rPr>
         <w:t>Lời Kết: Trọn Vẹn Một Ngày Trải Nghiệm Bến Thành</w:t>
       </w:r>
     </w:p>
@@ -15142,10 +17980,25 @@
     </w:p>
     <w:p>
       <w:pPr>
+        <w:spacing w:before="120" w:after="120"/>
+        <w:jc w:val="center"/>
+      </w:pPr>
+      <w:r>
+        <w:t>―――――――――――――――――――――――――――――――――――――――――――――</w:t>
+      </w:r>
+      <w:r>
+        <w:rPr>
+          <w:color w:val="CBD5E1"/>
+        </w:rPr>
+        <w:t>―――――――――――――――――――――――――――――――――――――――――――――</w:t>
+      </w:r>
+    </w:p>
+    <w:p>
+      <w:pPr>
         <w:spacing w:before="320" w:after="120" w:line="276" w:lineRule="auto"/>
       </w:pPr>
       <w:r>
-        <w:t>Lời Kết: Khám Phá Chợ Bến Thành Bằng Sự Tinh Tế</w:t>
+        <w:t>🗺️ Liên Kết Hành Trình &amp; Điểm Đến Lân Cận</w:t>
       </w:r>
       <w:r>
         <w:rPr>
@@ -15154,6 +18007,66 @@
           <w:color w:val="1B365D"/>
           <w:sz w:val="32"/>
         </w:rPr>
+        <w:t>🗺️ Liên Kết Hành Trình &amp; Điểm Đến Lân Cận</w:t>
+      </w:r>
+    </w:p>
+    <w:p>
+      <w:pPr>
+        <w:spacing w:before="40" w:after="120" w:line="276" w:lineRule="auto"/>
+      </w:pPr>
+      <w:r>
+        <w:t>Để tối ưu hành trình khám phá khu vực trung tâm Bến Thành, mời bạn tham khảo thêm các cẩm nang chuyên sâu liên quan:</w:t>
+        <w:br/>
+        <w:t>- Chợ Bến Thành có gì chơi: khám phá danh sách các mặt hàng đặc sắc trong bài chợ Bến Thành có gì chơi.</w:t>
+        <w:br/>
+        <w:t>- Đi từ sân bay về Bến Thành: lựa chọn phương tiện từ phi trường về chợ theo bài đi từ sân bay Tân Sơn Nhất về Bến Thành.</w:t>
+        <w:br/>
+        <w:t>- Bãi gửi xe quanh chợ Bến Thành: tìm điểm gửi xe máy và ô tô thuận tiện qua cẩm nang bãi gửi xe quanh chợ Bến Thành.</w:t>
+        <w:br/>
+        <w:t>- Đổi ngoại tệ chợ Bến Thành Hà Tâm: đổi tiền với tỷ giá cạnh tranh tại tiệm vàng trong bài đổi ngoại tệ chợ Bến Thành Hà Tâm.</w:t>
+        <w:br/>
+        <w:t>- Cảnh báo lừa đảo chặt chém: bảo vệ tài sản và tránh bị ép giá cùng cẩm nang cảnh báo lừa đảo chặt chém tại chợ Bến Thành.</w:t>
+      </w:r>
+      <w:r>
+        <w:rPr>
+          <w:rFonts w:ascii="Calibri" w:hAnsi="Calibri"/>
+          <w:color w:val="1E293B"/>
+          <w:sz w:val="21"/>
+        </w:rPr>
+        <w:t>Để tối ưu hành trình khám phá khu vực trung tâm Bến Thành, mời bạn tham khảo thêm các cẩm nang chuyên sâu liên quan:</w:t>
+      </w:r>
+      <w:r>
+        <w:rPr>
+          <w:rFonts w:ascii="Calibri" w:hAnsi="Calibri"/>
+          <w:color w:val="1E293B"/>
+          <w:sz w:val="21"/>
+        </w:rPr>
+        <w:br/>
+        <w:t>- Chợ Bến Thành có gì chơi: khám phá danh sách các mặt hàng đặc sắc trong bài chợ Bến Thành có gì chơi.</w:t>
+        <w:br/>
+        <w:t>- Đi từ sân bay về Bến Thành: lựa chọn phương tiện từ phi trường về chợ theo bài đi từ sân bay Tân Sơn Nhất về Bến Thành.</w:t>
+        <w:br/>
+        <w:t>- Bãi gửi xe quanh chợ Bến Thành: tìm điểm gửi xe máy và ô tô thuận tiện qua cẩm nang bãi gửi xe quanh chợ Bến Thành.</w:t>
+        <w:br/>
+        <w:t>- Đổi ngoại tệ chợ Bến Thành Hà Tâm: đổi tiền với tỷ giá cạnh tranh tại tiệm vàng trong bài đổi ngoại tệ chợ Bến Thành Hà Tâm.</w:t>
+        <w:br/>
+        <w:t>- Cảnh báo lừa đảo chặt chém: bảo vệ tài sản và tránh bị ép giá cùng cẩm nang cảnh báo lừa đảo chặt chém tại chợ Bến Thành.</w:t>
+      </w:r>
+    </w:p>
+    <w:p>
+      <w:pPr>
+        <w:spacing w:before="320" w:after="120" w:line="276" w:lineRule="auto"/>
+      </w:pPr>
+      <w:r>
+        <w:t>Lời Kết: Khám Phá Chợ Bến Thành Bằng Sự Tinh Tế</w:t>
+      </w:r>
+      <w:r>
+        <w:rPr>
+          <w:rFonts w:ascii="Calibri" w:hAnsi="Calibri"/>
+          <w:b/>
+          <w:color w:val="1B365D"/>
+          <w:sz w:val="32"/>
+        </w:rPr>
         <w:t>Lời Kết: Khám Phá Chợ Bến Thành Bằng Sự Tinh Tế</w:t>
       </w:r>
     </w:p>
@@ -16377,6 +19290,309 @@
       </w:r>
     </w:p>
     <w:p>
+      <w:pPr>
+        <w:spacing w:before="120" w:after="120"/>
+        <w:jc w:val="center"/>
+      </w:pPr>
+      <w:r>
+        <w:t>―――――――――――――――――――――――――――――――――――――――――――――</w:t>
+      </w:r>
+      <w:r>
+        <w:rPr>
+          <w:color w:val="CBD5E1"/>
+        </w:rPr>
+        <w:t>―――――――――――――――――――――――――――――――――――――――――――――</w:t>
+      </w:r>
+    </w:p>
+    <w:p>
+      <w:pPr>
+        <w:spacing w:before="320" w:after="120" w:line="276" w:lineRule="auto"/>
+      </w:pPr>
+      <w:r>
+        <w:t>🗺️ Liên Kết Hành Trình &amp; Điểm Đến Lân Cận</w:t>
+      </w:r>
+      <w:r>
+        <w:rPr>
+          <w:rFonts w:ascii="Calibri" w:hAnsi="Calibri"/>
+          <w:b/>
+          <w:color w:val="1B365D"/>
+          <w:sz w:val="32"/>
+        </w:rPr>
+        <w:t>🗺️ Liên Kết Hành Trình &amp; Điểm Đến Lân Cận</w:t>
+      </w:r>
+    </w:p>
+    <w:p>
+      <w:pPr>
+        <w:spacing w:before="40" w:after="120" w:line="276" w:lineRule="auto"/>
+      </w:pPr>
+      <w:r>
+        <w:t>Để tối ưu hành trình khám phá khu vực trung tâm Bến Thành, mời bạn tham khảo thêm các cẩm nang chuyên sâu liên quan:</w:t>
+        <w:br/>
+        <w:t>- Kinh nghiệm mua sắm chợ Bến Thành: cách trả giá văn minh và chọn hàng đúng giá qua bài kinh nghiệm mua sắm chợ Bến Thành.</w:t>
+        <w:br/>
+        <w:t>- Đổi ngoại tệ chợ Bến Thành Hà Tâm: tuyệt đối không đổi tiền ở điểm trôi nổi, nên đến tiệm vàng trong bài đổi ngoại tệ chợ Bến Thành Hà Tâm.</w:t>
+        <w:br/>
+        <w:t>- Đi từ sân bay về Bến Thành: cảnh giác với taxi dù từ sân bay theo hướng dẫn đi từ sân bay Tân Sơn Nhất về Bến Thành.</w:t>
+        <w:br/>
+        <w:t>- Kinh nghiệm đi chợ Bến Thành: xem khung giờ mở cửa và sạp hàng uy tín trong cẩm nang kinh nghiệm đi chợ Bến Thành toàn tập.</w:t>
+        <w:br/>
+        <w:t>- Ẩm thực chợ Bến Thành: lựa chọn các quầy ăn niêm yết giá rõ ràng trong cẩm nang ẩm thực chợ Bến Thành.</w:t>
+      </w:r>
+      <w:r>
+        <w:rPr>
+          <w:rFonts w:ascii="Calibri" w:hAnsi="Calibri"/>
+          <w:color w:val="1E293B"/>
+          <w:sz w:val="21"/>
+        </w:rPr>
+        <w:t>Để tối ưu hành trình khám phá khu vực trung tâm Bến Thành, mời bạn tham khảo thêm các cẩm nang chuyên sâu liên quan:</w:t>
+      </w:r>
+      <w:r>
+        <w:rPr>
+          <w:rFonts w:ascii="Calibri" w:hAnsi="Calibri"/>
+          <w:color w:val="1E293B"/>
+          <w:sz w:val="21"/>
+        </w:rPr>
+      </w:r>
+      <w:r>
+        <w:rPr>
+          <w:rFonts w:ascii="Calibri" w:hAnsi="Calibri"/>
+          <w:color w:val="1E293B"/>
+          <w:sz w:val="21"/>
+        </w:rPr>
+        <w:br/>
+        <w:t xml:space="preserve">- </w:t>
+      </w:r>
+      <w:r>
+        <w:rPr>
+          <w:rFonts w:ascii="Calibri" w:hAnsi="Calibri"/>
+          <w:b/>
+          <w:color w:val="1E293B"/>
+          <w:sz w:val="21"/>
+        </w:rPr>
+        <w:t>Kinh nghiệm mua sắm chợ Bến Thành:</w:t>
+      </w:r>
+      <w:r>
+        <w:rPr>
+          <w:rFonts w:ascii="Calibri" w:hAnsi="Calibri"/>
+          <w:color w:val="1E293B"/>
+          <w:sz w:val="21"/>
+        </w:rPr>
+        <w:t xml:space="preserve"> cách trả giá văn minh và chọn hàng đúng giá qua bài </w:t>
+      </w:r>
+      <w:r>
+        <w:rPr>
+          <w:rFonts w:ascii="Calibri" w:hAnsi="Calibri"/>
+          <w:color w:val="1E293B"/>
+          <w:sz w:val="21"/>
+        </w:rPr>
+        <w:t>kinh nghiệm mua sắm chợ Bến Thành</w:t>
+      </w:r>
+      <w:r>
+        <w:rPr>
+          <w:rFonts w:ascii="Calibri" w:hAnsi="Calibri"/>
+          <w:color w:val="1E293B"/>
+          <w:sz w:val="21"/>
+        </w:rPr>
+        <w:t>.</w:t>
+      </w:r>
+      <w:r>
+        <w:rPr>
+          <w:rFonts w:ascii="Calibri" w:hAnsi="Calibri"/>
+          <w:color w:val="1E293B"/>
+          <w:sz w:val="21"/>
+        </w:rPr>
+      </w:r>
+      <w:r>
+        <w:rPr>
+          <w:rFonts w:ascii="Calibri" w:hAnsi="Calibri"/>
+          <w:color w:val="1E293B"/>
+          <w:sz w:val="21"/>
+        </w:rPr>
+        <w:br/>
+        <w:t xml:space="preserve">- </w:t>
+      </w:r>
+      <w:r>
+        <w:rPr>
+          <w:rFonts w:ascii="Calibri" w:hAnsi="Calibri"/>
+          <w:b/>
+          <w:color w:val="1E293B"/>
+          <w:sz w:val="21"/>
+        </w:rPr>
+        <w:t>Đổi ngoại tệ chợ Bến Thành Hà Tâm:</w:t>
+      </w:r>
+      <w:r>
+        <w:rPr>
+          <w:rFonts w:ascii="Calibri" w:hAnsi="Calibri"/>
+          <w:color w:val="1E293B"/>
+          <w:sz w:val="21"/>
+        </w:rPr>
+        <w:t xml:space="preserve"> tuyệt đối không đổi tiền ở điểm trôi nổi, nên đến tiệm vàng trong bài </w:t>
+      </w:r>
+      <w:r>
+        <w:rPr>
+          <w:rFonts w:ascii="Calibri" w:hAnsi="Calibri"/>
+          <w:color w:val="1E293B"/>
+          <w:sz w:val="21"/>
+        </w:rPr>
+        <w:t>đổi ngoại tệ chợ Bến Thành Hà Tâm</w:t>
+      </w:r>
+      <w:r>
+        <w:rPr>
+          <w:rFonts w:ascii="Calibri" w:hAnsi="Calibri"/>
+          <w:color w:val="1E293B"/>
+          <w:sz w:val="21"/>
+        </w:rPr>
+        <w:t>.</w:t>
+      </w:r>
+      <w:r>
+        <w:rPr>
+          <w:rFonts w:ascii="Calibri" w:hAnsi="Calibri"/>
+          <w:color w:val="1E293B"/>
+          <w:sz w:val="21"/>
+        </w:rPr>
+      </w:r>
+      <w:r>
+        <w:rPr>
+          <w:rFonts w:ascii="Calibri" w:hAnsi="Calibri"/>
+          <w:color w:val="1E293B"/>
+          <w:sz w:val="21"/>
+        </w:rPr>
+        <w:br/>
+        <w:t xml:space="preserve">- </w:t>
+      </w:r>
+      <w:r>
+        <w:rPr>
+          <w:rFonts w:ascii="Calibri" w:hAnsi="Calibri"/>
+          <w:b/>
+          <w:color w:val="1E293B"/>
+          <w:sz w:val="21"/>
+        </w:rPr>
+        <w:t>Đi từ sân bay về Bến Thành:</w:t>
+      </w:r>
+      <w:r>
+        <w:rPr>
+          <w:rFonts w:ascii="Calibri" w:hAnsi="Calibri"/>
+          <w:color w:val="1E293B"/>
+          <w:sz w:val="21"/>
+        </w:rPr>
+        <w:t xml:space="preserve"> cảnh giác với taxi dù từ sân bay theo hướng dẫn </w:t>
+      </w:r>
+      <w:r>
+        <w:rPr>
+          <w:rFonts w:ascii="Calibri" w:hAnsi="Calibri"/>
+          <w:color w:val="1E293B"/>
+          <w:sz w:val="21"/>
+        </w:rPr>
+        <w:t>đi từ sân bay Tân Sơn Nhất về Bến Thành</w:t>
+      </w:r>
+      <w:r>
+        <w:rPr>
+          <w:rFonts w:ascii="Calibri" w:hAnsi="Calibri"/>
+          <w:color w:val="1E293B"/>
+          <w:sz w:val="21"/>
+        </w:rPr>
+        <w:t>.</w:t>
+      </w:r>
+      <w:r>
+        <w:rPr>
+          <w:rFonts w:ascii="Calibri" w:hAnsi="Calibri"/>
+          <w:color w:val="1E293B"/>
+          <w:sz w:val="21"/>
+        </w:rPr>
+      </w:r>
+      <w:r>
+        <w:rPr>
+          <w:rFonts w:ascii="Calibri" w:hAnsi="Calibri"/>
+          <w:color w:val="1E293B"/>
+          <w:sz w:val="21"/>
+        </w:rPr>
+        <w:br/>
+        <w:t xml:space="preserve">- </w:t>
+      </w:r>
+      <w:r>
+        <w:rPr>
+          <w:rFonts w:ascii="Calibri" w:hAnsi="Calibri"/>
+          <w:b/>
+          <w:color w:val="1E293B"/>
+          <w:sz w:val="21"/>
+        </w:rPr>
+        <w:t>Kinh nghiệm đi chợ Bến Thành:</w:t>
+      </w:r>
+      <w:r>
+        <w:rPr>
+          <w:rFonts w:ascii="Calibri" w:hAnsi="Calibri"/>
+          <w:color w:val="1E293B"/>
+          <w:sz w:val="21"/>
+        </w:rPr>
+        <w:t xml:space="preserve"> xem khung giờ mở cửa và sạp hàng uy tín trong cẩm nang </w:t>
+      </w:r>
+      <w:r>
+        <w:rPr>
+          <w:rFonts w:ascii="Calibri" w:hAnsi="Calibri"/>
+          <w:color w:val="1E293B"/>
+          <w:sz w:val="21"/>
+        </w:rPr>
+        <w:t>kinh nghiệm đi chợ Bến Thành toàn tập</w:t>
+      </w:r>
+      <w:r>
+        <w:rPr>
+          <w:rFonts w:ascii="Calibri" w:hAnsi="Calibri"/>
+          <w:color w:val="1E293B"/>
+          <w:sz w:val="21"/>
+        </w:rPr>
+        <w:t>.</w:t>
+      </w:r>
+      <w:r>
+        <w:rPr>
+          <w:rFonts w:ascii="Calibri" w:hAnsi="Calibri"/>
+          <w:color w:val="1E293B"/>
+          <w:sz w:val="21"/>
+        </w:rPr>
+      </w:r>
+      <w:r>
+        <w:rPr>
+          <w:rFonts w:ascii="Calibri" w:hAnsi="Calibri"/>
+          <w:color w:val="1E293B"/>
+          <w:sz w:val="21"/>
+        </w:rPr>
+        <w:br/>
+        <w:t xml:space="preserve">- </w:t>
+      </w:r>
+      <w:r>
+        <w:rPr>
+          <w:rFonts w:ascii="Calibri" w:hAnsi="Calibri"/>
+          <w:b/>
+          <w:color w:val="1E293B"/>
+          <w:sz w:val="21"/>
+        </w:rPr>
+        <w:t>Ẩm thực chợ Bến Thành:</w:t>
+      </w:r>
+      <w:r>
+        <w:rPr>
+          <w:rFonts w:ascii="Calibri" w:hAnsi="Calibri"/>
+          <w:color w:val="1E293B"/>
+          <w:sz w:val="21"/>
+        </w:rPr>
+        <w:t xml:space="preserve"> lựa chọn các quầy ăn niêm yết giá rõ ràng trong </w:t>
+      </w:r>
+      <w:r>
+        <w:rPr>
+          <w:rFonts w:ascii="Calibri" w:hAnsi="Calibri"/>
+          <w:color w:val="1E293B"/>
+          <w:sz w:val="21"/>
+        </w:rPr>
+        <w:t>cẩm nang ẩm thực chợ Bến Thành</w:t>
+      </w:r>
+      <w:r>
+        <w:rPr>
+          <w:rFonts w:ascii="Calibri" w:hAnsi="Calibri"/>
+          <w:color w:val="1E293B"/>
+          <w:sz w:val="21"/>
+        </w:rPr>
+        <w:t>.</w:t>
+      </w:r>
+    </w:p>
+    <w:p>
       <w:r>
         <w:br w:type="page"/>
       </w:r>
@@ -17122,6 +20338,309 @@
           <w:sz w:val="20"/>
         </w:rPr>
         <w:t xml:space="preserve"> Tuyệt đối không vừa cầm xấp tiền vừa bước ra vỉa hè. Hãy bỏ tiền vào túi trong áo khoác hoặc ba lô đeo trước ngực, kéo khóa cẩn thận rồi mới bước ra ngoài. Nếu đổi số tiền lớn trên 50 triệu VNĐ, nên đi cùng 2 người hoặc đặt taxi đón sát cửa tiệm.</w:t>
+      </w:r>
+    </w:p>
+    <w:p>
+      <w:pPr>
+        <w:spacing w:before="120" w:after="120"/>
+        <w:jc w:val="center"/>
+      </w:pPr>
+      <w:r>
+        <w:t>―――――――――――――――――――――――――――――――――――――――――――――</w:t>
+      </w:r>
+      <w:r>
+        <w:rPr>
+          <w:color w:val="CBD5E1"/>
+        </w:rPr>
+        <w:t>―――――――――――――――――――――――――――――――――――――――――――――</w:t>
+      </w:r>
+    </w:p>
+    <w:p>
+      <w:pPr>
+        <w:spacing w:before="320" w:after="120" w:line="276" w:lineRule="auto"/>
+      </w:pPr>
+      <w:r>
+        <w:t>🗺️ Liên Kết Hành Trình &amp; Điểm Đến Lân Cận</w:t>
+      </w:r>
+      <w:r>
+        <w:rPr>
+          <w:rFonts w:ascii="Calibri" w:hAnsi="Calibri"/>
+          <w:b/>
+          <w:color w:val="1B365D"/>
+          <w:sz w:val="32"/>
+        </w:rPr>
+        <w:t>🗺️ Liên Kết Hành Trình &amp; Điểm Đến Lân Cận</w:t>
+      </w:r>
+    </w:p>
+    <w:p>
+      <w:pPr>
+        <w:spacing w:before="40" w:after="120" w:line="276" w:lineRule="auto"/>
+      </w:pPr>
+      <w:r>
+        <w:t>Để tối ưu hành trình khám phá khu vực trung tâm Bến Thành, mời bạn tham khảo thêm các cẩm nang chuyên sâu liên quan:</w:t>
+        <w:br/>
+        <w:t>- Kinh nghiệm mua sắm chợ Bến Thành: sử dụng tiền mặt hiệu quả khi mua hàng theo bài kinh nghiệm mua sắm chợ Bến Thành.</w:t>
+        <w:br/>
+        <w:t>- Cảnh báo lừa đảo chặt chém: nhận biết các thủ đoạn tráo tiền và lừa đảo qua cảnh báo lừa đảo chặt chém tại chợ Bến Thành.</w:t>
+        <w:br/>
+        <w:t>- Bãi gửi xe quanh chợ Bến Thành: gửi xe máy an toàn khi đến tiệm vàng Phan Chu Trinh theo bãi gửi xe quanh chợ Bến Thành.</w:t>
+        <w:br/>
+        <w:t>- Kinh nghiệm đi chợ Bến Thành: kết hợp đổi tiền và dạo chợ với kinh nghiệm đi chợ Bến Thành toàn tập.</w:t>
+        <w:br/>
+        <w:t>- Đi từ sân bay về Bến Thành: so sánh tỷ giá giữa trung tâm và sân bay trong bài đi từ sân bay Tân Sơn Nhất về Bến Thành.</w:t>
+      </w:r>
+      <w:r>
+        <w:rPr>
+          <w:rFonts w:ascii="Calibri" w:hAnsi="Calibri"/>
+          <w:color w:val="1E293B"/>
+          <w:sz w:val="21"/>
+        </w:rPr>
+        <w:t>Để tối ưu hành trình khám phá khu vực trung tâm Bến Thành, mời bạn tham khảo thêm các cẩm nang chuyên sâu liên quan:</w:t>
+      </w:r>
+      <w:r>
+        <w:rPr>
+          <w:rFonts w:ascii="Calibri" w:hAnsi="Calibri"/>
+          <w:color w:val="1E293B"/>
+          <w:sz w:val="21"/>
+        </w:rPr>
+      </w:r>
+      <w:r>
+        <w:rPr>
+          <w:rFonts w:ascii="Calibri" w:hAnsi="Calibri"/>
+          <w:color w:val="1E293B"/>
+          <w:sz w:val="21"/>
+        </w:rPr>
+        <w:br/>
+        <w:t xml:space="preserve">- </w:t>
+      </w:r>
+      <w:r>
+        <w:rPr>
+          <w:rFonts w:ascii="Calibri" w:hAnsi="Calibri"/>
+          <w:b/>
+          <w:color w:val="1E293B"/>
+          <w:sz w:val="21"/>
+        </w:rPr>
+        <w:t>Kinh nghiệm mua sắm chợ Bến Thành:</w:t>
+      </w:r>
+      <w:r>
+        <w:rPr>
+          <w:rFonts w:ascii="Calibri" w:hAnsi="Calibri"/>
+          <w:color w:val="1E293B"/>
+          <w:sz w:val="21"/>
+        </w:rPr>
+        <w:t xml:space="preserve"> sử dụng tiền mặt hiệu quả khi mua hàng theo bài </w:t>
+      </w:r>
+      <w:r>
+        <w:rPr>
+          <w:rFonts w:ascii="Calibri" w:hAnsi="Calibri"/>
+          <w:color w:val="1E293B"/>
+          <w:sz w:val="21"/>
+        </w:rPr>
+        <w:t>kinh nghiệm mua sắm chợ Bến Thành</w:t>
+      </w:r>
+      <w:r>
+        <w:rPr>
+          <w:rFonts w:ascii="Calibri" w:hAnsi="Calibri"/>
+          <w:color w:val="1E293B"/>
+          <w:sz w:val="21"/>
+        </w:rPr>
+        <w:t>.</w:t>
+      </w:r>
+      <w:r>
+        <w:rPr>
+          <w:rFonts w:ascii="Calibri" w:hAnsi="Calibri"/>
+          <w:color w:val="1E293B"/>
+          <w:sz w:val="21"/>
+        </w:rPr>
+      </w:r>
+      <w:r>
+        <w:rPr>
+          <w:rFonts w:ascii="Calibri" w:hAnsi="Calibri"/>
+          <w:color w:val="1E293B"/>
+          <w:sz w:val="21"/>
+        </w:rPr>
+        <w:br/>
+        <w:t xml:space="preserve">- </w:t>
+      </w:r>
+      <w:r>
+        <w:rPr>
+          <w:rFonts w:ascii="Calibri" w:hAnsi="Calibri"/>
+          <w:b/>
+          <w:color w:val="1E293B"/>
+          <w:sz w:val="21"/>
+        </w:rPr>
+        <w:t>Cảnh báo lừa đảo chặt chém:</w:t>
+      </w:r>
+      <w:r>
+        <w:rPr>
+          <w:rFonts w:ascii="Calibri" w:hAnsi="Calibri"/>
+          <w:color w:val="1E293B"/>
+          <w:sz w:val="21"/>
+        </w:rPr>
+        <w:t xml:space="preserve"> nhận biết các thủ đoạn tráo tiền và lừa đảo qua </w:t>
+      </w:r>
+      <w:r>
+        <w:rPr>
+          <w:rFonts w:ascii="Calibri" w:hAnsi="Calibri"/>
+          <w:color w:val="1E293B"/>
+          <w:sz w:val="21"/>
+        </w:rPr>
+        <w:t>cảnh báo lừa đảo chặt chém tại chợ Bến Thành</w:t>
+      </w:r>
+      <w:r>
+        <w:rPr>
+          <w:rFonts w:ascii="Calibri" w:hAnsi="Calibri"/>
+          <w:color w:val="1E293B"/>
+          <w:sz w:val="21"/>
+        </w:rPr>
+        <w:t>.</w:t>
+      </w:r>
+      <w:r>
+        <w:rPr>
+          <w:rFonts w:ascii="Calibri" w:hAnsi="Calibri"/>
+          <w:color w:val="1E293B"/>
+          <w:sz w:val="21"/>
+        </w:rPr>
+      </w:r>
+      <w:r>
+        <w:rPr>
+          <w:rFonts w:ascii="Calibri" w:hAnsi="Calibri"/>
+          <w:color w:val="1E293B"/>
+          <w:sz w:val="21"/>
+        </w:rPr>
+        <w:br/>
+        <w:t xml:space="preserve">- </w:t>
+      </w:r>
+      <w:r>
+        <w:rPr>
+          <w:rFonts w:ascii="Calibri" w:hAnsi="Calibri"/>
+          <w:b/>
+          <w:color w:val="1E293B"/>
+          <w:sz w:val="21"/>
+        </w:rPr>
+        <w:t>Bãi gửi xe quanh chợ Bến Thành:</w:t>
+      </w:r>
+      <w:r>
+        <w:rPr>
+          <w:rFonts w:ascii="Calibri" w:hAnsi="Calibri"/>
+          <w:color w:val="1E293B"/>
+          <w:sz w:val="21"/>
+        </w:rPr>
+        <w:t xml:space="preserve"> gửi xe máy an toàn khi đến tiệm vàng Phan Chu Trinh theo </w:t>
+      </w:r>
+      <w:r>
+        <w:rPr>
+          <w:rFonts w:ascii="Calibri" w:hAnsi="Calibri"/>
+          <w:color w:val="1E293B"/>
+          <w:sz w:val="21"/>
+        </w:rPr>
+        <w:t>bãi gửi xe quanh chợ Bến Thành</w:t>
+      </w:r>
+      <w:r>
+        <w:rPr>
+          <w:rFonts w:ascii="Calibri" w:hAnsi="Calibri"/>
+          <w:color w:val="1E293B"/>
+          <w:sz w:val="21"/>
+        </w:rPr>
+        <w:t>.</w:t>
+      </w:r>
+      <w:r>
+        <w:rPr>
+          <w:rFonts w:ascii="Calibri" w:hAnsi="Calibri"/>
+          <w:color w:val="1E293B"/>
+          <w:sz w:val="21"/>
+        </w:rPr>
+      </w:r>
+      <w:r>
+        <w:rPr>
+          <w:rFonts w:ascii="Calibri" w:hAnsi="Calibri"/>
+          <w:color w:val="1E293B"/>
+          <w:sz w:val="21"/>
+        </w:rPr>
+        <w:br/>
+        <w:t xml:space="preserve">- </w:t>
+      </w:r>
+      <w:r>
+        <w:rPr>
+          <w:rFonts w:ascii="Calibri" w:hAnsi="Calibri"/>
+          <w:b/>
+          <w:color w:val="1E293B"/>
+          <w:sz w:val="21"/>
+        </w:rPr>
+        <w:t>Kinh nghiệm đi chợ Bến Thành:</w:t>
+      </w:r>
+      <w:r>
+        <w:rPr>
+          <w:rFonts w:ascii="Calibri" w:hAnsi="Calibri"/>
+          <w:color w:val="1E293B"/>
+          <w:sz w:val="21"/>
+        </w:rPr>
+        <w:t xml:space="preserve"> kết hợp đổi tiền và dạo chợ với </w:t>
+      </w:r>
+      <w:r>
+        <w:rPr>
+          <w:rFonts w:ascii="Calibri" w:hAnsi="Calibri"/>
+          <w:color w:val="1E293B"/>
+          <w:sz w:val="21"/>
+        </w:rPr>
+        <w:t>kinh nghiệm đi chợ Bến Thành toàn tập</w:t>
+      </w:r>
+      <w:r>
+        <w:rPr>
+          <w:rFonts w:ascii="Calibri" w:hAnsi="Calibri"/>
+          <w:color w:val="1E293B"/>
+          <w:sz w:val="21"/>
+        </w:rPr>
+        <w:t>.</w:t>
+      </w:r>
+      <w:r>
+        <w:rPr>
+          <w:rFonts w:ascii="Calibri" w:hAnsi="Calibri"/>
+          <w:color w:val="1E293B"/>
+          <w:sz w:val="21"/>
+        </w:rPr>
+      </w:r>
+      <w:r>
+        <w:rPr>
+          <w:rFonts w:ascii="Calibri" w:hAnsi="Calibri"/>
+          <w:color w:val="1E293B"/>
+          <w:sz w:val="21"/>
+        </w:rPr>
+        <w:br/>
+        <w:t xml:space="preserve">- </w:t>
+      </w:r>
+      <w:r>
+        <w:rPr>
+          <w:rFonts w:ascii="Calibri" w:hAnsi="Calibri"/>
+          <w:b/>
+          <w:color w:val="1E293B"/>
+          <w:sz w:val="21"/>
+        </w:rPr>
+        <w:t>Đi từ sân bay về Bến Thành:</w:t>
+      </w:r>
+      <w:r>
+        <w:rPr>
+          <w:rFonts w:ascii="Calibri" w:hAnsi="Calibri"/>
+          <w:color w:val="1E293B"/>
+          <w:sz w:val="21"/>
+        </w:rPr>
+        <w:t xml:space="preserve"> so sánh tỷ giá giữa trung tâm và sân bay trong bài </w:t>
+      </w:r>
+      <w:r>
+        <w:rPr>
+          <w:rFonts w:ascii="Calibri" w:hAnsi="Calibri"/>
+          <w:color w:val="1E293B"/>
+          <w:sz w:val="21"/>
+        </w:rPr>
+        <w:t>đi từ sân bay Tân Sơn Nhất về Bến Thành</w:t>
+      </w:r>
+      <w:r>
+        <w:rPr>
+          <w:rFonts w:ascii="Calibri" w:hAnsi="Calibri"/>
+          <w:color w:val="1E293B"/>
+          <w:sz w:val="21"/>
+        </w:rPr>
+        <w:t>.</w:t>
       </w:r>
     </w:p>
     <w:p>
@@ -17807,6 +21326,309 @@
         <w:t>- Bước 2: Giữ vững tay lái, xi-nhan và tiếp tục di chuyển thẳng đến các bãi xe chính quy được liệt kê ở Mục 2.</w:t>
         <w:br/>
         <w:t>- Bước 3: Nếu lỡ bị thu tiền sai quy định, hãy chụp lại mẩu vé và vị trí để phản ánh về đường dây nóng trật tự đô thị Quận 1: 028 3829 7643.</w:t>
+      </w:r>
+    </w:p>
+    <w:p>
+      <w:pPr>
+        <w:spacing w:before="120" w:after="120"/>
+        <w:jc w:val="center"/>
+      </w:pPr>
+      <w:r>
+        <w:t>―――――――――――――――――――――――――――――――――――――――――――――</w:t>
+      </w:r>
+      <w:r>
+        <w:rPr>
+          <w:color w:val="CBD5E1"/>
+        </w:rPr>
+        <w:t>―――――――――――――――――――――――――――――――――――――――――――――</w:t>
+      </w:r>
+    </w:p>
+    <w:p>
+      <w:pPr>
+        <w:spacing w:before="320" w:after="120" w:line="276" w:lineRule="auto"/>
+      </w:pPr>
+      <w:r>
+        <w:t>🗺️ Liên Kết Hành Trình &amp; Điểm Đến Lân Cận</w:t>
+      </w:r>
+      <w:r>
+        <w:rPr>
+          <w:rFonts w:ascii="Calibri" w:hAnsi="Calibri"/>
+          <w:b/>
+          <w:color w:val="1B365D"/>
+          <w:sz w:val="32"/>
+        </w:rPr>
+        <w:t>🗺️ Liên Kết Hành Trình &amp; Điểm Đến Lân Cận</w:t>
+      </w:r>
+    </w:p>
+    <w:p>
+      <w:pPr>
+        <w:spacing w:before="40" w:after="120" w:line="276" w:lineRule="auto"/>
+      </w:pPr>
+      <w:r>
+        <w:t>Để tối ưu hành trình khám phá khu vực trung tâm Bến Thành, mời bạn tham khảo thêm các cẩm nang chuyên sâu liên quan:</w:t>
+        <w:br/>
+        <w:t>- Ga ngầm Metro Bến Thành: tùy chọn gửi xe hiện đại dưới lòng đất tại ga ngầm Metro Bến Thành.</w:t>
+        <w:br/>
+        <w:t>- Lịch trình đi bộ Bến Thành 1 ngày: sau khi gửi xe an toàn, bạn có thể bắt đầu lịch trình đi bộ Bến Thành 1 ngày.</w:t>
+        <w:br/>
+        <w:t>- Địa điểm nổi tiếng quanh Bến Thành: tản bộ khám phá cụm di tích xung quanh qua bài địa điểm nổi tiếng quanh Bến Thành.</w:t>
+        <w:br/>
+        <w:t>- Kinh nghiệm đi chợ Bến Thành: xác định cổng vào chợ gần nhất theo kinh nghiệm đi chợ Bến Thành toàn tập.</w:t>
+        <w:br/>
+        <w:t>- Đổi ngoại tệ chợ Bến Thành Hà Tâm: chỗ gửi xe tiện lợi khi đến tiệm vàng trong hướng dẫn đổi ngoại tệ chợ Bến Thành Hà Tâm.</w:t>
+      </w:r>
+      <w:r>
+        <w:rPr>
+          <w:rFonts w:ascii="Calibri" w:hAnsi="Calibri"/>
+          <w:color w:val="1E293B"/>
+          <w:sz w:val="21"/>
+        </w:rPr>
+        <w:t>Để tối ưu hành trình khám phá khu vực trung tâm Bến Thành, mời bạn tham khảo thêm các cẩm nang chuyên sâu liên quan:</w:t>
+      </w:r>
+      <w:r>
+        <w:rPr>
+          <w:rFonts w:ascii="Calibri" w:hAnsi="Calibri"/>
+          <w:color w:val="1E293B"/>
+          <w:sz w:val="21"/>
+        </w:rPr>
+      </w:r>
+      <w:r>
+        <w:rPr>
+          <w:rFonts w:ascii="Calibri" w:hAnsi="Calibri"/>
+          <w:color w:val="1E293B"/>
+          <w:sz w:val="21"/>
+        </w:rPr>
+        <w:br/>
+        <w:t xml:space="preserve">- </w:t>
+      </w:r>
+      <w:r>
+        <w:rPr>
+          <w:rFonts w:ascii="Calibri" w:hAnsi="Calibri"/>
+          <w:b/>
+          <w:color w:val="1E293B"/>
+          <w:sz w:val="21"/>
+        </w:rPr>
+        <w:t>Ga ngầm Metro Bến Thành:</w:t>
+      </w:r>
+      <w:r>
+        <w:rPr>
+          <w:rFonts w:ascii="Calibri" w:hAnsi="Calibri"/>
+          <w:color w:val="1E293B"/>
+          <w:sz w:val="21"/>
+        </w:rPr>
+        <w:t xml:space="preserve"> tùy chọn gửi xe hiện đại dưới lòng đất tại </w:t>
+      </w:r>
+      <w:r>
+        <w:rPr>
+          <w:rFonts w:ascii="Calibri" w:hAnsi="Calibri"/>
+          <w:color w:val="1E293B"/>
+          <w:sz w:val="21"/>
+        </w:rPr>
+        <w:t>ga ngầm Metro Bến Thành</w:t>
+      </w:r>
+      <w:r>
+        <w:rPr>
+          <w:rFonts w:ascii="Calibri" w:hAnsi="Calibri"/>
+          <w:color w:val="1E293B"/>
+          <w:sz w:val="21"/>
+        </w:rPr>
+        <w:t>.</w:t>
+      </w:r>
+      <w:r>
+        <w:rPr>
+          <w:rFonts w:ascii="Calibri" w:hAnsi="Calibri"/>
+          <w:color w:val="1E293B"/>
+          <w:sz w:val="21"/>
+        </w:rPr>
+      </w:r>
+      <w:r>
+        <w:rPr>
+          <w:rFonts w:ascii="Calibri" w:hAnsi="Calibri"/>
+          <w:color w:val="1E293B"/>
+          <w:sz w:val="21"/>
+        </w:rPr>
+        <w:br/>
+        <w:t xml:space="preserve">- </w:t>
+      </w:r>
+      <w:r>
+        <w:rPr>
+          <w:rFonts w:ascii="Calibri" w:hAnsi="Calibri"/>
+          <w:b/>
+          <w:color w:val="1E293B"/>
+          <w:sz w:val="21"/>
+        </w:rPr>
+        <w:t>Lịch trình đi bộ Bến Thành 1 ngày:</w:t>
+      </w:r>
+      <w:r>
+        <w:rPr>
+          <w:rFonts w:ascii="Calibri" w:hAnsi="Calibri"/>
+          <w:color w:val="1E293B"/>
+          <w:sz w:val="21"/>
+        </w:rPr>
+        <w:t xml:space="preserve"> sau khi gửi xe an toàn, bạn có thể bắt đầu </w:t>
+      </w:r>
+      <w:r>
+        <w:rPr>
+          <w:rFonts w:ascii="Calibri" w:hAnsi="Calibri"/>
+          <w:color w:val="1E293B"/>
+          <w:sz w:val="21"/>
+        </w:rPr>
+        <w:t>lịch trình đi bộ Bến Thành 1 ngày</w:t>
+      </w:r>
+      <w:r>
+        <w:rPr>
+          <w:rFonts w:ascii="Calibri" w:hAnsi="Calibri"/>
+          <w:color w:val="1E293B"/>
+          <w:sz w:val="21"/>
+        </w:rPr>
+        <w:t>.</w:t>
+      </w:r>
+      <w:r>
+        <w:rPr>
+          <w:rFonts w:ascii="Calibri" w:hAnsi="Calibri"/>
+          <w:color w:val="1E293B"/>
+          <w:sz w:val="21"/>
+        </w:rPr>
+      </w:r>
+      <w:r>
+        <w:rPr>
+          <w:rFonts w:ascii="Calibri" w:hAnsi="Calibri"/>
+          <w:color w:val="1E293B"/>
+          <w:sz w:val="21"/>
+        </w:rPr>
+        <w:br/>
+        <w:t xml:space="preserve">- </w:t>
+      </w:r>
+      <w:r>
+        <w:rPr>
+          <w:rFonts w:ascii="Calibri" w:hAnsi="Calibri"/>
+          <w:b/>
+          <w:color w:val="1E293B"/>
+          <w:sz w:val="21"/>
+        </w:rPr>
+        <w:t>Địa điểm nổi tiếng quanh Bến Thành:</w:t>
+      </w:r>
+      <w:r>
+        <w:rPr>
+          <w:rFonts w:ascii="Calibri" w:hAnsi="Calibri"/>
+          <w:color w:val="1E293B"/>
+          <w:sz w:val="21"/>
+        </w:rPr>
+        <w:t xml:space="preserve"> tản bộ khám phá cụm di tích xung quanh qua bài </w:t>
+      </w:r>
+      <w:r>
+        <w:rPr>
+          <w:rFonts w:ascii="Calibri" w:hAnsi="Calibri"/>
+          <w:color w:val="1E293B"/>
+          <w:sz w:val="21"/>
+        </w:rPr>
+        <w:t>địa điểm nổi tiếng quanh Bến Thành</w:t>
+      </w:r>
+      <w:r>
+        <w:rPr>
+          <w:rFonts w:ascii="Calibri" w:hAnsi="Calibri"/>
+          <w:color w:val="1E293B"/>
+          <w:sz w:val="21"/>
+        </w:rPr>
+        <w:t>.</w:t>
+      </w:r>
+      <w:r>
+        <w:rPr>
+          <w:rFonts w:ascii="Calibri" w:hAnsi="Calibri"/>
+          <w:color w:val="1E293B"/>
+          <w:sz w:val="21"/>
+        </w:rPr>
+      </w:r>
+      <w:r>
+        <w:rPr>
+          <w:rFonts w:ascii="Calibri" w:hAnsi="Calibri"/>
+          <w:color w:val="1E293B"/>
+          <w:sz w:val="21"/>
+        </w:rPr>
+        <w:br/>
+        <w:t xml:space="preserve">- </w:t>
+      </w:r>
+      <w:r>
+        <w:rPr>
+          <w:rFonts w:ascii="Calibri" w:hAnsi="Calibri"/>
+          <w:b/>
+          <w:color w:val="1E293B"/>
+          <w:sz w:val="21"/>
+        </w:rPr>
+        <w:t>Kinh nghiệm đi chợ Bến Thành:</w:t>
+      </w:r>
+      <w:r>
+        <w:rPr>
+          <w:rFonts w:ascii="Calibri" w:hAnsi="Calibri"/>
+          <w:color w:val="1E293B"/>
+          <w:sz w:val="21"/>
+        </w:rPr>
+        <w:t xml:space="preserve"> xác định cổng vào chợ gần nhất theo </w:t>
+      </w:r>
+      <w:r>
+        <w:rPr>
+          <w:rFonts w:ascii="Calibri" w:hAnsi="Calibri"/>
+          <w:color w:val="1E293B"/>
+          <w:sz w:val="21"/>
+        </w:rPr>
+        <w:t>kinh nghiệm đi chợ Bến Thành toàn tập</w:t>
+      </w:r>
+      <w:r>
+        <w:rPr>
+          <w:rFonts w:ascii="Calibri" w:hAnsi="Calibri"/>
+          <w:color w:val="1E293B"/>
+          <w:sz w:val="21"/>
+        </w:rPr>
+        <w:t>.</w:t>
+      </w:r>
+      <w:r>
+        <w:rPr>
+          <w:rFonts w:ascii="Calibri" w:hAnsi="Calibri"/>
+          <w:color w:val="1E293B"/>
+          <w:sz w:val="21"/>
+        </w:rPr>
+      </w:r>
+      <w:r>
+        <w:rPr>
+          <w:rFonts w:ascii="Calibri" w:hAnsi="Calibri"/>
+          <w:color w:val="1E293B"/>
+          <w:sz w:val="21"/>
+        </w:rPr>
+        <w:br/>
+        <w:t xml:space="preserve">- </w:t>
+      </w:r>
+      <w:r>
+        <w:rPr>
+          <w:rFonts w:ascii="Calibri" w:hAnsi="Calibri"/>
+          <w:b/>
+          <w:color w:val="1E293B"/>
+          <w:sz w:val="21"/>
+        </w:rPr>
+        <w:t>Đổi ngoại tệ chợ Bến Thành Hà Tâm:</w:t>
+      </w:r>
+      <w:r>
+        <w:rPr>
+          <w:rFonts w:ascii="Calibri" w:hAnsi="Calibri"/>
+          <w:color w:val="1E293B"/>
+          <w:sz w:val="21"/>
+        </w:rPr>
+        <w:t xml:space="preserve"> chỗ gửi xe tiện lợi khi đến tiệm vàng trong hướng dẫn </w:t>
+      </w:r>
+      <w:r>
+        <w:rPr>
+          <w:rFonts w:ascii="Calibri" w:hAnsi="Calibri"/>
+          <w:color w:val="1E293B"/>
+          <w:sz w:val="21"/>
+        </w:rPr>
+        <w:t>đổi ngoại tệ chợ Bến Thành Hà Tâm</w:t>
+      </w:r>
+      <w:r>
+        <w:rPr>
+          <w:rFonts w:ascii="Calibri" w:hAnsi="Calibri"/>
+          <w:color w:val="1E293B"/>
+          <w:sz w:val="21"/>
+        </w:rPr>
+        <w:t>.</w:t>
       </w:r>
     </w:p>
     <w:p>
@@ -18625,6 +22447,360 @@
           <w:sz w:val="20"/>
         </w:rPr>
         <w:t xml:space="preserve"> Nếu bạn dễ say xe trong khí hậu nóng nực, hãy chọn phương án xe bus 109 hoặc xe điện Xanh SM (VinFast) vận hành êm ái, không mùi xăng dầu.</w:t>
+      </w:r>
+    </w:p>
+    <w:p>
+      <w:pPr>
+        <w:spacing w:before="120" w:after="120"/>
+        <w:jc w:val="center"/>
+      </w:pPr>
+      <w:r>
+        <w:t>―――――――――――――――――――――――――――――――――――――――――――――</w:t>
+      </w:r>
+      <w:r>
+        <w:rPr>
+          <w:color w:val="CBD5E1"/>
+        </w:rPr>
+        <w:t>―――――――――――――――――――――――――――――――――――――――――――――</w:t>
+      </w:r>
+    </w:p>
+    <w:p>
+      <w:pPr>
+        <w:spacing w:before="320" w:after="120" w:line="276" w:lineRule="auto"/>
+      </w:pPr>
+      <w:r>
+        <w:t>🗺️ Liên Kết Hành Trình &amp; Điểm Đến Lân Cận</w:t>
+      </w:r>
+      <w:r>
+        <w:rPr>
+          <w:rFonts w:ascii="Calibri" w:hAnsi="Calibri"/>
+          <w:b/>
+          <w:color w:val="1B365D"/>
+          <w:sz w:val="32"/>
+        </w:rPr>
+        <w:t>🗺️ Liên Kết Hành Trình &amp; Điểm Đến Lân Cận</w:t>
+      </w:r>
+    </w:p>
+    <w:p>
+      <w:pPr>
+        <w:spacing w:before="40" w:after="120" w:line="276" w:lineRule="auto"/>
+      </w:pPr>
+      <w:r>
+        <w:t>Để tối ưu hành trình khám phá khu vực trung tâm Bến Thành, mời bạn tham khảo thêm các cẩm nang chuyên sâu liên quan:</w:t>
+        <w:br/>
+        <w:t>- Ga ngầm Metro Bến Thành: về đến trung tâm, bạn có thể kết nối mạng lưới tàu điện tại ga ngầm Metro Bến Thành.</w:t>
+        <w:br/>
+        <w:t>- Khách sạn boutique gần Bến Thành: nghỉ ngơi tại các không gian lưu trú sang trọng trong bài khách sạn boutique gần Bến Thành.</w:t>
+        <w:br/>
+        <w:t>- Địa điểm nổi tiếng quanh Bến Thành: khám phá ngay nhịp sống phố thị qua danh sách địa điểm nổi tiếng quanh Bến Thành.</w:t>
+        <w:br/>
+        <w:t>- Đổi ngoại tệ chợ Bến Thành Hà Tâm: đổi tiền mặt với tỷ giá tốt hơn tại trung tâm theo bài đổi ngoại tệ chợ Bến Thành Hà Tâm.</w:t>
+        <w:br/>
+        <w:t>- Cảnh báo lừa đảo chặt chém: cảnh giác với taxi gian lận giá cước theo cảnh báo lừa đảo chặt chém tại chợ Bến Thành.</w:t>
+        <w:br/>
+        <w:t>- Dịch vụ tour riêng tailor-made: đặt dịch vụ xe đưa đón VIP riêng tư và thiết kế lịch trình tại dịch vụ tour riêng tailor-made.</w:t>
+      </w:r>
+      <w:r>
+        <w:rPr>
+          <w:rFonts w:ascii="Calibri" w:hAnsi="Calibri"/>
+          <w:color w:val="1E293B"/>
+          <w:sz w:val="21"/>
+        </w:rPr>
+        <w:t>Để tối ưu hành trình khám phá khu vực trung tâm Bến Thành, mời bạn tham khảo thêm các cẩm nang chuyên sâu liên quan:</w:t>
+      </w:r>
+      <w:r>
+        <w:rPr>
+          <w:rFonts w:ascii="Calibri" w:hAnsi="Calibri"/>
+          <w:color w:val="1E293B"/>
+          <w:sz w:val="21"/>
+        </w:rPr>
+      </w:r>
+      <w:r>
+        <w:rPr>
+          <w:rFonts w:ascii="Calibri" w:hAnsi="Calibri"/>
+          <w:color w:val="1E293B"/>
+          <w:sz w:val="21"/>
+        </w:rPr>
+        <w:br/>
+        <w:t xml:space="preserve">- </w:t>
+      </w:r>
+      <w:r>
+        <w:rPr>
+          <w:rFonts w:ascii="Calibri" w:hAnsi="Calibri"/>
+          <w:b/>
+          <w:color w:val="1E293B"/>
+          <w:sz w:val="21"/>
+        </w:rPr>
+        <w:t>Ga ngầm Metro Bến Thành:</w:t>
+      </w:r>
+      <w:r>
+        <w:rPr>
+          <w:rFonts w:ascii="Calibri" w:hAnsi="Calibri"/>
+          <w:color w:val="1E293B"/>
+          <w:sz w:val="21"/>
+        </w:rPr>
+        <w:t xml:space="preserve"> về đến trung tâm, bạn có thể kết nối mạng lưới tàu điện tại </w:t>
+      </w:r>
+      <w:r>
+        <w:rPr>
+          <w:rFonts w:ascii="Calibri" w:hAnsi="Calibri"/>
+          <w:color w:val="1E293B"/>
+          <w:sz w:val="21"/>
+        </w:rPr>
+        <w:t>ga ngầm Metro Bến Thành</w:t>
+      </w:r>
+      <w:r>
+        <w:rPr>
+          <w:rFonts w:ascii="Calibri" w:hAnsi="Calibri"/>
+          <w:color w:val="1E293B"/>
+          <w:sz w:val="21"/>
+        </w:rPr>
+        <w:t>.</w:t>
+      </w:r>
+      <w:r>
+        <w:rPr>
+          <w:rFonts w:ascii="Calibri" w:hAnsi="Calibri"/>
+          <w:color w:val="1E293B"/>
+          <w:sz w:val="21"/>
+        </w:rPr>
+      </w:r>
+      <w:r>
+        <w:rPr>
+          <w:rFonts w:ascii="Calibri" w:hAnsi="Calibri"/>
+          <w:color w:val="1E293B"/>
+          <w:sz w:val="21"/>
+        </w:rPr>
+        <w:br/>
+        <w:t xml:space="preserve">- </w:t>
+      </w:r>
+      <w:r>
+        <w:rPr>
+          <w:rFonts w:ascii="Calibri" w:hAnsi="Calibri"/>
+          <w:b/>
+          <w:color w:val="1E293B"/>
+          <w:sz w:val="21"/>
+        </w:rPr>
+        <w:t>Khách sạn boutique gần Bến Thành:</w:t>
+      </w:r>
+      <w:r>
+        <w:rPr>
+          <w:rFonts w:ascii="Calibri" w:hAnsi="Calibri"/>
+          <w:color w:val="1E293B"/>
+          <w:sz w:val="21"/>
+        </w:rPr>
+        <w:t xml:space="preserve"> nghỉ ngơi tại các không gian lưu trú sang trọng trong bài </w:t>
+      </w:r>
+      <w:r>
+        <w:rPr>
+          <w:rFonts w:ascii="Calibri" w:hAnsi="Calibri"/>
+          <w:color w:val="1E293B"/>
+          <w:sz w:val="21"/>
+        </w:rPr>
+        <w:t>khách sạn boutique gần Bến Thành</w:t>
+      </w:r>
+      <w:r>
+        <w:rPr>
+          <w:rFonts w:ascii="Calibri" w:hAnsi="Calibri"/>
+          <w:color w:val="1E293B"/>
+          <w:sz w:val="21"/>
+        </w:rPr>
+        <w:t>.</w:t>
+      </w:r>
+      <w:r>
+        <w:rPr>
+          <w:rFonts w:ascii="Calibri" w:hAnsi="Calibri"/>
+          <w:color w:val="1E293B"/>
+          <w:sz w:val="21"/>
+        </w:rPr>
+      </w:r>
+      <w:r>
+        <w:rPr>
+          <w:rFonts w:ascii="Calibri" w:hAnsi="Calibri"/>
+          <w:color w:val="1E293B"/>
+          <w:sz w:val="21"/>
+        </w:rPr>
+        <w:br/>
+        <w:t xml:space="preserve">- </w:t>
+      </w:r>
+      <w:r>
+        <w:rPr>
+          <w:rFonts w:ascii="Calibri" w:hAnsi="Calibri"/>
+          <w:b/>
+          <w:color w:val="1E293B"/>
+          <w:sz w:val="21"/>
+        </w:rPr>
+        <w:t>Địa điểm nổi tiếng quanh Bến Thành:</w:t>
+      </w:r>
+      <w:r>
+        <w:rPr>
+          <w:rFonts w:ascii="Calibri" w:hAnsi="Calibri"/>
+          <w:color w:val="1E293B"/>
+          <w:sz w:val="21"/>
+        </w:rPr>
+        <w:t xml:space="preserve"> khám phá ngay nhịp sống phố thị qua danh sách </w:t>
+      </w:r>
+      <w:r>
+        <w:rPr>
+          <w:rFonts w:ascii="Calibri" w:hAnsi="Calibri"/>
+          <w:color w:val="1E293B"/>
+          <w:sz w:val="21"/>
+        </w:rPr>
+        <w:t>địa điểm nổi tiếng quanh Bến Thành</w:t>
+      </w:r>
+      <w:r>
+        <w:rPr>
+          <w:rFonts w:ascii="Calibri" w:hAnsi="Calibri"/>
+          <w:color w:val="1E293B"/>
+          <w:sz w:val="21"/>
+        </w:rPr>
+        <w:t>.</w:t>
+      </w:r>
+      <w:r>
+        <w:rPr>
+          <w:rFonts w:ascii="Calibri" w:hAnsi="Calibri"/>
+          <w:color w:val="1E293B"/>
+          <w:sz w:val="21"/>
+        </w:rPr>
+      </w:r>
+      <w:r>
+        <w:rPr>
+          <w:rFonts w:ascii="Calibri" w:hAnsi="Calibri"/>
+          <w:color w:val="1E293B"/>
+          <w:sz w:val="21"/>
+        </w:rPr>
+        <w:br/>
+        <w:t xml:space="preserve">- </w:t>
+      </w:r>
+      <w:r>
+        <w:rPr>
+          <w:rFonts w:ascii="Calibri" w:hAnsi="Calibri"/>
+          <w:b/>
+          <w:color w:val="1E293B"/>
+          <w:sz w:val="21"/>
+        </w:rPr>
+        <w:t>Đổi ngoại tệ chợ Bến Thành Hà Tâm:</w:t>
+      </w:r>
+      <w:r>
+        <w:rPr>
+          <w:rFonts w:ascii="Calibri" w:hAnsi="Calibri"/>
+          <w:color w:val="1E293B"/>
+          <w:sz w:val="21"/>
+        </w:rPr>
+        <w:t xml:space="preserve"> đổi tiền mặt với tỷ giá tốt hơn tại trung tâm theo bài </w:t>
+      </w:r>
+      <w:r>
+        <w:rPr>
+          <w:rFonts w:ascii="Calibri" w:hAnsi="Calibri"/>
+          <w:color w:val="1E293B"/>
+          <w:sz w:val="21"/>
+        </w:rPr>
+        <w:t>đổi ngoại tệ chợ Bến Thành Hà Tâm</w:t>
+      </w:r>
+      <w:r>
+        <w:rPr>
+          <w:rFonts w:ascii="Calibri" w:hAnsi="Calibri"/>
+          <w:color w:val="1E293B"/>
+          <w:sz w:val="21"/>
+        </w:rPr>
+        <w:t>.</w:t>
+      </w:r>
+      <w:r>
+        <w:rPr>
+          <w:rFonts w:ascii="Calibri" w:hAnsi="Calibri"/>
+          <w:color w:val="1E293B"/>
+          <w:sz w:val="21"/>
+        </w:rPr>
+      </w:r>
+      <w:r>
+        <w:rPr>
+          <w:rFonts w:ascii="Calibri" w:hAnsi="Calibri"/>
+          <w:color w:val="1E293B"/>
+          <w:sz w:val="21"/>
+        </w:rPr>
+        <w:br/>
+        <w:t xml:space="preserve">- </w:t>
+      </w:r>
+      <w:r>
+        <w:rPr>
+          <w:rFonts w:ascii="Calibri" w:hAnsi="Calibri"/>
+          <w:b/>
+          <w:color w:val="1E293B"/>
+          <w:sz w:val="21"/>
+        </w:rPr>
+        <w:t>Cảnh báo lừa đảo chặt chém:</w:t>
+      </w:r>
+      <w:r>
+        <w:rPr>
+          <w:rFonts w:ascii="Calibri" w:hAnsi="Calibri"/>
+          <w:color w:val="1E293B"/>
+          <w:sz w:val="21"/>
+        </w:rPr>
+        <w:t xml:space="preserve"> cảnh giác với taxi gian lận giá cước theo </w:t>
+      </w:r>
+      <w:r>
+        <w:rPr>
+          <w:rFonts w:ascii="Calibri" w:hAnsi="Calibri"/>
+          <w:color w:val="1E293B"/>
+          <w:sz w:val="21"/>
+        </w:rPr>
+        <w:t>cảnh báo lừa đảo chặt chém tại chợ Bến Thành</w:t>
+      </w:r>
+      <w:r>
+        <w:rPr>
+          <w:rFonts w:ascii="Calibri" w:hAnsi="Calibri"/>
+          <w:color w:val="1E293B"/>
+          <w:sz w:val="21"/>
+        </w:rPr>
+        <w:t>.</w:t>
+      </w:r>
+      <w:r>
+        <w:rPr>
+          <w:rFonts w:ascii="Calibri" w:hAnsi="Calibri"/>
+          <w:color w:val="1E293B"/>
+          <w:sz w:val="21"/>
+        </w:rPr>
+      </w:r>
+      <w:r>
+        <w:rPr>
+          <w:rFonts w:ascii="Calibri" w:hAnsi="Calibri"/>
+          <w:color w:val="1E293B"/>
+          <w:sz w:val="21"/>
+        </w:rPr>
+        <w:br/>
+        <w:t xml:space="preserve">- </w:t>
+      </w:r>
+      <w:r>
+        <w:rPr>
+          <w:rFonts w:ascii="Calibri" w:hAnsi="Calibri"/>
+          <w:b/>
+          <w:color w:val="1E293B"/>
+          <w:sz w:val="21"/>
+        </w:rPr>
+        <w:t>Dịch vụ tour riêng tailor-made:</w:t>
+      </w:r>
+      <w:r>
+        <w:rPr>
+          <w:rFonts w:ascii="Calibri" w:hAnsi="Calibri"/>
+          <w:color w:val="1E293B"/>
+          <w:sz w:val="21"/>
+        </w:rPr>
+        <w:t xml:space="preserve"> đặt dịch vụ xe đưa đón VIP riêng tư và thiết kế lịch trình tại </w:t>
+      </w:r>
+      <w:r>
+        <w:rPr>
+          <w:rFonts w:ascii="Calibri" w:hAnsi="Calibri"/>
+          <w:color w:val="1E293B"/>
+          <w:sz w:val="21"/>
+        </w:rPr>
+        <w:t>dịch vụ tour riêng tailor-made</w:t>
+      </w:r>
+      <w:r>
+        <w:rPr>
+          <w:rFonts w:ascii="Calibri" w:hAnsi="Calibri"/>
+          <w:color w:val="1E293B"/>
+          <w:sz w:val="21"/>
+        </w:rPr>
+        <w:t>.</w:t>
       </w:r>
     </w:p>
     <w:sectPr>
